--- a/Temas EB/Tema 1/Apuntes/Tema 1 2627_maquetado.docx
+++ b/Temas EB/Tema 1/Apuntes/Tema 1 2627_maquetado.docx
@@ -132,6 +132,8 @@
     <w:p>
       <w:pPr>
         <w:pStyle w:val="Heading1"/>
+        <w:keepNext/>
+        <w:spacing w:before="520" w:after="120"/>
         <w:jc w:val="left"/>
       </w:pPr>
       <w:r>
@@ -213,6 +215,8 @@
     <w:p>
       <w:pPr>
         <w:pStyle w:val="Heading2"/>
+        <w:keepNext/>
+        <w:spacing w:before="360" w:after="100"/>
         <w:jc w:val="left"/>
       </w:pPr>
       <w:r>
@@ -607,6 +611,8 @@
     <w:p>
       <w:pPr>
         <w:pStyle w:val="Heading2"/>
+        <w:keepNext/>
+        <w:spacing w:before="360" w:after="100"/>
         <w:jc w:val="left"/>
       </w:pPr>
       <w:r>
@@ -1055,6 +1061,8 @@
     <w:p>
       <w:pPr>
         <w:pStyle w:val="Heading3"/>
+        <w:keepNext/>
+        <w:spacing w:before="240" w:after="60"/>
         <w:jc w:val="left"/>
       </w:pPr>
       <w:r>
@@ -1837,6 +1845,8 @@
     <w:p>
       <w:pPr>
         <w:pStyle w:val="Heading3"/>
+        <w:keepNext/>
+        <w:spacing w:before="240" w:after="60"/>
         <w:jc w:val="left"/>
       </w:pPr>
       <w:r>
@@ -1987,6 +1997,8 @@
     <w:p>
       <w:pPr>
         <w:pStyle w:val="Heading3"/>
+        <w:keepNext/>
+        <w:spacing w:before="240" w:after="60"/>
         <w:jc w:val="left"/>
       </w:pPr>
       <w:r>
@@ -2592,6 +2604,8 @@
     <w:p>
       <w:pPr>
         <w:pStyle w:val="Heading1"/>
+        <w:keepNext/>
+        <w:spacing w:before="520" w:after="120"/>
         <w:jc w:val="left"/>
       </w:pPr>
       <w:r>
@@ -2673,6 +2687,8 @@
     <w:p>
       <w:pPr>
         <w:pStyle w:val="Heading2"/>
+        <w:keepNext/>
+        <w:spacing w:before="360" w:after="100"/>
         <w:jc w:val="left"/>
       </w:pPr>
       <w:r>
@@ -3651,6 +3667,8 @@
     <w:p>
       <w:pPr>
         <w:pStyle w:val="Heading2"/>
+        <w:keepNext/>
+        <w:spacing w:before="360" w:after="100"/>
         <w:jc w:val="left"/>
       </w:pPr>
       <w:r>
@@ -4002,6 +4020,8 @@
     <w:p>
       <w:pPr>
         <w:pStyle w:val="Heading3"/>
+        <w:keepNext/>
+        <w:spacing w:before="240" w:after="60"/>
         <w:jc w:val="left"/>
       </w:pPr>
       <w:r>
@@ -4174,6 +4194,8 @@
     <w:p>
       <w:pPr>
         <w:pStyle w:val="Heading3"/>
+        <w:keepNext/>
+        <w:spacing w:before="240" w:after="60"/>
         <w:jc w:val="left"/>
       </w:pPr>
       <w:r>
@@ -4431,6 +4453,8 @@
     <w:p>
       <w:pPr>
         <w:pStyle w:val="Heading2"/>
+        <w:keepNext/>
+        <w:spacing w:before="360" w:after="100"/>
         <w:jc w:val="left"/>
       </w:pPr>
       <w:r>
@@ -4674,6 +4698,8 @@
     <w:p>
       <w:pPr>
         <w:pStyle w:val="Heading1"/>
+        <w:keepNext/>
+        <w:spacing w:before="520" w:after="120"/>
         <w:jc w:val="left"/>
       </w:pPr>
       <w:r>
@@ -4755,6 +4781,8 @@
     <w:p>
       <w:pPr>
         <w:pStyle w:val="Heading2"/>
+        <w:keepNext/>
+        <w:spacing w:before="360" w:after="100"/>
         <w:jc w:val="left"/>
       </w:pPr>
       <w:r>
@@ -5103,6 +5131,8 @@
     <w:p>
       <w:pPr>
         <w:pStyle w:val="Heading2"/>
+        <w:keepNext/>
+        <w:spacing w:before="360" w:after="100"/>
         <w:jc w:val="left"/>
       </w:pPr>
       <w:r>
@@ -5376,6 +5406,8 @@
     <w:p>
       <w:pPr>
         <w:pStyle w:val="Heading2"/>
+        <w:keepNext/>
+        <w:spacing w:before="360" w:after="100"/>
         <w:jc w:val="left"/>
       </w:pPr>
       <w:r>
@@ -5702,6 +5734,8 @@
     <w:p>
       <w:pPr>
         <w:pStyle w:val="Heading2"/>
+        <w:keepNext/>
+        <w:spacing w:before="360" w:after="100"/>
         <w:jc w:val="left"/>
       </w:pPr>
       <w:r>
@@ -6356,6 +6390,8 @@
     <w:p>
       <w:pPr>
         <w:pStyle w:val="Heading1"/>
+        <w:keepNext/>
+        <w:spacing w:before="520" w:after="120"/>
         <w:jc w:val="left"/>
       </w:pPr>
       <w:r>
@@ -6482,6 +6518,8 @@
     <w:p>
       <w:pPr>
         <w:pStyle w:val="Heading2"/>
+        <w:keepNext/>
+        <w:spacing w:before="360" w:after="100"/>
         <w:jc w:val="left"/>
       </w:pPr>
       <w:r>
@@ -6497,6 +6535,8 @@
     <w:p>
       <w:pPr>
         <w:pStyle w:val="Heading3"/>
+        <w:keepNext/>
+        <w:spacing w:before="240" w:after="60"/>
         <w:jc w:val="left"/>
       </w:pPr>
       <w:r>
@@ -6830,6 +6870,8 @@
     <w:p>
       <w:pPr>
         <w:pStyle w:val="Heading3"/>
+        <w:keepNext/>
+        <w:spacing w:before="240" w:after="60"/>
         <w:jc w:val="left"/>
       </w:pPr>
       <w:r>
@@ -7406,6 +7448,8 @@
     <w:p>
       <w:pPr>
         <w:pStyle w:val="Heading2"/>
+        <w:keepNext/>
+        <w:spacing w:before="360" w:after="100"/>
         <w:jc w:val="left"/>
       </w:pPr>
       <w:r>
@@ -7421,6 +7465,8 @@
     <w:p>
       <w:pPr>
         <w:pStyle w:val="Heading3"/>
+        <w:keepNext/>
+        <w:spacing w:before="240" w:after="60"/>
         <w:jc w:val="left"/>
       </w:pPr>
       <w:r>
@@ -7974,6 +8020,8 @@
     <w:p>
       <w:pPr>
         <w:pStyle w:val="Heading3"/>
+        <w:keepNext/>
+        <w:spacing w:before="240" w:after="60"/>
         <w:jc w:val="left"/>
       </w:pPr>
       <w:r>
@@ -8158,6 +8206,8 @@
     <w:p>
       <w:pPr>
         <w:pStyle w:val="Heading3"/>
+        <w:keepNext/>
+        <w:spacing w:before="240" w:after="60"/>
         <w:jc w:val="left"/>
       </w:pPr>
       <w:r>
@@ -8479,6 +8529,8 @@
     <w:p>
       <w:pPr>
         <w:pStyle w:val="Heading2"/>
+        <w:keepNext/>
+        <w:spacing w:before="360" w:after="100"/>
         <w:jc w:val="left"/>
       </w:pPr>
       <w:r>
@@ -8676,6 +8728,8 @@
     <w:p>
       <w:pPr>
         <w:pStyle w:val="Heading2"/>
+        <w:keepNext/>
+        <w:spacing w:before="360" w:after="100"/>
         <w:jc w:val="left"/>
       </w:pPr>
       <w:r>
@@ -9191,6 +9245,8 @@
     <w:p>
       <w:pPr>
         <w:pStyle w:val="Heading1"/>
+        <w:keepNext/>
+        <w:spacing w:before="520" w:after="120"/>
         <w:jc w:val="left"/>
       </w:pPr>
       <w:r>
@@ -9287,6 +9343,8 @@
     <w:p>
       <w:pPr>
         <w:pStyle w:val="Heading2"/>
+        <w:keepNext/>
+        <w:spacing w:before="360" w:after="100"/>
         <w:jc w:val="left"/>
       </w:pPr>
       <w:r>
@@ -9410,6 +9468,8 @@
     <w:p>
       <w:pPr>
         <w:pStyle w:val="Heading2"/>
+        <w:keepNext/>
+        <w:spacing w:before="360" w:after="100"/>
         <w:jc w:val="left"/>
       </w:pPr>
       <w:r>
@@ -9705,6 +9765,8 @@
     <w:p>
       <w:pPr>
         <w:pStyle w:val="Heading2"/>
+        <w:keepNext/>
+        <w:spacing w:before="360" w:after="100"/>
         <w:jc w:val="left"/>
       </w:pPr>
       <w:r>
@@ -9936,6 +9998,8 @@
     <w:p>
       <w:pPr>
         <w:pStyle w:val="Heading2"/>
+        <w:keepNext/>
+        <w:spacing w:before="360" w:after="100"/>
         <w:jc w:val="left"/>
       </w:pPr>
       <w:r>
@@ -10209,6 +10273,8 @@
     <w:p>
       <w:pPr>
         <w:pStyle w:val="Heading1"/>
+        <w:keepNext/>
+        <w:spacing w:before="520" w:after="120"/>
         <w:jc w:val="left"/>
       </w:pPr>
       <w:r>
@@ -10290,6 +10356,8 @@
     <w:p>
       <w:pPr>
         <w:pStyle w:val="Heading2"/>
+        <w:keepNext/>
+        <w:spacing w:before="360" w:after="100"/>
         <w:jc w:val="left"/>
       </w:pPr>
       <w:r>
@@ -10498,6 +10566,8 @@
     <w:p>
       <w:pPr>
         <w:pStyle w:val="Heading2"/>
+        <w:keepNext/>
+        <w:spacing w:before="360" w:after="100"/>
         <w:jc w:val="left"/>
       </w:pPr>
       <w:r>
@@ -10878,6 +10948,8 @@
     <w:p>
       <w:pPr>
         <w:pStyle w:val="Heading2"/>
+        <w:keepNext/>
+        <w:spacing w:before="360" w:after="100"/>
         <w:jc w:val="left"/>
       </w:pPr>
       <w:r>
@@ -11196,6 +11268,8 @@
     <w:p>
       <w:pPr>
         <w:pStyle w:val="Heading2"/>
+        <w:keepNext/>
+        <w:spacing w:before="360" w:after="100"/>
         <w:jc w:val="left"/>
       </w:pPr>
       <w:r>
@@ -11679,6 +11753,8 @@
     <w:p>
       <w:pPr>
         <w:pStyle w:val="Heading2"/>
+        <w:keepNext/>
+        <w:spacing w:before="360" w:after="100"/>
         <w:jc w:val="left"/>
       </w:pPr>
       <w:r>
@@ -12195,6 +12271,948 @@
       </w:r>
     </w:p>
     <w:p>
+      <w:r>
+        <w:br w:type="page"/>
+      </w:r>
+    </w:p>
+    <w:tbl>
+      <w:tblPr>
+        <w:tblW w:type="auto" w:w="0"/>
+        <w:jc w:val="center"/>
+        <w:tblLayout w:type="fixed"/>
+        <w:tblLook w:firstColumn="1" w:firstRow="1" w:lastColumn="0" w:lastRow="0" w:noHBand="0" w:noVBand="1" w:val="04A0"/>
+      </w:tblPr>
+      <w:tblGrid>
+        <w:gridCol w:w="9418"/>
+      </w:tblGrid>
+      <w:tr>
+        <w:tc>
+          <w:tcPr>
+            <w:tcW w:type="dxa" w:w="9360"/>
+            <w:shd w:val="clear" w:color="auto" w:fill="E1F6EA"/>
+            <w:tcMar>
+              <w:top w:w="160" w:type="dxa"/>
+              <w:left w:w="200" w:type="dxa"/>
+              <w:bottom w:w="160" w:type="dxa"/>
+              <w:right w:w="160" w:type="dxa"/>
+            </w:tcMar>
+            <w:tcBorders>
+              <w:top w:val="none"/>
+              <w:left w:val="single" w:sz="26" w:space="0" w:color="76927A"/>
+              <w:bottom w:val="none"/>
+              <w:right w:val="none"/>
+            </w:tcBorders>
+          </w:tcPr>
+          <w:p>
+            <w:pPr>
+              <w:spacing w:before="0" w:after="120"/>
+              <w:jc w:val="left"/>
+            </w:pPr>
+            <w:r>
+              <w:rPr>
+                <w:rFonts w:ascii="Poppins" w:hAnsi="Poppins"/>
+                <w:b/>
+                <w:color w:val="566B56"/>
+                <w:sz w:val="22"/>
+              </w:rPr>
+              <w:t>💡  CONCEPTOS CLAVE DEL TEMA 1 COMPLETO</w:t>
+              <w:br/>
+            </w:r>
+          </w:p>
+          <w:p>
+            <w:pPr>
+              <w:spacing w:before="0" w:after="40" w:line="276" w:lineRule="auto"/>
+              <w:ind w:left="360" w:hanging="216"/>
+              <w:jc w:val="both"/>
+            </w:pPr>
+            <w:r>
+              <w:rPr>
+                <w:rFonts w:ascii="Calibri" w:hAnsi="Calibri"/>
+                <w:b/>
+                <w:color w:val="76927A"/>
+              </w:rPr>
+              <w:t xml:space="preserve">• </w:t>
+            </w:r>
+            <w:r>
+              <w:rPr>
+                <w:rFonts w:ascii="Calibri" w:hAnsi="Calibri"/>
+                <w:b/>
+                <w:color w:val="566B56"/>
+              </w:rPr>
+              <w:t xml:space="preserve">Mercado de trabajo: </w:t>
+            </w:r>
+            <w:r>
+              <w:rPr>
+                <w:rFonts w:ascii="Calibri" w:hAnsi="Calibri"/>
+                <w:color w:val="2F3A30"/>
+                <w:sz w:val="19"/>
+              </w:rPr>
+              <w:t>Ámbito de interacción entre oferta y demanda laboral</w:t>
+            </w:r>
+          </w:p>
+          <w:p>
+            <w:pPr>
+              <w:spacing w:before="60" w:after="40" w:line="276" w:lineRule="auto"/>
+              <w:ind w:left="360" w:hanging="216"/>
+              <w:jc w:val="both"/>
+            </w:pPr>
+            <w:r>
+              <w:rPr>
+                <w:rFonts w:ascii="Calibri" w:hAnsi="Calibri"/>
+                <w:b/>
+                <w:color w:val="76927A"/>
+              </w:rPr>
+              <w:t xml:space="preserve">• </w:t>
+            </w:r>
+            <w:r>
+              <w:rPr>
+                <w:rFonts w:ascii="Calibri" w:hAnsi="Calibri"/>
+                <w:b/>
+                <w:color w:val="566B56"/>
+              </w:rPr>
+              <w:t xml:space="preserve">Población activa: </w:t>
+            </w:r>
+            <w:r>
+              <w:rPr>
+                <w:rFonts w:ascii="Calibri" w:hAnsi="Calibri"/>
+                <w:color w:val="2F3A30"/>
+                <w:sz w:val="19"/>
+              </w:rPr>
+              <w:t>Ocupados + desempleados que buscan empleo</w:t>
+            </w:r>
+          </w:p>
+          <w:p>
+            <w:pPr>
+              <w:spacing w:before="60" w:after="40" w:line="276" w:lineRule="auto"/>
+              <w:ind w:left="360" w:hanging="216"/>
+              <w:jc w:val="both"/>
+            </w:pPr>
+            <w:r>
+              <w:rPr>
+                <w:rFonts w:ascii="Calibri" w:hAnsi="Calibri"/>
+                <w:b/>
+                <w:color w:val="76927A"/>
+              </w:rPr>
+              <w:t xml:space="preserve">• </w:t>
+            </w:r>
+            <w:r>
+              <w:rPr>
+                <w:rFonts w:ascii="Calibri" w:hAnsi="Calibri"/>
+                <w:b/>
+                <w:color w:val="566B56"/>
+              </w:rPr>
+              <w:t xml:space="preserve">Tasa de actividad: </w:t>
+            </w:r>
+            <w:r>
+              <w:rPr>
+                <w:rFonts w:ascii="Calibri" w:hAnsi="Calibri"/>
+                <w:color w:val="2F3A30"/>
+                <w:sz w:val="19"/>
+              </w:rPr>
+              <w:t>Proporción de población que participa en el mercado laboral</w:t>
+            </w:r>
+          </w:p>
+          <w:p>
+            <w:pPr>
+              <w:spacing w:before="60" w:after="40" w:line="276" w:lineRule="auto"/>
+              <w:ind w:left="360" w:hanging="216"/>
+              <w:jc w:val="both"/>
+            </w:pPr>
+            <w:r>
+              <w:rPr>
+                <w:rFonts w:ascii="Calibri" w:hAnsi="Calibri"/>
+                <w:b/>
+                <w:color w:val="76927A"/>
+              </w:rPr>
+              <w:t xml:space="preserve">• </w:t>
+            </w:r>
+            <w:r>
+              <w:rPr>
+                <w:rFonts w:ascii="Calibri" w:hAnsi="Calibri"/>
+                <w:b/>
+                <w:color w:val="566B56"/>
+              </w:rPr>
+              <w:t xml:space="preserve">Tasa de desempleo: </w:t>
+            </w:r>
+            <w:r>
+              <w:rPr>
+                <w:rFonts w:ascii="Calibri" w:hAnsi="Calibri"/>
+                <w:color w:val="2F3A30"/>
+                <w:sz w:val="19"/>
+              </w:rPr>
+              <w:t>Proporción de población activa sin empleo que busca trabajo</w:t>
+            </w:r>
+          </w:p>
+          <w:p>
+            <w:pPr>
+              <w:spacing w:before="60" w:after="40" w:line="276" w:lineRule="auto"/>
+              <w:ind w:left="360" w:hanging="216"/>
+              <w:jc w:val="both"/>
+            </w:pPr>
+            <w:r>
+              <w:rPr>
+                <w:rFonts w:ascii="Calibri" w:hAnsi="Calibri"/>
+                <w:b/>
+                <w:color w:val="76927A"/>
+              </w:rPr>
+              <w:t xml:space="preserve">• </w:t>
+            </w:r>
+            <w:r>
+              <w:rPr>
+                <w:rFonts w:ascii="Calibri" w:hAnsi="Calibri"/>
+                <w:b/>
+                <w:color w:val="566B56"/>
+              </w:rPr>
+              <w:t xml:space="preserve">Tasa de empleo: </w:t>
+            </w:r>
+            <w:r>
+              <w:rPr>
+                <w:rFonts w:ascii="Calibri" w:hAnsi="Calibri"/>
+                <w:color w:val="2F3A30"/>
+                <w:sz w:val="19"/>
+              </w:rPr>
+              <w:t>Proporción de población en edad de trabajar que está empleada</w:t>
+            </w:r>
+          </w:p>
+          <w:p>
+            <w:pPr>
+              <w:spacing w:before="60" w:after="40" w:line="276" w:lineRule="auto"/>
+              <w:ind w:left="360" w:hanging="216"/>
+              <w:jc w:val="both"/>
+            </w:pPr>
+            <w:r>
+              <w:rPr>
+                <w:rFonts w:ascii="Calibri" w:hAnsi="Calibri"/>
+                <w:b/>
+                <w:color w:val="76927A"/>
+              </w:rPr>
+              <w:t xml:space="preserve">• </w:t>
+            </w:r>
+            <w:r>
+              <w:rPr>
+                <w:rFonts w:ascii="Calibri" w:hAnsi="Calibri"/>
+                <w:b/>
+                <w:color w:val="566B56"/>
+              </w:rPr>
+              <w:t xml:space="preserve">PIB: </w:t>
+            </w:r>
+            <w:r>
+              <w:rPr>
+                <w:rFonts w:ascii="Calibri" w:hAnsi="Calibri"/>
+                <w:color w:val="2F3A30"/>
+                <w:sz w:val="19"/>
+              </w:rPr>
+              <w:t>Valor monetario total de bienes y servicios finales producidos en un país</w:t>
+            </w:r>
+          </w:p>
+          <w:p>
+            <w:pPr>
+              <w:spacing w:before="60" w:after="40" w:line="276" w:lineRule="auto"/>
+              <w:ind w:left="360" w:hanging="216"/>
+              <w:jc w:val="both"/>
+            </w:pPr>
+            <w:r>
+              <w:rPr>
+                <w:rFonts w:ascii="Calibri" w:hAnsi="Calibri"/>
+                <w:b/>
+                <w:color w:val="76927A"/>
+              </w:rPr>
+              <w:t xml:space="preserve">• </w:t>
+            </w:r>
+            <w:r>
+              <w:rPr>
+                <w:rFonts w:ascii="Calibri" w:hAnsi="Calibri"/>
+                <w:b/>
+                <w:color w:val="566B56"/>
+              </w:rPr>
+              <w:t xml:space="preserve">Valor Añadido Bruto (VAB): </w:t>
+            </w:r>
+            <w:r>
+              <w:rPr>
+                <w:rFonts w:ascii="Calibri" w:hAnsi="Calibri"/>
+                <w:color w:val="2F3A30"/>
+                <w:sz w:val="19"/>
+              </w:rPr>
+              <w:t>Valor agregado en cada etapa de producción</w:t>
+            </w:r>
+          </w:p>
+          <w:p>
+            <w:pPr>
+              <w:spacing w:before="60" w:after="40" w:line="276" w:lineRule="auto"/>
+              <w:ind w:left="360" w:hanging="216"/>
+              <w:jc w:val="both"/>
+            </w:pPr>
+            <w:r>
+              <w:rPr>
+                <w:rFonts w:ascii="Calibri" w:hAnsi="Calibri"/>
+                <w:b/>
+                <w:color w:val="76927A"/>
+              </w:rPr>
+              <w:t xml:space="preserve">• </w:t>
+            </w:r>
+            <w:r>
+              <w:rPr>
+                <w:rFonts w:ascii="Calibri" w:hAnsi="Calibri"/>
+                <w:b/>
+                <w:color w:val="566B56"/>
+              </w:rPr>
+              <w:t xml:space="preserve">Productividad: </w:t>
+            </w:r>
+            <w:r>
+              <w:rPr>
+                <w:rFonts w:ascii="Calibri" w:hAnsi="Calibri"/>
+                <w:color w:val="2F3A30"/>
+                <w:sz w:val="19"/>
+              </w:rPr>
+              <w:t>Eficiencia en el uso de factores productivos</w:t>
+            </w:r>
+          </w:p>
+          <w:p>
+            <w:pPr>
+              <w:spacing w:before="60" w:after="40" w:line="276" w:lineRule="auto"/>
+              <w:ind w:left="360" w:hanging="216"/>
+              <w:jc w:val="both"/>
+            </w:pPr>
+            <w:r>
+              <w:rPr>
+                <w:rFonts w:ascii="Calibri" w:hAnsi="Calibri"/>
+                <w:b/>
+                <w:color w:val="76927A"/>
+              </w:rPr>
+              <w:t xml:space="preserve">• </w:t>
+            </w:r>
+            <w:r>
+              <w:rPr>
+                <w:rFonts w:ascii="Calibri" w:hAnsi="Calibri"/>
+                <w:b/>
+                <w:color w:val="566B56"/>
+              </w:rPr>
+              <w:t xml:space="preserve">Productividad laboral: </w:t>
+            </w:r>
+            <w:r>
+              <w:rPr>
+                <w:rFonts w:ascii="Calibri" w:hAnsi="Calibri"/>
+                <w:color w:val="2F3A30"/>
+                <w:sz w:val="19"/>
+              </w:rPr>
+              <w:t>Relación entre producción y factor trabajo</w:t>
+            </w:r>
+          </w:p>
+          <w:p>
+            <w:pPr>
+              <w:spacing w:before="60" w:after="40" w:line="276" w:lineRule="auto"/>
+              <w:ind w:left="360" w:hanging="216"/>
+              <w:jc w:val="both"/>
+            </w:pPr>
+            <w:r>
+              <w:rPr>
+                <w:rFonts w:ascii="Calibri" w:hAnsi="Calibri"/>
+                <w:b/>
+                <w:color w:val="76927A"/>
+              </w:rPr>
+              <w:t xml:space="preserve">• </w:t>
+            </w:r>
+            <w:r>
+              <w:rPr>
+                <w:rFonts w:ascii="Calibri" w:hAnsi="Calibri"/>
+                <w:b/>
+                <w:color w:val="566B56"/>
+              </w:rPr>
+              <w:t xml:space="preserve">Capital humano: </w:t>
+            </w:r>
+            <w:r>
+              <w:rPr>
+                <w:rFonts w:ascii="Calibri" w:hAnsi="Calibri"/>
+                <w:color w:val="2F3A30"/>
+                <w:sz w:val="19"/>
+              </w:rPr>
+              <w:t>Formación, experiencia y habilidades de los trabajadores</w:t>
+            </w:r>
+          </w:p>
+          <w:p>
+            <w:pPr>
+              <w:spacing w:before="60" w:after="40" w:line="276" w:lineRule="auto"/>
+              <w:ind w:left="360" w:hanging="216"/>
+              <w:jc w:val="both"/>
+            </w:pPr>
+            <w:r>
+              <w:rPr>
+                <w:rFonts w:ascii="Calibri" w:hAnsi="Calibri"/>
+                <w:b/>
+                <w:color w:val="76927A"/>
+              </w:rPr>
+              <w:t xml:space="preserve">• </w:t>
+            </w:r>
+            <w:r>
+              <w:rPr>
+                <w:rFonts w:ascii="Calibri" w:hAnsi="Calibri"/>
+                <w:b/>
+                <w:color w:val="566B56"/>
+              </w:rPr>
+              <w:t xml:space="preserve">Oferta de trabajo: </w:t>
+            </w:r>
+            <w:r>
+              <w:rPr>
+                <w:rFonts w:ascii="Calibri" w:hAnsi="Calibri"/>
+                <w:color w:val="2F3A30"/>
+                <w:sz w:val="19"/>
+              </w:rPr>
+              <w:t>Cantidad de trabajo que los individuos están dispuestos a ofrecer</w:t>
+            </w:r>
+          </w:p>
+          <w:p>
+            <w:pPr>
+              <w:spacing w:before="60" w:after="40" w:line="276" w:lineRule="auto"/>
+              <w:ind w:left="360" w:hanging="216"/>
+              <w:jc w:val="both"/>
+            </w:pPr>
+            <w:r>
+              <w:rPr>
+                <w:rFonts w:ascii="Calibri" w:hAnsi="Calibri"/>
+                <w:b/>
+                <w:color w:val="76927A"/>
+              </w:rPr>
+              <w:t xml:space="preserve">• </w:t>
+            </w:r>
+            <w:r>
+              <w:rPr>
+                <w:rFonts w:ascii="Calibri" w:hAnsi="Calibri"/>
+                <w:b/>
+                <w:color w:val="566B56"/>
+              </w:rPr>
+              <w:t xml:space="preserve">Demanda de trabajo: </w:t>
+            </w:r>
+            <w:r>
+              <w:rPr>
+                <w:rFonts w:ascii="Calibri" w:hAnsi="Calibri"/>
+                <w:color w:val="2F3A30"/>
+                <w:sz w:val="19"/>
+              </w:rPr>
+              <w:t>Cantidad de trabajo que las empresas desean contratar</w:t>
+            </w:r>
+          </w:p>
+          <w:p>
+            <w:pPr>
+              <w:spacing w:before="60" w:after="40" w:line="276" w:lineRule="auto"/>
+              <w:ind w:left="360" w:hanging="216"/>
+              <w:jc w:val="both"/>
+            </w:pPr>
+            <w:r>
+              <w:rPr>
+                <w:rFonts w:ascii="Calibri" w:hAnsi="Calibri"/>
+                <w:b/>
+                <w:color w:val="76927A"/>
+              </w:rPr>
+              <w:t xml:space="preserve">• </w:t>
+            </w:r>
+            <w:r>
+              <w:rPr>
+                <w:rFonts w:ascii="Calibri" w:hAnsi="Calibri"/>
+                <w:b/>
+                <w:color w:val="566B56"/>
+              </w:rPr>
+              <w:t xml:space="preserve">Efecto sustitución: </w:t>
+            </w:r>
+            <w:r>
+              <w:rPr>
+                <w:rFonts w:ascii="Calibri" w:hAnsi="Calibri"/>
+                <w:color w:val="2F3A30"/>
+                <w:sz w:val="19"/>
+              </w:rPr>
+              <w:t>Aumento de oferta laboral ante subidas salariales (salarios bajos)</w:t>
+            </w:r>
+          </w:p>
+          <w:p>
+            <w:pPr>
+              <w:spacing w:before="60" w:after="40" w:line="276" w:lineRule="auto"/>
+              <w:ind w:left="360" w:hanging="216"/>
+              <w:jc w:val="both"/>
+            </w:pPr>
+            <w:r>
+              <w:rPr>
+                <w:rFonts w:ascii="Calibri" w:hAnsi="Calibri"/>
+                <w:b/>
+                <w:color w:val="76927A"/>
+              </w:rPr>
+              <w:t xml:space="preserve">• </w:t>
+            </w:r>
+            <w:r>
+              <w:rPr>
+                <w:rFonts w:ascii="Calibri" w:hAnsi="Calibri"/>
+                <w:b/>
+                <w:color w:val="566B56"/>
+              </w:rPr>
+              <w:t xml:space="preserve">Efecto renta: </w:t>
+            </w:r>
+            <w:r>
+              <w:rPr>
+                <w:rFonts w:ascii="Calibri" w:hAnsi="Calibri"/>
+                <w:color w:val="2F3A30"/>
+                <w:sz w:val="19"/>
+              </w:rPr>
+              <w:t>Disminución de oferta laboral ante subidas salariales (salarios altos)</w:t>
+            </w:r>
+          </w:p>
+          <w:p>
+            <w:pPr>
+              <w:spacing w:before="60" w:after="40" w:line="276" w:lineRule="auto"/>
+              <w:ind w:left="360" w:hanging="216"/>
+              <w:jc w:val="both"/>
+            </w:pPr>
+            <w:r>
+              <w:rPr>
+                <w:rFonts w:ascii="Calibri" w:hAnsi="Calibri"/>
+                <w:b/>
+                <w:color w:val="76927A"/>
+              </w:rPr>
+              <w:t xml:space="preserve">• </w:t>
+            </w:r>
+            <w:r>
+              <w:rPr>
+                <w:rFonts w:ascii="Calibri" w:hAnsi="Calibri"/>
+                <w:b/>
+                <w:color w:val="566B56"/>
+              </w:rPr>
+              <w:t xml:space="preserve">Negociación colectiva: </w:t>
+            </w:r>
+            <w:r>
+              <w:rPr>
+                <w:rFonts w:ascii="Calibri" w:hAnsi="Calibri"/>
+                <w:color w:val="2F3A30"/>
+                <w:sz w:val="19"/>
+              </w:rPr>
+              <w:t>Proceso de negociación entre empleadores y sindicatos</w:t>
+            </w:r>
+          </w:p>
+          <w:p>
+            <w:pPr>
+              <w:spacing w:before="60" w:after="40" w:line="276" w:lineRule="auto"/>
+              <w:ind w:left="360" w:hanging="216"/>
+              <w:jc w:val="both"/>
+            </w:pPr>
+            <w:r>
+              <w:rPr>
+                <w:rFonts w:ascii="Calibri" w:hAnsi="Calibri"/>
+                <w:b/>
+                <w:color w:val="76927A"/>
+              </w:rPr>
+              <w:t xml:space="preserve">• </w:t>
+            </w:r>
+            <w:r>
+              <w:rPr>
+                <w:rFonts w:ascii="Calibri" w:hAnsi="Calibri"/>
+                <w:b/>
+                <w:color w:val="566B56"/>
+              </w:rPr>
+              <w:t xml:space="preserve">Salario de reserva: </w:t>
+            </w:r>
+            <w:r>
+              <w:rPr>
+                <w:rFonts w:ascii="Calibri" w:hAnsi="Calibri"/>
+                <w:color w:val="2F3A30"/>
+                <w:sz w:val="19"/>
+              </w:rPr>
+              <w:t>Salario mínimo aceptable por los trabajadores</w:t>
+            </w:r>
+          </w:p>
+          <w:p>
+            <w:pPr>
+              <w:spacing w:before="60" w:after="40" w:line="276" w:lineRule="auto"/>
+              <w:ind w:left="360" w:hanging="216"/>
+              <w:jc w:val="both"/>
+            </w:pPr>
+            <w:r>
+              <w:rPr>
+                <w:rFonts w:ascii="Calibri" w:hAnsi="Calibri"/>
+                <w:b/>
+                <w:color w:val="76927A"/>
+              </w:rPr>
+              <w:t xml:space="preserve">• </w:t>
+            </w:r>
+            <w:r>
+              <w:rPr>
+                <w:rFonts w:ascii="Calibri" w:hAnsi="Calibri"/>
+                <w:b/>
+                <w:color w:val="566B56"/>
+              </w:rPr>
+              <w:t xml:space="preserve">Fallos del mercado: </w:t>
+            </w:r>
+            <w:r>
+              <w:rPr>
+                <w:rFonts w:ascii="Calibri" w:hAnsi="Calibri"/>
+                <w:color w:val="2F3A30"/>
+                <w:sz w:val="19"/>
+              </w:rPr>
+              <w:t>Situaciones donde el mercado no produce resultados eficientes</w:t>
+            </w:r>
+          </w:p>
+          <w:p>
+            <w:pPr>
+              <w:spacing w:before="60" w:after="40" w:line="276" w:lineRule="auto"/>
+              <w:ind w:left="360" w:hanging="216"/>
+              <w:jc w:val="both"/>
+            </w:pPr>
+            <w:r>
+              <w:rPr>
+                <w:rFonts w:ascii="Calibri" w:hAnsi="Calibri"/>
+                <w:b/>
+                <w:color w:val="76927A"/>
+              </w:rPr>
+              <w:t xml:space="preserve">• </w:t>
+            </w:r>
+            <w:r>
+              <w:rPr>
+                <w:rFonts w:ascii="Calibri" w:hAnsi="Calibri"/>
+                <w:b/>
+                <w:color w:val="566B56"/>
+              </w:rPr>
+              <w:t xml:space="preserve">Desempleo friccional: </w:t>
+            </w:r>
+            <w:r>
+              <w:rPr>
+                <w:rFonts w:ascii="Calibri" w:hAnsi="Calibri"/>
+                <w:color w:val="2F3A30"/>
+                <w:sz w:val="19"/>
+              </w:rPr>
+              <w:t>Desempleo temporal debido a procesos de búsqueda y emparejamiento</w:t>
+            </w:r>
+          </w:p>
+          <w:p>
+            <w:pPr>
+              <w:spacing w:before="60" w:after="40" w:line="276" w:lineRule="auto"/>
+              <w:ind w:left="360" w:hanging="216"/>
+              <w:jc w:val="both"/>
+            </w:pPr>
+            <w:r>
+              <w:rPr>
+                <w:rFonts w:ascii="Calibri" w:hAnsi="Calibri"/>
+                <w:b/>
+                <w:color w:val="76927A"/>
+              </w:rPr>
+              <w:t xml:space="preserve">• </w:t>
+            </w:r>
+            <w:r>
+              <w:rPr>
+                <w:rFonts w:ascii="Calibri" w:hAnsi="Calibri"/>
+                <w:b/>
+                <w:color w:val="566B56"/>
+              </w:rPr>
+              <w:t xml:space="preserve">Desempleo estructural: </w:t>
+            </w:r>
+            <w:r>
+              <w:rPr>
+                <w:rFonts w:ascii="Calibri" w:hAnsi="Calibri"/>
+                <w:color w:val="2F3A30"/>
+                <w:sz w:val="19"/>
+              </w:rPr>
+              <w:t>Desempleo por desajuste entre habilidades ofrecidas y demandadas</w:t>
+            </w:r>
+          </w:p>
+          <w:p>
+            <w:pPr>
+              <w:spacing w:before="60" w:after="40" w:line="276" w:lineRule="auto"/>
+              <w:ind w:left="360" w:hanging="216"/>
+              <w:jc w:val="both"/>
+            </w:pPr>
+            <w:r>
+              <w:rPr>
+                <w:rFonts w:ascii="Calibri" w:hAnsi="Calibri"/>
+                <w:b/>
+                <w:color w:val="76927A"/>
+              </w:rPr>
+              <w:t xml:space="preserve">• </w:t>
+            </w:r>
+            <w:r>
+              <w:rPr>
+                <w:rFonts w:ascii="Calibri" w:hAnsi="Calibri"/>
+                <w:b/>
+                <w:color w:val="566B56"/>
+              </w:rPr>
+              <w:t xml:space="preserve">Desempleo cíclico: </w:t>
+            </w:r>
+            <w:r>
+              <w:rPr>
+                <w:rFonts w:ascii="Calibri" w:hAnsi="Calibri"/>
+                <w:color w:val="2F3A30"/>
+                <w:sz w:val="19"/>
+              </w:rPr>
+              <w:t>Desempleo vinculado a fluctuaciones del ciclo económico</w:t>
+            </w:r>
+          </w:p>
+          <w:p>
+            <w:pPr>
+              <w:spacing w:before="60" w:after="40" w:line="276" w:lineRule="auto"/>
+              <w:ind w:left="360" w:hanging="216"/>
+              <w:jc w:val="both"/>
+            </w:pPr>
+            <w:r>
+              <w:rPr>
+                <w:rFonts w:ascii="Calibri" w:hAnsi="Calibri"/>
+                <w:b/>
+                <w:color w:val="76927A"/>
+              </w:rPr>
+              <w:t xml:space="preserve">• </w:t>
+            </w:r>
+            <w:r>
+              <w:rPr>
+                <w:rFonts w:ascii="Calibri" w:hAnsi="Calibri"/>
+                <w:b/>
+                <w:color w:val="566B56"/>
+              </w:rPr>
+              <w:t xml:space="preserve">Desempleo estacional: </w:t>
+            </w:r>
+            <w:r>
+              <w:rPr>
+                <w:rFonts w:ascii="Calibri" w:hAnsi="Calibri"/>
+                <w:color w:val="2F3A30"/>
+                <w:sz w:val="19"/>
+              </w:rPr>
+              <w:t>Desempleo por variaciones regulares en demanda sectorial</w:t>
+            </w:r>
+          </w:p>
+          <w:p>
+            <w:pPr>
+              <w:spacing w:before="60" w:after="40" w:line="276" w:lineRule="auto"/>
+              <w:ind w:left="360" w:hanging="216"/>
+              <w:jc w:val="both"/>
+            </w:pPr>
+            <w:r>
+              <w:rPr>
+                <w:rFonts w:ascii="Calibri" w:hAnsi="Calibri"/>
+                <w:b/>
+                <w:color w:val="76927A"/>
+              </w:rPr>
+              <w:t xml:space="preserve">• </w:t>
+            </w:r>
+            <w:r>
+              <w:rPr>
+                <w:rFonts w:ascii="Calibri" w:hAnsi="Calibri"/>
+                <w:b/>
+                <w:color w:val="566B56"/>
+              </w:rPr>
+              <w:t xml:space="preserve">Skill mismatch: </w:t>
+            </w:r>
+            <w:r>
+              <w:rPr>
+                <w:rFonts w:ascii="Calibri" w:hAnsi="Calibri"/>
+                <w:color w:val="2F3A30"/>
+                <w:sz w:val="19"/>
+              </w:rPr>
+              <w:t>Desajuste entre cualificaciones demandadas y ofrecidas</w:t>
+            </w:r>
+          </w:p>
+          <w:p>
+            <w:pPr>
+              <w:spacing w:before="60" w:after="40" w:line="276" w:lineRule="auto"/>
+              <w:ind w:left="360" w:hanging="216"/>
+              <w:jc w:val="both"/>
+            </w:pPr>
+            <w:r>
+              <w:rPr>
+                <w:rFonts w:ascii="Calibri" w:hAnsi="Calibri"/>
+                <w:b/>
+                <w:color w:val="76927A"/>
+              </w:rPr>
+              <w:t xml:space="preserve">• </w:t>
+            </w:r>
+            <w:r>
+              <w:rPr>
+                <w:rFonts w:ascii="Calibri" w:hAnsi="Calibri"/>
+                <w:b/>
+                <w:color w:val="566B56"/>
+              </w:rPr>
+              <w:t xml:space="preserve">Histéresis: </w:t>
+            </w:r>
+            <w:r>
+              <w:rPr>
+                <w:rFonts w:ascii="Calibri" w:hAnsi="Calibri"/>
+                <w:color w:val="2F3A30"/>
+                <w:sz w:val="19"/>
+              </w:rPr>
+              <w:t>Tendencia del desempleo a persistir tras desaparecer sus causas originales</w:t>
+            </w:r>
+          </w:p>
+          <w:p>
+            <w:pPr>
+              <w:spacing w:before="60" w:after="40" w:line="276" w:lineRule="auto"/>
+              <w:ind w:left="360" w:hanging="216"/>
+              <w:jc w:val="both"/>
+            </w:pPr>
+            <w:r>
+              <w:rPr>
+                <w:rFonts w:ascii="Calibri" w:hAnsi="Calibri"/>
+                <w:b/>
+                <w:color w:val="76927A"/>
+              </w:rPr>
+              <w:t xml:space="preserve">• </w:t>
+            </w:r>
+            <w:r>
+              <w:rPr>
+                <w:rFonts w:ascii="Calibri" w:hAnsi="Calibri"/>
+                <w:b/>
+                <w:color w:val="566B56"/>
+              </w:rPr>
+              <w:t xml:space="preserve">NAIRU: </w:t>
+            </w:r>
+            <w:r>
+              <w:rPr>
+                <w:rFonts w:ascii="Calibri" w:hAnsi="Calibri"/>
+                <w:color w:val="2F3A30"/>
+                <w:sz w:val="19"/>
+              </w:rPr>
+              <w:t>Tasa de desempleo no aceleradora de la inflación (tasa natural)</w:t>
+            </w:r>
+          </w:p>
+          <w:p>
+            <w:pPr>
+              <w:spacing w:before="60" w:after="40" w:line="276" w:lineRule="auto"/>
+              <w:ind w:left="360" w:hanging="216"/>
+              <w:jc w:val="both"/>
+            </w:pPr>
+            <w:r>
+              <w:rPr>
+                <w:rFonts w:ascii="Calibri" w:hAnsi="Calibri"/>
+                <w:b/>
+                <w:color w:val="76927A"/>
+              </w:rPr>
+              <w:t xml:space="preserve">• </w:t>
+            </w:r>
+            <w:r>
+              <w:rPr>
+                <w:rFonts w:ascii="Calibri" w:hAnsi="Calibri"/>
+                <w:b/>
+                <w:color w:val="566B56"/>
+              </w:rPr>
+              <w:t xml:space="preserve">Curva de Phillips: </w:t>
+            </w:r>
+            <w:r>
+              <w:rPr>
+                <w:rFonts w:ascii="Calibri" w:hAnsi="Calibri"/>
+                <w:color w:val="2F3A30"/>
+                <w:sz w:val="19"/>
+              </w:rPr>
+              <w:t>Relación entre desempleo e inflación</w:t>
+            </w:r>
+          </w:p>
+          <w:p>
+            <w:pPr>
+              <w:spacing w:before="60" w:after="40" w:line="276" w:lineRule="auto"/>
+              <w:ind w:left="360" w:hanging="216"/>
+              <w:jc w:val="both"/>
+            </w:pPr>
+            <w:r>
+              <w:rPr>
+                <w:rFonts w:ascii="Calibri" w:hAnsi="Calibri"/>
+                <w:b/>
+                <w:color w:val="76927A"/>
+              </w:rPr>
+              <w:t xml:space="preserve">• </w:t>
+            </w:r>
+            <w:r>
+              <w:rPr>
+                <w:rFonts w:ascii="Calibri" w:hAnsi="Calibri"/>
+                <w:b/>
+                <w:color w:val="566B56"/>
+              </w:rPr>
+              <w:t xml:space="preserve">Curva de Beveridge: </w:t>
+            </w:r>
+            <w:r>
+              <w:rPr>
+                <w:rFonts w:ascii="Calibri" w:hAnsi="Calibri"/>
+                <w:color w:val="2F3A30"/>
+                <w:sz w:val="19"/>
+              </w:rPr>
+              <w:t>Relación entre tasa de vacantes y tasa de desempleo</w:t>
+            </w:r>
+          </w:p>
+          <w:p>
+            <w:pPr>
+              <w:spacing w:before="60" w:after="40" w:line="276" w:lineRule="auto"/>
+              <w:ind w:left="360" w:hanging="216"/>
+              <w:jc w:val="both"/>
+            </w:pPr>
+            <w:r>
+              <w:rPr>
+                <w:rFonts w:ascii="Calibri" w:hAnsi="Calibri"/>
+                <w:b/>
+                <w:color w:val="76927A"/>
+              </w:rPr>
+              <w:t xml:space="preserve">• </w:t>
+            </w:r>
+            <w:r>
+              <w:rPr>
+                <w:rFonts w:ascii="Calibri" w:hAnsi="Calibri"/>
+                <w:b/>
+                <w:color w:val="566B56"/>
+              </w:rPr>
+              <w:t xml:space="preserve">Función de emparejamiento: </w:t>
+            </w:r>
+            <w:r>
+              <w:rPr>
+                <w:rFonts w:ascii="Calibri" w:hAnsi="Calibri"/>
+                <w:color w:val="2F3A30"/>
+                <w:sz w:val="19"/>
+              </w:rPr>
+              <w:t>Relación entre contrataciones, desempleados, vacantes y eficiencia</w:t>
+            </w:r>
+          </w:p>
+          <w:p>
+            <w:pPr>
+              <w:spacing w:before="60" w:after="40" w:line="276" w:lineRule="auto"/>
+              <w:ind w:left="360" w:hanging="216"/>
+              <w:jc w:val="both"/>
+            </w:pPr>
+            <w:r>
+              <w:rPr>
+                <w:rFonts w:ascii="Calibri" w:hAnsi="Calibri"/>
+                <w:b/>
+                <w:color w:val="76927A"/>
+              </w:rPr>
+              <w:t xml:space="preserve">• </w:t>
+            </w:r>
+            <w:r>
+              <w:rPr>
+                <w:rFonts w:ascii="Calibri" w:hAnsi="Calibri"/>
+                <w:b/>
+                <w:color w:val="566B56"/>
+              </w:rPr>
+              <w:t xml:space="preserve">Eficiencia del emparejamiento: </w:t>
+            </w:r>
+            <w:r>
+              <w:rPr>
+                <w:rFonts w:ascii="Calibri" w:hAnsi="Calibri"/>
+                <w:color w:val="2F3A30"/>
+                <w:sz w:val="19"/>
+              </w:rPr>
+              <w:t>Capacidad del mercado laboral para conectar trabajadores con empleos</w:t>
+            </w:r>
+          </w:p>
+        </w:tc>
+      </w:tr>
+    </w:tbl>
+    <w:p>
+      <w:pPr>
+        <w:spacing w:before="0" w:after="160"/>
+      </w:pPr>
+    </w:p>
+    <w:p>
+      <w:pPr>
+        <w:pStyle w:val="Heading1"/>
+        <w:keepNext/>
+        <w:spacing w:before="520" w:after="120"/>
+        <w:jc w:val="left"/>
+      </w:pPr>
+      <w:r>
+        <w:rPr>
+          <w:rFonts w:ascii="Poppins" w:hAnsi="Poppins"/>
+          <w:b/>
+          <w:color w:val="566B56"/>
+          <w:sz w:val="30"/>
+        </w:rPr>
+        <w:t>PREGUNTAS PARA EL DEBATE</w:t>
+      </w:r>
+    </w:p>
+    <w:p>
       <w:pPr>
         <w:spacing w:after="90" w:line="276" w:lineRule="auto"/>
         <w:ind w:left="0" w:firstLine="0"/>
@@ -12203,866 +13221,10 @@
       <w:r>
         <w:rPr>
           <w:rFonts w:ascii="Calibri" w:hAnsi="Calibri"/>
-          <w:b/>
-          <w:color w:val="566B56"/>
+          <w:color w:val="2F3A30"/>
           <w:sz w:val="21"/>
         </w:rPr>
-        <w:t>Conceptos clave del Tema 1 completo:</w:t>
-      </w:r>
-    </w:p>
-    <w:p>
-      <w:pPr>
-        <w:spacing w:after="70"/>
-        <w:ind w:left="504" w:hanging="259"/>
-        <w:jc w:val="both"/>
-      </w:pPr>
-      <w:r>
-        <w:rPr>
-          <w:rFonts w:ascii="Calibri" w:hAnsi="Calibri"/>
-          <w:b/>
-          <w:color w:val="76927A"/>
-        </w:rPr>
-        <w:t xml:space="preserve">•  </w:t>
-      </w:r>
-      <w:r>
-        <w:rPr>
-          <w:rFonts w:ascii="Calibri" w:hAnsi="Calibri"/>
-          <w:b/>
-          <w:color w:val="566B56"/>
-        </w:rPr>
-        <w:t xml:space="preserve">Mercado de trabajo: </w:t>
-      </w:r>
-      <w:r>
-        <w:rPr>
-          <w:rFonts w:ascii="Calibri" w:hAnsi="Calibri"/>
-          <w:color w:val="2F3A30"/>
-        </w:rPr>
-        <w:t>Ámbito de interacción entre oferta y demanda laboral</w:t>
-      </w:r>
-    </w:p>
-    <w:p>
-      <w:pPr>
-        <w:spacing w:after="70"/>
-        <w:ind w:left="504" w:hanging="259"/>
-        <w:jc w:val="both"/>
-      </w:pPr>
-      <w:r>
-        <w:rPr>
-          <w:rFonts w:ascii="Calibri" w:hAnsi="Calibri"/>
-          <w:b/>
-          <w:color w:val="76927A"/>
-        </w:rPr>
-        <w:t xml:space="preserve">•  </w:t>
-      </w:r>
-      <w:r>
-        <w:rPr>
-          <w:rFonts w:ascii="Calibri" w:hAnsi="Calibri"/>
-          <w:b/>
-          <w:color w:val="566B56"/>
-        </w:rPr>
-        <w:t xml:space="preserve">Población activa: </w:t>
-      </w:r>
-      <w:r>
-        <w:rPr>
-          <w:rFonts w:ascii="Calibri" w:hAnsi="Calibri"/>
-          <w:color w:val="2F3A30"/>
-        </w:rPr>
-        <w:t>Ocupados + desempleados que buscan empleo</w:t>
-      </w:r>
-    </w:p>
-    <w:p>
-      <w:pPr>
-        <w:spacing w:after="70"/>
-        <w:ind w:left="504" w:hanging="259"/>
-        <w:jc w:val="both"/>
-      </w:pPr>
-      <w:r>
-        <w:rPr>
-          <w:rFonts w:ascii="Calibri" w:hAnsi="Calibri"/>
-          <w:b/>
-          <w:color w:val="76927A"/>
-        </w:rPr>
-        <w:t xml:space="preserve">•  </w:t>
-      </w:r>
-      <w:r>
-        <w:rPr>
-          <w:rFonts w:ascii="Calibri" w:hAnsi="Calibri"/>
-          <w:b/>
-          <w:color w:val="566B56"/>
-        </w:rPr>
-        <w:t xml:space="preserve">Tasa de actividad: </w:t>
-      </w:r>
-      <w:r>
-        <w:rPr>
-          <w:rFonts w:ascii="Calibri" w:hAnsi="Calibri"/>
-          <w:color w:val="2F3A30"/>
-        </w:rPr>
-        <w:t>Proporción de población que participa en el mercado laboral</w:t>
-      </w:r>
-    </w:p>
-    <w:p>
-      <w:pPr>
-        <w:spacing w:after="70"/>
-        <w:ind w:left="504" w:hanging="259"/>
-        <w:jc w:val="both"/>
-      </w:pPr>
-      <w:r>
-        <w:rPr>
-          <w:rFonts w:ascii="Calibri" w:hAnsi="Calibri"/>
-          <w:b/>
-          <w:color w:val="76927A"/>
-        </w:rPr>
-        <w:t xml:space="preserve">•  </w:t>
-      </w:r>
-      <w:r>
-        <w:rPr>
-          <w:rFonts w:ascii="Calibri" w:hAnsi="Calibri"/>
-          <w:b/>
-          <w:color w:val="566B56"/>
-        </w:rPr>
-        <w:t xml:space="preserve">Tasa de desempleo: </w:t>
-      </w:r>
-      <w:r>
-        <w:rPr>
-          <w:rFonts w:ascii="Calibri" w:hAnsi="Calibri"/>
-          <w:color w:val="2F3A30"/>
-        </w:rPr>
-        <w:t>Proporción de población activa sin empleo que busca trabajo</w:t>
-      </w:r>
-    </w:p>
-    <w:p>
-      <w:pPr>
-        <w:spacing w:after="70"/>
-        <w:ind w:left="504" w:hanging="259"/>
-        <w:jc w:val="both"/>
-      </w:pPr>
-      <w:r>
-        <w:rPr>
-          <w:rFonts w:ascii="Calibri" w:hAnsi="Calibri"/>
-          <w:b/>
-          <w:color w:val="76927A"/>
-        </w:rPr>
-        <w:t xml:space="preserve">•  </w:t>
-      </w:r>
-      <w:r>
-        <w:rPr>
-          <w:rFonts w:ascii="Calibri" w:hAnsi="Calibri"/>
-          <w:b/>
-          <w:color w:val="566B56"/>
-        </w:rPr>
-        <w:t xml:space="preserve">Tasa de empleo: </w:t>
-      </w:r>
-      <w:r>
-        <w:rPr>
-          <w:rFonts w:ascii="Calibri" w:hAnsi="Calibri"/>
-          <w:color w:val="2F3A30"/>
-        </w:rPr>
-        <w:t>Proporción de población en edad de trabajar que está empleada</w:t>
-      </w:r>
-    </w:p>
-    <w:p>
-      <w:pPr>
-        <w:spacing w:after="70"/>
-        <w:ind w:left="504" w:hanging="259"/>
-        <w:jc w:val="both"/>
-      </w:pPr>
-      <w:r>
-        <w:rPr>
-          <w:rFonts w:ascii="Calibri" w:hAnsi="Calibri"/>
-          <w:b/>
-          <w:color w:val="76927A"/>
-        </w:rPr>
-        <w:t xml:space="preserve">•  </w:t>
-      </w:r>
-      <w:r>
-        <w:rPr>
-          <w:rFonts w:ascii="Calibri" w:hAnsi="Calibri"/>
-          <w:b/>
-          <w:color w:val="566B56"/>
-        </w:rPr>
-        <w:t xml:space="preserve">PIB: </w:t>
-      </w:r>
-      <w:r>
-        <w:rPr>
-          <w:rFonts w:ascii="Calibri" w:hAnsi="Calibri"/>
-          <w:color w:val="2F3A30"/>
-        </w:rPr>
-        <w:t>Valor monetario total de bienes y servicios finales producidos en un país</w:t>
-      </w:r>
-    </w:p>
-    <w:p>
-      <w:pPr>
-        <w:spacing w:after="70"/>
-        <w:ind w:left="504" w:hanging="259"/>
-        <w:jc w:val="both"/>
-      </w:pPr>
-      <w:r>
-        <w:rPr>
-          <w:rFonts w:ascii="Calibri" w:hAnsi="Calibri"/>
-          <w:b/>
-          <w:color w:val="76927A"/>
-        </w:rPr>
-        <w:t xml:space="preserve">•  </w:t>
-      </w:r>
-      <w:r>
-        <w:rPr>
-          <w:rFonts w:ascii="Calibri" w:hAnsi="Calibri"/>
-          <w:b/>
-          <w:color w:val="566B56"/>
-        </w:rPr>
-        <w:t xml:space="preserve">Valor Añadido Bruto (VAB): </w:t>
-      </w:r>
-      <w:r>
-        <w:rPr>
-          <w:rFonts w:ascii="Calibri" w:hAnsi="Calibri"/>
-          <w:color w:val="2F3A30"/>
-        </w:rPr>
-        <w:t>Valor agregado en cada etapa de producción</w:t>
-      </w:r>
-    </w:p>
-    <w:p>
-      <w:pPr>
-        <w:spacing w:after="70"/>
-        <w:ind w:left="504" w:hanging="259"/>
-        <w:jc w:val="both"/>
-      </w:pPr>
-      <w:r>
-        <w:rPr>
-          <w:rFonts w:ascii="Calibri" w:hAnsi="Calibri"/>
-          <w:b/>
-          <w:color w:val="76927A"/>
-        </w:rPr>
-        <w:t xml:space="preserve">•  </w:t>
-      </w:r>
-      <w:r>
-        <w:rPr>
-          <w:rFonts w:ascii="Calibri" w:hAnsi="Calibri"/>
-          <w:b/>
-          <w:color w:val="566B56"/>
-        </w:rPr>
-        <w:t xml:space="preserve">Productividad: </w:t>
-      </w:r>
-      <w:r>
-        <w:rPr>
-          <w:rFonts w:ascii="Calibri" w:hAnsi="Calibri"/>
-          <w:color w:val="2F3A30"/>
-        </w:rPr>
-        <w:t>Eficiencia en el uso de factores productivos</w:t>
-      </w:r>
-    </w:p>
-    <w:p>
-      <w:pPr>
-        <w:spacing w:after="70"/>
-        <w:ind w:left="504" w:hanging="259"/>
-        <w:jc w:val="both"/>
-      </w:pPr>
-      <w:r>
-        <w:rPr>
-          <w:rFonts w:ascii="Calibri" w:hAnsi="Calibri"/>
-          <w:b/>
-          <w:color w:val="76927A"/>
-        </w:rPr>
-        <w:t xml:space="preserve">•  </w:t>
-      </w:r>
-      <w:r>
-        <w:rPr>
-          <w:rFonts w:ascii="Calibri" w:hAnsi="Calibri"/>
-          <w:b/>
-          <w:color w:val="566B56"/>
-        </w:rPr>
-        <w:t xml:space="preserve">Productividad laboral: </w:t>
-      </w:r>
-      <w:r>
-        <w:rPr>
-          <w:rFonts w:ascii="Calibri" w:hAnsi="Calibri"/>
-          <w:color w:val="2F3A30"/>
-        </w:rPr>
-        <w:t>Relación entre producción y factor trabajo</w:t>
-      </w:r>
-    </w:p>
-    <w:p>
-      <w:pPr>
-        <w:spacing w:after="70"/>
-        <w:ind w:left="504" w:hanging="259"/>
-        <w:jc w:val="both"/>
-      </w:pPr>
-      <w:r>
-        <w:rPr>
-          <w:rFonts w:ascii="Calibri" w:hAnsi="Calibri"/>
-          <w:b/>
-          <w:color w:val="76927A"/>
-        </w:rPr>
-        <w:t xml:space="preserve">•  </w:t>
-      </w:r>
-      <w:r>
-        <w:rPr>
-          <w:rFonts w:ascii="Calibri" w:hAnsi="Calibri"/>
-          <w:b/>
-          <w:color w:val="566B56"/>
-        </w:rPr>
-        <w:t xml:space="preserve">Capital humano: </w:t>
-      </w:r>
-      <w:r>
-        <w:rPr>
-          <w:rFonts w:ascii="Calibri" w:hAnsi="Calibri"/>
-          <w:color w:val="2F3A30"/>
-        </w:rPr>
-        <w:t>Formación, experiencia y habilidades de los trabajadores</w:t>
-      </w:r>
-    </w:p>
-    <w:p>
-      <w:pPr>
-        <w:spacing w:after="70"/>
-        <w:ind w:left="504" w:hanging="259"/>
-        <w:jc w:val="both"/>
-      </w:pPr>
-      <w:r>
-        <w:rPr>
-          <w:rFonts w:ascii="Calibri" w:hAnsi="Calibri"/>
-          <w:b/>
-          <w:color w:val="76927A"/>
-        </w:rPr>
-        <w:t xml:space="preserve">•  </w:t>
-      </w:r>
-      <w:r>
-        <w:rPr>
-          <w:rFonts w:ascii="Calibri" w:hAnsi="Calibri"/>
-          <w:b/>
-          <w:color w:val="566B56"/>
-        </w:rPr>
-        <w:t xml:space="preserve">Oferta de trabajo: </w:t>
-      </w:r>
-      <w:r>
-        <w:rPr>
-          <w:rFonts w:ascii="Calibri" w:hAnsi="Calibri"/>
-          <w:color w:val="2F3A30"/>
-        </w:rPr>
-        <w:t>Cantidad de trabajo que los individuos están dispuestos a ofrecer</w:t>
-      </w:r>
-    </w:p>
-    <w:p>
-      <w:pPr>
-        <w:spacing w:after="70"/>
-        <w:ind w:left="504" w:hanging="259"/>
-        <w:jc w:val="both"/>
-      </w:pPr>
-      <w:r>
-        <w:rPr>
-          <w:rFonts w:ascii="Calibri" w:hAnsi="Calibri"/>
-          <w:b/>
-          <w:color w:val="76927A"/>
-        </w:rPr>
-        <w:t xml:space="preserve">•  </w:t>
-      </w:r>
-      <w:r>
-        <w:rPr>
-          <w:rFonts w:ascii="Calibri" w:hAnsi="Calibri"/>
-          <w:b/>
-          <w:color w:val="566B56"/>
-        </w:rPr>
-        <w:t xml:space="preserve">Demanda de trabajo: </w:t>
-      </w:r>
-      <w:r>
-        <w:rPr>
-          <w:rFonts w:ascii="Calibri" w:hAnsi="Calibri"/>
-          <w:color w:val="2F3A30"/>
-        </w:rPr>
-        <w:t>Cantidad de trabajo que las empresas desean contratar</w:t>
-      </w:r>
-    </w:p>
-    <w:p>
-      <w:pPr>
-        <w:spacing w:after="70"/>
-        <w:ind w:left="504" w:hanging="259"/>
-        <w:jc w:val="both"/>
-      </w:pPr>
-      <w:r>
-        <w:rPr>
-          <w:rFonts w:ascii="Calibri" w:hAnsi="Calibri"/>
-          <w:b/>
-          <w:color w:val="76927A"/>
-        </w:rPr>
-        <w:t xml:space="preserve">•  </w:t>
-      </w:r>
-      <w:r>
-        <w:rPr>
-          <w:rFonts w:ascii="Calibri" w:hAnsi="Calibri"/>
-          <w:b/>
-          <w:color w:val="566B56"/>
-        </w:rPr>
-        <w:t xml:space="preserve">Efecto sustitución: </w:t>
-      </w:r>
-      <w:r>
-        <w:rPr>
-          <w:rFonts w:ascii="Calibri" w:hAnsi="Calibri"/>
-          <w:color w:val="2F3A30"/>
-        </w:rPr>
-        <w:t>Aumento de oferta laboral ante subidas salariales (salarios bajos)</w:t>
-      </w:r>
-    </w:p>
-    <w:p>
-      <w:pPr>
-        <w:spacing w:after="70"/>
-        <w:ind w:left="504" w:hanging="259"/>
-        <w:jc w:val="both"/>
-      </w:pPr>
-      <w:r>
-        <w:rPr>
-          <w:rFonts w:ascii="Calibri" w:hAnsi="Calibri"/>
-          <w:b/>
-          <w:color w:val="76927A"/>
-        </w:rPr>
-        <w:t xml:space="preserve">•  </w:t>
-      </w:r>
-      <w:r>
-        <w:rPr>
-          <w:rFonts w:ascii="Calibri" w:hAnsi="Calibri"/>
-          <w:b/>
-          <w:color w:val="566B56"/>
-        </w:rPr>
-        <w:t xml:space="preserve">Efecto renta: </w:t>
-      </w:r>
-      <w:r>
-        <w:rPr>
-          <w:rFonts w:ascii="Calibri" w:hAnsi="Calibri"/>
-          <w:color w:val="2F3A30"/>
-        </w:rPr>
-        <w:t>Disminución de oferta laboral ante subidas salariales (salarios altos)</w:t>
-      </w:r>
-    </w:p>
-    <w:p>
-      <w:pPr>
-        <w:spacing w:after="70"/>
-        <w:ind w:left="504" w:hanging="259"/>
-        <w:jc w:val="both"/>
-      </w:pPr>
-      <w:r>
-        <w:rPr>
-          <w:rFonts w:ascii="Calibri" w:hAnsi="Calibri"/>
-          <w:b/>
-          <w:color w:val="76927A"/>
-        </w:rPr>
-        <w:t xml:space="preserve">•  </w:t>
-      </w:r>
-      <w:r>
-        <w:rPr>
-          <w:rFonts w:ascii="Calibri" w:hAnsi="Calibri"/>
-          <w:b/>
-          <w:color w:val="566B56"/>
-        </w:rPr>
-        <w:t xml:space="preserve">Negociación colectiva: </w:t>
-      </w:r>
-      <w:r>
-        <w:rPr>
-          <w:rFonts w:ascii="Calibri" w:hAnsi="Calibri"/>
-          <w:color w:val="2F3A30"/>
-        </w:rPr>
-        <w:t>Proceso de negociación entre empleadores y sindicatos</w:t>
-      </w:r>
-    </w:p>
-    <w:p>
-      <w:pPr>
-        <w:spacing w:after="70"/>
-        <w:ind w:left="504" w:hanging="259"/>
-        <w:jc w:val="both"/>
-      </w:pPr>
-      <w:r>
-        <w:rPr>
-          <w:rFonts w:ascii="Calibri" w:hAnsi="Calibri"/>
-          <w:b/>
-          <w:color w:val="76927A"/>
-        </w:rPr>
-        <w:t xml:space="preserve">•  </w:t>
-      </w:r>
-      <w:r>
-        <w:rPr>
-          <w:rFonts w:ascii="Calibri" w:hAnsi="Calibri"/>
-          <w:b/>
-          <w:color w:val="566B56"/>
-        </w:rPr>
-        <w:t xml:space="preserve">Salario de reserva: </w:t>
-      </w:r>
-      <w:r>
-        <w:rPr>
-          <w:rFonts w:ascii="Calibri" w:hAnsi="Calibri"/>
-          <w:color w:val="2F3A30"/>
-        </w:rPr>
-        <w:t>Salario mínimo aceptable por los trabajadores</w:t>
-      </w:r>
-    </w:p>
-    <w:p>
-      <w:pPr>
-        <w:spacing w:after="70"/>
-        <w:ind w:left="504" w:hanging="259"/>
-        <w:jc w:val="both"/>
-      </w:pPr>
-      <w:r>
-        <w:rPr>
-          <w:rFonts w:ascii="Calibri" w:hAnsi="Calibri"/>
-          <w:b/>
-          <w:color w:val="76927A"/>
-        </w:rPr>
-        <w:t xml:space="preserve">•  </w:t>
-      </w:r>
-      <w:r>
-        <w:rPr>
-          <w:rFonts w:ascii="Calibri" w:hAnsi="Calibri"/>
-          <w:b/>
-          <w:color w:val="566B56"/>
-        </w:rPr>
-        <w:t xml:space="preserve">Fallos del mercado: </w:t>
-      </w:r>
-      <w:r>
-        <w:rPr>
-          <w:rFonts w:ascii="Calibri" w:hAnsi="Calibri"/>
-          <w:color w:val="2F3A30"/>
-        </w:rPr>
-        <w:t>Situaciones donde el mercado no produce resultados eficientes</w:t>
-      </w:r>
-    </w:p>
-    <w:p>
-      <w:pPr>
-        <w:spacing w:after="70"/>
-        <w:ind w:left="504" w:hanging="259"/>
-        <w:jc w:val="both"/>
-      </w:pPr>
-      <w:r>
-        <w:rPr>
-          <w:rFonts w:ascii="Calibri" w:hAnsi="Calibri"/>
-          <w:b/>
-          <w:color w:val="76927A"/>
-        </w:rPr>
-        <w:t xml:space="preserve">•  </w:t>
-      </w:r>
-      <w:r>
-        <w:rPr>
-          <w:rFonts w:ascii="Calibri" w:hAnsi="Calibri"/>
-          <w:b/>
-          <w:color w:val="566B56"/>
-        </w:rPr>
-        <w:t xml:space="preserve">Desempleo friccional: </w:t>
-      </w:r>
-      <w:r>
-        <w:rPr>
-          <w:rFonts w:ascii="Calibri" w:hAnsi="Calibri"/>
-          <w:color w:val="2F3A30"/>
-        </w:rPr>
-        <w:t>Desempleo temporal debido a procesos de búsqueda y emparejamiento</w:t>
-      </w:r>
-    </w:p>
-    <w:p>
-      <w:pPr>
-        <w:spacing w:after="70"/>
-        <w:ind w:left="504" w:hanging="259"/>
-        <w:jc w:val="both"/>
-      </w:pPr>
-      <w:r>
-        <w:rPr>
-          <w:rFonts w:ascii="Calibri" w:hAnsi="Calibri"/>
-          <w:b/>
-          <w:color w:val="76927A"/>
-        </w:rPr>
-        <w:t xml:space="preserve">•  </w:t>
-      </w:r>
-      <w:r>
-        <w:rPr>
-          <w:rFonts w:ascii="Calibri" w:hAnsi="Calibri"/>
-          <w:b/>
-          <w:color w:val="566B56"/>
-        </w:rPr>
-        <w:t xml:space="preserve">Desempleo estructural: </w:t>
-      </w:r>
-      <w:r>
-        <w:rPr>
-          <w:rFonts w:ascii="Calibri" w:hAnsi="Calibri"/>
-          <w:color w:val="2F3A30"/>
-        </w:rPr>
-        <w:t>Desempleo por desajuste entre habilidades ofrecidas y demandadas</w:t>
-      </w:r>
-    </w:p>
-    <w:p>
-      <w:pPr>
-        <w:spacing w:after="70"/>
-        <w:ind w:left="504" w:hanging="259"/>
-        <w:jc w:val="both"/>
-      </w:pPr>
-      <w:r>
-        <w:rPr>
-          <w:rFonts w:ascii="Calibri" w:hAnsi="Calibri"/>
-          <w:b/>
-          <w:color w:val="76927A"/>
-        </w:rPr>
-        <w:t xml:space="preserve">•  </w:t>
-      </w:r>
-      <w:r>
-        <w:rPr>
-          <w:rFonts w:ascii="Calibri" w:hAnsi="Calibri"/>
-          <w:b/>
-          <w:color w:val="566B56"/>
-        </w:rPr>
-        <w:t xml:space="preserve">Desempleo cíclico: </w:t>
-      </w:r>
-      <w:r>
-        <w:rPr>
-          <w:rFonts w:ascii="Calibri" w:hAnsi="Calibri"/>
-          <w:color w:val="2F3A30"/>
-        </w:rPr>
-        <w:t>Desempleo vinculado a fluctuaciones del ciclo económico</w:t>
-      </w:r>
-    </w:p>
-    <w:p>
-      <w:pPr>
-        <w:spacing w:after="70"/>
-        <w:ind w:left="504" w:hanging="259"/>
-        <w:jc w:val="both"/>
-      </w:pPr>
-      <w:r>
-        <w:rPr>
-          <w:rFonts w:ascii="Calibri" w:hAnsi="Calibri"/>
-          <w:b/>
-          <w:color w:val="76927A"/>
-        </w:rPr>
-        <w:t xml:space="preserve">•  </w:t>
-      </w:r>
-      <w:r>
-        <w:rPr>
-          <w:rFonts w:ascii="Calibri" w:hAnsi="Calibri"/>
-          <w:b/>
-          <w:color w:val="566B56"/>
-        </w:rPr>
-        <w:t xml:space="preserve">Desempleo estacional: </w:t>
-      </w:r>
-      <w:r>
-        <w:rPr>
-          <w:rFonts w:ascii="Calibri" w:hAnsi="Calibri"/>
-          <w:color w:val="2F3A30"/>
-        </w:rPr>
-        <w:t>Desempleo por variaciones regulares en demanda sectorial</w:t>
-      </w:r>
-    </w:p>
-    <w:p>
-      <w:pPr>
-        <w:spacing w:after="70"/>
-        <w:ind w:left="504" w:hanging="259"/>
-        <w:jc w:val="both"/>
-      </w:pPr>
-      <w:r>
-        <w:rPr>
-          <w:rFonts w:ascii="Calibri" w:hAnsi="Calibri"/>
-          <w:b/>
-          <w:color w:val="76927A"/>
-        </w:rPr>
-        <w:t xml:space="preserve">•  </w:t>
-      </w:r>
-      <w:r>
-        <w:rPr>
-          <w:rFonts w:ascii="Calibri" w:hAnsi="Calibri"/>
-          <w:b/>
-          <w:color w:val="566B56"/>
-        </w:rPr>
-        <w:t xml:space="preserve">Skill mismatch: </w:t>
-      </w:r>
-      <w:r>
-        <w:rPr>
-          <w:rFonts w:ascii="Calibri" w:hAnsi="Calibri"/>
-          <w:color w:val="2F3A30"/>
-        </w:rPr>
-        <w:t>Desajuste entre cualificaciones demandadas y ofrecidas</w:t>
-      </w:r>
-    </w:p>
-    <w:p>
-      <w:pPr>
-        <w:spacing w:after="70"/>
-        <w:ind w:left="504" w:hanging="259"/>
-        <w:jc w:val="both"/>
-      </w:pPr>
-      <w:r>
-        <w:rPr>
-          <w:rFonts w:ascii="Calibri" w:hAnsi="Calibri"/>
-          <w:b/>
-          <w:color w:val="76927A"/>
-        </w:rPr>
-        <w:t xml:space="preserve">•  </w:t>
-      </w:r>
-      <w:r>
-        <w:rPr>
-          <w:rFonts w:ascii="Calibri" w:hAnsi="Calibri"/>
-          <w:b/>
-          <w:color w:val="566B56"/>
-        </w:rPr>
-        <w:t xml:space="preserve">Histéresis: </w:t>
-      </w:r>
-      <w:r>
-        <w:rPr>
-          <w:rFonts w:ascii="Calibri" w:hAnsi="Calibri"/>
-          <w:color w:val="2F3A30"/>
-        </w:rPr>
-        <w:t>Tendencia del desempleo a persistir tras desaparecer sus causas originales</w:t>
-      </w:r>
-    </w:p>
-    <w:p>
-      <w:pPr>
-        <w:spacing w:after="70"/>
-        <w:ind w:left="504" w:hanging="259"/>
-        <w:jc w:val="both"/>
-      </w:pPr>
-      <w:r>
-        <w:rPr>
-          <w:rFonts w:ascii="Calibri" w:hAnsi="Calibri"/>
-          <w:b/>
-          <w:color w:val="76927A"/>
-        </w:rPr>
-        <w:t xml:space="preserve">•  </w:t>
-      </w:r>
-      <w:r>
-        <w:rPr>
-          <w:rFonts w:ascii="Calibri" w:hAnsi="Calibri"/>
-          <w:b/>
-          <w:color w:val="566B56"/>
-        </w:rPr>
-        <w:t xml:space="preserve">NAIRU: </w:t>
-      </w:r>
-      <w:r>
-        <w:rPr>
-          <w:rFonts w:ascii="Calibri" w:hAnsi="Calibri"/>
-          <w:color w:val="2F3A30"/>
-        </w:rPr>
-        <w:t>Tasa de desempleo no aceleradora de la inflación (tasa natural)</w:t>
-      </w:r>
-    </w:p>
-    <w:p>
-      <w:pPr>
-        <w:spacing w:after="70"/>
-        <w:ind w:left="504" w:hanging="259"/>
-        <w:jc w:val="both"/>
-      </w:pPr>
-      <w:r>
-        <w:rPr>
-          <w:rFonts w:ascii="Calibri" w:hAnsi="Calibri"/>
-          <w:b/>
-          <w:color w:val="76927A"/>
-        </w:rPr>
-        <w:t xml:space="preserve">•  </w:t>
-      </w:r>
-      <w:r>
-        <w:rPr>
-          <w:rFonts w:ascii="Calibri" w:hAnsi="Calibri"/>
-          <w:b/>
-          <w:color w:val="566B56"/>
-        </w:rPr>
-        <w:t xml:space="preserve">Curva de Phillips: </w:t>
-      </w:r>
-      <w:r>
-        <w:rPr>
-          <w:rFonts w:ascii="Calibri" w:hAnsi="Calibri"/>
-          <w:color w:val="2F3A30"/>
-        </w:rPr>
-        <w:t>Relación entre desempleo e inflación</w:t>
-      </w:r>
-    </w:p>
-    <w:p>
-      <w:pPr>
-        <w:spacing w:after="70"/>
-        <w:ind w:left="504" w:hanging="259"/>
-        <w:jc w:val="both"/>
-      </w:pPr>
-      <w:r>
-        <w:rPr>
-          <w:rFonts w:ascii="Calibri" w:hAnsi="Calibri"/>
-          <w:b/>
-          <w:color w:val="76927A"/>
-        </w:rPr>
-        <w:t xml:space="preserve">•  </w:t>
-      </w:r>
-      <w:r>
-        <w:rPr>
-          <w:rFonts w:ascii="Calibri" w:hAnsi="Calibri"/>
-          <w:b/>
-          <w:color w:val="566B56"/>
-        </w:rPr>
-        <w:t xml:space="preserve">Curva de Beveridge: </w:t>
-      </w:r>
-      <w:r>
-        <w:rPr>
-          <w:rFonts w:ascii="Calibri" w:hAnsi="Calibri"/>
-          <w:color w:val="2F3A30"/>
-        </w:rPr>
-        <w:t>Relación entre tasa de vacantes y tasa de desempleo</w:t>
-      </w:r>
-    </w:p>
-    <w:p>
-      <w:pPr>
-        <w:spacing w:after="70"/>
-        <w:ind w:left="504" w:hanging="259"/>
-        <w:jc w:val="both"/>
-      </w:pPr>
-      <w:r>
-        <w:rPr>
-          <w:rFonts w:ascii="Calibri" w:hAnsi="Calibri"/>
-          <w:b/>
-          <w:color w:val="76927A"/>
-        </w:rPr>
-        <w:t xml:space="preserve">•  </w:t>
-      </w:r>
-      <w:r>
-        <w:rPr>
-          <w:rFonts w:ascii="Calibri" w:hAnsi="Calibri"/>
-          <w:b/>
-          <w:color w:val="566B56"/>
-        </w:rPr>
-        <w:t xml:space="preserve">Función de emparejamiento: </w:t>
-      </w:r>
-      <w:r>
-        <w:rPr>
-          <w:rFonts w:ascii="Calibri" w:hAnsi="Calibri"/>
-          <w:color w:val="2F3A30"/>
-        </w:rPr>
-        <w:t>Relación entre contrataciones, desempleados, vacantes y eficiencia</w:t>
-      </w:r>
-    </w:p>
-    <w:p>
-      <w:pPr>
-        <w:spacing w:after="70"/>
-        <w:ind w:left="504" w:hanging="259"/>
-        <w:jc w:val="both"/>
-      </w:pPr>
-      <w:r>
-        <w:rPr>
-          <w:rFonts w:ascii="Calibri" w:hAnsi="Calibri"/>
-          <w:b/>
-          <w:color w:val="76927A"/>
-        </w:rPr>
-        <w:t xml:space="preserve">•  </w:t>
-      </w:r>
-      <w:r>
-        <w:rPr>
-          <w:rFonts w:ascii="Calibri" w:hAnsi="Calibri"/>
-          <w:b/>
-          <w:color w:val="566B56"/>
-        </w:rPr>
-        <w:t xml:space="preserve">Eficiencia del emparejamiento: </w:t>
-      </w:r>
-      <w:r>
-        <w:rPr>
-          <w:rFonts w:ascii="Calibri" w:hAnsi="Calibri"/>
-          <w:color w:val="2F3A30"/>
-        </w:rPr>
-        <w:t>Capacidad del mercado laboral para conectar trabajadores con empleos</w:t>
-      </w:r>
-    </w:p>
-    <w:p>
-      <w:pPr>
-        <w:pStyle w:val="Heading1"/>
-        <w:jc w:val="left"/>
-      </w:pPr>
-      <w:r>
-        <w:rPr>
-          <w:rFonts w:ascii="Poppins" w:hAnsi="Poppins"/>
-          <w:b/>
-          <w:color w:val="566B56"/>
-          <w:sz w:val="30"/>
-        </w:rPr>
-        <w:t>PREGUNTAS PARA EL DEBATE</w:t>
+        <w:t>Antes de cerrar el tema, estas preguntas abren la discusión sobre los retos de reforma del mercado de trabajo español y la agenda 2025-2030 (para profundizar, ver el bloque final de las diapositivas del tema):</w:t>
       </w:r>
     </w:p>
     <w:p>
@@ -13077,7 +13239,7 @@
           <w:color w:val="2F3A30"/>
           <w:sz w:val="21"/>
         </w:rPr>
-        <w:t>Antes de cerrar el tema, estas preguntas abren la discusión sobre los retos de reforma del mercado de trabajo español y la agenda 2025-2030 (para profundizar, ver el bloque final de las diapositivas del tema):</w:t>
+        <w:t>Si la digitalización y la transición ecológica van a destruir empleos en unos sectores y crear otros nuevos, ¿qué papel debe jugar la política pública en gestionar esa transición? ¿Confías más en que el mercado se ajuste solo, o en una intervención activa del Estado?</w:t>
       </w:r>
     </w:p>
     <w:p>
@@ -13092,7 +13254,7 @@
           <w:color w:val="2F3A30"/>
           <w:sz w:val="21"/>
         </w:rPr>
-        <w:t>Si la digitalización y la transición ecológica van a destruir empleos en unos sectores y crear otros nuevos, ¿qué papel debe jugar la política pública en gestionar esa transición? ¿Confías más en que el mercado se ajuste solo, o en una intervención activa del Estado?</w:t>
+        <w:t>El tema plantea que vincular los convenios colectivos a la productividad de cada empresa podría ayudar a reducir la NAIRU. ¿Qué se pierde y qué se gana si los salarios dejan de negociarse de forma sectorial y pasan a depender más de cada empresa?</w:t>
       </w:r>
     </w:p>
     <w:p>
@@ -13107,7 +13269,7 @@
           <w:color w:val="2F3A30"/>
           <w:sz w:val="21"/>
         </w:rPr>
-        <w:t>El tema plantea que vincular los convenios colectivos a la productividad de cada empresa podría ayudar a reducir la NAIRU. ¿Qué se pierde y qué se gana si los salarios dejan de negociarse de forma sectorial y pasan a depender más de cada empresa?</w:t>
+        <w:t>El envejecimiento de la población podría, paradójicamente, reducir la NAIRU si los trabajadores mayores mantienen bajo desempleo, pero al mismo tiempo presiona el sistema de pensiones. ¿Es un buen equilibrio? ¿Cómo conectarías esta política con las que se estudiarán en el Tema 7?</w:t>
       </w:r>
     </w:p>
     <w:p>
@@ -13122,7 +13284,7 @@
           <w:color w:val="2F3A30"/>
           <w:sz w:val="21"/>
         </w:rPr>
-        <w:t>El envejecimiento de la población podría, paradójicamente, reducir la NAIRU si los trabajadores mayores mantienen bajo desempleo, pero al mismo tiempo presiona el sistema de pensiones. ¿Es un buen equilibrio? ¿Cómo conectarías esta política con las que se estudiarán en el Tema 7?</w:t>
+        <w:t>La gobernanza del mercado de trabajo en España se reparte entre el Estado, las comunidades autónomas y los ayuntamientos. ¿Esta descentralización ayuda a adaptar las políticas a la realidad de cada territorio, o genera duplicidades y desigualdad entre regiones?</w:t>
       </w:r>
     </w:p>
     <w:p>
@@ -13137,27 +13299,14 @@
           <w:color w:val="2F3A30"/>
           <w:sz w:val="21"/>
         </w:rPr>
-        <w:t>La gobernanza del mercado de trabajo en España se reparte entre el Estado, las comunidades autónomas y los ayuntamientos. ¿Esta descentralización ayuda a adaptar las políticas a la realidad de cada territorio, o genera duplicidades y desigualdad entre regiones?</w:t>
-      </w:r>
-    </w:p>
-    <w:p>
-      <w:pPr>
-        <w:spacing w:after="90" w:line="276" w:lineRule="auto"/>
-        <w:ind w:left="0" w:firstLine="0"/>
-        <w:jc w:val="both"/>
-      </w:pPr>
-      <w:r>
-        <w:rPr>
-          <w:rFonts w:ascii="Calibri" w:hAnsi="Calibri"/>
-          <w:color w:val="2F3A30"/>
-          <w:sz w:val="21"/>
-        </w:rPr>
         <w:t>Si tuvieras que priorizar la agenda de políticas sociolaborales para España de aquí a 2030, ¿qué pondrías primero: reducir la NAIRU, mejorar la calidad del empleo, o preparar la fuerza laboral para la transición digital y verde? Justifica tu elección.</w:t>
       </w:r>
     </w:p>
     <w:p>
       <w:pPr>
         <w:pStyle w:val="Heading1"/>
+        <w:keepNext/>
+        <w:spacing w:before="520" w:after="120"/>
         <w:jc w:val="left"/>
       </w:pPr>
       <w:r>
@@ -13269,7 +13418,7 @@
   <w:p>
     <w:pPr>
       <w:pStyle w:val="Header"/>
-      <w:jc w:val="right"/>
+      <w:jc w:val="left"/>
     </w:pPr>
     <w:r>
       <w:rPr>
@@ -13711,7 +13860,7 @@
     <w:pPr>
       <w:keepNext/>
       <w:keepLines/>
-      <w:spacing w:before="280" w:after="80"/>
+      <w:spacing w:before="520" w:after="120"/>
       <w:outlineLvl w:val="0"/>
     </w:pPr>
     <w:rPr>
@@ -13735,7 +13884,7 @@
     <w:pPr>
       <w:keepNext/>
       <w:keepLines/>
-      <w:spacing w:before="200" w:after="60"/>
+      <w:spacing w:before="360" w:after="100"/>
       <w:outlineLvl w:val="1"/>
     </w:pPr>
     <w:rPr>
@@ -13759,7 +13908,7 @@
     <w:pPr>
       <w:keepNext/>
       <w:keepLines/>
-      <w:spacing w:before="140" w:after="40"/>
+      <w:spacing w:before="240" w:after="60"/>
       <w:outlineLvl w:val="2"/>
     </w:pPr>
     <w:rPr>

--- a/Temas EB/Tema 1/Apuntes/Tema 1 2627_maquetado.docx
+++ b/Temas EB/Tema 1/Apuntes/Tema 1 2627_maquetado.docx
@@ -5,7 +5,7 @@
     <w:tbl>
       <w:tblPr>
         <w:tblW w:type="auto" w:w="0"/>
-        <w:jc w:val="center"/>
+        <w:jc w:val="left"/>
         <w:tblLayout w:type="fixed"/>
         <w:tblLook w:firstColumn="1" w:firstRow="1" w:lastColumn="0" w:lastRow="0" w:noHBand="0" w:noVBand="1" w:val="04A0"/>
       </w:tblPr>
@@ -20,7 +20,8 @@
           </w:tcPr>
           <w:p>
             <w:pPr>
-              <w:spacing w:before="0" w:after="40"/>
+              <w:spacing w:before="0" w:after="30"/>
+              <w:jc w:val="left"/>
             </w:pPr>
             <w:r>
               <w:rPr>
@@ -30,8 +31,13 @@
                 <w:sz w:val="18"/>
               </w:rPr>
               <w:t>UNIVERSIDAD PABLO DE OLAVIDE</w:t>
-              <w:br/>
             </w:r>
+          </w:p>
+          <w:p>
+            <w:pPr>
+              <w:spacing w:before="0" w:after="30"/>
+              <w:jc w:val="left"/>
+            </w:pPr>
             <w:r>
               <w:rPr>
                 <w:rFonts w:ascii="Calibri" w:hAnsi="Calibri"/>
@@ -39,8 +45,13 @@
                 <w:sz w:val="17"/>
               </w:rPr>
               <w:t>Facultad de Ciencias del Trabajo · Grado en RRLL y Recursos Humanos</w:t>
-              <w:br/>
             </w:r>
+          </w:p>
+          <w:p>
+            <w:pPr>
+              <w:spacing w:before="0" w:after="30"/>
+              <w:jc w:val="left"/>
+            </w:pPr>
             <w:r>
               <w:rPr>
                 <w:rFonts w:ascii="Calibri" w:hAnsi="Calibri"/>
@@ -48,7 +59,19 @@
                 <w:sz w:val="17"/>
               </w:rPr>
               <w:t>Políticas Sociolaborales y de Empleo (Código 102023) | Curso 2026-2027</w:t>
-              <w:br/>
+            </w:r>
+          </w:p>
+          <w:p>
+            <w:pPr>
+              <w:spacing w:before="0" w:after="0"/>
+              <w:jc w:val="left"/>
+            </w:pPr>
+            <w:r>
+              <w:rPr>
+                <w:rFonts w:ascii="Calibri" w:hAnsi="Calibri"/>
+                <w:color w:val="2F3A30"/>
+                <w:sz w:val="17"/>
+              </w:rPr>
               <w:t>Prof. Manuel A. Hidalgo Pérez</w:t>
             </w:r>
           </w:p>
@@ -102,7 +125,8 @@
     </w:tbl>
     <w:p>
       <w:pPr>
-        <w:spacing w:before="120" w:after="320"/>
+        <w:spacing w:before="80" w:after="320"/>
+        <w:jc w:val="left"/>
       </w:pPr>
       <w:r>
         <w:rPr>

--- a/Temas EB/Tema 1/Apuntes/Tema 1 2627_maquetado.docx
+++ b/Temas EB/Tema 1/Apuntes/Tema 1 2627_maquetado.docx
@@ -1576,7 +1576,7 @@
       <w:r>
         <w:drawing>
           <wp:inline xmlns:a="http://schemas.openxmlformats.org/drawingml/2006/main" xmlns:pic="http://schemas.openxmlformats.org/drawingml/2006/picture">
-            <wp:extent cx="5669280" cy="3248235"/>
+            <wp:extent cx="5669280" cy="3349130"/>
             <wp:docPr id="3" name="Picture 3"/>
             <wp:cNvGraphicFramePr>
               <a:graphicFrameLocks noChangeAspect="1"/>
@@ -1585,7 +1585,7 @@
               <a:graphicData uri="http://schemas.openxmlformats.org/drawingml/2006/picture">
                 <pic:pic>
                   <pic:nvPicPr>
-                    <pic:cNvPr id="0" name="image2.png"/>
+                    <pic:cNvPr id="0" name="epa_decision_tree.png"/>
                     <pic:cNvPicPr/>
                   </pic:nvPicPr>
                   <pic:blipFill>
@@ -1597,7 +1597,7 @@
                   <pic:spPr>
                     <a:xfrm>
                       <a:off x="0" y="0"/>
-                      <a:ext cx="5669280" cy="3248235"/>
+                      <a:ext cx="5669280" cy="3349130"/>
                     </a:xfrm>
                     <a:prstGeom prst="rect"/>
                   </pic:spPr>
@@ -1621,7 +1621,7 @@
           <w:color w:val="566B56"/>
           <w:sz w:val="18"/>
         </w:rPr>
-        <w:t>Figura 1.2: Factores determinantes y dinámicas de la tasa de actividad.</w:t>
+        <w:t>Figura 1.2: Algoritmo y criterios de clasificación de la población laboral según la OIT y la EPA.</w:t>
       </w:r>
     </w:p>
     <w:p>
@@ -1636,7 +1636,7 @@
           <w:color w:val="6F8073"/>
           <w:sz w:val="16"/>
         </w:rPr>
-        <w:t>Fuente: Elaboración propia para Políticas Sociolaborales (UPO).</w:t>
+        <w:t>Fuente: Elaboración propia a partir de los criterios metodológicos de la OIT y la Encuesta de Población Activa (INE).</w:t>
       </w:r>
     </w:p>
     <w:p>
@@ -3094,7 +3094,7 @@
       <w:r>
         <w:drawing>
           <wp:inline xmlns:a="http://schemas.openxmlformats.org/drawingml/2006/main" xmlns:pic="http://schemas.openxmlformats.org/drawingml/2006/picture">
-            <wp:extent cx="5669280" cy="2281064"/>
+            <wp:extent cx="5669280" cy="3225040"/>
             <wp:docPr id="4" name="Picture 4"/>
             <wp:cNvGraphicFramePr>
               <a:graphicFrameLocks noChangeAspect="1"/>
@@ -3103,7 +3103,7 @@
               <a:graphicData uri="http://schemas.openxmlformats.org/drawingml/2006/picture">
                 <pic:pic>
                   <pic:nvPicPr>
-                    <pic:cNvPr id="0" name="image3.png"/>
+                    <pic:cNvPr id="0" name="vab_pan.png"/>
                     <pic:cNvPicPr/>
                   </pic:nvPicPr>
                   <pic:blipFill>
@@ -3115,7 +3115,7 @@
                   <pic:spPr>
                     <a:xfrm>
                       <a:off x="0" y="0"/>
-                      <a:ext cx="5669280" cy="2281064"/>
+                      <a:ext cx="5669280" cy="3225040"/>
                     </a:xfrm>
                     <a:prstGeom prst="rect"/>
                   </pic:spPr>
@@ -3139,7 +3139,7 @@
           <w:color w:val="566B56"/>
           <w:sz w:val="18"/>
         </w:rPr>
-        <w:t>Figura 1.3: Cadena de valor añadido y generación del VAB en las fases del pan.</w:t>
+        <w:t>Figura 1.3: Cadena de valor añadido bruto (VAB) y proceso de producción del pan.</w:t>
       </w:r>
     </w:p>
     <w:p>
@@ -3154,7 +3154,7 @@
           <w:color w:val="6F8073"/>
           <w:sz w:val="16"/>
         </w:rPr>
-        <w:t>Fuente: Elaboración propia para Políticas Sociolaborales (UPO).</w:t>
+        <w:t>Fuente: Elaboración propia para Políticas Sociolaborales (UPO). Metodología de Contabilidad Nacional (INE / SEC-2010).</w:t>
       </w:r>
     </w:p>
     <w:p>

--- a/Temas EB/Tema 1/Apuntes/Tema 1 2627_maquetado.docx
+++ b/Temas EB/Tema 1/Apuntes/Tema 1 2627_maquetado.docx
@@ -3506,7 +3506,7 @@
       <w:r>
         <w:drawing>
           <wp:inline xmlns:a="http://schemas.openxmlformats.org/drawingml/2006/main" xmlns:pic="http://schemas.openxmlformats.org/drawingml/2006/picture">
-            <wp:extent cx="5669280" cy="3530062"/>
+            <wp:extent cx="5669280" cy="3443261"/>
             <wp:docPr id="5" name="Picture 5"/>
             <wp:cNvGraphicFramePr>
               <a:graphicFrameLocks noChangeAspect="1"/>
@@ -3515,7 +3515,7 @@
               <a:graphicData uri="http://schemas.openxmlformats.org/drawingml/2006/picture">
                 <pic:pic>
                   <pic:nvPicPr>
-                    <pic:cNvPr id="0" name="image4.jpeg"/>
+                    <pic:cNvPr id="0" name="pib_interanual.png"/>
                     <pic:cNvPicPr/>
                   </pic:nvPicPr>
                   <pic:blipFill>
@@ -3527,7 +3527,7 @@
                   <pic:spPr>
                     <a:xfrm>
                       <a:off x="0" y="0"/>
-                      <a:ext cx="5669280" cy="3530062"/>
+                      <a:ext cx="5669280" cy="3443261"/>
                     </a:xfrm>
                     <a:prstGeom prst="rect"/>
                   </pic:spPr>
@@ -3551,7 +3551,7 @@
           <w:color w:val="566B56"/>
           <w:sz w:val="18"/>
         </w:rPr>
-        <w:t>Figura 1.4: Medición del Producto Interior Bruto: Enfoque de la producción y valor añadido.</w:t>
+        <w:t>Figura 1.4: Evolución del Producto Interior Bruto (PIB) en España: tasas de variación interanual en volumen encadenado (2022T1 - 2026T2).</w:t>
       </w:r>
     </w:p>
     <w:p>
@@ -3566,7 +3566,7 @@
           <w:color w:val="6F8073"/>
           <w:sz w:val="16"/>
         </w:rPr>
-        <w:t>Fuente: Elaboración propia a partir de la Contabilidad Nacional (INE).</w:t>
+        <w:t>Fuente: Instituto Nacional de Estadística (INE), Contabilidad Nacional Trimestral de España (CNTR).</w:t>
       </w:r>
     </w:p>
     <w:p>

--- a/Temas EB/Tema 1/Apuntes/Tema 1 2627_maquetado.docx
+++ b/Temas EB/Tema 1/Apuntes/Tema 1 2627_maquetado.docx
@@ -3506,7 +3506,7 @@
       <w:r>
         <w:drawing>
           <wp:inline xmlns:a="http://schemas.openxmlformats.org/drawingml/2006/main" xmlns:pic="http://schemas.openxmlformats.org/drawingml/2006/picture">
-            <wp:extent cx="5669280" cy="3443261"/>
+            <wp:extent cx="5669280" cy="3670895"/>
             <wp:docPr id="5" name="Picture 5"/>
             <wp:cNvGraphicFramePr>
               <a:graphicFrameLocks noChangeAspect="1"/>
@@ -3527,7 +3527,7 @@
                   <pic:spPr>
                     <a:xfrm>
                       <a:off x="0" y="0"/>
-                      <a:ext cx="5669280" cy="3443261"/>
+                      <a:ext cx="5669280" cy="3670895"/>
                     </a:xfrm>
                     <a:prstGeom prst="rect"/>
                   </pic:spPr>

--- a/Temas EB/Tema 1/Apuntes/Tema 1 2627_maquetado.docx
+++ b/Temas EB/Tema 1/Apuntes/Tema 1 2627_maquetado.docx
@@ -4579,7 +4579,7 @@
       <w:r>
         <w:drawing>
           <wp:inline xmlns:a="http://schemas.openxmlformats.org/drawingml/2006/main" xmlns:pic="http://schemas.openxmlformats.org/drawingml/2006/picture">
-            <wp:extent cx="5669280" cy="4286529"/>
+            <wp:extent cx="5669280" cy="3489693"/>
             <wp:docPr id="6" name="Picture 6"/>
             <wp:cNvGraphicFramePr>
               <a:graphicFrameLocks noChangeAspect="1"/>
@@ -4588,7 +4588,7 @@
               <a:graphicData uri="http://schemas.openxmlformats.org/drawingml/2006/picture">
                 <pic:pic>
                   <pic:nvPicPr>
-                    <pic:cNvPr id="0" name="image5.png"/>
+                    <pic:cNvPr id="0" name="productividad_salarios.png"/>
                     <pic:cNvPicPr/>
                   </pic:nvPicPr>
                   <pic:blipFill>
@@ -4600,7 +4600,7 @@
                   <pic:spPr>
                     <a:xfrm>
                       <a:off x="0" y="0"/>
-                      <a:ext cx="5669280" cy="4286529"/>
+                      <a:ext cx="5669280" cy="3489693"/>
                     </a:xfrm>
                     <a:prstGeom prst="rect"/>
                   </pic:spPr>
@@ -4624,7 +4624,7 @@
           <w:color w:val="566B56"/>
           <w:sz w:val="18"/>
         </w:rPr>
-        <w:t>Figura 1.5: Relación a largo plazo entre productividad laboral y salarios reales.</w:t>
+        <w:t>Figura 1.5: Relación entre productividad por hora trabajada y salario medio en la OCDE (2024).</w:t>
       </w:r>
     </w:p>
     <w:p>
@@ -4639,7 +4639,7 @@
           <w:color w:val="6F8073"/>
           <w:sz w:val="16"/>
         </w:rPr>
-        <w:t>Fuente: Elaboración propia para Políticas Sociolaborales (UPO).</w:t>
+        <w:t>Fuente: Elaboración propia a partir de datos oficiales de la OCDE (Productivity Statistics &amp; Employment Outlook, 2024).</w:t>
       </w:r>
     </w:p>
     <w:p>

--- a/Temas EB/Tema 1/Apuntes/Tema 1 2627_maquetado.docx
+++ b/Temas EB/Tema 1/Apuntes/Tema 1 2627_maquetado.docx
@@ -5241,7 +5241,7 @@
       <w:r>
         <w:drawing>
           <wp:inline xmlns:a="http://schemas.openxmlformats.org/drawingml/2006/main" xmlns:pic="http://schemas.openxmlformats.org/drawingml/2006/picture">
-            <wp:extent cx="5669280" cy="4081492"/>
+            <wp:extent cx="5669280" cy="3898763"/>
             <wp:docPr id="7" name="Picture 7"/>
             <wp:cNvGraphicFramePr>
               <a:graphicFrameLocks noChangeAspect="1"/>
@@ -5250,7 +5250,7 @@
               <a:graphicData uri="http://schemas.openxmlformats.org/drawingml/2006/picture">
                 <pic:pic>
                   <pic:nvPicPr>
-                    <pic:cNvPr id="0" name="image6.jpeg"/>
+                    <pic:cNvPr id="0" name="modelo_desempleo_neoclasico.png"/>
                     <pic:cNvPicPr/>
                   </pic:nvPicPr>
                   <pic:blipFill>
@@ -5262,7 +5262,7 @@
                   <pic:spPr>
                     <a:xfrm>
                       <a:off x="0" y="0"/>
-                      <a:ext cx="5669280" cy="4081492"/>
+                      <a:ext cx="5669280" cy="3898763"/>
                     </a:xfrm>
                     <a:prstGeom prst="rect"/>
                   </pic:spPr>
@@ -5286,7 +5286,7 @@
           <w:color w:val="566B56"/>
           <w:sz w:val="18"/>
         </w:rPr>
-        <w:t>Figura 1.6: Teoría de la elección ocio-consumo y derivación de la oferta individual de trabajo.</w:t>
+        <w:t>Figura 1.6: El desempleo en el modelo neoclásico del mercado de trabajo: rigidez salarial y exceso de oferta.</w:t>
       </w:r>
     </w:p>
     <w:p>
@@ -5301,7 +5301,7 @@
           <w:color w:val="6F8073"/>
           <w:sz w:val="16"/>
         </w:rPr>
-        <w:t>Fuente: Modelo microeconómico neoclásico del mercado de trabajo.</w:t>
+        <w:t>Fuente: Elaboración propia a partir del modelo neoclásico del mercado de trabajo (adaptado de M. Barneto).</w:t>
       </w:r>
     </w:p>
     <w:p>

--- a/Temas EB/Tema 1/Apuntes/Tema 1 2627_maquetado.docx
+++ b/Temas EB/Tema 1/Apuntes/Tema 1 2627_maquetado.docx
@@ -9882,7 +9882,7 @@
       <w:r>
         <w:drawing>
           <wp:inline xmlns:a="http://schemas.openxmlformats.org/drawingml/2006/main" xmlns:pic="http://schemas.openxmlformats.org/drawingml/2006/picture">
-            <wp:extent cx="5669280" cy="6517744"/>
+            <wp:extent cx="5669280" cy="4679696"/>
             <wp:docPr id="8" name="Picture 8"/>
             <wp:cNvGraphicFramePr>
               <a:graphicFrameLocks noChangeAspect="1"/>
@@ -9891,7 +9891,7 @@
               <a:graphicData uri="http://schemas.openxmlformats.org/drawingml/2006/picture">
                 <pic:pic>
                   <pic:nvPicPr>
-                    <pic:cNvPr id="0" name="image7.png"/>
+                    <pic:cNvPr id="0" name="tasa_natural_nairu.png"/>
                     <pic:cNvPicPr/>
                   </pic:nvPicPr>
                   <pic:blipFill>
@@ -9903,7 +9903,7 @@
                   <pic:spPr>
                     <a:xfrm>
                       <a:off x="0" y="0"/>
-                      <a:ext cx="5669280" cy="6517744"/>
+                      <a:ext cx="5669280" cy="4679696"/>
                     </a:xfrm>
                     <a:prstGeom prst="rect"/>
                   </pic:spPr>
@@ -9927,7 +9927,7 @@
           <w:color w:val="566B56"/>
           <w:sz w:val="18"/>
         </w:rPr>
-        <w:t>Figura 1.7: La Tasa Natural de Desempleo (NAIRU) y equilibrio en el mercado de trabajo.</w:t>
+        <w:t>Figura 1.7: Tasa de desempleo observada y tasa natural de desempleo (NAIRU) en España y la Zona Euro (1980–2024): desempleo estructural vs. desempleo cíclico.</w:t>
       </w:r>
     </w:p>
     <w:p>
@@ -9942,7 +9942,7 @@
           <w:color w:val="6F8073"/>
           <w:sz w:val="16"/>
         </w:rPr>
-        <w:t>Fuente: Elaboración propia para Políticas Sociolaborales (UPO).</w:t>
+        <w:t>Fuente: Elaboración propia a partir de datos oficiales de la base AMECO (Comisión Europea, DG ECFIN, 2024).</w:t>
       </w:r>
     </w:p>
     <w:p>

--- a/Temas EB/Tema 1/Apuntes/Tema 1 2627_maquetado.docx
+++ b/Temas EB/Tema 1/Apuntes/Tema 1 2627_maquetado.docx
@@ -10321,7 +10321,7 @@
       <w:r>
         <w:drawing>
           <wp:inline xmlns:a="http://schemas.openxmlformats.org/drawingml/2006/main" xmlns:pic="http://schemas.openxmlformats.org/drawingml/2006/picture">
-            <wp:extent cx="5669280" cy="3618084"/>
+            <wp:extent cx="5669280" cy="3011056"/>
             <wp:docPr id="9" name="Picture 9"/>
             <wp:cNvGraphicFramePr>
               <a:graphicFrameLocks noChangeAspect="1"/>
@@ -10330,7 +10330,7 @@
               <a:graphicData uri="http://schemas.openxmlformats.org/drawingml/2006/picture">
                 <pic:pic>
                   <pic:nvPicPr>
-                    <pic:cNvPr id="0" name="image8.png"/>
+                    <pic:cNvPr id="0" name="curva_phillips_dual.png"/>
                     <pic:cNvPicPr/>
                   </pic:nvPicPr>
                   <pic:blipFill>
@@ -10342,7 +10342,7 @@
                   <pic:spPr>
                     <a:xfrm>
                       <a:off x="0" y="0"/>
-                      <a:ext cx="5669280" cy="3618084"/>
+                      <a:ext cx="5669280" cy="3011056"/>
                     </a:xfrm>
                     <a:prstGeom prst="rect"/>
                   </pic:spPr>
@@ -10366,7 +10366,7 @@
           <w:color w:val="566B56"/>
           <w:sz w:val="18"/>
         </w:rPr>
-        <w:t>Figura 1.8: La Curva de Phillips y la hipótesis de la tasa natural de desempleo.</w:t>
+        <w:t>Figura 1.8: La Curva de Phillips: modelo teórico de expectativas aceleracionistas (Friedman-Phelps) y evidencia empírica en España (2002–2024).</w:t>
       </w:r>
     </w:p>
     <w:p>
@@ -10381,7 +10381,7 @@
           <w:color w:val="6F8073"/>
           <w:sz w:val="16"/>
         </w:rPr>
-        <w:t>Fuente: Elaboración propia a partir de Friedman y Phelps.</w:t>
+        <w:t>Fuente: Elaboración propia para Políticas Sociolaborales (UPO) a partir de Friedman (1968), Phelps (1967) e Instituto Nacional de Estadística (EPA y ETCL, 2024).</w:t>
       </w:r>
     </w:p>
     <w:p>

--- a/Temas EB/Tema 1/Apuntes/Tema 1 2627_maquetado.docx
+++ b/Temas EB/Tema 1/Apuntes/Tema 1 2627_maquetado.docx
@@ -11183,7 +11183,7 @@
       <w:r>
         <w:drawing>
           <wp:inline xmlns:a="http://schemas.openxmlformats.org/drawingml/2006/main" xmlns:pic="http://schemas.openxmlformats.org/drawingml/2006/picture">
-            <wp:extent cx="5669280" cy="4122045"/>
+            <wp:extent cx="5669280" cy="3019265"/>
             <wp:docPr id="10" name="Picture 10"/>
             <wp:cNvGraphicFramePr>
               <a:graphicFrameLocks noChangeAspect="1"/>
@@ -11192,7 +11192,7 @@
               <a:graphicData uri="http://schemas.openxmlformats.org/drawingml/2006/picture">
                 <pic:pic>
                   <pic:nvPicPr>
-                    <pic:cNvPr id="0" name="beveridge.png"/>
+                    <pic:cNvPr id="0" name="curva_beveridge_dual.png"/>
                     <pic:cNvPicPr/>
                   </pic:nvPicPr>
                   <pic:blipFill>
@@ -11204,7 +11204,7 @@
                   <pic:spPr>
                     <a:xfrm>
                       <a:off x="0" y="0"/>
-                      <a:ext cx="5669280" cy="4122045"/>
+                      <a:ext cx="5669280" cy="3019265"/>
                     </a:xfrm>
                     <a:prstGeom prst="rect"/>
                   </pic:spPr>
@@ -11228,7 +11228,7 @@
           <w:color w:val="566B56"/>
           <w:sz w:val="18"/>
         </w:rPr>
-        <w:t>Figura 1.9: La Curva de Beveridge. Desplazamientos a lo largo de la curva vs. desplazamientos estructurales.</w:t>
+        <w:t>Figura 1.9: La Curva de Beveridge: modelo teórico de emparejamiento (DMP) y evidencia empírica en España (1980–2024).</w:t>
       </w:r>
     </w:p>
     <w:p>
@@ -11243,7 +11243,7 @@
           <w:color w:val="6F8073"/>
           <w:sz w:val="16"/>
         </w:rPr>
-        <w:t>Fuente: Elaboración propia para Políticas Sociolaborales (UPO). Modelo Diamond-Mortensen-Pissarides.</w:t>
+        <w:t>Fuente: Elaboración propia para Políticas Sociolaborales (UPO) a partir de FEDEA (2017), Nada es Gratis e Instituto Nacional de Estadística (EPA y ETCL, 2024).</w:t>
       </w:r>
     </w:p>
     <w:p>
@@ -12483,78 +12483,6 @@
     </w:p>
     <w:p>
       <w:pPr>
-        <w:keepNext/>
-        <w:spacing w:before="160" w:after="60"/>
-        <w:jc w:val="center"/>
-      </w:pPr>
-      <w:r>
-        <w:drawing>
-          <wp:inline xmlns:a="http://schemas.openxmlformats.org/drawingml/2006/main" xmlns:pic="http://schemas.openxmlformats.org/drawingml/2006/picture">
-            <wp:extent cx="5669280" cy="4143553"/>
-            <wp:docPr id="11" name="Picture 11"/>
-            <wp:cNvGraphicFramePr>
-              <a:graphicFrameLocks noChangeAspect="1"/>
-            </wp:cNvGraphicFramePr>
-            <a:graphic>
-              <a:graphicData uri="http://schemas.openxmlformats.org/drawingml/2006/picture">
-                <pic:pic>
-                  <pic:nvPicPr>
-                    <pic:cNvPr id="0" name="image10.png"/>
-                    <pic:cNvPicPr/>
-                  </pic:nvPicPr>
-                  <pic:blipFill>
-                    <a:blip r:embed="rId19"/>
-                    <a:stretch>
-                      <a:fillRect/>
-                    </a:stretch>
-                  </pic:blipFill>
-                  <pic:spPr>
-                    <a:xfrm>
-                      <a:off x="0" y="0"/>
-                      <a:ext cx="5669280" cy="4143553"/>
-                    </a:xfrm>
-                    <a:prstGeom prst="rect"/>
-                  </pic:spPr>
-                </pic:pic>
-              </a:graphicData>
-            </a:graphic>
-          </wp:inline>
-        </w:drawing>
-      </w:r>
-    </w:p>
-    <w:p>
-      <w:pPr>
-        <w:keepNext/>
-        <w:spacing w:before="0" w:after="20"/>
-        <w:jc w:val="center"/>
-      </w:pPr>
-      <w:r>
-        <w:rPr>
-          <w:rFonts w:ascii="Poppins" w:hAnsi="Poppins"/>
-          <w:b/>
-          <w:color w:val="566B56"/>
-          <w:sz w:val="18"/>
-        </w:rPr>
-        <w:t>Figura 1.10: Estimación empírica de la Curva de Beveridge en España (1980-2016).</w:t>
-      </w:r>
-    </w:p>
-    <w:p>
-      <w:pPr>
-        <w:spacing w:before="0" w:after="160"/>
-        <w:jc w:val="center"/>
-      </w:pPr>
-      <w:r>
-        <w:rPr>
-          <w:rFonts w:ascii="Calibri" w:hAnsi="Calibri"/>
-          <w:i/>
-          <w:color w:val="6F8073"/>
-          <w:sz w:val="16"/>
-        </w:rPr>
-        <w:t>Fuente: Fundación de Estudios de Economía Aplicada (FEDEA, 2017).</w:t>
-      </w:r>
-    </w:p>
-    <w:p>
-      <w:pPr>
         <w:spacing w:after="90" w:line="276" w:lineRule="auto"/>
         <w:ind w:left="0" w:firstLine="0"/>
         <w:jc w:val="both"/>
@@ -12824,78 +12752,6 @@
           <w:sz w:val="21"/>
         </w:rPr>
         <w:t>Posiblemente influenciada por la reforma laboral de 2012 y los cambios en la negociación colectiva</w:t>
-      </w:r>
-    </w:p>
-    <w:p>
-      <w:pPr>
-        <w:keepNext/>
-        <w:spacing w:before="160" w:after="60"/>
-        <w:jc w:val="center"/>
-      </w:pPr>
-      <w:r>
-        <w:drawing>
-          <wp:inline xmlns:a="http://schemas.openxmlformats.org/drawingml/2006/main" xmlns:pic="http://schemas.openxmlformats.org/drawingml/2006/picture">
-            <wp:extent cx="5669280" cy="4761309"/>
-            <wp:docPr id="12" name="Picture 12"/>
-            <wp:cNvGraphicFramePr>
-              <a:graphicFrameLocks noChangeAspect="1"/>
-            </wp:cNvGraphicFramePr>
-            <a:graphic>
-              <a:graphicData uri="http://schemas.openxmlformats.org/drawingml/2006/picture">
-                <pic:pic>
-                  <pic:nvPicPr>
-                    <pic:cNvPr id="0" name="image11.png"/>
-                    <pic:cNvPicPr/>
-                  </pic:nvPicPr>
-                  <pic:blipFill>
-                    <a:blip r:embed="rId20"/>
-                    <a:stretch>
-                      <a:fillRect/>
-                    </a:stretch>
-                  </pic:blipFill>
-                  <pic:spPr>
-                    <a:xfrm>
-                      <a:off x="0" y="0"/>
-                      <a:ext cx="5669280" cy="4761309"/>
-                    </a:xfrm>
-                    <a:prstGeom prst="rect"/>
-                  </pic:spPr>
-                </pic:pic>
-              </a:graphicData>
-            </a:graphic>
-          </wp:inline>
-        </w:drawing>
-      </w:r>
-    </w:p>
-    <w:p>
-      <w:pPr>
-        <w:keepNext/>
-        <w:spacing w:before="0" w:after="20"/>
-        <w:jc w:val="center"/>
-      </w:pPr>
-      <w:r>
-        <w:rPr>
-          <w:rFonts w:ascii="Poppins" w:hAnsi="Poppins"/>
-          <w:b/>
-          <w:color w:val="566B56"/>
-          <w:sz w:val="18"/>
-        </w:rPr>
-        <w:t>Figura 1.11: Dinámica de la Curva de Beveridge española por subperiodos y efecto de la reforma de 2012.</w:t>
-      </w:r>
-    </w:p>
-    <w:p>
-      <w:pPr>
-        <w:spacing w:before="0" w:after="160"/>
-        <w:jc w:val="center"/>
-      </w:pPr>
-      <w:r>
-        <w:rPr>
-          <w:rFonts w:ascii="Calibri" w:hAnsi="Calibri"/>
-          <w:i/>
-          <w:color w:val="6F8073"/>
-          <w:sz w:val="16"/>
-        </w:rPr>
-        <w:t>Fuente: FEDEA (2017), Colección Estudios sobre la Economía Española.</w:t>
       </w:r>
     </w:p>
     <w:p>
@@ -14162,8 +14018,8 @@
       </w:r>
     </w:p>
     <w:sectPr>
-      <w:headerReference w:type="default" r:id="rId21"/>
-      <w:footerReference w:type="default" r:id="rId22"/>
+      <w:headerReference w:type="default" r:id="rId19"/>
+      <w:footerReference w:type="default" r:id="rId20"/>
       <w:pgSz w:w="12240" w:h="15840"/>
       <w:pgMar w:top="1411" w:right="1411" w:bottom="1411" w:left="1411" w:header="720" w:footer="720" w:gutter="0"/>
       <w:cols w:space="720"/>

--- a/Temas EB/Tema 1/Apuntes/Tema 1 2627_maquetado.docx
+++ b/Temas EB/Tema 1/Apuntes/Tema 1 2627_maquetado.docx
@@ -713,6 +713,21 @@
           <w:sz w:val="21"/>
         </w:rPr>
         <w:t>La tasa de actividad constituye el indicador estadístico básico de la oferta de trabajo más comúnmente utilizado. Representa la proporción de la población activa en relación con la población en edad de trabajar.</w:t>
+      </w:r>
+    </w:p>
+    <w:p>
+      <w:pPr>
+        <w:spacing w:after="90" w:line="276" w:lineRule="auto"/>
+        <w:ind w:left="0" w:firstLine="0"/>
+        <w:jc w:val="both"/>
+      </w:pPr>
+      <w:r>
+        <w:rPr>
+          <w:rFonts w:ascii="Calibri" w:hAnsi="Calibri"/>
+          <w:color w:val="2F3A30"/>
+          <w:sz w:val="21"/>
+        </w:rPr>
+        <w:t>Tasa de actividad% = Población que desea trabajarPoblación en edad de trabajar×100</w:t>
       </w:r>
     </w:p>
     <w:p>
@@ -2036,6 +2051,21 @@
           <w:color w:val="2F3A30"/>
           <w:sz w:val="21"/>
         </w:rPr>
+        <w:t>Tasa de desempleo%=Población desempleadaPoblación activa×100</w:t>
+      </w:r>
+    </w:p>
+    <w:p>
+      <w:pPr>
+        <w:spacing w:after="90" w:line="276" w:lineRule="auto"/>
+        <w:ind w:left="0" w:firstLine="0"/>
+        <w:jc w:val="both"/>
+      </w:pPr>
+      <w:r>
+        <w:rPr>
+          <w:rFonts w:ascii="Calibri" w:hAnsi="Calibri"/>
+          <w:color w:val="2F3A30"/>
+          <w:sz w:val="21"/>
+        </w:rPr>
         <w:t>Para ser considerado desempleado según la Encuesta de Población Activa (EPA), una persona debe cumplir simultáneamente tres requisitos estrictos:</w:t>
       </w:r>
     </w:p>
@@ -2174,6 +2204,21 @@
           <w:sz w:val="21"/>
         </w:rPr>
         <w:t>La tasa de empleo se refiere al porcentaje de la población en edad de trabajar que está efectivamente empleada. Este indicador complementa la tasa de desempleo y proporciona una visión de la capacidad de la economía para crear y mantener empleos.</w:t>
+      </w:r>
+    </w:p>
+    <w:p>
+      <w:pPr>
+        <w:spacing w:after="90" w:line="276" w:lineRule="auto"/>
+        <w:ind w:left="0" w:firstLine="0"/>
+        <w:jc w:val="both"/>
+      </w:pPr>
+      <w:r>
+        <w:rPr>
+          <w:rFonts w:ascii="Calibri" w:hAnsi="Calibri"/>
+          <w:color w:val="2F3A30"/>
+          <w:sz w:val="21"/>
+        </w:rPr>
+        <w:t>Tasa de empleo%=Población ocupadaPoblación en edad de trabajar×100</w:t>
       </w:r>
     </w:p>
     <w:p>
@@ -3418,6 +3463,21 @@
     </w:p>
     <w:p>
       <w:pPr>
+        <w:spacing w:before="120" w:after="120"/>
+        <w:jc w:val="center"/>
+      </w:pPr>
+      <w:r>
+        <w:rPr>
+          <w:rFonts w:ascii="Calibri" w:hAnsi="Calibri"/>
+          <w:b/>
+          <w:color w:val="566B56"/>
+          <w:sz w:val="22"/>
+        </w:rPr>
+        <w:t>PIB = VAB + Impuestos indirectos netos de subvenciones</w:t>
+      </w:r>
+    </w:p>
+    <w:p>
+      <w:pPr>
         <w:spacing w:after="90" w:line="276" w:lineRule="auto"/>
         <w:ind w:left="0" w:firstLine="0"/>
         <w:jc w:val="both"/>
@@ -3740,6 +3800,21 @@
     </w:p>
     <w:p>
       <w:pPr>
+        <w:spacing w:before="120" w:after="120"/>
+        <w:jc w:val="center"/>
+      </w:pPr>
+      <w:r>
+        <w:rPr>
+          <w:rFonts w:ascii="Calibri" w:hAnsi="Calibri"/>
+          <w:b/>
+          <w:color w:val="566B56"/>
+          <w:sz w:val="22"/>
+        </w:rPr>
+        <w:t>Tasa de variación interanual:  t.c. X_t = [(X_t - X_{t-1}) / X_{t-1}] × 100</w:t>
+      </w:r>
+    </w:p>
+    <w:p>
+      <w:pPr>
         <w:spacing w:after="90" w:line="276" w:lineRule="auto"/>
         <w:ind w:left="0" w:firstLine="0"/>
         <w:jc w:val="both"/>
@@ -3802,6 +3877,21 @@
     </w:p>
     <w:p>
       <w:pPr>
+        <w:spacing w:before="120" w:after="120"/>
+        <w:jc w:val="center"/>
+      </w:pPr>
+      <w:r>
+        <w:rPr>
+          <w:rFonts w:ascii="Calibri" w:hAnsi="Calibri"/>
+          <w:b/>
+          <w:color w:val="566B56"/>
+          <w:sz w:val="22"/>
+        </w:rPr>
+        <w:t>PIB per cápita = PIB total / Población total</w:t>
+      </w:r>
+    </w:p>
+    <w:p>
+      <w:pPr>
         <w:spacing w:after="90" w:line="276" w:lineRule="auto"/>
         <w:ind w:left="0" w:firstLine="0"/>
         <w:jc w:val="both"/>
@@ -4249,6 +4339,21 @@
           <w:sz w:val="21"/>
         </w:rPr>
         <w:t>Es la medida más comúnmente utilizada y se calcula como:</w:t>
+      </w:r>
+    </w:p>
+    <w:p>
+      <w:pPr>
+        <w:spacing w:after="90" w:line="276" w:lineRule="auto"/>
+        <w:ind w:left="0" w:firstLine="0"/>
+        <w:jc w:val="both"/>
+      </w:pPr>
+      <w:r>
+        <w:rPr>
+          <w:rFonts w:ascii="Calibri" w:hAnsi="Calibri"/>
+          <w:color w:val="2F3A30"/>
+          <w:sz w:val="21"/>
+        </w:rPr>
+        <w:t>Productividad laboral = Producción total (PIB) / (Número de trabajadores o de horas trabajadas)</w:t>
       </w:r>
     </w:p>
     <w:p>
@@ -10072,6 +10177,21 @@
     </w:p>
     <w:p>
       <w:pPr>
+        <w:spacing w:before="120" w:after="120"/>
+        <w:jc w:val="center"/>
+      </w:pPr>
+      <w:r>
+        <w:rPr>
+          <w:rFonts w:ascii="Calibri" w:hAnsi="Calibri"/>
+          <w:b/>
+          <w:color w:val="566B56"/>
+          <w:sz w:val="22"/>
+        </w:rPr>
+        <w:t>π_t = π_t^e - λ · (u_t - u_n)</w:t>
+      </w:r>
+    </w:p>
+    <w:p>
+      <w:pPr>
         <w:spacing w:after="90" w:line="276" w:lineRule="auto"/>
         <w:ind w:left="0" w:firstLine="0"/>
         <w:jc w:val="both"/>
@@ -10100,7 +10220,22 @@
           <w:color w:val="566B56"/>
           <w:sz w:val="21"/>
         </w:rPr>
-        <w:t>= Tasa de inflación actual</w:t>
+        <w:t>π_t: Tasa de inflación observada actual</w:t>
+      </w:r>
+    </w:p>
+    <w:p>
+      <w:pPr>
+        <w:spacing w:after="90" w:line="276" w:lineRule="auto"/>
+        <w:ind w:left="0" w:firstLine="0"/>
+        <w:jc w:val="both"/>
+      </w:pPr>
+      <w:r>
+        <w:rPr>
+          <w:rFonts w:ascii="Calibri" w:hAnsi="Calibri"/>
+          <w:color w:val="2F3A30"/>
+          <w:sz w:val="21"/>
+        </w:rPr>
+        <w:t>π_t^e: Tasa de inflación esperada por los agentes económicos</w:t>
       </w:r>
     </w:p>
     <w:p>
@@ -10117,7 +10252,7 @@
           <w:color w:val="566B56"/>
           <w:sz w:val="21"/>
         </w:rPr>
-        <w:t>= Tasa de inflación esperada</w:t>
+        <w:t>u_t: Tasa de desempleo observada en el período</w:t>
       </w:r>
     </w:p>
     <w:p>
@@ -10134,24 +10269,7 @@
           <w:color w:val="566B56"/>
           <w:sz w:val="21"/>
         </w:rPr>
-        <w:t>= Tasa de desempleo actual</w:t>
-      </w:r>
-    </w:p>
-    <w:p>
-      <w:pPr>
-        <w:keepNext/>
-        <w:spacing w:after="40" w:line="276" w:lineRule="auto" w:before="160"/>
-        <w:ind w:left="0" w:firstLine="0"/>
-        <w:jc w:val="left"/>
-      </w:pPr>
-      <w:r>
-        <w:rPr>
-          <w:rFonts w:ascii="Calibri" w:hAnsi="Calibri"/>
-          <w:b/>
-          <w:color w:val="566B56"/>
-          <w:sz w:val="21"/>
-        </w:rPr>
-        <w:t>= Tasa natural de desempleo (NAIRU)</w:t>
+        <w:t>u_n: Tasa natural de desempleo o NAIRU</w:t>
       </w:r>
     </w:p>
     <w:p>
@@ -10166,7 +10284,7 @@
           <w:color w:val="2F3A30"/>
           <w:sz w:val="21"/>
         </w:rPr>
-        <w:t>= Parámetro que mide la sensibilidad de la inflación al desempleo</w:t>
+        <w:t>λ: Parámetro de sensibilidad de la inflación a la brecha de desempleo</w:t>
       </w:r>
     </w:p>
     <w:p>
@@ -10263,53 +10381,92 @@
     </w:p>
     <w:p>
       <w:pPr>
-        <w:keepNext/>
-        <w:spacing w:after="40" w:line="276" w:lineRule="auto" w:before="160"/>
-        <w:ind w:left="0" w:firstLine="0"/>
-        <w:jc w:val="left"/>
-      </w:pPr>
+        <w:spacing w:after="70"/>
+        <w:ind w:left="504" w:hanging="259"/>
+        <w:jc w:val="both"/>
+      </w:pPr>
+      <w:r>
+        <w:rPr>
+          <w:rFonts w:ascii="Calibri" w:hAnsi="Calibri"/>
+          <w:b/>
+          <w:color w:val="76927A"/>
+        </w:rPr>
+        <w:t xml:space="preserve">•  </w:t>
+      </w:r>
       <w:r>
         <w:rPr>
           <w:rFonts w:ascii="Calibri" w:hAnsi="Calibri"/>
           <w:b/>
           <w:color w:val="566B56"/>
-          <w:sz w:val="21"/>
-        </w:rPr>
-        <w:t>Si , se produce una reducción de la tasa de inflación</w:t>
-      </w:r>
-    </w:p>
-    <w:p>
-      <w:pPr>
-        <w:keepNext/>
-        <w:spacing w:after="40" w:line="276" w:lineRule="auto" w:before="160"/>
-        <w:ind w:left="0" w:firstLine="0"/>
-        <w:jc w:val="left"/>
-      </w:pPr>
+        </w:rPr>
+        <w:t xml:space="preserve">Si u_t &gt; u_n: </w:t>
+      </w:r>
+      <w:r>
+        <w:rPr>
+          <w:rFonts w:ascii="Calibri" w:hAnsi="Calibri"/>
+          <w:color w:val="2F3A30"/>
+        </w:rPr>
+        <w:t>se generan presiones deflacionarias (la tasa de inflación se reduce).</w:t>
+      </w:r>
+    </w:p>
+    <w:p>
+      <w:pPr>
+        <w:spacing w:after="70"/>
+        <w:ind w:left="504" w:hanging="259"/>
+        <w:jc w:val="both"/>
+      </w:pPr>
+      <w:r>
+        <w:rPr>
+          <w:rFonts w:ascii="Calibri" w:hAnsi="Calibri"/>
+          <w:b/>
+          <w:color w:val="76927A"/>
+        </w:rPr>
+        <w:t xml:space="preserve">•  </w:t>
+      </w:r>
       <w:r>
         <w:rPr>
           <w:rFonts w:ascii="Calibri" w:hAnsi="Calibri"/>
           <w:b/>
           <w:color w:val="566B56"/>
-          <w:sz w:val="21"/>
-        </w:rPr>
-        <w:t>Si , se produce un aumento de la tasa de inflación</w:t>
-      </w:r>
-    </w:p>
-    <w:p>
-      <w:pPr>
-        <w:keepNext/>
-        <w:spacing w:after="40" w:line="276" w:lineRule="auto" w:before="160"/>
-        <w:ind w:left="0" w:firstLine="0"/>
-        <w:jc w:val="left"/>
-      </w:pPr>
+        </w:rPr>
+        <w:t xml:space="preserve">Si u_t &lt; u_n: </w:t>
+      </w:r>
+      <w:r>
+        <w:rPr>
+          <w:rFonts w:ascii="Calibri" w:hAnsi="Calibri"/>
+          <w:color w:val="2F3A30"/>
+        </w:rPr>
+        <w:t>se generan presiones inflacionarias (la tasa de inflación aumenta).</w:t>
+      </w:r>
+    </w:p>
+    <w:p>
+      <w:pPr>
+        <w:spacing w:after="70"/>
+        <w:ind w:left="504" w:hanging="259"/>
+        <w:jc w:val="both"/>
+      </w:pPr>
+      <w:r>
+        <w:rPr>
+          <w:rFonts w:ascii="Calibri" w:hAnsi="Calibri"/>
+          <w:b/>
+          <w:color w:val="76927A"/>
+        </w:rPr>
+        <w:t xml:space="preserve">•  </w:t>
+      </w:r>
       <w:r>
         <w:rPr>
           <w:rFonts w:ascii="Calibri" w:hAnsi="Calibri"/>
           <w:b/>
           <w:color w:val="566B56"/>
-          <w:sz w:val="21"/>
-        </w:rPr>
-        <w:t>Si , la tasa de inflación no varía</w:t>
+        </w:rPr>
+        <w:t xml:space="preserve">Si u_t = u_n: </w:t>
+      </w:r>
+      <w:r>
+        <w:rPr>
+          <w:rFonts w:ascii="Calibri" w:hAnsi="Calibri"/>
+          <w:color w:val="2F3A30"/>
+        </w:rPr>
+        <w:t>la inflación se mantiene estable en el nivel esperado (equilibrio NAIRU).</w:t>
       </w:r>
     </w:p>
     <w:p>
@@ -10382,6 +10539,21 @@
           <w:sz w:val="16"/>
         </w:rPr>
         <w:t>Fuente: Elaboración propia para Políticas Sociolaborales (UPO) a partir de Friedman (1968), Phelps (1967) e Instituto Nacional de Estadística (EPA y ETCL, 2024).</w:t>
+      </w:r>
+    </w:p>
+    <w:p>
+      <w:pPr>
+        <w:spacing w:before="80" w:after="120" w:line="276" w:lineRule="auto"/>
+        <w:jc w:val="both"/>
+      </w:pPr>
+      <w:r>
+        <w:rPr>
+          <w:rFonts w:ascii="Calibri" w:hAnsi="Calibri"/>
+          <w:i/>
+          <w:color w:val="2F3A30"/>
+          <w:sz w:val="19"/>
+        </w:rPr>
+        <w:t>Interpretación analítica de la Figura 1.8: En el Panel A (modelo teórico de Friedman-Phelps), un estímulo de demanda reduce coyunturalmente el desempleo a corto plazo desplazando la economía de A a B sobre CP₁; sin embargo, la revisión al alza de las expectativas de inflación desplaza la curva a CP₂, retornando el desempleo a la NAIRU en C (curva vertical a largo plazo LP). En el Panel B, la serie empírica de España (2002–2024) confirma esta dinámica: la fase de burbuja (2002-2007) dio paso a la severa devaluación salarial de 2012 (-3,6% con paro al 26%) y, tras la recuperación, al reciente shock inflacionista post-COVID con aumentos de costes salariales superiores al 5%.</w:t>
       </w:r>
     </w:p>
     <w:p>
@@ -11113,6 +11285,21 @@
     </w:p>
     <w:p>
       <w:pPr>
+        <w:spacing w:before="120" w:after="120"/>
+        <w:jc w:val="center"/>
+      </w:pPr>
+      <w:r>
+        <w:rPr>
+          <w:rFonts w:ascii="Calibri" w:hAnsi="Calibri"/>
+          <w:b/>
+          <w:color w:val="566B56"/>
+          <w:sz w:val="22"/>
+        </w:rPr>
+        <w:t>Condición de equilibrio dinámico:  ΔU = s · E - f · U = 0</w:t>
+      </w:r>
+    </w:p>
+    <w:p>
+      <w:pPr>
         <w:spacing w:after="90" w:line="276" w:lineRule="auto"/>
         <w:ind w:left="0" w:firstLine="0"/>
         <w:jc w:val="both"/>
@@ -11124,6 +11311,21 @@
           <w:sz w:val="21"/>
         </w:rPr>
         <w:t>Despejando esta condición de equilibrio se obtiene la tasa de desempleo de equilibrio:</w:t>
+      </w:r>
+    </w:p>
+    <w:p>
+      <w:pPr>
+        <w:spacing w:before="120" w:after="120"/>
+        <w:jc w:val="center"/>
+      </w:pPr>
+      <w:r>
+        <w:rPr>
+          <w:rFonts w:ascii="Calibri" w:hAnsi="Calibri"/>
+          <w:b/>
+          <w:color w:val="566B56"/>
+          <w:sz w:val="22"/>
+        </w:rPr>
+        <w:t>Tasa de desempleo de estado estacionario:  u* = s / (s + f)</w:t>
       </w:r>
     </w:p>
     <w:p>
@@ -11248,6 +11450,21 @@
     </w:p>
     <w:p>
       <w:pPr>
+        <w:spacing w:before="80" w:after="120" w:line="276" w:lineRule="auto"/>
+        <w:jc w:val="both"/>
+      </w:pPr>
+      <w:r>
+        <w:rPr>
+          <w:rFonts w:ascii="Calibri" w:hAnsi="Calibri"/>
+          <w:i/>
+          <w:color w:val="2F3A30"/>
+          <w:sz w:val="19"/>
+        </w:rPr>
+        <w:t>Interpretación analítica de la Figura 1.9: El Panel A sintetiza el modelo teórico de emparejamiento (DMP): los ciclos económicos generan oscilaciones a lo largo de la curva (expansión vs. recesión), mientras que los desajustes estructurales de cualificación (mismatch) desplazan la curva hacia el exterior (E₁ → E₂). El Panel B muestra la estimación empírica en España (1980–2024): tras el shock de la Gran Recesión que desplazó la curva del Punto A al Punto B (+5 p.p. de paro estructural), la recuperación reciente hasta 2024 ha situado las vacantes en máximos históricos (0,73%) mientras el desempleo se sitúa en el 11,3%, confirmando un problema persistente de emparejamiento.</w:t>
+      </w:r>
+    </w:p>
+    <w:p>
+      <w:pPr>
         <w:spacing w:after="70"/>
         <w:ind w:left="504" w:hanging="259"/>
         <w:jc w:val="both"/>
@@ -11489,6 +11706,21 @@
     </w:p>
     <w:p>
       <w:pPr>
+        <w:spacing w:before="120" w:after="120"/>
+        <w:jc w:val="center"/>
+      </w:pPr>
+      <w:r>
+        <w:rPr>
+          <w:rFonts w:ascii="Calibri" w:hAnsi="Calibri"/>
+          <w:b/>
+          <w:color w:val="566B56"/>
+          <w:sz w:val="22"/>
+        </w:rPr>
+        <w:t>Función de emparejamiento (matching function):  m = f(U, V, A) = A · U^α · V^(1-α)</w:t>
+      </w:r>
+    </w:p>
+    <w:p>
+      <w:pPr>
         <w:spacing w:after="90" w:line="276" w:lineRule="auto"/>
         <w:ind w:left="0" w:firstLine="0"/>
         <w:jc w:val="both"/>
@@ -11515,7 +11747,1085 @@
           <w:color w:val="2F3A30"/>
           <w:sz w:val="21"/>
         </w:rPr>
-        <w:t>= Número de emparejamientos (contrataciones) por período</w:t>
+        <w:t>m: Número de contrataciones o emparejamientos realizados por período</w:t>
+      </w:r>
+    </w:p>
+    <w:p>
+      <w:pPr>
+        <w:spacing w:after="90" w:line="276" w:lineRule="auto"/>
+        <w:ind w:left="0" w:firstLine="0"/>
+        <w:jc w:val="both"/>
+      </w:pPr>
+      <w:r>
+        <w:rPr>
+          <w:rFonts w:ascii="Calibri" w:hAnsi="Calibri"/>
+          <w:color w:val="2F3A30"/>
+          <w:sz w:val="21"/>
+        </w:rPr>
+        <w:t>U: Stock de personas desempleadas al inicio del período</w:t>
+      </w:r>
+    </w:p>
+    <w:p>
+      <w:pPr>
+        <w:spacing w:after="90" w:line="276" w:lineRule="auto"/>
+        <w:ind w:left="0" w:firstLine="0"/>
+        <w:jc w:val="both"/>
+      </w:pPr>
+      <w:r>
+        <w:rPr>
+          <w:rFonts w:ascii="Calibri" w:hAnsi="Calibri"/>
+          <w:color w:val="2F3A30"/>
+          <w:sz w:val="21"/>
+        </w:rPr>
+        <w:t>V: Stock de puestos de trabajo vacantes disponibles en la economía</w:t>
+      </w:r>
+    </w:p>
+    <w:p>
+      <w:pPr>
+        <w:spacing w:after="90" w:line="276" w:lineRule="auto"/>
+        <w:ind w:left="0" w:firstLine="0"/>
+        <w:jc w:val="both"/>
+      </w:pPr>
+      <w:r>
+        <w:rPr>
+          <w:rFonts w:ascii="Calibri" w:hAnsi="Calibri"/>
+          <w:color w:val="2F3A30"/>
+          <w:sz w:val="21"/>
+        </w:rPr>
+        <w:t>A: Parámetro de eficiencia tecnológica e institucional del emparejamiento</w:t>
+      </w:r>
+    </w:p>
+    <w:p>
+      <w:pPr>
+        <w:spacing w:after="70"/>
+        <w:ind w:left="504" w:hanging="259"/>
+        <w:jc w:val="both"/>
+      </w:pPr>
+      <w:r>
+        <w:rPr>
+          <w:rFonts w:ascii="Calibri" w:hAnsi="Calibri"/>
+          <w:b/>
+          <w:color w:val="76927A"/>
+        </w:rPr>
+        <w:t xml:space="preserve">•  </w:t>
+      </w:r>
+      <w:r>
+        <w:rPr>
+          <w:rFonts w:ascii="Calibri" w:hAnsi="Calibri"/>
+          <w:b/>
+          <w:color w:val="566B56"/>
+        </w:rPr>
+        <w:t xml:space="preserve">Insight fundamental: </w:t>
+      </w:r>
+      <w:r>
+        <w:rPr>
+          <w:rFonts w:ascii="Calibri" w:hAnsi="Calibri"/>
+          <w:color w:val="2F3A30"/>
+        </w:rPr>
+        <w:t>Esta ecuación destaca que el número de contrataciones no solo depende del número de vacantes y desempleados, sino también de la eficiencia del proceso de emparejamiento. Dos economías con el mismo número de vacantes y desempleados podrían tener diferentes tasas de paro debido a diferencias en la eficiencia del emparejamiento.</w:t>
+      </w:r>
+    </w:p>
+    <w:p>
+      <w:pPr>
+        <w:pStyle w:val="Heading2"/>
+        <w:keepNext/>
+        <w:spacing w:before="360" w:after="100"/>
+        <w:jc w:val="left"/>
+      </w:pPr>
+      <w:r>
+        <w:rPr>
+          <w:rFonts w:ascii="Poppins" w:hAnsi="Poppins"/>
+          <w:b/>
+          <w:color w:val="76927A"/>
+          <w:sz w:val="25"/>
+        </w:rPr>
+        <w:t>6.2. Interpretación de movimientos y desplazamientos</w:t>
+      </w:r>
+    </w:p>
+    <w:p>
+      <w:pPr>
+        <w:spacing w:after="90" w:line="276" w:lineRule="auto"/>
+        <w:ind w:left="0" w:firstLine="0"/>
+        <w:jc w:val="both"/>
+      </w:pPr>
+      <w:r>
+        <w:rPr>
+          <w:rFonts w:ascii="Calibri" w:hAnsi="Calibri"/>
+          <w:b/>
+          <w:color w:val="2F3A30"/>
+          <w:sz w:val="21"/>
+        </w:rPr>
+        <w:t>Características Clave de la Curva de Beveridge:</w:t>
+      </w:r>
+    </w:p>
+    <w:p>
+      <w:pPr>
+        <w:spacing w:after="70"/>
+        <w:ind w:left="504" w:hanging="259"/>
+        <w:jc w:val="both"/>
+      </w:pPr>
+      <w:r>
+        <w:rPr>
+          <w:rFonts w:ascii="Calibri" w:hAnsi="Calibri"/>
+          <w:b/>
+          <w:color w:val="76927A"/>
+        </w:rPr>
+        <w:t xml:space="preserve">•  </w:t>
+      </w:r>
+      <w:r>
+        <w:rPr>
+          <w:rFonts w:ascii="Calibri" w:hAnsi="Calibri"/>
+          <w:b/>
+          <w:color w:val="566B56"/>
+        </w:rPr>
+        <w:t xml:space="preserve">Forma: </w:t>
+      </w:r>
+      <w:r>
+        <w:rPr>
+          <w:rFonts w:ascii="Calibri" w:hAnsi="Calibri"/>
+          <w:color w:val="2F3A30"/>
+        </w:rPr>
+        <w:t>La curva tiene una pendiente negativa, reflejando la relación inversa entre vacantes y desempleo.</w:t>
+      </w:r>
+    </w:p>
+    <w:p>
+      <w:pPr>
+        <w:spacing w:after="70"/>
+        <w:ind w:left="504" w:hanging="259"/>
+        <w:jc w:val="both"/>
+      </w:pPr>
+      <w:r>
+        <w:rPr>
+          <w:rFonts w:ascii="Calibri" w:hAnsi="Calibri"/>
+          <w:b/>
+          <w:color w:val="76927A"/>
+        </w:rPr>
+        <w:t xml:space="preserve">•  </w:t>
+      </w:r>
+      <w:r>
+        <w:rPr>
+          <w:rFonts w:ascii="Calibri" w:hAnsi="Calibri"/>
+          <w:b/>
+          <w:color w:val="566B56"/>
+        </w:rPr>
+        <w:t xml:space="preserve">No intersección con los ejes: </w:t>
+      </w:r>
+      <w:r>
+        <w:rPr>
+          <w:rFonts w:ascii="Calibri" w:hAnsi="Calibri"/>
+          <w:color w:val="2F3A30"/>
+        </w:rPr>
+        <w:t>La curva nunca corta los ejes, indicando que siempre existirá algún nivel de vacantes y desempleo en la economía.</w:t>
+      </w:r>
+    </w:p>
+    <w:p>
+      <w:pPr>
+        <w:spacing w:after="70"/>
+        <w:ind w:left="504" w:hanging="259"/>
+        <w:jc w:val="both"/>
+      </w:pPr>
+      <w:r>
+        <w:rPr>
+          <w:rFonts w:ascii="Calibri" w:hAnsi="Calibri"/>
+          <w:b/>
+          <w:color w:val="76927A"/>
+        </w:rPr>
+        <w:t xml:space="preserve">•  </w:t>
+      </w:r>
+      <w:r>
+        <w:rPr>
+          <w:rFonts w:ascii="Calibri" w:hAnsi="Calibri"/>
+          <w:b/>
+          <w:color w:val="566B56"/>
+        </w:rPr>
+        <w:t xml:space="preserve">Punto de equilibrio: </w:t>
+      </w:r>
+      <w:r>
+        <w:rPr>
+          <w:rFonts w:ascii="Calibri" w:hAnsi="Calibri"/>
+          <w:color w:val="2F3A30"/>
+        </w:rPr>
+        <w:t>El punto donde la curva cruza la línea de 45 grados representa la tasa natural de desempleo, donde la tasa de vacantes iguala a la tasa de paro.</w:t>
+      </w:r>
+    </w:p>
+    <w:p>
+      <w:pPr>
+        <w:spacing w:after="90" w:line="276" w:lineRule="auto"/>
+        <w:ind w:left="0" w:firstLine="0"/>
+        <w:jc w:val="both"/>
+      </w:pPr>
+      <w:r>
+        <w:rPr>
+          <w:rFonts w:ascii="Calibri" w:hAnsi="Calibri"/>
+          <w:b/>
+          <w:color w:val="2F3A30"/>
+          <w:sz w:val="21"/>
+        </w:rPr>
+        <w:t>Interpretación de movimientos:</w:t>
+      </w:r>
+    </w:p>
+    <w:p>
+      <w:pPr>
+        <w:spacing w:after="90" w:line="276" w:lineRule="auto"/>
+        <w:ind w:left="0" w:firstLine="0"/>
+        <w:jc w:val="both"/>
+      </w:pPr>
+      <w:r>
+        <w:rPr>
+          <w:rFonts w:ascii="Calibri" w:hAnsi="Calibri"/>
+          <w:color w:val="2F3A30"/>
+          <w:sz w:val="21"/>
+        </w:rPr>
+        <w:t>La Curva de Beveridge proporciona información valiosa sobre el estado del mercado laboral:</w:t>
+      </w:r>
+    </w:p>
+    <w:p>
+      <w:pPr>
+        <w:spacing w:after="70"/>
+        <w:ind w:left="504" w:hanging="259"/>
+        <w:jc w:val="both"/>
+      </w:pPr>
+      <w:r>
+        <w:rPr>
+          <w:rFonts w:ascii="Calibri" w:hAnsi="Calibri"/>
+          <w:b/>
+          <w:color w:val="76927A"/>
+        </w:rPr>
+        <w:t xml:space="preserve">•  </w:t>
+      </w:r>
+      <w:r>
+        <w:rPr>
+          <w:rFonts w:ascii="Calibri" w:hAnsi="Calibri"/>
+          <w:b/>
+          <w:color w:val="566B56"/>
+        </w:rPr>
+        <w:t xml:space="preserve">Movimientos a lo largo de la curva: </w:t>
+      </w:r>
+      <w:r>
+        <w:rPr>
+          <w:rFonts w:ascii="Calibri" w:hAnsi="Calibri"/>
+          <w:color w:val="2F3A30"/>
+        </w:rPr>
+        <w:t>Reflejan cambios cíclicos en la economía:</w:t>
+      </w:r>
+    </w:p>
+    <w:p>
+      <w:pPr>
+        <w:spacing w:after="70"/>
+        <w:ind w:left="504" w:hanging="259"/>
+        <w:jc w:val="both"/>
+      </w:pPr>
+      <w:r>
+        <w:rPr>
+          <w:rFonts w:ascii="Calibri" w:hAnsi="Calibri"/>
+          <w:b/>
+          <w:color w:val="76927A"/>
+        </w:rPr>
+        <w:t xml:space="preserve">•  </w:t>
+      </w:r>
+      <w:r>
+        <w:rPr>
+          <w:rFonts w:ascii="Calibri" w:hAnsi="Calibri"/>
+          <w:b/>
+          <w:color w:val="566B56"/>
+        </w:rPr>
+        <w:t xml:space="preserve">Durante una recesión: </w:t>
+      </w:r>
+      <w:r>
+        <w:rPr>
+          <w:rFonts w:ascii="Calibri" w:hAnsi="Calibri"/>
+          <w:color w:val="2F3A30"/>
+        </w:rPr>
+        <w:t>La economía se mueve hacia arriba y a la derecha (mayor desempleo, menos vacantes)</w:t>
+      </w:r>
+    </w:p>
+    <w:p>
+      <w:pPr>
+        <w:spacing w:after="70"/>
+        <w:ind w:left="504" w:hanging="259"/>
+        <w:jc w:val="both"/>
+      </w:pPr>
+      <w:r>
+        <w:rPr>
+          <w:rFonts w:ascii="Calibri" w:hAnsi="Calibri"/>
+          <w:b/>
+          <w:color w:val="76927A"/>
+        </w:rPr>
+        <w:t xml:space="preserve">•  </w:t>
+      </w:r>
+      <w:r>
+        <w:rPr>
+          <w:rFonts w:ascii="Calibri" w:hAnsi="Calibri"/>
+          <w:b/>
+          <w:color w:val="566B56"/>
+        </w:rPr>
+        <w:t xml:space="preserve">En períodos de expansión: </w:t>
+      </w:r>
+      <w:r>
+        <w:rPr>
+          <w:rFonts w:ascii="Calibri" w:hAnsi="Calibri"/>
+          <w:color w:val="2F3A30"/>
+        </w:rPr>
+        <w:t>Se mueve hacia abajo y a la izquierda (menor desempleo, más vacantes)</w:t>
+      </w:r>
+    </w:p>
+    <w:p>
+      <w:pPr>
+        <w:spacing w:after="70"/>
+        <w:ind w:left="504" w:hanging="259"/>
+        <w:jc w:val="both"/>
+      </w:pPr>
+      <w:r>
+        <w:rPr>
+          <w:rFonts w:ascii="Calibri" w:hAnsi="Calibri"/>
+          <w:b/>
+          <w:color w:val="76927A"/>
+        </w:rPr>
+        <w:t xml:space="preserve">•  </w:t>
+      </w:r>
+      <w:r>
+        <w:rPr>
+          <w:rFonts w:ascii="Calibri" w:hAnsi="Calibri"/>
+          <w:b/>
+          <w:color w:val="566B56"/>
+        </w:rPr>
+        <w:t xml:space="preserve">Desplazamientos de la curva: </w:t>
+      </w:r>
+      <w:r>
+        <w:rPr>
+          <w:rFonts w:ascii="Calibri" w:hAnsi="Calibri"/>
+          <w:color w:val="2F3A30"/>
+        </w:rPr>
+        <w:t>Indican cambios estructurales en el mercado laboral:</w:t>
+      </w:r>
+    </w:p>
+    <w:p>
+      <w:pPr>
+        <w:spacing w:after="90" w:line="276" w:lineRule="auto"/>
+        <w:ind w:left="0" w:firstLine="0"/>
+        <w:jc w:val="both"/>
+      </w:pPr>
+      <w:r>
+        <w:rPr>
+          <w:rFonts w:ascii="Calibri" w:hAnsi="Calibri"/>
+          <w:b/>
+          <w:color w:val="2F3A30"/>
+          <w:sz w:val="21"/>
+        </w:rPr>
+        <w:t>Desplazamiento hacia afuera (alejándose del origen): Sugiere un empeoramiento en la eficiencia del emparejamiento, posiblemente debido a un aumento en el desempleo estructural</w:t>
+      </w:r>
+    </w:p>
+    <w:p>
+      <w:pPr>
+        <w:spacing w:after="70"/>
+        <w:ind w:left="504" w:hanging="259"/>
+        <w:jc w:val="both"/>
+      </w:pPr>
+      <w:r>
+        <w:rPr>
+          <w:rFonts w:ascii="Calibri" w:hAnsi="Calibri"/>
+          <w:b/>
+          <w:color w:val="76927A"/>
+        </w:rPr>
+        <w:t xml:space="preserve">•  </w:t>
+      </w:r>
+      <w:r>
+        <w:rPr>
+          <w:rFonts w:ascii="Calibri" w:hAnsi="Calibri"/>
+          <w:b/>
+          <w:color w:val="566B56"/>
+        </w:rPr>
+        <w:t xml:space="preserve">Desplazamiento hacia adentro: </w:t>
+      </w:r>
+      <w:r>
+        <w:rPr>
+          <w:rFonts w:ascii="Calibri" w:hAnsi="Calibri"/>
+          <w:color w:val="2F3A30"/>
+        </w:rPr>
+        <w:t>Indica una mejora en la eficiencia del mercado laboral</w:t>
+      </w:r>
+    </w:p>
+    <w:p>
+      <w:pPr>
+        <w:pStyle w:val="Heading2"/>
+        <w:keepNext/>
+        <w:spacing w:before="360" w:after="100"/>
+        <w:jc w:val="left"/>
+      </w:pPr>
+      <w:r>
+        <w:rPr>
+          <w:rFonts w:ascii="Poppins" w:hAnsi="Poppins"/>
+          <w:b/>
+          <w:color w:val="76927A"/>
+          <w:sz w:val="25"/>
+        </w:rPr>
+        <w:t>6.3. Eficiencia del proceso de emparejamiento</w:t>
+      </w:r>
+    </w:p>
+    <w:p>
+      <w:pPr>
+        <w:spacing w:after="90" w:line="276" w:lineRule="auto"/>
+        <w:ind w:left="0" w:firstLine="0"/>
+        <w:jc w:val="both"/>
+      </w:pPr>
+      <w:r>
+        <w:rPr>
+          <w:rFonts w:ascii="Calibri" w:hAnsi="Calibri"/>
+          <w:b/>
+          <w:color w:val="2F3A30"/>
+          <w:sz w:val="21"/>
+        </w:rPr>
+        <w:t>Principales características de la función de emparejamiento:</w:t>
+      </w:r>
+    </w:p>
+    <w:p>
+      <w:pPr>
+        <w:spacing w:after="70"/>
+        <w:ind w:left="504" w:hanging="259"/>
+        <w:jc w:val="both"/>
+      </w:pPr>
+      <w:r>
+        <w:rPr>
+          <w:rFonts w:ascii="Calibri" w:hAnsi="Calibri"/>
+          <w:b/>
+          <w:color w:val="76927A"/>
+        </w:rPr>
+        <w:t xml:space="preserve">•  </w:t>
+      </w:r>
+      <w:r>
+        <w:rPr>
+          <w:rFonts w:ascii="Calibri" w:hAnsi="Calibri"/>
+          <w:b/>
+          <w:color w:val="566B56"/>
+        </w:rPr>
+        <w:t xml:space="preserve">Relación inversa: </w:t>
+      </w:r>
+      <w:r>
+        <w:rPr>
+          <w:rFonts w:ascii="Calibri" w:hAnsi="Calibri"/>
+          <w:color w:val="2F3A30"/>
+        </w:rPr>
+        <w:t>Típicamente muestra una relación negativa entre vacantes y desempleo. Cuando hay muchas vacantes, el desempleo tiende a ser bajo, y viceversa.</w:t>
+      </w:r>
+    </w:p>
+    <w:p>
+      <w:pPr>
+        <w:spacing w:after="70"/>
+        <w:ind w:left="504" w:hanging="259"/>
+        <w:jc w:val="both"/>
+      </w:pPr>
+      <w:r>
+        <w:rPr>
+          <w:rFonts w:ascii="Calibri" w:hAnsi="Calibri"/>
+          <w:b/>
+          <w:color w:val="76927A"/>
+        </w:rPr>
+        <w:t xml:space="preserve">•  </w:t>
+      </w:r>
+      <w:r>
+        <w:rPr>
+          <w:rFonts w:ascii="Calibri" w:hAnsi="Calibri"/>
+          <w:b/>
+          <w:color w:val="566B56"/>
+        </w:rPr>
+        <w:t xml:space="preserve">Eficiencia del mercado laboral: </w:t>
+      </w:r>
+      <w:r>
+        <w:rPr>
+          <w:rFonts w:ascii="Calibri" w:hAnsi="Calibri"/>
+          <w:color w:val="2F3A30"/>
+        </w:rPr>
+        <w:t>La posición de la curva respecto al origen indica qué tan eficiente es el proceso de emparejamiento entre trabajadores y puestos vacantes. Una curva más cercana al origen sugiere un mercado laboral más eficiente.</w:t>
+      </w:r>
+    </w:p>
+    <w:p>
+      <w:pPr>
+        <w:spacing w:after="70"/>
+        <w:ind w:left="504" w:hanging="259"/>
+        <w:jc w:val="both"/>
+      </w:pPr>
+      <w:r>
+        <w:rPr>
+          <w:rFonts w:ascii="Calibri" w:hAnsi="Calibri"/>
+          <w:b/>
+          <w:color w:val="76927A"/>
+        </w:rPr>
+        <w:t xml:space="preserve">•  </w:t>
+      </w:r>
+      <w:r>
+        <w:rPr>
+          <w:rFonts w:ascii="Calibri" w:hAnsi="Calibri"/>
+          <w:b/>
+          <w:color w:val="566B56"/>
+        </w:rPr>
+        <w:t xml:space="preserve">Tipos de desempleo: </w:t>
+      </w:r>
+      <w:r>
+        <w:rPr>
+          <w:rFonts w:ascii="Calibri" w:hAnsi="Calibri"/>
+          <w:color w:val="2F3A30"/>
+        </w:rPr>
+        <w:t>Ayuda a distinguir entre:</w:t>
+      </w:r>
+    </w:p>
+    <w:p>
+      <w:pPr>
+        <w:spacing w:after="70"/>
+        <w:ind w:left="504" w:hanging="259"/>
+        <w:jc w:val="both"/>
+      </w:pPr>
+      <w:r>
+        <w:rPr>
+          <w:rFonts w:ascii="Calibri" w:hAnsi="Calibri"/>
+          <w:b/>
+          <w:color w:val="76927A"/>
+        </w:rPr>
+        <w:t xml:space="preserve">•  </w:t>
+      </w:r>
+      <w:r>
+        <w:rPr>
+          <w:rFonts w:ascii="Calibri" w:hAnsi="Calibri"/>
+          <w:b/>
+          <w:color w:val="566B56"/>
+        </w:rPr>
+        <w:t xml:space="preserve">Desempleo friccional/cíclico: </w:t>
+      </w:r>
+      <w:r>
+        <w:rPr>
+          <w:rFonts w:ascii="Calibri" w:hAnsi="Calibri"/>
+          <w:color w:val="2F3A30"/>
+        </w:rPr>
+        <w:t>Movimientos a lo largo de la curva</w:t>
+      </w:r>
+    </w:p>
+    <w:p>
+      <w:pPr>
+        <w:spacing w:after="70"/>
+        <w:ind w:left="504" w:hanging="259"/>
+        <w:jc w:val="both"/>
+      </w:pPr>
+      <w:r>
+        <w:rPr>
+          <w:rFonts w:ascii="Calibri" w:hAnsi="Calibri"/>
+          <w:b/>
+          <w:color w:val="76927A"/>
+        </w:rPr>
+        <w:t xml:space="preserve">•  </w:t>
+      </w:r>
+      <w:r>
+        <w:rPr>
+          <w:rFonts w:ascii="Calibri" w:hAnsi="Calibri"/>
+          <w:b/>
+          <w:color w:val="566B56"/>
+        </w:rPr>
+        <w:t xml:space="preserve">Desempleo estructural: </w:t>
+      </w:r>
+      <w:r>
+        <w:rPr>
+          <w:rFonts w:ascii="Calibri" w:hAnsi="Calibri"/>
+          <w:color w:val="2F3A30"/>
+        </w:rPr>
+        <w:t>Desplazamientos de la curva</w:t>
+      </w:r>
+    </w:p>
+    <w:p>
+      <w:pPr>
+        <w:spacing w:after="70"/>
+        <w:ind w:left="504" w:hanging="259"/>
+        <w:jc w:val="both"/>
+      </w:pPr>
+      <w:r>
+        <w:rPr>
+          <w:rFonts w:ascii="Calibri" w:hAnsi="Calibri"/>
+          <w:b/>
+          <w:color w:val="76927A"/>
+        </w:rPr>
+        <w:t xml:space="preserve">•  </w:t>
+      </w:r>
+      <w:r>
+        <w:rPr>
+          <w:rFonts w:ascii="Calibri" w:hAnsi="Calibri"/>
+          <w:b/>
+          <w:color w:val="566B56"/>
+        </w:rPr>
+        <w:t xml:space="preserve">Análisis dinámico: </w:t>
+      </w:r>
+      <w:r>
+        <w:rPr>
+          <w:rFonts w:ascii="Calibri" w:hAnsi="Calibri"/>
+          <w:color w:val="2F3A30"/>
+        </w:rPr>
+        <w:t>Permite estudiar cómo cambia la relación entre vacantes y desempleo a lo largo del tiempo.</w:t>
+      </w:r>
+    </w:p>
+    <w:p>
+      <w:pPr>
+        <w:spacing w:after="70"/>
+        <w:ind w:left="504" w:hanging="259"/>
+        <w:jc w:val="both"/>
+      </w:pPr>
+      <w:r>
+        <w:rPr>
+          <w:rFonts w:ascii="Calibri" w:hAnsi="Calibri"/>
+          <w:b/>
+          <w:color w:val="76927A"/>
+        </w:rPr>
+        <w:t xml:space="preserve">•  </w:t>
+      </w:r>
+      <w:r>
+        <w:rPr>
+          <w:rFonts w:ascii="Calibri" w:hAnsi="Calibri"/>
+          <w:b/>
+          <w:color w:val="566B56"/>
+        </w:rPr>
+        <w:t xml:space="preserve">Herramienta de política: </w:t>
+      </w:r>
+      <w:r>
+        <w:rPr>
+          <w:rFonts w:ascii="Calibri" w:hAnsi="Calibri"/>
+          <w:color w:val="2F3A30"/>
+        </w:rPr>
+        <w:t>Es útil para analizar la efectividad de políticas laborales y identificar problemas estructurales en el mercado de trabajo.</w:t>
+      </w:r>
+    </w:p>
+    <w:p>
+      <w:pPr>
+        <w:spacing w:after="90" w:line="276" w:lineRule="auto"/>
+        <w:ind w:left="0" w:firstLine="0"/>
+        <w:jc w:val="both"/>
+      </w:pPr>
+      <w:r>
+        <w:rPr>
+          <w:rFonts w:ascii="Calibri" w:hAnsi="Calibri"/>
+          <w:b/>
+          <w:color w:val="2F3A30"/>
+          <w:sz w:val="21"/>
+        </w:rPr>
+        <w:t>Análisis de los Movimientos Específicos en la Curva de Beveridge:</w:t>
+      </w:r>
+    </w:p>
+    <w:p>
+      <w:pPr>
+        <w:spacing w:after="70"/>
+        <w:ind w:left="504" w:hanging="259"/>
+        <w:jc w:val="both"/>
+      </w:pPr>
+      <w:r>
+        <w:rPr>
+          <w:rFonts w:ascii="Calibri" w:hAnsi="Calibri"/>
+          <w:b/>
+          <w:color w:val="76927A"/>
+        </w:rPr>
+        <w:t xml:space="preserve">•  </w:t>
+      </w:r>
+      <w:r>
+        <w:rPr>
+          <w:rFonts w:ascii="Calibri" w:hAnsi="Calibri"/>
+          <w:b/>
+          <w:color w:val="566B56"/>
+        </w:rPr>
+        <w:t xml:space="preserve">Punto A (Tasa Natural de Paro): </w:t>
+      </w:r>
+      <w:r>
+        <w:rPr>
+          <w:rFonts w:ascii="Calibri" w:hAnsi="Calibri"/>
+          <w:color w:val="2F3A30"/>
+        </w:rPr>
+        <w:t>Representa una situación donde la tasa de desempleo es igual a la tasa de vacantes. En este punto, todo el desempleo es friccional o estructural, sin componente cíclico.</w:t>
+      </w:r>
+    </w:p>
+    <w:p>
+      <w:pPr>
+        <w:spacing w:after="90" w:line="276" w:lineRule="auto"/>
+        <w:ind w:left="0" w:firstLine="0"/>
+        <w:jc w:val="both"/>
+      </w:pPr>
+      <w:r>
+        <w:rPr>
+          <w:rFonts w:ascii="Calibri" w:hAnsi="Calibri"/>
+          <w:color w:val="2F3A30"/>
+          <w:sz w:val="21"/>
+        </w:rPr>
+        <w:t>Analogía del baile perfecto:</w:t>
+      </w:r>
+    </w:p>
+    <w:p>
+      <w:pPr>
+        <w:spacing w:after="70"/>
+        <w:ind w:left="504" w:hanging="259"/>
+        <w:jc w:val="both"/>
+      </w:pPr>
+      <w:r>
+        <w:rPr>
+          <w:rFonts w:ascii="Calibri" w:hAnsi="Calibri"/>
+          <w:b/>
+          <w:color w:val="76927A"/>
+        </w:rPr>
+        <w:t xml:space="preserve">•  </w:t>
+      </w:r>
+      <w:r>
+        <w:rPr>
+          <w:rFonts w:ascii="Calibri" w:hAnsi="Calibri"/>
+          <w:b/>
+          <w:color w:val="566B56"/>
+        </w:rPr>
+        <w:t xml:space="preserve">Equilibrio perfecto: </w:t>
+      </w:r>
+      <w:r>
+        <w:rPr>
+          <w:rFonts w:ascii="Calibri" w:hAnsi="Calibri"/>
+          <w:color w:val="2F3A30"/>
+        </w:rPr>
+        <w:t>Hay casi tantas personas buscando pareja de baile como espacios libres en la pista</w:t>
+      </w:r>
+    </w:p>
+    <w:p>
+      <w:pPr>
+        <w:spacing w:after="70"/>
+        <w:ind w:left="504" w:hanging="259"/>
+        <w:jc w:val="both"/>
+      </w:pPr>
+      <w:r>
+        <w:rPr>
+          <w:rFonts w:ascii="Calibri" w:hAnsi="Calibri"/>
+          <w:b/>
+          <w:color w:val="76927A"/>
+        </w:rPr>
+        <w:t xml:space="preserve">•  </w:t>
+      </w:r>
+      <w:r>
+        <w:rPr>
+          <w:rFonts w:ascii="Calibri" w:hAnsi="Calibri"/>
+          <w:b/>
+          <w:color w:val="566B56"/>
+        </w:rPr>
+        <w:t xml:space="preserve">Ritmo natural: </w:t>
+      </w:r>
+      <w:r>
+        <w:rPr>
+          <w:rFonts w:ascii="Calibri" w:hAnsi="Calibri"/>
+          <w:color w:val="2F3A30"/>
+        </w:rPr>
+        <w:t>La fiesta fluye con naturalidad, con movimiento constante pero no caótico</w:t>
+      </w:r>
+    </w:p>
+    <w:p>
+      <w:pPr>
+        <w:spacing w:after="70"/>
+        <w:ind w:left="504" w:hanging="259"/>
+        <w:jc w:val="both"/>
+      </w:pPr>
+      <w:r>
+        <w:rPr>
+          <w:rFonts w:ascii="Calibri" w:hAnsi="Calibri"/>
+          <w:b/>
+          <w:color w:val="76927A"/>
+        </w:rPr>
+        <w:t xml:space="preserve">•  </w:t>
+      </w:r>
+      <w:r>
+        <w:rPr>
+          <w:rFonts w:ascii="Calibri" w:hAnsi="Calibri"/>
+          <w:b/>
+          <w:color w:val="566B56"/>
+        </w:rPr>
+        <w:t xml:space="preserve">Ni muy aburrido, ni muy alocado: </w:t>
+      </w:r>
+      <w:r>
+        <w:rPr>
+          <w:rFonts w:ascii="Calibri" w:hAnsi="Calibri"/>
+          <w:color w:val="2F3A30"/>
+        </w:rPr>
+        <w:t>No hay sobrecalentamiento ni recesión</w:t>
+      </w:r>
+    </w:p>
+    <w:p>
+      <w:pPr>
+        <w:spacing w:after="70"/>
+        <w:ind w:left="504" w:hanging="259"/>
+        <w:jc w:val="both"/>
+      </w:pPr>
+      <w:r>
+        <w:rPr>
+          <w:rFonts w:ascii="Calibri" w:hAnsi="Calibri"/>
+          <w:b/>
+          <w:color w:val="76927A"/>
+        </w:rPr>
+        <w:t xml:space="preserve">•  </w:t>
+      </w:r>
+      <w:r>
+        <w:rPr>
+          <w:rFonts w:ascii="Calibri" w:hAnsi="Calibri"/>
+          <w:b/>
+          <w:color w:val="566B56"/>
+        </w:rPr>
+        <w:t xml:space="preserve">Punto de referencia: </w:t>
+      </w:r>
+      <w:r>
+        <w:rPr>
+          <w:rFonts w:ascii="Calibri" w:hAnsi="Calibri"/>
+          <w:color w:val="2F3A30"/>
+        </w:rPr>
+        <w:t>Los responsables de política económica usan este momento como referencia ideal</w:t>
+      </w:r>
+    </w:p>
+    <w:p>
+      <w:pPr>
+        <w:spacing w:after="70"/>
+        <w:ind w:left="504" w:hanging="259"/>
+        <w:jc w:val="both"/>
+      </w:pPr>
+      <w:r>
+        <w:rPr>
+          <w:rFonts w:ascii="Calibri" w:hAnsi="Calibri"/>
+          <w:b/>
+          <w:color w:val="76927A"/>
+        </w:rPr>
+        <w:t xml:space="preserve">•  </w:t>
+      </w:r>
+      <w:r>
+        <w:rPr>
+          <w:rFonts w:ascii="Calibri" w:hAnsi="Calibri"/>
+          <w:b/>
+          <w:color w:val="566B56"/>
+        </w:rPr>
+        <w:t xml:space="preserve">Punto B (Desempleo Alto): </w:t>
+      </w:r>
+      <w:r>
+        <w:rPr>
+          <w:rFonts w:ascii="Calibri" w:hAnsi="Calibri"/>
+          <w:color w:val="2F3A30"/>
+        </w:rPr>
+        <w:t>Situado por debajo de la bisectriz, indica un desempleo superior a la suma de los niveles friccional y estructural, posiblemente debido a insuficiencia de demanda o desempleo tecnológico.</w:t>
+      </w:r>
+    </w:p>
+    <w:p>
+      <w:pPr>
+        <w:spacing w:after="70"/>
+        <w:ind w:left="504" w:hanging="259"/>
+        <w:jc w:val="both"/>
+      </w:pPr>
+      <w:r>
+        <w:rPr>
+          <w:rFonts w:ascii="Calibri" w:hAnsi="Calibri"/>
+          <w:b/>
+          <w:color w:val="76927A"/>
+        </w:rPr>
+        <w:t xml:space="preserve">•  </w:t>
+      </w:r>
+      <w:r>
+        <w:rPr>
+          <w:rFonts w:ascii="Calibri" w:hAnsi="Calibri"/>
+          <w:b/>
+          <w:color w:val="566B56"/>
+        </w:rPr>
+        <w:t xml:space="preserve">Punto C (Recalentamiento): </w:t>
+      </w:r>
+      <w:r>
+        <w:rPr>
+          <w:rFonts w:ascii="Calibri" w:hAnsi="Calibri"/>
+          <w:color w:val="2F3A30"/>
+        </w:rPr>
+        <w:t>Ubicado por encima de la bisectriz, muestra una tasa de desempleo menor que la de vacantes e inferior a la suma del desempleo friccional y estructural. Puede indicar un "recalentamiento" de la economía.</w:t>
+      </w:r>
+    </w:p>
+    <w:p>
+      <w:pPr>
+        <w:pStyle w:val="Heading2"/>
+        <w:keepNext/>
+        <w:spacing w:before="360" w:after="100"/>
+        <w:jc w:val="left"/>
+      </w:pPr>
+      <w:r>
+        <w:rPr>
+          <w:rFonts w:ascii="Poppins" w:hAnsi="Poppins"/>
+          <w:b/>
+          <w:color w:val="76927A"/>
+          <w:sz w:val="25"/>
+        </w:rPr>
+        <w:t>6.4. Aplicación: el caso español durante la crisis</w:t>
+      </w:r>
+    </w:p>
+    <w:p>
+      <w:pPr>
+        <w:spacing w:after="90" w:line="276" w:lineRule="auto"/>
+        <w:ind w:left="0" w:firstLine="0"/>
+        <w:jc w:val="both"/>
+      </w:pPr>
+      <w:r>
+        <w:rPr>
+          <w:rFonts w:ascii="Calibri" w:hAnsi="Calibri"/>
+          <w:b/>
+          <w:color w:val="2F3A30"/>
+          <w:sz w:val="21"/>
+        </w:rPr>
+        <w:t>Análisis empírico del caso español (2008-2016):</w:t>
+      </w:r>
+    </w:p>
+    <w:p>
+      <w:pPr>
+        <w:spacing w:after="90" w:line="276" w:lineRule="auto"/>
+        <w:ind w:left="0" w:firstLine="0"/>
+        <w:jc w:val="both"/>
+      </w:pPr>
+      <w:r>
+        <w:rPr>
+          <w:rFonts w:ascii="Calibri" w:hAnsi="Calibri"/>
+          <w:color w:val="2F3A30"/>
+          <w:sz w:val="21"/>
+        </w:rPr>
+        <w:t>El estudio de la curva de Beveridge en España durante la crisis financiera proporciona un ejemplo práctico excepcional de cómo los cambios en la eficiencia del emparejamiento pueden impactar significativamente la economía.</w:t>
+      </w:r>
+    </w:p>
+    <w:p>
+      <w:pPr>
+        <w:spacing w:after="70"/>
+        <w:ind w:left="504" w:hanging="259"/>
+        <w:jc w:val="both"/>
+      </w:pPr>
+      <w:r>
+        <w:rPr>
+          <w:rFonts w:ascii="Calibri" w:hAnsi="Calibri"/>
+          <w:b/>
+          <w:color w:val="76927A"/>
+        </w:rPr>
+        <w:t xml:space="preserve">•  </w:t>
+      </w:r>
+      <w:r>
+        <w:rPr>
+          <w:rFonts w:ascii="Calibri" w:hAnsi="Calibri"/>
+          <w:b/>
+          <w:color w:val="566B56"/>
+        </w:rPr>
+        <w:t xml:space="preserve">Desafíos metodológicos: </w:t>
+      </w:r>
+      <w:r>
+        <w:rPr>
+          <w:rFonts w:ascii="Calibri" w:hAnsi="Calibri"/>
+          <w:color w:val="2F3A30"/>
+        </w:rPr>
+        <w:t>Los investigadores enfrentaron el desafío de la falta de una serie homogénea de datos sobre vacantes laborales. Para superar esta dificultad, construyeron una serie uniforme de vacantes desde 1980 hasta 2016, combinando datos de diversas fuentes como la OCDE, la Encuesta de Coyuntura Laboral y la Encuesta Trimestral de Coste Laboral.</w:t>
+      </w:r>
+    </w:p>
+    <w:p>
+      <w:pPr>
+        <w:spacing w:after="90" w:line="276" w:lineRule="auto"/>
+        <w:ind w:left="0" w:firstLine="0"/>
+        <w:jc w:val="both"/>
+      </w:pPr>
+      <w:r>
+        <w:rPr>
+          <w:rFonts w:ascii="Calibri" w:hAnsi="Calibri"/>
+          <w:b/>
+          <w:color w:val="2F3A30"/>
+          <w:sz w:val="21"/>
+        </w:rPr>
+        <w:t>Tres fases macroeconómicas identificadas en la serie histórica (ver Panel B de la Figura 1.9):</w:t>
+      </w:r>
+    </w:p>
+    <w:p>
+      <w:pPr>
+        <w:spacing w:after="70"/>
+        <w:ind w:left="504" w:hanging="259"/>
+        <w:jc w:val="both"/>
+      </w:pPr>
+      <w:r>
+        <w:rPr>
+          <w:rFonts w:ascii="Calibri" w:hAnsi="Calibri"/>
+          <w:b/>
+          <w:color w:val="76927A"/>
+        </w:rPr>
+        <w:t xml:space="preserve">•  </w:t>
+      </w:r>
+      <w:r>
+        <w:rPr>
+          <w:rFonts w:ascii="Calibri" w:hAnsi="Calibri"/>
+          <w:b/>
+          <w:color w:val="566B56"/>
+        </w:rPr>
+        <w:t xml:space="preserve">Fase 1 (1980–2007: </w:t>
+      </w:r>
+      <w:r>
+        <w:rPr>
+          <w:rFonts w:ascii="Calibri" w:hAnsi="Calibri"/>
+          <w:color w:val="2F3A30"/>
+        </w:rPr>
+        <w:t>Estabilidad pre-crisis y ancla en Punto A)</w:t>
+      </w:r>
+    </w:p>
+    <w:p>
+      <w:pPr>
+        <w:spacing w:after="90" w:line="276" w:lineRule="auto"/>
+        <w:ind w:left="0" w:firstLine="0"/>
+        <w:jc w:val="both"/>
+      </w:pPr>
+      <w:r>
+        <w:rPr>
+          <w:rFonts w:ascii="Calibri" w:hAnsi="Calibri"/>
+          <w:color w:val="2F3A30"/>
+          <w:sz w:val="21"/>
+        </w:rPr>
+        <w:t>Durante el período de expansión económica, la curva se mantuvo relativamente estable y cercana al origen</w:t>
+      </w:r>
+    </w:p>
+    <w:p>
+      <w:pPr>
+        <w:spacing w:after="90" w:line="276" w:lineRule="auto"/>
+        <w:ind w:left="0" w:firstLine="0"/>
+        <w:jc w:val="both"/>
+      </w:pPr>
+      <w:r>
+        <w:rPr>
+          <w:rFonts w:ascii="Calibri" w:hAnsi="Calibri"/>
+          <w:color w:val="2F3A30"/>
+          <w:sz w:val="21"/>
+        </w:rPr>
+        <w:t>Indicaba un funcionamiento eficiente del mercado laboral español</w:t>
+      </w:r>
+    </w:p>
+    <w:p>
+      <w:pPr>
+        <w:spacing w:after="70"/>
+        <w:ind w:left="504" w:hanging="259"/>
+        <w:jc w:val="both"/>
+      </w:pPr>
+      <w:r>
+        <w:rPr>
+          <w:rFonts w:ascii="Calibri" w:hAnsi="Calibri"/>
+          <w:b/>
+          <w:color w:val="76927A"/>
+        </w:rPr>
+        <w:t xml:space="preserve">•  </w:t>
+      </w:r>
+      <w:r>
+        <w:rPr>
+          <w:rFonts w:ascii="Calibri" w:hAnsi="Calibri"/>
+          <w:b/>
+          <w:color w:val="566B56"/>
+        </w:rPr>
+        <w:t xml:space="preserve">Fase 2 (2008–2013: </w:t>
+      </w:r>
+      <w:r>
+        <w:rPr>
+          <w:rFonts w:ascii="Calibri" w:hAnsi="Calibri"/>
+          <w:color w:val="2F3A30"/>
+        </w:rPr>
+        <w:t>Gran Recesión y desplazamiento hacia el Punto B)</w:t>
+      </w:r>
+    </w:p>
+    <w:p>
+      <w:pPr>
+        <w:spacing w:after="90" w:line="276" w:lineRule="auto"/>
+        <w:ind w:left="0" w:firstLine="0"/>
+        <w:jc w:val="both"/>
+      </w:pPr>
+      <w:r>
+        <w:rPr>
+          <w:rFonts w:ascii="Calibri" w:hAnsi="Calibri"/>
+          <w:color w:val="2F3A30"/>
+          <w:sz w:val="21"/>
+        </w:rPr>
+        <w:t>A partir de la crisis financiera de 2008, la curva experimentó un desplazamiento significativo hacia la derecha</w:t>
       </w:r>
     </w:p>
     <w:p>
@@ -11532,41 +12842,37 @@
           <w:color w:val="566B56"/>
           <w:sz w:val="21"/>
         </w:rPr>
-        <w:t>= Número de desempleados al comienzo del período</w:t>
-      </w:r>
-    </w:p>
-    <w:p>
-      <w:pPr>
-        <w:keepNext/>
-        <w:spacing w:after="40" w:line="276" w:lineRule="auto" w:before="160"/>
+        <w:t>Indicaba una menor eficiencia en el mercado laboral</w:t>
+      </w:r>
+    </w:p>
+    <w:p>
+      <w:pPr>
+        <w:spacing w:after="90" w:line="276" w:lineRule="auto"/>
         <w:ind w:left="0" w:firstLine="0"/>
-        <w:jc w:val="left"/>
-      </w:pPr>
-      <w:r>
-        <w:rPr>
-          <w:rFonts w:ascii="Calibri" w:hAnsi="Calibri"/>
-          <w:b/>
-          <w:color w:val="566B56"/>
+        <w:jc w:val="both"/>
+      </w:pPr>
+      <w:r>
+        <w:rPr>
+          <w:rFonts w:ascii="Calibri" w:hAnsi="Calibri"/>
+          <w:color w:val="2F3A30"/>
           <w:sz w:val="21"/>
         </w:rPr>
-        <w:t>= Número de vacantes al comienzo del período</w:t>
-      </w:r>
-    </w:p>
-    <w:p>
-      <w:pPr>
-        <w:keepNext/>
-        <w:spacing w:after="40" w:line="276" w:lineRule="auto" w:before="160"/>
+        <w:t>Reflejaba un desajuste importante entre oferta y demanda de trabajo</w:t>
+      </w:r>
+    </w:p>
+    <w:p>
+      <w:pPr>
+        <w:spacing w:after="90" w:line="276" w:lineRule="auto"/>
         <w:ind w:left="0" w:firstLine="0"/>
-        <w:jc w:val="left"/>
-      </w:pPr>
-      <w:r>
-        <w:rPr>
-          <w:rFonts w:ascii="Calibri" w:hAnsi="Calibri"/>
-          <w:b/>
-          <w:color w:val="566B56"/>
+        <w:jc w:val="both"/>
+      </w:pPr>
+      <w:r>
+        <w:rPr>
+          <w:rFonts w:ascii="Calibri" w:hAnsi="Calibri"/>
+          <w:color w:val="2F3A30"/>
           <w:sz w:val="21"/>
         </w:rPr>
-        <w:t>= Eficiencia del proceso de emparejamiento</w:t>
+        <w:t>Posiblemente vinculado a cambios estructurales como la crisis del sector de la construcción</w:t>
       </w:r>
     </w:p>
     <w:p>
@@ -11589,1094 +12895,14 @@
           <w:b/>
           <w:color w:val="566B56"/>
         </w:rPr>
-        <w:t xml:space="preserve">Insight fundamental: </w:t>
-      </w:r>
-      <w:r>
-        <w:rPr>
-          <w:rFonts w:ascii="Calibri" w:hAnsi="Calibri"/>
-          <w:color w:val="2F3A30"/>
-        </w:rPr>
-        <w:t>Esta ecuación destaca que el número de contrataciones no solo depende del número de vacantes y desempleados, sino también de la eficiencia del proceso de emparejamiento. Dos economías con el mismo número de vacantes y desempleados podrían tener diferentes tasas de paro debido a diferencias en la eficiencia del emparejamiento.</w:t>
-      </w:r>
-    </w:p>
-    <w:p>
-      <w:pPr>
-        <w:pStyle w:val="Heading2"/>
-        <w:keepNext/>
-        <w:spacing w:before="360" w:after="100"/>
-        <w:jc w:val="left"/>
-      </w:pPr>
-      <w:r>
-        <w:rPr>
-          <w:rFonts w:ascii="Poppins" w:hAnsi="Poppins"/>
-          <w:b/>
-          <w:color w:val="76927A"/>
-          <w:sz w:val="25"/>
-        </w:rPr>
-        <w:t>6.2. Interpretación de movimientos y desplazamientos</w:t>
-      </w:r>
-    </w:p>
-    <w:p>
-      <w:pPr>
-        <w:spacing w:after="90" w:line="276" w:lineRule="auto"/>
-        <w:ind w:left="0" w:firstLine="0"/>
-        <w:jc w:val="both"/>
-      </w:pPr>
-      <w:r>
-        <w:rPr>
-          <w:rFonts w:ascii="Calibri" w:hAnsi="Calibri"/>
-          <w:b/>
-          <w:color w:val="2F3A30"/>
-          <w:sz w:val="21"/>
-        </w:rPr>
-        <w:t>Características Clave de la Curva de Beveridge:</w:t>
-      </w:r>
-    </w:p>
-    <w:p>
-      <w:pPr>
-        <w:spacing w:after="70"/>
-        <w:ind w:left="504" w:hanging="259"/>
-        <w:jc w:val="both"/>
-      </w:pPr>
-      <w:r>
-        <w:rPr>
-          <w:rFonts w:ascii="Calibri" w:hAnsi="Calibri"/>
-          <w:b/>
-          <w:color w:val="76927A"/>
-        </w:rPr>
-        <w:t xml:space="preserve">•  </w:t>
-      </w:r>
-      <w:r>
-        <w:rPr>
-          <w:rFonts w:ascii="Calibri" w:hAnsi="Calibri"/>
-          <w:b/>
-          <w:color w:val="566B56"/>
-        </w:rPr>
-        <w:t xml:space="preserve">Forma: </w:t>
-      </w:r>
-      <w:r>
-        <w:rPr>
-          <w:rFonts w:ascii="Calibri" w:hAnsi="Calibri"/>
-          <w:color w:val="2F3A30"/>
-        </w:rPr>
-        <w:t>La curva tiene una pendiente negativa, reflejando la relación inversa entre vacantes y desempleo.</w:t>
-      </w:r>
-    </w:p>
-    <w:p>
-      <w:pPr>
-        <w:spacing w:after="70"/>
-        <w:ind w:left="504" w:hanging="259"/>
-        <w:jc w:val="both"/>
-      </w:pPr>
-      <w:r>
-        <w:rPr>
-          <w:rFonts w:ascii="Calibri" w:hAnsi="Calibri"/>
-          <w:b/>
-          <w:color w:val="76927A"/>
-        </w:rPr>
-        <w:t xml:space="preserve">•  </w:t>
-      </w:r>
-      <w:r>
-        <w:rPr>
-          <w:rFonts w:ascii="Calibri" w:hAnsi="Calibri"/>
-          <w:b/>
-          <w:color w:val="566B56"/>
-        </w:rPr>
-        <w:t xml:space="preserve">No intersección con los ejes: </w:t>
-      </w:r>
-      <w:r>
-        <w:rPr>
-          <w:rFonts w:ascii="Calibri" w:hAnsi="Calibri"/>
-          <w:color w:val="2F3A30"/>
-        </w:rPr>
-        <w:t>La curva nunca corta los ejes, indicando que siempre existirá algún nivel de vacantes y desempleo en la economía.</w:t>
-      </w:r>
-    </w:p>
-    <w:p>
-      <w:pPr>
-        <w:spacing w:after="70"/>
-        <w:ind w:left="504" w:hanging="259"/>
-        <w:jc w:val="both"/>
-      </w:pPr>
-      <w:r>
-        <w:rPr>
-          <w:rFonts w:ascii="Calibri" w:hAnsi="Calibri"/>
-          <w:b/>
-          <w:color w:val="76927A"/>
-        </w:rPr>
-        <w:t xml:space="preserve">•  </w:t>
-      </w:r>
-      <w:r>
-        <w:rPr>
-          <w:rFonts w:ascii="Calibri" w:hAnsi="Calibri"/>
-          <w:b/>
-          <w:color w:val="566B56"/>
-        </w:rPr>
-        <w:t xml:space="preserve">Punto de equilibrio: </w:t>
-      </w:r>
-      <w:r>
-        <w:rPr>
-          <w:rFonts w:ascii="Calibri" w:hAnsi="Calibri"/>
-          <w:color w:val="2F3A30"/>
-        </w:rPr>
-        <w:t>El punto donde la curva cruza la línea de 45 grados representa la tasa natural de desempleo, donde la tasa de vacantes iguala a la tasa de paro.</w:t>
-      </w:r>
-    </w:p>
-    <w:p>
-      <w:pPr>
-        <w:spacing w:after="90" w:line="276" w:lineRule="auto"/>
-        <w:ind w:left="0" w:firstLine="0"/>
-        <w:jc w:val="both"/>
-      </w:pPr>
-      <w:r>
-        <w:rPr>
-          <w:rFonts w:ascii="Calibri" w:hAnsi="Calibri"/>
-          <w:b/>
-          <w:color w:val="2F3A30"/>
-          <w:sz w:val="21"/>
-        </w:rPr>
-        <w:t>Interpretación de movimientos:</w:t>
-      </w:r>
-    </w:p>
-    <w:p>
-      <w:pPr>
-        <w:spacing w:after="90" w:line="276" w:lineRule="auto"/>
-        <w:ind w:left="0" w:firstLine="0"/>
-        <w:jc w:val="both"/>
-      </w:pPr>
-      <w:r>
-        <w:rPr>
-          <w:rFonts w:ascii="Calibri" w:hAnsi="Calibri"/>
-          <w:color w:val="2F3A30"/>
-          <w:sz w:val="21"/>
-        </w:rPr>
-        <w:t>La Curva de Beveridge proporciona información valiosa sobre el estado del mercado laboral:</w:t>
-      </w:r>
-    </w:p>
-    <w:p>
-      <w:pPr>
-        <w:spacing w:after="70"/>
-        <w:ind w:left="504" w:hanging="259"/>
-        <w:jc w:val="both"/>
-      </w:pPr>
-      <w:r>
-        <w:rPr>
-          <w:rFonts w:ascii="Calibri" w:hAnsi="Calibri"/>
-          <w:b/>
-          <w:color w:val="76927A"/>
-        </w:rPr>
-        <w:t xml:space="preserve">•  </w:t>
-      </w:r>
-      <w:r>
-        <w:rPr>
-          <w:rFonts w:ascii="Calibri" w:hAnsi="Calibri"/>
-          <w:b/>
-          <w:color w:val="566B56"/>
-        </w:rPr>
-        <w:t xml:space="preserve">Movimientos a lo largo de la curva: </w:t>
-      </w:r>
-      <w:r>
-        <w:rPr>
-          <w:rFonts w:ascii="Calibri" w:hAnsi="Calibri"/>
-          <w:color w:val="2F3A30"/>
-        </w:rPr>
-        <w:t>Reflejan cambios cíclicos en la economía:</w:t>
-      </w:r>
-    </w:p>
-    <w:p>
-      <w:pPr>
-        <w:spacing w:after="70"/>
-        <w:ind w:left="504" w:hanging="259"/>
-        <w:jc w:val="both"/>
-      </w:pPr>
-      <w:r>
-        <w:rPr>
-          <w:rFonts w:ascii="Calibri" w:hAnsi="Calibri"/>
-          <w:b/>
-          <w:color w:val="76927A"/>
-        </w:rPr>
-        <w:t xml:space="preserve">•  </w:t>
-      </w:r>
-      <w:r>
-        <w:rPr>
-          <w:rFonts w:ascii="Calibri" w:hAnsi="Calibri"/>
-          <w:b/>
-          <w:color w:val="566B56"/>
-        </w:rPr>
-        <w:t xml:space="preserve">Durante una recesión: </w:t>
-      </w:r>
-      <w:r>
-        <w:rPr>
-          <w:rFonts w:ascii="Calibri" w:hAnsi="Calibri"/>
-          <w:color w:val="2F3A30"/>
-        </w:rPr>
-        <w:t>La economía se mueve hacia arriba y a la derecha (mayor desempleo, menos vacantes)</w:t>
-      </w:r>
-    </w:p>
-    <w:p>
-      <w:pPr>
-        <w:spacing w:after="70"/>
-        <w:ind w:left="504" w:hanging="259"/>
-        <w:jc w:val="both"/>
-      </w:pPr>
-      <w:r>
-        <w:rPr>
-          <w:rFonts w:ascii="Calibri" w:hAnsi="Calibri"/>
-          <w:b/>
-          <w:color w:val="76927A"/>
-        </w:rPr>
-        <w:t xml:space="preserve">•  </w:t>
-      </w:r>
-      <w:r>
-        <w:rPr>
-          <w:rFonts w:ascii="Calibri" w:hAnsi="Calibri"/>
-          <w:b/>
-          <w:color w:val="566B56"/>
-        </w:rPr>
-        <w:t xml:space="preserve">En períodos de expansión: </w:t>
-      </w:r>
-      <w:r>
-        <w:rPr>
-          <w:rFonts w:ascii="Calibri" w:hAnsi="Calibri"/>
-          <w:color w:val="2F3A30"/>
-        </w:rPr>
-        <w:t>Se mueve hacia abajo y a la izquierda (menor desempleo, más vacantes)</w:t>
-      </w:r>
-    </w:p>
-    <w:p>
-      <w:pPr>
-        <w:spacing w:after="70"/>
-        <w:ind w:left="504" w:hanging="259"/>
-        <w:jc w:val="both"/>
-      </w:pPr>
-      <w:r>
-        <w:rPr>
-          <w:rFonts w:ascii="Calibri" w:hAnsi="Calibri"/>
-          <w:b/>
-          <w:color w:val="76927A"/>
-        </w:rPr>
-        <w:t xml:space="preserve">•  </w:t>
-      </w:r>
-      <w:r>
-        <w:rPr>
-          <w:rFonts w:ascii="Calibri" w:hAnsi="Calibri"/>
-          <w:b/>
-          <w:color w:val="566B56"/>
-        </w:rPr>
-        <w:t xml:space="preserve">Desplazamientos de la curva: </w:t>
-      </w:r>
-      <w:r>
-        <w:rPr>
-          <w:rFonts w:ascii="Calibri" w:hAnsi="Calibri"/>
-          <w:color w:val="2F3A30"/>
-        </w:rPr>
-        <w:t>Indican cambios estructurales en el mercado laboral:</w:t>
-      </w:r>
-    </w:p>
-    <w:p>
-      <w:pPr>
-        <w:spacing w:after="90" w:line="276" w:lineRule="auto"/>
-        <w:ind w:left="0" w:firstLine="0"/>
-        <w:jc w:val="both"/>
-      </w:pPr>
-      <w:r>
-        <w:rPr>
-          <w:rFonts w:ascii="Calibri" w:hAnsi="Calibri"/>
-          <w:b/>
-          <w:color w:val="2F3A30"/>
-          <w:sz w:val="21"/>
-        </w:rPr>
-        <w:t>Desplazamiento hacia afuera (alejándose del origen): Sugiere un empeoramiento en la eficiencia del emparejamiento, posiblemente debido a un aumento en el desempleo estructural</w:t>
-      </w:r>
-    </w:p>
-    <w:p>
-      <w:pPr>
-        <w:spacing w:after="70"/>
-        <w:ind w:left="504" w:hanging="259"/>
-        <w:jc w:val="both"/>
-      </w:pPr>
-      <w:r>
-        <w:rPr>
-          <w:rFonts w:ascii="Calibri" w:hAnsi="Calibri"/>
-          <w:b/>
-          <w:color w:val="76927A"/>
-        </w:rPr>
-        <w:t xml:space="preserve">•  </w:t>
-      </w:r>
-      <w:r>
-        <w:rPr>
-          <w:rFonts w:ascii="Calibri" w:hAnsi="Calibri"/>
-          <w:b/>
-          <w:color w:val="566B56"/>
-        </w:rPr>
-        <w:t xml:space="preserve">Desplazamiento hacia adentro: </w:t>
-      </w:r>
-      <w:r>
-        <w:rPr>
-          <w:rFonts w:ascii="Calibri" w:hAnsi="Calibri"/>
-          <w:color w:val="2F3A30"/>
-        </w:rPr>
-        <w:t>Indica una mejora en la eficiencia del mercado laboral</w:t>
-      </w:r>
-    </w:p>
-    <w:p>
-      <w:pPr>
-        <w:pStyle w:val="Heading2"/>
-        <w:keepNext/>
-        <w:spacing w:before="360" w:after="100"/>
-        <w:jc w:val="left"/>
-      </w:pPr>
-      <w:r>
-        <w:rPr>
-          <w:rFonts w:ascii="Poppins" w:hAnsi="Poppins"/>
-          <w:b/>
-          <w:color w:val="76927A"/>
-          <w:sz w:val="25"/>
-        </w:rPr>
-        <w:t>6.3. Eficiencia del proceso de emparejamiento</w:t>
-      </w:r>
-    </w:p>
-    <w:p>
-      <w:pPr>
-        <w:spacing w:after="90" w:line="276" w:lineRule="auto"/>
-        <w:ind w:left="0" w:firstLine="0"/>
-        <w:jc w:val="both"/>
-      </w:pPr>
-      <w:r>
-        <w:rPr>
-          <w:rFonts w:ascii="Calibri" w:hAnsi="Calibri"/>
-          <w:b/>
-          <w:color w:val="2F3A30"/>
-          <w:sz w:val="21"/>
-        </w:rPr>
-        <w:t>Principales características de la función de emparejamiento:</w:t>
-      </w:r>
-    </w:p>
-    <w:p>
-      <w:pPr>
-        <w:spacing w:after="70"/>
-        <w:ind w:left="504" w:hanging="259"/>
-        <w:jc w:val="both"/>
-      </w:pPr>
-      <w:r>
-        <w:rPr>
-          <w:rFonts w:ascii="Calibri" w:hAnsi="Calibri"/>
-          <w:b/>
-          <w:color w:val="76927A"/>
-        </w:rPr>
-        <w:t xml:space="preserve">•  </w:t>
-      </w:r>
-      <w:r>
-        <w:rPr>
-          <w:rFonts w:ascii="Calibri" w:hAnsi="Calibri"/>
-          <w:b/>
-          <w:color w:val="566B56"/>
-        </w:rPr>
-        <w:t xml:space="preserve">Relación inversa: </w:t>
-      </w:r>
-      <w:r>
-        <w:rPr>
-          <w:rFonts w:ascii="Calibri" w:hAnsi="Calibri"/>
-          <w:color w:val="2F3A30"/>
-        </w:rPr>
-        <w:t>Típicamente muestra una relación negativa entre vacantes y desempleo. Cuando hay muchas vacantes, el desempleo tiende a ser bajo, y viceversa.</w:t>
-      </w:r>
-    </w:p>
-    <w:p>
-      <w:pPr>
-        <w:spacing w:after="70"/>
-        <w:ind w:left="504" w:hanging="259"/>
-        <w:jc w:val="both"/>
-      </w:pPr>
-      <w:r>
-        <w:rPr>
-          <w:rFonts w:ascii="Calibri" w:hAnsi="Calibri"/>
-          <w:b/>
-          <w:color w:val="76927A"/>
-        </w:rPr>
-        <w:t xml:space="preserve">•  </w:t>
-      </w:r>
-      <w:r>
-        <w:rPr>
-          <w:rFonts w:ascii="Calibri" w:hAnsi="Calibri"/>
-          <w:b/>
-          <w:color w:val="566B56"/>
-        </w:rPr>
-        <w:t xml:space="preserve">Eficiencia del mercado laboral: </w:t>
-      </w:r>
-      <w:r>
-        <w:rPr>
-          <w:rFonts w:ascii="Calibri" w:hAnsi="Calibri"/>
-          <w:color w:val="2F3A30"/>
-        </w:rPr>
-        <w:t>La posición de la curva respecto al origen indica qué tan eficiente es el proceso de emparejamiento entre trabajadores y puestos vacantes. Una curva más cercana al origen sugiere un mercado laboral más eficiente.</w:t>
-      </w:r>
-    </w:p>
-    <w:p>
-      <w:pPr>
-        <w:spacing w:after="70"/>
-        <w:ind w:left="504" w:hanging="259"/>
-        <w:jc w:val="both"/>
-      </w:pPr>
-      <w:r>
-        <w:rPr>
-          <w:rFonts w:ascii="Calibri" w:hAnsi="Calibri"/>
-          <w:b/>
-          <w:color w:val="76927A"/>
-        </w:rPr>
-        <w:t xml:space="preserve">•  </w:t>
-      </w:r>
-      <w:r>
-        <w:rPr>
-          <w:rFonts w:ascii="Calibri" w:hAnsi="Calibri"/>
-          <w:b/>
-          <w:color w:val="566B56"/>
-        </w:rPr>
-        <w:t xml:space="preserve">Tipos de desempleo: </w:t>
-      </w:r>
-      <w:r>
-        <w:rPr>
-          <w:rFonts w:ascii="Calibri" w:hAnsi="Calibri"/>
-          <w:color w:val="2F3A30"/>
-        </w:rPr>
-        <w:t>Ayuda a distinguir entre:</w:t>
-      </w:r>
-    </w:p>
-    <w:p>
-      <w:pPr>
-        <w:spacing w:after="70"/>
-        <w:ind w:left="504" w:hanging="259"/>
-        <w:jc w:val="both"/>
-      </w:pPr>
-      <w:r>
-        <w:rPr>
-          <w:rFonts w:ascii="Calibri" w:hAnsi="Calibri"/>
-          <w:b/>
-          <w:color w:val="76927A"/>
-        </w:rPr>
-        <w:t xml:space="preserve">•  </w:t>
-      </w:r>
-      <w:r>
-        <w:rPr>
-          <w:rFonts w:ascii="Calibri" w:hAnsi="Calibri"/>
-          <w:b/>
-          <w:color w:val="566B56"/>
-        </w:rPr>
-        <w:t xml:space="preserve">Desempleo friccional/cíclico: </w:t>
-      </w:r>
-      <w:r>
-        <w:rPr>
-          <w:rFonts w:ascii="Calibri" w:hAnsi="Calibri"/>
-          <w:color w:val="2F3A30"/>
-        </w:rPr>
-        <w:t>Movimientos a lo largo de la curva</w:t>
-      </w:r>
-    </w:p>
-    <w:p>
-      <w:pPr>
-        <w:spacing w:after="70"/>
-        <w:ind w:left="504" w:hanging="259"/>
-        <w:jc w:val="both"/>
-      </w:pPr>
-      <w:r>
-        <w:rPr>
-          <w:rFonts w:ascii="Calibri" w:hAnsi="Calibri"/>
-          <w:b/>
-          <w:color w:val="76927A"/>
-        </w:rPr>
-        <w:t xml:space="preserve">•  </w:t>
-      </w:r>
-      <w:r>
-        <w:rPr>
-          <w:rFonts w:ascii="Calibri" w:hAnsi="Calibri"/>
-          <w:b/>
-          <w:color w:val="566B56"/>
-        </w:rPr>
-        <w:t xml:space="preserve">Desempleo estructural: </w:t>
-      </w:r>
-      <w:r>
-        <w:rPr>
-          <w:rFonts w:ascii="Calibri" w:hAnsi="Calibri"/>
-          <w:color w:val="2F3A30"/>
-        </w:rPr>
-        <w:t>Desplazamientos de la curva</w:t>
-      </w:r>
-    </w:p>
-    <w:p>
-      <w:pPr>
-        <w:spacing w:after="70"/>
-        <w:ind w:left="504" w:hanging="259"/>
-        <w:jc w:val="both"/>
-      </w:pPr>
-      <w:r>
-        <w:rPr>
-          <w:rFonts w:ascii="Calibri" w:hAnsi="Calibri"/>
-          <w:b/>
-          <w:color w:val="76927A"/>
-        </w:rPr>
-        <w:t xml:space="preserve">•  </w:t>
-      </w:r>
-      <w:r>
-        <w:rPr>
-          <w:rFonts w:ascii="Calibri" w:hAnsi="Calibri"/>
-          <w:b/>
-          <w:color w:val="566B56"/>
-        </w:rPr>
-        <w:t xml:space="preserve">Análisis dinámico: </w:t>
-      </w:r>
-      <w:r>
-        <w:rPr>
-          <w:rFonts w:ascii="Calibri" w:hAnsi="Calibri"/>
-          <w:color w:val="2F3A30"/>
-        </w:rPr>
-        <w:t>Permite estudiar cómo cambia la relación entre vacantes y desempleo a lo largo del tiempo.</w:t>
-      </w:r>
-    </w:p>
-    <w:p>
-      <w:pPr>
-        <w:spacing w:after="70"/>
-        <w:ind w:left="504" w:hanging="259"/>
-        <w:jc w:val="both"/>
-      </w:pPr>
-      <w:r>
-        <w:rPr>
-          <w:rFonts w:ascii="Calibri" w:hAnsi="Calibri"/>
-          <w:b/>
-          <w:color w:val="76927A"/>
-        </w:rPr>
-        <w:t xml:space="preserve">•  </w:t>
-      </w:r>
-      <w:r>
-        <w:rPr>
-          <w:rFonts w:ascii="Calibri" w:hAnsi="Calibri"/>
-          <w:b/>
-          <w:color w:val="566B56"/>
-        </w:rPr>
-        <w:t xml:space="preserve">Herramienta de política: </w:t>
-      </w:r>
-      <w:r>
-        <w:rPr>
-          <w:rFonts w:ascii="Calibri" w:hAnsi="Calibri"/>
-          <w:color w:val="2F3A30"/>
-        </w:rPr>
-        <w:t>Es útil para analizar la efectividad de políticas laborales y identificar problemas estructurales en el mercado de trabajo.</w:t>
-      </w:r>
-    </w:p>
-    <w:p>
-      <w:pPr>
-        <w:spacing w:after="90" w:line="276" w:lineRule="auto"/>
-        <w:ind w:left="0" w:firstLine="0"/>
-        <w:jc w:val="both"/>
-      </w:pPr>
-      <w:r>
-        <w:rPr>
-          <w:rFonts w:ascii="Calibri" w:hAnsi="Calibri"/>
-          <w:b/>
-          <w:color w:val="2F3A30"/>
-          <w:sz w:val="21"/>
-        </w:rPr>
-        <w:t>Análisis de los Movimientos Específicos en la Curva de Beveridge:</w:t>
-      </w:r>
-    </w:p>
-    <w:p>
-      <w:pPr>
-        <w:spacing w:after="70"/>
-        <w:ind w:left="504" w:hanging="259"/>
-        <w:jc w:val="both"/>
-      </w:pPr>
-      <w:r>
-        <w:rPr>
-          <w:rFonts w:ascii="Calibri" w:hAnsi="Calibri"/>
-          <w:b/>
-          <w:color w:val="76927A"/>
-        </w:rPr>
-        <w:t xml:space="preserve">•  </w:t>
-      </w:r>
-      <w:r>
-        <w:rPr>
-          <w:rFonts w:ascii="Calibri" w:hAnsi="Calibri"/>
-          <w:b/>
-          <w:color w:val="566B56"/>
-        </w:rPr>
-        <w:t xml:space="preserve">Punto A (Tasa Natural de Paro): </w:t>
-      </w:r>
-      <w:r>
-        <w:rPr>
-          <w:rFonts w:ascii="Calibri" w:hAnsi="Calibri"/>
-          <w:color w:val="2F3A30"/>
-        </w:rPr>
-        <w:t>Representa una situación donde la tasa de desempleo es igual a la tasa de vacantes. En este punto, todo el desempleo es friccional o estructural, sin componente cíclico.</w:t>
-      </w:r>
-    </w:p>
-    <w:p>
-      <w:pPr>
-        <w:spacing w:after="90" w:line="276" w:lineRule="auto"/>
-        <w:ind w:left="0" w:firstLine="0"/>
-        <w:jc w:val="both"/>
-      </w:pPr>
-      <w:r>
-        <w:rPr>
-          <w:rFonts w:ascii="Calibri" w:hAnsi="Calibri"/>
-          <w:color w:val="2F3A30"/>
-          <w:sz w:val="21"/>
-        </w:rPr>
-        <w:t>Analogía del baile perfecto:</w:t>
-      </w:r>
-    </w:p>
-    <w:p>
-      <w:pPr>
-        <w:spacing w:after="70"/>
-        <w:ind w:left="504" w:hanging="259"/>
-        <w:jc w:val="both"/>
-      </w:pPr>
-      <w:r>
-        <w:rPr>
-          <w:rFonts w:ascii="Calibri" w:hAnsi="Calibri"/>
-          <w:b/>
-          <w:color w:val="76927A"/>
-        </w:rPr>
-        <w:t xml:space="preserve">•  </w:t>
-      </w:r>
-      <w:r>
-        <w:rPr>
-          <w:rFonts w:ascii="Calibri" w:hAnsi="Calibri"/>
-          <w:b/>
-          <w:color w:val="566B56"/>
-        </w:rPr>
-        <w:t xml:space="preserve">Equilibrio perfecto: </w:t>
-      </w:r>
-      <w:r>
-        <w:rPr>
-          <w:rFonts w:ascii="Calibri" w:hAnsi="Calibri"/>
-          <w:color w:val="2F3A30"/>
-        </w:rPr>
-        <w:t>Hay casi tantas personas buscando pareja de baile como espacios libres en la pista</w:t>
-      </w:r>
-    </w:p>
-    <w:p>
-      <w:pPr>
-        <w:spacing w:after="70"/>
-        <w:ind w:left="504" w:hanging="259"/>
-        <w:jc w:val="both"/>
-      </w:pPr>
-      <w:r>
-        <w:rPr>
-          <w:rFonts w:ascii="Calibri" w:hAnsi="Calibri"/>
-          <w:b/>
-          <w:color w:val="76927A"/>
-        </w:rPr>
-        <w:t xml:space="preserve">•  </w:t>
-      </w:r>
-      <w:r>
-        <w:rPr>
-          <w:rFonts w:ascii="Calibri" w:hAnsi="Calibri"/>
-          <w:b/>
-          <w:color w:val="566B56"/>
-        </w:rPr>
-        <w:t xml:space="preserve">Ritmo natural: </w:t>
-      </w:r>
-      <w:r>
-        <w:rPr>
-          <w:rFonts w:ascii="Calibri" w:hAnsi="Calibri"/>
-          <w:color w:val="2F3A30"/>
-        </w:rPr>
-        <w:t>La fiesta fluye con naturalidad, con movimiento constante pero no caótico</w:t>
-      </w:r>
-    </w:p>
-    <w:p>
-      <w:pPr>
-        <w:spacing w:after="70"/>
-        <w:ind w:left="504" w:hanging="259"/>
-        <w:jc w:val="both"/>
-      </w:pPr>
-      <w:r>
-        <w:rPr>
-          <w:rFonts w:ascii="Calibri" w:hAnsi="Calibri"/>
-          <w:b/>
-          <w:color w:val="76927A"/>
-        </w:rPr>
-        <w:t xml:space="preserve">•  </w:t>
-      </w:r>
-      <w:r>
-        <w:rPr>
-          <w:rFonts w:ascii="Calibri" w:hAnsi="Calibri"/>
-          <w:b/>
-          <w:color w:val="566B56"/>
-        </w:rPr>
-        <w:t xml:space="preserve">Ni muy aburrido, ni muy alocado: </w:t>
-      </w:r>
-      <w:r>
-        <w:rPr>
-          <w:rFonts w:ascii="Calibri" w:hAnsi="Calibri"/>
-          <w:color w:val="2F3A30"/>
-        </w:rPr>
-        <w:t>No hay sobrecalentamiento ni recesión</w:t>
-      </w:r>
-    </w:p>
-    <w:p>
-      <w:pPr>
-        <w:spacing w:after="70"/>
-        <w:ind w:left="504" w:hanging="259"/>
-        <w:jc w:val="both"/>
-      </w:pPr>
-      <w:r>
-        <w:rPr>
-          <w:rFonts w:ascii="Calibri" w:hAnsi="Calibri"/>
-          <w:b/>
-          <w:color w:val="76927A"/>
-        </w:rPr>
-        <w:t xml:space="preserve">•  </w:t>
-      </w:r>
-      <w:r>
-        <w:rPr>
-          <w:rFonts w:ascii="Calibri" w:hAnsi="Calibri"/>
-          <w:b/>
-          <w:color w:val="566B56"/>
-        </w:rPr>
-        <w:t xml:space="preserve">Punto de referencia: </w:t>
-      </w:r>
-      <w:r>
-        <w:rPr>
-          <w:rFonts w:ascii="Calibri" w:hAnsi="Calibri"/>
-          <w:color w:val="2F3A30"/>
-        </w:rPr>
-        <w:t>Los responsables de política económica usan este momento como referencia ideal</w:t>
-      </w:r>
-    </w:p>
-    <w:p>
-      <w:pPr>
-        <w:spacing w:after="70"/>
-        <w:ind w:left="504" w:hanging="259"/>
-        <w:jc w:val="both"/>
-      </w:pPr>
-      <w:r>
-        <w:rPr>
-          <w:rFonts w:ascii="Calibri" w:hAnsi="Calibri"/>
-          <w:b/>
-          <w:color w:val="76927A"/>
-        </w:rPr>
-        <w:t xml:space="preserve">•  </w:t>
-      </w:r>
-      <w:r>
-        <w:rPr>
-          <w:rFonts w:ascii="Calibri" w:hAnsi="Calibri"/>
-          <w:b/>
-          <w:color w:val="566B56"/>
-        </w:rPr>
-        <w:t xml:space="preserve">Punto B (Desempleo Alto): </w:t>
-      </w:r>
-      <w:r>
-        <w:rPr>
-          <w:rFonts w:ascii="Calibri" w:hAnsi="Calibri"/>
-          <w:color w:val="2F3A30"/>
-        </w:rPr>
-        <w:t>Situado por debajo de la bisectriz, indica un desempleo superior a la suma de los niveles friccional y estructural, posiblemente debido a insuficiencia de demanda o desempleo tecnológico.</w:t>
-      </w:r>
-    </w:p>
-    <w:p>
-      <w:pPr>
-        <w:spacing w:after="70"/>
-        <w:ind w:left="504" w:hanging="259"/>
-        <w:jc w:val="both"/>
-      </w:pPr>
-      <w:r>
-        <w:rPr>
-          <w:rFonts w:ascii="Calibri" w:hAnsi="Calibri"/>
-          <w:b/>
-          <w:color w:val="76927A"/>
-        </w:rPr>
-        <w:t xml:space="preserve">•  </w:t>
-      </w:r>
-      <w:r>
-        <w:rPr>
-          <w:rFonts w:ascii="Calibri" w:hAnsi="Calibri"/>
-          <w:b/>
-          <w:color w:val="566B56"/>
-        </w:rPr>
-        <w:t xml:space="preserve">Punto C (Recalentamiento): </w:t>
-      </w:r>
-      <w:r>
-        <w:rPr>
-          <w:rFonts w:ascii="Calibri" w:hAnsi="Calibri"/>
-          <w:color w:val="2F3A30"/>
-        </w:rPr>
-        <w:t>Ubicado por encima de la bisectriz, muestra una tasa de desempleo menor que la de vacantes e inferior a la suma del desempleo friccional y estructural. Puede indicar un "recalentamiento" de la economía.</w:t>
-      </w:r>
-    </w:p>
-    <w:p>
-      <w:pPr>
-        <w:pStyle w:val="Heading2"/>
-        <w:keepNext/>
-        <w:spacing w:before="360" w:after="100"/>
-        <w:jc w:val="left"/>
-      </w:pPr>
-      <w:r>
-        <w:rPr>
-          <w:rFonts w:ascii="Poppins" w:hAnsi="Poppins"/>
-          <w:b/>
-          <w:color w:val="76927A"/>
-          <w:sz w:val="25"/>
-        </w:rPr>
-        <w:t>6.4. Aplicación: el caso español durante la crisis</w:t>
-      </w:r>
-    </w:p>
-    <w:p>
-      <w:pPr>
-        <w:spacing w:after="90" w:line="276" w:lineRule="auto"/>
-        <w:ind w:left="0" w:firstLine="0"/>
-        <w:jc w:val="both"/>
-      </w:pPr>
-      <w:r>
-        <w:rPr>
-          <w:rFonts w:ascii="Calibri" w:hAnsi="Calibri"/>
-          <w:b/>
-          <w:color w:val="2F3A30"/>
-          <w:sz w:val="21"/>
-        </w:rPr>
-        <w:t>Análisis empírico del caso español (2008-2016):</w:t>
-      </w:r>
-    </w:p>
-    <w:p>
-      <w:pPr>
-        <w:spacing w:after="90" w:line="276" w:lineRule="auto"/>
-        <w:ind w:left="0" w:firstLine="0"/>
-        <w:jc w:val="both"/>
-      </w:pPr>
-      <w:r>
-        <w:rPr>
-          <w:rFonts w:ascii="Calibri" w:hAnsi="Calibri"/>
-          <w:color w:val="2F3A30"/>
-          <w:sz w:val="21"/>
-        </w:rPr>
-        <w:t>El estudio de la curva de Beveridge en España durante la crisis financiera proporciona un ejemplo práctico excepcional de cómo los cambios en la eficiencia del emparejamiento pueden impactar significativamente la economía.</w:t>
-      </w:r>
-    </w:p>
-    <w:p>
-      <w:pPr>
-        <w:spacing w:after="70"/>
-        <w:ind w:left="504" w:hanging="259"/>
-        <w:jc w:val="both"/>
-      </w:pPr>
-      <w:r>
-        <w:rPr>
-          <w:rFonts w:ascii="Calibri" w:hAnsi="Calibri"/>
-          <w:b/>
-          <w:color w:val="76927A"/>
-        </w:rPr>
-        <w:t xml:space="preserve">•  </w:t>
-      </w:r>
-      <w:r>
-        <w:rPr>
-          <w:rFonts w:ascii="Calibri" w:hAnsi="Calibri"/>
-          <w:b/>
-          <w:color w:val="566B56"/>
-        </w:rPr>
-        <w:t xml:space="preserve">Desafíos metodológicos: </w:t>
-      </w:r>
-      <w:r>
-        <w:rPr>
-          <w:rFonts w:ascii="Calibri" w:hAnsi="Calibri"/>
-          <w:color w:val="2F3A30"/>
-        </w:rPr>
-        <w:t>Los investigadores enfrentaron el desafío de la falta de una serie homogénea de datos sobre vacantes laborales. Para superar esta dificultad, construyeron una serie uniforme de vacantes desde 1980 hasta 2016, combinando datos de diversas fuentes como la OCDE, la Encuesta de Coyuntura Laboral y la Encuesta Trimestral de Coste Laboral.</w:t>
-      </w:r>
-    </w:p>
-    <w:p>
-      <w:pPr>
-        <w:spacing w:after="90" w:line="276" w:lineRule="auto"/>
-        <w:ind w:left="0" w:firstLine="0"/>
-        <w:jc w:val="both"/>
-      </w:pPr>
-      <w:r>
-        <w:rPr>
-          <w:rFonts w:ascii="Calibri" w:hAnsi="Calibri"/>
-          <w:b/>
-          <w:color w:val="2F3A30"/>
-          <w:sz w:val="21"/>
-        </w:rPr>
-        <w:t>Dos fases distintas identificadas:</w:t>
-      </w:r>
-    </w:p>
-    <w:p>
-      <w:pPr>
-        <w:spacing w:after="70"/>
-        <w:ind w:left="504" w:hanging="259"/>
-        <w:jc w:val="both"/>
-      </w:pPr>
-      <w:r>
-        <w:rPr>
-          <w:rFonts w:ascii="Calibri" w:hAnsi="Calibri"/>
-          <w:b/>
-          <w:color w:val="76927A"/>
-        </w:rPr>
-        <w:t xml:space="preserve">•  </w:t>
-      </w:r>
-      <w:r>
-        <w:rPr>
-          <w:rFonts w:ascii="Calibri" w:hAnsi="Calibri"/>
-          <w:b/>
-          <w:color w:val="566B56"/>
-        </w:rPr>
-        <w:t xml:space="preserve">Fase 1 (1994-2007): </w:t>
-      </w:r>
-      <w:r>
-        <w:rPr>
-          <w:rFonts w:ascii="Calibri" w:hAnsi="Calibri"/>
-          <w:color w:val="2F3A30"/>
-        </w:rPr>
-        <w:t>Estabilidad pre-crisis</w:t>
-      </w:r>
-    </w:p>
-    <w:p>
-      <w:pPr>
-        <w:spacing w:after="90" w:line="276" w:lineRule="auto"/>
-        <w:ind w:left="0" w:firstLine="0"/>
-        <w:jc w:val="both"/>
-      </w:pPr>
-      <w:r>
-        <w:rPr>
-          <w:rFonts w:ascii="Calibri" w:hAnsi="Calibri"/>
-          <w:color w:val="2F3A30"/>
-          <w:sz w:val="21"/>
-        </w:rPr>
-        <w:t>Durante el período de expansión económica, la curva se mantuvo relativamente estable y cercana al origen</w:t>
-      </w:r>
-    </w:p>
-    <w:p>
-      <w:pPr>
-        <w:spacing w:after="90" w:line="276" w:lineRule="auto"/>
-        <w:ind w:left="0" w:firstLine="0"/>
-        <w:jc w:val="both"/>
-      </w:pPr>
-      <w:r>
-        <w:rPr>
-          <w:rFonts w:ascii="Calibri" w:hAnsi="Calibri"/>
-          <w:color w:val="2F3A30"/>
-          <w:sz w:val="21"/>
-        </w:rPr>
-        <w:t>Indicaba un funcionamiento eficiente del mercado laboral español</w:t>
-      </w:r>
-    </w:p>
-    <w:p>
-      <w:pPr>
-        <w:spacing w:after="70"/>
-        <w:ind w:left="504" w:hanging="259"/>
-        <w:jc w:val="both"/>
-      </w:pPr>
-      <w:r>
-        <w:rPr>
-          <w:rFonts w:ascii="Calibri" w:hAnsi="Calibri"/>
-          <w:b/>
-          <w:color w:val="76927A"/>
-        </w:rPr>
-        <w:t xml:space="preserve">•  </w:t>
-      </w:r>
-      <w:r>
-        <w:rPr>
-          <w:rFonts w:ascii="Calibri" w:hAnsi="Calibri"/>
-          <w:b/>
-          <w:color w:val="566B56"/>
-        </w:rPr>
-        <w:t xml:space="preserve">Fase 2 (2008-2014): </w:t>
-      </w:r>
-      <w:r>
-        <w:rPr>
-          <w:rFonts w:ascii="Calibri" w:hAnsi="Calibri"/>
-          <w:color w:val="2F3A30"/>
-        </w:rPr>
-        <w:t>Crisis y desplazamiento</w:t>
-      </w:r>
-    </w:p>
-    <w:p>
-      <w:pPr>
-        <w:spacing w:after="90" w:line="276" w:lineRule="auto"/>
-        <w:ind w:left="0" w:firstLine="0"/>
-        <w:jc w:val="both"/>
-      </w:pPr>
-      <w:r>
-        <w:rPr>
-          <w:rFonts w:ascii="Calibri" w:hAnsi="Calibri"/>
-          <w:color w:val="2F3A30"/>
-          <w:sz w:val="21"/>
-        </w:rPr>
-        <w:t>A partir de la crisis financiera de 2008, la curva experimentó un desplazamiento significativo hacia la derecha</w:t>
-      </w:r>
-    </w:p>
-    <w:p>
-      <w:pPr>
-        <w:keepNext/>
-        <w:spacing w:after="40" w:line="276" w:lineRule="auto" w:before="160"/>
-        <w:ind w:left="0" w:firstLine="0"/>
-        <w:jc w:val="left"/>
-      </w:pPr>
-      <w:r>
-        <w:rPr>
-          <w:rFonts w:ascii="Calibri" w:hAnsi="Calibri"/>
-          <w:b/>
-          <w:color w:val="566B56"/>
-          <w:sz w:val="21"/>
-        </w:rPr>
-        <w:t>Indicaba una menor eficiencia en el mercado laboral</w:t>
-      </w:r>
-    </w:p>
-    <w:p>
-      <w:pPr>
-        <w:spacing w:after="90" w:line="276" w:lineRule="auto"/>
-        <w:ind w:left="0" w:firstLine="0"/>
-        <w:jc w:val="both"/>
-      </w:pPr>
-      <w:r>
-        <w:rPr>
-          <w:rFonts w:ascii="Calibri" w:hAnsi="Calibri"/>
-          <w:color w:val="2F3A30"/>
-          <w:sz w:val="21"/>
-        </w:rPr>
-        <w:t>Reflejaba un desajuste importante entre oferta y demanda de trabajo</w:t>
-      </w:r>
-    </w:p>
-    <w:p>
-      <w:pPr>
-        <w:spacing w:after="90" w:line="276" w:lineRule="auto"/>
-        <w:ind w:left="0" w:firstLine="0"/>
-        <w:jc w:val="both"/>
-      </w:pPr>
-      <w:r>
-        <w:rPr>
-          <w:rFonts w:ascii="Calibri" w:hAnsi="Calibri"/>
-          <w:color w:val="2F3A30"/>
-          <w:sz w:val="21"/>
-        </w:rPr>
-        <w:t>Posiblemente vinculado a cambios estructurales como la crisis del sector de la construcción</w:t>
-      </w:r>
-    </w:p>
-    <w:p>
-      <w:pPr>
-        <w:spacing w:after="70"/>
-        <w:ind w:left="504" w:hanging="259"/>
-        <w:jc w:val="both"/>
-      </w:pPr>
-      <w:r>
-        <w:rPr>
-          <w:rFonts w:ascii="Calibri" w:hAnsi="Calibri"/>
-          <w:b/>
-          <w:color w:val="76927A"/>
-        </w:rPr>
-        <w:t xml:space="preserve">•  </w:t>
-      </w:r>
-      <w:r>
-        <w:rPr>
-          <w:rFonts w:ascii="Calibri" w:hAnsi="Calibri"/>
-          <w:b/>
-          <w:color w:val="566B56"/>
-        </w:rPr>
-        <w:t xml:space="preserve">Fase 3 (2014-2016): </w:t>
-      </w:r>
-      <w:r>
-        <w:rPr>
-          <w:rFonts w:ascii="Calibri" w:hAnsi="Calibri"/>
-          <w:color w:val="2F3A30"/>
-        </w:rPr>
-        <w:t>Recuperación única</w:t>
+        <w:t xml:space="preserve">Fase 3 (2014–2024: </w:t>
+      </w:r>
+      <w:r>
+        <w:rPr>
+          <w:rFonts w:ascii="Calibri" w:hAnsi="Calibri"/>
+          <w:color w:val="2F3A30"/>
+        </w:rPr>
+        <w:t>Recuperación económica y récord histórico de vacantes)</w:t>
       </w:r>
     </w:p>
     <w:p>

--- a/Temas EB/Tema 1/Apuntes/Tema 1 2627_maquetado.docx
+++ b/Temas EB/Tema 1/Apuntes/Tema 1 2627_maquetado.docx
@@ -168,6 +168,23 @@
           <w:sz w:val="30"/>
         </w:rPr>
         <w:t>1. FUNDAMENTOS DEL MERCADO DE TRABAJO</w:t>
+      </w:r>
+    </w:p>
+    <w:p>
+      <w:pPr>
+        <w:shd w:val="clear" w:color="auto" w:fill="76927A"/>
+        <w:spacing w:before="120" w:after="120"/>
+        <w:jc w:val="left"/>
+      </w:pPr>
+      <w:r>
+        <w:rPr>
+          <w:b/>
+          <w:bCs/>
+          <w:color w:val="FFFFFF"/>
+          <w:sz w:val="20"/>
+          <w:szCs w:val="20"/>
+        </w:rPr>
+        <w:t xml:space="preserve">📍 SESIÓN 1 · Semana 1 (Lunes 14/09, últimos 30 min de la sesión, tras Tema 0) — Arranque de Tema 1, sin dinámica de innovación todavía</w:t>
       </w:r>
     </w:p>
     <w:tbl>
@@ -2816,6 +2833,23 @@
         <w:t>2. EL PIB Y LA PRODUCTIVIDAD EN EL MERCADO LABORAL</w:t>
       </w:r>
     </w:p>
+    <w:p>
+      <w:pPr>
+        <w:shd w:val="clear" w:color="auto" w:fill="76927A"/>
+        <w:spacing w:before="120" w:after="120"/>
+        <w:jc w:val="left"/>
+      </w:pPr>
+      <w:r>
+        <w:rPr>
+          <w:b/>
+          <w:bCs/>
+          <w:color w:val="FFFFFF"/>
+          <w:sz w:val="20"/>
+          <w:szCs w:val="20"/>
+        </w:rPr>
+        <w:t xml:space="preserve">📍 SESIÓN 2 · Semana 1 (Martes 15/09 · Viernes 18/09, 120 min)</w:t>
+      </w:r>
+    </w:p>
     <w:tbl>
       <w:tblPr>
         <w:tblW w:type="auto" w:w="0"/>
@@ -5208,6 +5242,23 @@
         <w:t>EQUILIBRIO EN EL MERCADO DE TRABAJO</w:t>
       </w:r>
     </w:p>
+    <w:p>
+      <w:pPr>
+        <w:shd w:val="clear" w:color="auto" w:fill="76927A"/>
+        <w:spacing w:before="120" w:after="120"/>
+        <w:jc w:val="left"/>
+      </w:pPr>
+      <w:r>
+        <w:rPr>
+          <w:b/>
+          <w:bCs/>
+          <w:color w:val="FFFFFF"/>
+          <w:sz w:val="20"/>
+          <w:szCs w:val="20"/>
+        </w:rPr>
+        <w:t xml:space="preserve">📍 SESIÓN 3 · Semana 2 (Lunes 21/09, 90 min)</w:t>
+      </w:r>
+    </w:p>
     <w:tbl>
       <w:tblPr>
         <w:tblW w:type="auto" w:w="0"/>
@@ -6990,6 +7041,23 @@
         <w:t>4. TIPOLOGÍA DEL DESEMPLEO</w:t>
       </w:r>
     </w:p>
+    <w:p>
+      <w:pPr>
+        <w:shd w:val="clear" w:color="auto" w:fill="76927A"/>
+        <w:spacing w:before="120" w:after="120"/>
+        <w:jc w:val="left"/>
+      </w:pPr>
+      <w:r>
+        <w:rPr>
+          <w:b/>
+          <w:bCs/>
+          <w:color w:val="FFFFFF"/>
+          <w:sz w:val="20"/>
+          <w:szCs w:val="20"/>
+        </w:rPr>
+        <w:t xml:space="preserve">📍 SESIÓN 4 · Semana 2 (Martes 22/09 · Viernes 25/09, 120 min)</w:t>
+      </w:r>
+    </w:p>
     <w:tbl>
       <w:tblPr>
         <w:tblW w:type="auto" w:w="0"/>
@@ -9866,6 +9934,23 @@
         <w:t>5. LA TASA NATURAL DE DESEMPLEO Y LA CURVA DE PHILLIPS</w:t>
       </w:r>
     </w:p>
+    <w:p>
+      <w:pPr>
+        <w:shd w:val="clear" w:color="auto" w:fill="76927A"/>
+        <w:spacing w:before="120" w:after="120"/>
+        <w:jc w:val="left"/>
+      </w:pPr>
+      <w:r>
+        <w:rPr>
+          <w:b/>
+          <w:bCs/>
+          <w:color w:val="FFFFFF"/>
+          <w:sz w:val="20"/>
+          <w:szCs w:val="20"/>
+        </w:rPr>
+        <w:t xml:space="preserve">📍 SESIÓN 4 (continuación) · mismo bloque de 120 min</w:t>
+      </w:r>
+    </w:p>
     <w:tbl>
       <w:tblPr>
         <w:tblW w:type="auto" w:w="0"/>
@@ -11109,6 +11194,23 @@
           <w:sz w:val="30"/>
         </w:rPr>
         <w:t>6. LA CURVA DE BEVERIDGE: ANÁLISIS MICROECONÓMICO DEL MERCADO LABORAL</w:t>
+      </w:r>
+    </w:p>
+    <w:p>
+      <w:pPr>
+        <w:shd w:val="clear" w:color="auto" w:fill="76927A"/>
+        <w:spacing w:before="120" w:after="120"/>
+        <w:jc w:val="left"/>
+      </w:pPr>
+      <w:r>
+        <w:rPr>
+          <w:b/>
+          <w:bCs/>
+          <w:color w:val="FFFFFF"/>
+          <w:sz w:val="20"/>
+          <w:szCs w:val="20"/>
+        </w:rPr>
+        <w:t xml:space="preserve">📍 SESIÓN 5 · Semana 3 (primera sesión: Martes 29/09 en L1, 2h · Lunes 28/09 en L2, 1,5h) — Beveridge completo, cierre y síntesis de Tema 1</w:t>
       </w:r>
     </w:p>
     <w:tbl>

--- a/Temas EB/Tema 1/Apuntes/Tema 1 2627_maquetado.docx
+++ b/Temas EB/Tema 1/Apuntes/Tema 1 2627_maquetado.docx
@@ -153,6 +153,71 @@
         <w:t>TEMA 1: EL MERCADO DE TRABAJO: EQUILIBRIO Y TIPOS DE DESEMPLEO</w:t>
       </w:r>
     </w:p>
+    <w:tbl>
+      <w:tblPr>
+        <w:tblW w:type="auto" w:w="0"/>
+        <w:jc w:val="center"/>
+        <w:tblLayout w:type="fixed"/>
+        <w:tblLook w:firstColumn="1" w:firstRow="1" w:lastColumn="0" w:lastRow="0" w:noHBand="0" w:noVBand="1" w:val="04A0"/>
+      </w:tblPr>
+      <w:tblGrid>
+        <w:gridCol w:w="9418"/>
+      </w:tblGrid>
+      <w:tr>
+        <w:tc>
+          <w:tcPr>
+            <w:tcW w:type="dxa" w:w="9360"/>
+            <w:shd w:val="clear" w:color="auto" w:fill="F4F8F5"/>
+            <w:tcMar>
+              <w:top w:w="140" w:type="dxa"/>
+              <w:left w:w="200" w:type="dxa"/>
+              <w:bottom w:w="140" w:type="dxa"/>
+              <w:right w:w="160" w:type="dxa"/>
+            </w:tcMar>
+            <w:tcBorders>
+              <w:top w:val="none"/>
+              <w:left w:val="single" w:sz="26" w:space="0" w:color="113927"/>
+              <w:bottom w:val="none"/>
+              <w:right w:val="none"/>
+            </w:tcBorders>
+          </w:tcPr>
+          <w:p>
+            <w:pPr>
+              <w:spacing w:before="0" w:after="40"/>
+              <w:jc w:val="left"/>
+            </w:pPr>
+            <w:r>
+              <w:rPr>
+                <w:rFonts w:ascii="Outfit" w:hAnsi="Outfit"/>
+                <w:b/>
+                <w:color w:val="113927"/>
+                <w:sz w:val="19"/>
+              </w:rPr>
+              <w:t>🗓️  ENCUADRE DOCENTE PRESENCIAL · SESIÓN 1 (SEMANA 1 · LUNES) — MARCO ANALÍTICO, POBLACIÓN Y FLUJOS LABORALES</w:t>
+            </w:r>
+          </w:p>
+          <w:p>
+            <w:pPr>
+              <w:spacing w:before="0" w:after="0" w:line="276" w:lineRule="auto"/>
+              <w:jc w:val="both"/>
+            </w:pPr>
+            <w:r>
+              <w:rPr>
+                <w:rFonts w:ascii="Calibri" w:hAnsi="Calibri"/>
+                <w:color w:val="2F3A30"/>
+                <w:sz w:val="19"/>
+              </w:rPr>
+              <w:t>Desarrollo presencial de los conceptos fundamentales del mercado de trabajo: stocks poblacionales (activos, ocupados, parados, inactivos), tasas básicas EPA, matriz de flujos laborales y dinámicas de actividad y desánimo. Apertura con el enigma laboral de inicio de curso, sondeo diagnóstico interactivo y taller de análisis empírico con microdatos oficiales.</w:t>
+            </w:r>
+          </w:p>
+        </w:tc>
+      </w:tr>
+    </w:tbl>
+    <w:p>
+      <w:pPr>
+        <w:spacing w:before="0" w:after="80"/>
+      </w:pPr>
+    </w:p>
     <w:p>
       <w:pPr>
         <w:pStyle w:val="Heading1"/>
@@ -268,150 +333,120 @@
     </w:p>
     <w:p>
       <w:pPr>
-        <w:spacing w:after="70"/>
-        <w:ind w:left="504" w:hanging="259"/>
-        <w:jc w:val="both"/>
-      </w:pPr>
-      <w:r>
-        <w:rPr>
-          <w:rFonts w:ascii="Calibri" w:hAnsi="Calibri"/>
-          <w:b/>
-          <w:color w:val="76927A"/>
-        </w:rPr>
-        <w:t xml:space="preserve">•  </w:t>
-      </w:r>
+        <w:spacing w:before="40" w:after="90" w:line="276" w:lineRule="auto"/>
+        <w:ind w:left="0" w:firstLine="0"/>
+        <w:jc w:val="both"/>
+      </w:pPr>
       <w:r>
         <w:rPr>
           <w:rFonts w:ascii="Calibri" w:hAnsi="Calibri"/>
           <w:b/>
           <w:color w:val="113927"/>
-        </w:rPr>
-        <w:t xml:space="preserve">Heterogeneidad del factor trabajo: </w:t>
-      </w:r>
-      <w:r>
-        <w:rPr>
-          <w:rFonts w:ascii="Calibri" w:hAnsi="Calibri"/>
-          <w:color w:val="2F3A30"/>
+          <w:sz w:val="21"/>
+        </w:rPr>
+        <w:t xml:space="preserve">1. Heterogeneidad del factor trabajo: </w:t>
+      </w:r>
+      <w:r>
+        <w:rPr>
+          <w:rFonts w:ascii="Calibri" w:hAnsi="Calibri"/>
+          <w:color w:val="2F3A30"/>
+          <w:sz w:val="21"/>
         </w:rPr>
         <w:t>A diferencia de los mercados de bienes homogéneos, el trabajo varía enormemente en calidad, habilidades y especificidades. No existe un "trabajo estándar", sino múltiples tipos de trabajo con diferentes requerimientos, productividades y remuneraciones.</w:t>
       </w:r>
     </w:p>
     <w:p>
       <w:pPr>
-        <w:spacing w:after="70"/>
-        <w:ind w:left="504" w:hanging="259"/>
-        <w:jc w:val="both"/>
-      </w:pPr>
-      <w:r>
-        <w:rPr>
-          <w:rFonts w:ascii="Calibri" w:hAnsi="Calibri"/>
-          <w:b/>
-          <w:color w:val="76927A"/>
-        </w:rPr>
-        <w:t xml:space="preserve">•  </w:t>
-      </w:r>
+        <w:spacing w:before="40" w:after="90" w:line="276" w:lineRule="auto"/>
+        <w:ind w:left="0" w:firstLine="0"/>
+        <w:jc w:val="both"/>
+      </w:pPr>
       <w:r>
         <w:rPr>
           <w:rFonts w:ascii="Calibri" w:hAnsi="Calibri"/>
           <w:b/>
           <w:color w:val="113927"/>
-        </w:rPr>
-        <w:t xml:space="preserve">Información imperfecta: </w:t>
-      </w:r>
-      <w:r>
-        <w:rPr>
-          <w:rFonts w:ascii="Calibri" w:hAnsi="Calibri"/>
-          <w:color w:val="2F3A30"/>
+          <w:sz w:val="21"/>
+        </w:rPr>
+        <w:t xml:space="preserve">2. Información imperfecta: </w:t>
+      </w:r>
+      <w:r>
+        <w:rPr>
+          <w:rFonts w:ascii="Calibri" w:hAnsi="Calibri"/>
+          <w:color w:val="2F3A30"/>
+          <w:sz w:val="21"/>
         </w:rPr>
         <w:t>Tanto empleadores como trabajadores a menudo carecen de información completa sobre las oportunidades laborales y los candidatos disponibles. Esta asimetría informativa genera fricciones que afectan la eficiencia del mercado.</w:t>
       </w:r>
     </w:p>
     <w:p>
       <w:pPr>
-        <w:spacing w:after="70"/>
-        <w:ind w:left="504" w:hanging="259"/>
-        <w:jc w:val="both"/>
-      </w:pPr>
-      <w:r>
-        <w:rPr>
-          <w:rFonts w:ascii="Calibri" w:hAnsi="Calibri"/>
-          <w:b/>
-          <w:color w:val="76927A"/>
-        </w:rPr>
-        <w:t xml:space="preserve">•  </w:t>
-      </w:r>
+        <w:spacing w:before="40" w:after="90" w:line="276" w:lineRule="auto"/>
+        <w:ind w:left="0" w:firstLine="0"/>
+        <w:jc w:val="both"/>
+      </w:pPr>
       <w:r>
         <w:rPr>
           <w:rFonts w:ascii="Calibri" w:hAnsi="Calibri"/>
           <w:b/>
           <w:color w:val="113927"/>
-        </w:rPr>
-        <w:t xml:space="preserve">Regulación extensiva: </w:t>
-      </w:r>
-      <w:r>
-        <w:rPr>
-          <w:rFonts w:ascii="Calibri" w:hAnsi="Calibri"/>
-          <w:color w:val="2F3A30"/>
+          <w:sz w:val="21"/>
+        </w:rPr>
+        <w:t xml:space="preserve">3. Regulación extensiva: </w:t>
+      </w:r>
+      <w:r>
+        <w:rPr>
+          <w:rFonts w:ascii="Calibri" w:hAnsi="Calibri"/>
+          <w:color w:val="2F3A30"/>
+          <w:sz w:val="21"/>
         </w:rPr>
         <w:t>El mercado laboral está sujeto a una extensa regulación gubernamental, incluyendo leyes de salario mínimo, seguridad laboral, antidiscriminación y protección del empleo, lo que añade complejidad institucional a su funcionamiento.</w:t>
       </w:r>
     </w:p>
     <w:p>
       <w:pPr>
-        <w:spacing w:after="70"/>
-        <w:ind w:left="504" w:hanging="259"/>
-        <w:jc w:val="both"/>
-      </w:pPr>
-      <w:r>
-        <w:rPr>
-          <w:rFonts w:ascii="Calibri" w:hAnsi="Calibri"/>
-          <w:b/>
-          <w:color w:val="76927A"/>
-        </w:rPr>
-        <w:t xml:space="preserve">•  </w:t>
-      </w:r>
+        <w:spacing w:before="40" w:after="90" w:line="276" w:lineRule="auto"/>
+        <w:ind w:left="0" w:firstLine="0"/>
+        <w:jc w:val="both"/>
+      </w:pPr>
       <w:r>
         <w:rPr>
           <w:rFonts w:ascii="Calibri" w:hAnsi="Calibri"/>
           <w:b/>
           <w:color w:val="113927"/>
-        </w:rPr>
-        <w:t xml:space="preserve">Factores no monetarios: </w:t>
-      </w:r>
-      <w:r>
-        <w:rPr>
-          <w:rFonts w:ascii="Calibri" w:hAnsi="Calibri"/>
-          <w:color w:val="2F3A30"/>
+          <w:sz w:val="21"/>
+        </w:rPr>
+        <w:t xml:space="preserve">4. Factores no monetarios: </w:t>
+      </w:r>
+      <w:r>
+        <w:rPr>
+          <w:rFonts w:ascii="Calibri" w:hAnsi="Calibri"/>
+          <w:color w:val="2F3A30"/>
+          <w:sz w:val="21"/>
         </w:rPr>
         <w:t>Las decisiones en el mercado de trabajo no se basan únicamente en factores monetarios como los salarios. Aspectos como la satisfacción laboral, la seguridad en el empleo, las oportunidades de crecimiento profesional y la conciliación vida-trabajo juegan un papel crucial en las decisiones tanto de empleadores como de trabajadores.</w:t>
       </w:r>
     </w:p>
     <w:p>
       <w:pPr>
-        <w:spacing w:after="70"/>
-        <w:ind w:left="504" w:hanging="259"/>
-        <w:jc w:val="both"/>
-      </w:pPr>
-      <w:r>
-        <w:rPr>
-          <w:rFonts w:ascii="Calibri" w:hAnsi="Calibri"/>
-          <w:b/>
-          <w:color w:val="76927A"/>
-        </w:rPr>
-        <w:t xml:space="preserve">•  </w:t>
-      </w:r>
+        <w:spacing w:before="40" w:after="90" w:line="276" w:lineRule="auto"/>
+        <w:ind w:left="0" w:firstLine="0"/>
+        <w:jc w:val="both"/>
+      </w:pPr>
       <w:r>
         <w:rPr>
           <w:rFonts w:ascii="Calibri" w:hAnsi="Calibri"/>
           <w:b/>
           <w:color w:val="113927"/>
-        </w:rPr>
-        <w:t xml:space="preserve">Rigidez relativa: </w:t>
-      </w:r>
-      <w:r>
-        <w:rPr>
-          <w:rFonts w:ascii="Calibri" w:hAnsi="Calibri"/>
-          <w:color w:val="2F3A30"/>
+          <w:sz w:val="21"/>
+        </w:rPr>
+        <w:t xml:space="preserve">5. Rigidez relativa: </w:t>
+      </w:r>
+      <w:r>
+        <w:rPr>
+          <w:rFonts w:ascii="Calibri" w:hAnsi="Calibri"/>
+          <w:color w:val="2F3A30"/>
+          <w:sz w:val="21"/>
         </w:rPr>
         <w:t>El mercado laboral se caracteriza por cierta rigidez, ya que los salarios y el empleo no se ajustan tan rápidamente como los precios en otros mercados debido a la existencia de contratos, negociaciones colectivas y otros factores institucionales.</w:t>
       </w:r>
@@ -465,23 +500,16 @@
     </w:p>
     <w:p>
       <w:pPr>
-        <w:spacing w:after="70"/>
-        <w:ind w:left="504" w:hanging="259"/>
-        <w:jc w:val="both"/>
-      </w:pPr>
-      <w:r>
-        <w:rPr>
-          <w:rFonts w:ascii="Calibri" w:hAnsi="Calibri"/>
-          <w:b/>
-          <w:color w:val="76927A"/>
-        </w:rPr>
-        <w:t xml:space="preserve">•  </w:t>
-      </w:r>
+        <w:spacing w:before="40" w:after="90" w:line="276" w:lineRule="auto"/>
+        <w:ind w:left="0" w:firstLine="0"/>
+        <w:jc w:val="both"/>
+      </w:pPr>
       <w:r>
         <w:rPr>
           <w:rFonts w:ascii="Calibri" w:hAnsi="Calibri"/>
           <w:b/>
           <w:color w:val="113927"/>
+          <w:sz w:val="21"/>
         </w:rPr>
         <w:t xml:space="preserve">Motor económico: </w:t>
       </w:r>
@@ -489,6 +517,7 @@
         <w:rPr>
           <w:rFonts w:ascii="Calibri" w:hAnsi="Calibri"/>
           <w:color w:val="2F3A30"/>
+          <w:sz w:val="21"/>
         </w:rPr>
         <w:t>El empleo es un factor clave en la producción de bienes y servicios y, por tanto, en el impulso del crecimiento económico.</w:t>
       </w:r>
@@ -511,23 +540,16 @@
     </w:p>
     <w:p>
       <w:pPr>
-        <w:spacing w:after="70"/>
-        <w:ind w:left="504" w:hanging="259"/>
-        <w:jc w:val="both"/>
-      </w:pPr>
-      <w:r>
-        <w:rPr>
-          <w:rFonts w:ascii="Calibri" w:hAnsi="Calibri"/>
-          <w:b/>
-          <w:color w:val="76927A"/>
-        </w:rPr>
-        <w:t xml:space="preserve">•  </w:t>
-      </w:r>
+        <w:spacing w:before="40" w:after="90" w:line="276" w:lineRule="auto"/>
+        <w:ind w:left="0" w:firstLine="0"/>
+        <w:jc w:val="both"/>
+      </w:pPr>
       <w:r>
         <w:rPr>
           <w:rFonts w:ascii="Calibri" w:hAnsi="Calibri"/>
           <w:b/>
           <w:color w:val="113927"/>
+          <w:sz w:val="21"/>
         </w:rPr>
         <w:t xml:space="preserve">Indicador de salud económica: </w:t>
       </w:r>
@@ -535,29 +557,23 @@
         <w:rPr>
           <w:rFonts w:ascii="Calibri" w:hAnsi="Calibri"/>
           <w:color w:val="2F3A30"/>
+          <w:sz w:val="21"/>
         </w:rPr>
         <w:t>Las tasas de empleo y desempleo son utilizadas frecuentemente por economistas y políticos para evaluar el estado general de la economía y guiar las decisiones de política económica.</w:t>
       </w:r>
     </w:p>
     <w:p>
       <w:pPr>
-        <w:spacing w:after="70"/>
-        <w:ind w:left="504" w:hanging="259"/>
-        <w:jc w:val="both"/>
-      </w:pPr>
-      <w:r>
-        <w:rPr>
-          <w:rFonts w:ascii="Calibri" w:hAnsi="Calibri"/>
-          <w:b/>
-          <w:color w:val="76927A"/>
-        </w:rPr>
-        <w:t xml:space="preserve">•  </w:t>
-      </w:r>
+        <w:spacing w:before="40" w:after="90" w:line="276" w:lineRule="auto"/>
+        <w:ind w:left="0" w:firstLine="0"/>
+        <w:jc w:val="both"/>
+      </w:pPr>
       <w:r>
         <w:rPr>
           <w:rFonts w:ascii="Calibri" w:hAnsi="Calibri"/>
           <w:b/>
           <w:color w:val="113927"/>
+          <w:sz w:val="21"/>
         </w:rPr>
         <w:t xml:space="preserve">Desarrollo social: </w:t>
       </w:r>
@@ -565,6 +581,7 @@
         <w:rPr>
           <w:rFonts w:ascii="Calibri" w:hAnsi="Calibri"/>
           <w:color w:val="2F3A30"/>
+          <w:sz w:val="21"/>
         </w:rPr>
         <w:t>El trabajo proporciona estatus social, identidad y oportunidades de desarrollo personal, jugando un papel fundamental en el desarrollo social y en la cohesión de las comunidades.</w:t>
       </w:r>
@@ -1132,7 +1149,103 @@
     </w:p>
     <w:p>
       <w:pPr>
-        <w:spacing w:after="70"/>
+        <w:spacing w:before="40" w:after="90" w:line="276" w:lineRule="auto"/>
+        <w:ind w:left="0" w:firstLine="0"/>
+        <w:jc w:val="both"/>
+      </w:pPr>
+      <w:r>
+        <w:rPr>
+          <w:rFonts w:ascii="Calibri" w:hAnsi="Calibri"/>
+          <w:b/>
+          <w:color w:val="113927"/>
+          <w:sz w:val="21"/>
+        </w:rPr>
+        <w:t xml:space="preserve">Población en edad de trabajar: </w:t>
+      </w:r>
+      <w:r>
+        <w:rPr>
+          <w:rFonts w:ascii="Calibri" w:hAnsi="Calibri"/>
+          <w:color w:val="2F3A30"/>
+          <w:sz w:val="21"/>
+        </w:rPr>
+        <w:t>Generalmente se considera a partir de los 16 años, abarcando hasta la edad de jubilación.</w:t>
+      </w:r>
+    </w:p>
+    <w:p>
+      <w:pPr>
+        <w:spacing w:before="40" w:after="90" w:line="276" w:lineRule="auto"/>
+        <w:ind w:left="0" w:firstLine="0"/>
+        <w:jc w:val="both"/>
+      </w:pPr>
+      <w:r>
+        <w:rPr>
+          <w:rFonts w:ascii="Calibri" w:hAnsi="Calibri"/>
+          <w:b/>
+          <w:color w:val="113927"/>
+          <w:sz w:val="21"/>
+        </w:rPr>
+        <w:t xml:space="preserve">Población activa: </w:t>
+      </w:r>
+      <w:r>
+        <w:rPr>
+          <w:rFonts w:ascii="Calibri" w:hAnsi="Calibri"/>
+          <w:color w:val="2F3A30"/>
+          <w:sz w:val="21"/>
+        </w:rPr>
+        <w:t>Incluye tanto a ocupados como a desempleados que buscan empleo activamente:</w:t>
+      </w:r>
+    </w:p>
+    <w:p>
+      <w:pPr>
+        <w:spacing w:before="40" w:after="90" w:line="276" w:lineRule="auto"/>
+        <w:ind w:left="0" w:firstLine="0"/>
+        <w:jc w:val="both"/>
+      </w:pPr>
+      <w:r>
+        <w:rPr>
+          <w:rFonts w:ascii="Calibri" w:hAnsi="Calibri"/>
+          <w:b/>
+          <w:color w:val="113927"/>
+          <w:sz w:val="21"/>
+        </w:rPr>
+        <w:t xml:space="preserve">Población ocupada: </w:t>
+      </w:r>
+      <w:r>
+        <w:rPr>
+          <w:rFonts w:ascii="Calibri" w:hAnsi="Calibri"/>
+          <w:color w:val="2F3A30"/>
+          <w:sz w:val="21"/>
+        </w:rPr>
+        <w:t>Personas que han trabajado al menos una hora en la semana de referencia de la encuesta.</w:t>
+      </w:r>
+    </w:p>
+    <w:p>
+      <w:pPr>
+        <w:spacing w:before="40" w:after="90" w:line="276" w:lineRule="auto"/>
+        <w:ind w:left="0" w:firstLine="0"/>
+        <w:jc w:val="both"/>
+      </w:pPr>
+      <w:r>
+        <w:rPr>
+          <w:rFonts w:ascii="Calibri" w:hAnsi="Calibri"/>
+          <w:b/>
+          <w:color w:val="113927"/>
+          <w:sz w:val="21"/>
+        </w:rPr>
+        <w:t xml:space="preserve">Población desempleada: </w:t>
+      </w:r>
+      <w:r>
+        <w:rPr>
+          <w:rFonts w:ascii="Calibri" w:hAnsi="Calibri"/>
+          <w:color w:val="2F3A30"/>
+          <w:sz w:val="21"/>
+        </w:rPr>
+        <w:t>Personas que cumplen tres requisitos simultáneamente:</w:t>
+      </w:r>
+    </w:p>
+    <w:p>
+      <w:pPr>
+        <w:spacing w:before="20" w:after="60" w:line="276" w:lineRule="auto"/>
         <w:ind w:left="504" w:hanging="259"/>
         <w:jc w:val="both"/>
       </w:pPr>
@@ -1147,194 +1260,70 @@
       <w:r>
         <w:rPr>
           <w:rFonts w:ascii="Calibri" w:hAnsi="Calibri"/>
+          <w:color w:val="2F3A30"/>
+          <w:sz w:val="21"/>
+        </w:rPr>
+        <w:t>Estar sin empleo (no haber trabajado al menos una hora en la semana anterior)</w:t>
+      </w:r>
+    </w:p>
+    <w:p>
+      <w:pPr>
+        <w:spacing w:before="20" w:after="60" w:line="276" w:lineRule="auto"/>
+        <w:ind w:left="504" w:hanging="259"/>
+        <w:jc w:val="both"/>
+      </w:pPr>
+      <w:r>
+        <w:rPr>
+          <w:rFonts w:ascii="Calibri" w:hAnsi="Calibri"/>
+          <w:b/>
+          <w:color w:val="76927A"/>
+        </w:rPr>
+        <w:t xml:space="preserve">•  </w:t>
+      </w:r>
+      <w:r>
+        <w:rPr>
+          <w:rFonts w:ascii="Calibri" w:hAnsi="Calibri"/>
+          <w:color w:val="2F3A30"/>
+          <w:sz w:val="21"/>
+        </w:rPr>
+        <w:t>Haber tomado medidas concretas para encontrar trabajo</w:t>
+      </w:r>
+    </w:p>
+    <w:p>
+      <w:pPr>
+        <w:spacing w:before="20" w:after="60" w:line="276" w:lineRule="auto"/>
+        <w:ind w:left="504" w:hanging="259"/>
+        <w:jc w:val="both"/>
+      </w:pPr>
+      <w:r>
+        <w:rPr>
+          <w:rFonts w:ascii="Calibri" w:hAnsi="Calibri"/>
+          <w:b/>
+          <w:color w:val="76927A"/>
+        </w:rPr>
+        <w:t xml:space="preserve">•  </w:t>
+      </w:r>
+      <w:r>
+        <w:rPr>
+          <w:rFonts w:ascii="Calibri" w:hAnsi="Calibri"/>
+          <w:color w:val="2F3A30"/>
+          <w:sz w:val="21"/>
+        </w:rPr>
+        <w:t>Estar disponible para trabajar en un plazo de dos semanas</w:t>
+      </w:r>
+    </w:p>
+    <w:p>
+      <w:pPr>
+        <w:spacing w:before="40" w:after="90" w:line="276" w:lineRule="auto"/>
+        <w:ind w:left="0" w:firstLine="0"/>
+        <w:jc w:val="both"/>
+      </w:pPr>
+      <w:r>
+        <w:rPr>
+          <w:rFonts w:ascii="Calibri" w:hAnsi="Calibri"/>
           <w:b/>
           <w:color w:val="113927"/>
-        </w:rPr>
-        <w:t xml:space="preserve">Población en edad de trabajar: </w:t>
-      </w:r>
-      <w:r>
-        <w:rPr>
-          <w:rFonts w:ascii="Calibri" w:hAnsi="Calibri"/>
-          <w:color w:val="2F3A30"/>
-        </w:rPr>
-        <w:t>Generalmente se considera a partir de los 16 años, abarcando hasta la edad de jubilación.</w:t>
-      </w:r>
-    </w:p>
-    <w:p>
-      <w:pPr>
-        <w:spacing w:after="70"/>
-        <w:ind w:left="504" w:hanging="259"/>
-        <w:jc w:val="both"/>
-      </w:pPr>
-      <w:r>
-        <w:rPr>
-          <w:rFonts w:ascii="Calibri" w:hAnsi="Calibri"/>
-          <w:b/>
-          <w:color w:val="76927A"/>
-        </w:rPr>
-        <w:t xml:space="preserve">•  </w:t>
-      </w:r>
-      <w:r>
-        <w:rPr>
-          <w:rFonts w:ascii="Calibri" w:hAnsi="Calibri"/>
-          <w:b/>
-          <w:color w:val="113927"/>
-        </w:rPr>
-        <w:t xml:space="preserve">Población activa: </w:t>
-      </w:r>
-      <w:r>
-        <w:rPr>
-          <w:rFonts w:ascii="Calibri" w:hAnsi="Calibri"/>
-          <w:color w:val="2F3A30"/>
-        </w:rPr>
-        <w:t>Incluye tanto a ocupados como a desempleados que buscan empleo activamente:</w:t>
-      </w:r>
-    </w:p>
-    <w:p>
-      <w:pPr>
-        <w:spacing w:after="70"/>
-        <w:ind w:left="504" w:hanging="259"/>
-        <w:jc w:val="both"/>
-      </w:pPr>
-      <w:r>
-        <w:rPr>
-          <w:rFonts w:ascii="Calibri" w:hAnsi="Calibri"/>
-          <w:b/>
-          <w:color w:val="76927A"/>
-        </w:rPr>
-        <w:t xml:space="preserve">•  </w:t>
-      </w:r>
-      <w:r>
-        <w:rPr>
-          <w:rFonts w:ascii="Calibri" w:hAnsi="Calibri"/>
-          <w:b/>
-          <w:color w:val="113927"/>
-        </w:rPr>
-        <w:t xml:space="preserve">Población ocupada: </w:t>
-      </w:r>
-      <w:r>
-        <w:rPr>
-          <w:rFonts w:ascii="Calibri" w:hAnsi="Calibri"/>
-          <w:color w:val="2F3A30"/>
-        </w:rPr>
-        <w:t>Personas que han trabajado al menos una hora en la semana de referencia de la encuesta.</w:t>
-      </w:r>
-    </w:p>
-    <w:p>
-      <w:pPr>
-        <w:spacing w:after="70"/>
-        <w:ind w:left="504" w:hanging="259"/>
-        <w:jc w:val="both"/>
-      </w:pPr>
-      <w:r>
-        <w:rPr>
-          <w:rFonts w:ascii="Calibri" w:hAnsi="Calibri"/>
-          <w:b/>
-          <w:color w:val="76927A"/>
-        </w:rPr>
-        <w:t xml:space="preserve">•  </w:t>
-      </w:r>
-      <w:r>
-        <w:rPr>
-          <w:rFonts w:ascii="Calibri" w:hAnsi="Calibri"/>
-          <w:b/>
-          <w:color w:val="113927"/>
-        </w:rPr>
-        <w:t xml:space="preserve">Población desempleada: </w:t>
-      </w:r>
-      <w:r>
-        <w:rPr>
-          <w:rFonts w:ascii="Calibri" w:hAnsi="Calibri"/>
-          <w:color w:val="2F3A30"/>
-        </w:rPr>
-        <w:t>Personas que cumplen tres requisitos simultáneamente:</w:t>
-      </w:r>
-    </w:p>
-    <w:p>
-      <w:pPr>
-        <w:spacing w:after="70"/>
-        <w:ind w:left="504" w:hanging="259"/>
-        <w:jc w:val="both"/>
-      </w:pPr>
-      <w:r>
-        <w:rPr>
-          <w:rFonts w:ascii="Calibri" w:hAnsi="Calibri"/>
-          <w:b/>
-          <w:color w:val="76927A"/>
-        </w:rPr>
-        <w:t xml:space="preserve">•  </w:t>
-      </w:r>
-      <w:r>
-        <w:rPr>
-          <w:rFonts w:ascii="Calibri" w:hAnsi="Calibri"/>
-          <w:color w:val="2F3A30"/>
-        </w:rPr>
-        <w:t>Estar sin empleo (no haber trabajado al menos una hora en la semana anterior)</w:t>
-      </w:r>
-    </w:p>
-    <w:p>
-      <w:pPr>
-        <w:spacing w:after="70"/>
-        <w:ind w:left="504" w:hanging="259"/>
-        <w:jc w:val="both"/>
-      </w:pPr>
-      <w:r>
-        <w:rPr>
-          <w:rFonts w:ascii="Calibri" w:hAnsi="Calibri"/>
-          <w:b/>
-          <w:color w:val="76927A"/>
-        </w:rPr>
-        <w:t xml:space="preserve">•  </w:t>
-      </w:r>
-      <w:r>
-        <w:rPr>
-          <w:rFonts w:ascii="Calibri" w:hAnsi="Calibri"/>
-          <w:color w:val="2F3A30"/>
-        </w:rPr>
-        <w:t>Haber tomado medidas concretas para encontrar trabajo</w:t>
-      </w:r>
-    </w:p>
-    <w:p>
-      <w:pPr>
-        <w:spacing w:after="70"/>
-        <w:ind w:left="504" w:hanging="259"/>
-        <w:jc w:val="both"/>
-      </w:pPr>
-      <w:r>
-        <w:rPr>
-          <w:rFonts w:ascii="Calibri" w:hAnsi="Calibri"/>
-          <w:b/>
-          <w:color w:val="76927A"/>
-        </w:rPr>
-        <w:t xml:space="preserve">•  </w:t>
-      </w:r>
-      <w:r>
-        <w:rPr>
-          <w:rFonts w:ascii="Calibri" w:hAnsi="Calibri"/>
-          <w:color w:val="2F3A30"/>
-        </w:rPr>
-        <w:t>Estar disponible para trabajar en un plazo de dos semanas</w:t>
-      </w:r>
-    </w:p>
-    <w:p>
-      <w:pPr>
-        <w:spacing w:after="70"/>
-        <w:ind w:left="504" w:hanging="259"/>
-        <w:jc w:val="both"/>
-      </w:pPr>
-      <w:r>
-        <w:rPr>
-          <w:rFonts w:ascii="Calibri" w:hAnsi="Calibri"/>
-          <w:b/>
-          <w:color w:val="76927A"/>
-        </w:rPr>
-        <w:t xml:space="preserve">•  </w:t>
-      </w:r>
-      <w:r>
-        <w:rPr>
-          <w:rFonts w:ascii="Calibri" w:hAnsi="Calibri"/>
-          <w:b/>
-          <w:color w:val="113927"/>
+          <w:sz w:val="21"/>
         </w:rPr>
         <w:t xml:space="preserve">Población inactiva: </w:t>
       </w:r>
@@ -1342,6 +1331,7 @@
         <w:rPr>
           <w:rFonts w:ascii="Calibri" w:hAnsi="Calibri"/>
           <w:color w:val="2F3A30"/>
+          <w:sz w:val="21"/>
         </w:rPr>
         <w:t>Grupo heterogéneo que incluye estudiantes, personas dedicadas a las tareas del hogar, jubilados, y aquellos que no tienen trabajo pero tampoco lo buscan activamente.</w:t>
       </w:r>
@@ -1655,23 +1645,16 @@
     </w:p>
     <w:p>
       <w:pPr>
-        <w:spacing w:after="70"/>
-        <w:ind w:left="504" w:hanging="259"/>
-        <w:jc w:val="both"/>
-      </w:pPr>
-      <w:r>
-        <w:rPr>
-          <w:rFonts w:ascii="Calibri" w:hAnsi="Calibri"/>
-          <w:b/>
-          <w:color w:val="76927A"/>
-        </w:rPr>
-        <w:t xml:space="preserve">•  </w:t>
-      </w:r>
+        <w:spacing w:before="40" w:after="90" w:line="276" w:lineRule="auto"/>
+        <w:ind w:left="0" w:firstLine="0"/>
+        <w:jc w:val="both"/>
+      </w:pPr>
       <w:r>
         <w:rPr>
           <w:rFonts w:ascii="Calibri" w:hAnsi="Calibri"/>
           <w:b/>
           <w:color w:val="113927"/>
+          <w:sz w:val="21"/>
         </w:rPr>
         <w:t xml:space="preserve">Crecimiento vegetativo: </w:t>
       </w:r>
@@ -1679,29 +1662,23 @@
         <w:rPr>
           <w:rFonts w:ascii="Calibri" w:hAnsi="Calibri"/>
           <w:color w:val="2F3A30"/>
+          <w:sz w:val="21"/>
         </w:rPr>
         <w:t>La diferencia entre nacimientos y defunciones afecta la estructura etaria de la población.</w:t>
       </w:r>
     </w:p>
     <w:p>
       <w:pPr>
-        <w:spacing w:after="70"/>
-        <w:ind w:left="504" w:hanging="259"/>
-        <w:jc w:val="both"/>
-      </w:pPr>
-      <w:r>
-        <w:rPr>
-          <w:rFonts w:ascii="Calibri" w:hAnsi="Calibri"/>
-          <w:b/>
-          <w:color w:val="76927A"/>
-        </w:rPr>
-        <w:t xml:space="preserve">•  </w:t>
-      </w:r>
+        <w:spacing w:before="40" w:after="90" w:line="276" w:lineRule="auto"/>
+        <w:ind w:left="0" w:firstLine="0"/>
+        <w:jc w:val="both"/>
+      </w:pPr>
       <w:r>
         <w:rPr>
           <w:rFonts w:ascii="Calibri" w:hAnsi="Calibri"/>
           <w:b/>
           <w:color w:val="113927"/>
+          <w:sz w:val="21"/>
         </w:rPr>
         <w:t xml:space="preserve">Movimientos migratorios: </w:t>
       </w:r>
@@ -1709,6 +1686,7 @@
         <w:rPr>
           <w:rFonts w:ascii="Calibri" w:hAnsi="Calibri"/>
           <w:color w:val="2F3A30"/>
+          <w:sz w:val="21"/>
         </w:rPr>
         <w:t>La entrada de inmigrantes puede aumentar significativamente la población activa. En España, la fuerte entrada de inmigrantes a comienzos del siglo XXI contribuyó notablemente al aumento de la tasa de actividad.</w:t>
       </w:r>
@@ -1747,23 +1725,16 @@
     </w:p>
     <w:p>
       <w:pPr>
-        <w:spacing w:after="70"/>
-        <w:ind w:left="504" w:hanging="259"/>
-        <w:jc w:val="both"/>
-      </w:pPr>
-      <w:r>
-        <w:rPr>
-          <w:rFonts w:ascii="Calibri" w:hAnsi="Calibri"/>
-          <w:b/>
-          <w:color w:val="76927A"/>
-        </w:rPr>
-        <w:t xml:space="preserve">•  </w:t>
-      </w:r>
+        <w:spacing w:before="40" w:after="90" w:line="276" w:lineRule="auto"/>
+        <w:ind w:left="0" w:firstLine="0"/>
+        <w:jc w:val="both"/>
+      </w:pPr>
       <w:r>
         <w:rPr>
           <w:rFonts w:ascii="Calibri" w:hAnsi="Calibri"/>
           <w:b/>
           <w:color w:val="113927"/>
+          <w:sz w:val="21"/>
         </w:rPr>
         <w:t xml:space="preserve">Por género: </w:t>
       </w:r>
@@ -1771,6 +1742,7 @@
         <w:rPr>
           <w:rFonts w:ascii="Calibri" w:hAnsi="Calibri"/>
           <w:color w:val="2F3A30"/>
+          <w:sz w:val="21"/>
         </w:rPr>
         <w:t>Las políticas dirigidas a promover la igualdad de género han desempeñado un papel crucial en el incremento de la tasa de actividad femenina. En España, se han implementado diversas políticas de apoyo como licencias parentales, horarios flexibles y facilidades para el cuidado de los hijos. La conciliación de la vida laboral y familiar, mediante el teletrabajo, la flexibilidad horaria y la mejora en servicios de cuidado infantil, ha facilitado una mayor participación femenina en el mercado laboral.</w:t>
       </w:r>
@@ -1792,23 +1764,16 @@
     </w:p>
     <w:p>
       <w:pPr>
-        <w:spacing w:after="70"/>
-        <w:ind w:left="504" w:hanging="259"/>
-        <w:jc w:val="both"/>
-      </w:pPr>
-      <w:r>
-        <w:rPr>
-          <w:rFonts w:ascii="Calibri" w:hAnsi="Calibri"/>
-          <w:b/>
-          <w:color w:val="76927A"/>
-        </w:rPr>
-        <w:t xml:space="preserve">•  </w:t>
-      </w:r>
+        <w:spacing w:before="40" w:after="90" w:line="276" w:lineRule="auto"/>
+        <w:ind w:left="0" w:firstLine="0"/>
+        <w:jc w:val="both"/>
+      </w:pPr>
       <w:r>
         <w:rPr>
           <w:rFonts w:ascii="Calibri" w:hAnsi="Calibri"/>
           <w:b/>
           <w:color w:val="113927"/>
+          <w:sz w:val="21"/>
         </w:rPr>
         <w:t xml:space="preserve">Edad de entrada: </w:t>
       </w:r>
@@ -1816,29 +1781,23 @@
         <w:rPr>
           <w:rFonts w:ascii="Calibri" w:hAnsi="Calibri"/>
           <w:color w:val="2F3A30"/>
+          <w:sz w:val="21"/>
         </w:rPr>
         <w:t>La tendencia hacia una mayor duración de los estudios ha retrasado la incorporación de los jóvenes al mercado laboral, reduciendo la tasa de actividad juvenil.</w:t>
       </w:r>
     </w:p>
     <w:p>
       <w:pPr>
-        <w:spacing w:after="70"/>
-        <w:ind w:left="504" w:hanging="259"/>
-        <w:jc w:val="both"/>
-      </w:pPr>
-      <w:r>
-        <w:rPr>
-          <w:rFonts w:ascii="Calibri" w:hAnsi="Calibri"/>
-          <w:b/>
-          <w:color w:val="76927A"/>
-        </w:rPr>
-        <w:t xml:space="preserve">•  </w:t>
-      </w:r>
+        <w:spacing w:before="40" w:after="90" w:line="276" w:lineRule="auto"/>
+        <w:ind w:left="0" w:firstLine="0"/>
+        <w:jc w:val="both"/>
+      </w:pPr>
       <w:r>
         <w:rPr>
           <w:rFonts w:ascii="Calibri" w:hAnsi="Calibri"/>
           <w:b/>
           <w:color w:val="113927"/>
+          <w:sz w:val="21"/>
         </w:rPr>
         <w:t xml:space="preserve">Edad de salida: </w:t>
       </w:r>
@@ -1846,6 +1805,7 @@
         <w:rPr>
           <w:rFonts w:ascii="Calibri" w:hAnsi="Calibri"/>
           <w:color w:val="2F3A30"/>
+          <w:sz w:val="21"/>
         </w:rPr>
         <w:t>Las reformas en los sistemas de pensiones han modificado las condiciones de jubilación. En España, la Ley 27/2011 introdujo un aumento gradual de la edad de jubilación hasta los 67 años para 2027, lo que incrementa la participación de las personas mayores en la fuerza de trabajo.</w:t>
       </w:r>
@@ -1884,23 +1844,16 @@
     </w:p>
     <w:p>
       <w:pPr>
-        <w:spacing w:after="70"/>
-        <w:ind w:left="504" w:hanging="259"/>
-        <w:jc w:val="both"/>
-      </w:pPr>
-      <w:r>
-        <w:rPr>
-          <w:rFonts w:ascii="Calibri" w:hAnsi="Calibri"/>
-          <w:b/>
-          <w:color w:val="76927A"/>
-        </w:rPr>
-        <w:t xml:space="preserve">•  </w:t>
-      </w:r>
+        <w:spacing w:before="40" w:after="90" w:line="276" w:lineRule="auto"/>
+        <w:ind w:left="0" w:firstLine="0"/>
+        <w:jc w:val="both"/>
+      </w:pPr>
       <w:r>
         <w:rPr>
           <w:rFonts w:ascii="Calibri" w:hAnsi="Calibri"/>
           <w:b/>
           <w:color w:val="113927"/>
+          <w:sz w:val="21"/>
         </w:rPr>
         <w:t xml:space="preserve">Efecto del trabajador desanimado: </w:t>
       </w:r>
@@ -1908,29 +1861,23 @@
         <w:rPr>
           <w:rFonts w:ascii="Calibri" w:hAnsi="Calibri"/>
           <w:color w:val="2F3A30"/>
+          <w:sz w:val="21"/>
         </w:rPr>
         <w:t>Durante las recesiones, algunas personas desempleadas dejan de buscar trabajo activamente ante la dificultad de encontrarlo, abandonando temporalmente la población activa. Este efecto puede tener consecuencias permanentes si no se logra reincorporar a estos trabajadores cuando la economía se recupera.</w:t>
       </w:r>
     </w:p>
     <w:p>
       <w:pPr>
-        <w:spacing w:after="70"/>
-        <w:ind w:left="504" w:hanging="259"/>
-        <w:jc w:val="both"/>
-      </w:pPr>
-      <w:r>
-        <w:rPr>
-          <w:rFonts w:ascii="Calibri" w:hAnsi="Calibri"/>
-          <w:b/>
-          <w:color w:val="76927A"/>
-        </w:rPr>
-        <w:t xml:space="preserve">•  </w:t>
-      </w:r>
+        <w:spacing w:before="40" w:after="90" w:line="276" w:lineRule="auto"/>
+        <w:ind w:left="0" w:firstLine="0"/>
+        <w:jc w:val="both"/>
+      </w:pPr>
       <w:r>
         <w:rPr>
           <w:rFonts w:ascii="Calibri" w:hAnsi="Calibri"/>
           <w:b/>
           <w:color w:val="113927"/>
+          <w:sz w:val="21"/>
         </w:rPr>
         <w:t xml:space="preserve">Efecto del trabajador añadido: </w:t>
       </w:r>
@@ -1938,6 +1885,7 @@
         <w:rPr>
           <w:rFonts w:ascii="Calibri" w:hAnsi="Calibri"/>
           <w:color w:val="2F3A30"/>
+          <w:sz w:val="21"/>
         </w:rPr>
         <w:t>En períodos de crisis, algunos miembros del hogar que estaban inactivos (típicamente mujeres o jóvenes) pueden incorporarse al mercado laboral para compensar la pérdida de ingresos familiares.</w:t>
       </w:r>
@@ -2006,23 +1954,16 @@
     </w:p>
     <w:p>
       <w:pPr>
-        <w:spacing w:after="70"/>
-        <w:ind w:left="504" w:hanging="259"/>
-        <w:jc w:val="both"/>
-      </w:pPr>
-      <w:r>
-        <w:rPr>
-          <w:rFonts w:ascii="Calibri" w:hAnsi="Calibri"/>
-          <w:b/>
-          <w:color w:val="76927A"/>
-        </w:rPr>
-        <w:t xml:space="preserve">•  </w:t>
-      </w:r>
+        <w:spacing w:before="40" w:after="90" w:line="276" w:lineRule="auto"/>
+        <w:ind w:left="0" w:firstLine="0"/>
+        <w:jc w:val="both"/>
+      </w:pPr>
       <w:r>
         <w:rPr>
           <w:rFonts w:ascii="Calibri" w:hAnsi="Calibri"/>
           <w:b/>
           <w:color w:val="113927"/>
+          <w:sz w:val="21"/>
         </w:rPr>
         <w:t xml:space="preserve">Estar sin empleo: </w:t>
       </w:r>
@@ -2030,29 +1971,23 @@
         <w:rPr>
           <w:rFonts w:ascii="Calibri" w:hAnsi="Calibri"/>
           <w:color w:val="2F3A30"/>
+          <w:sz w:val="21"/>
         </w:rPr>
         <w:t>No haber trabajado al menos una hora en la semana anterior a la encuesta</w:t>
       </w:r>
     </w:p>
     <w:p>
       <w:pPr>
-        <w:spacing w:after="70"/>
-        <w:ind w:left="504" w:hanging="259"/>
-        <w:jc w:val="both"/>
-      </w:pPr>
-      <w:r>
-        <w:rPr>
-          <w:rFonts w:ascii="Calibri" w:hAnsi="Calibri"/>
-          <w:b/>
-          <w:color w:val="76927A"/>
-        </w:rPr>
-        <w:t xml:space="preserve">•  </w:t>
-      </w:r>
+        <w:spacing w:before="40" w:after="90" w:line="276" w:lineRule="auto"/>
+        <w:ind w:left="0" w:firstLine="0"/>
+        <w:jc w:val="both"/>
+      </w:pPr>
       <w:r>
         <w:rPr>
           <w:rFonts w:ascii="Calibri" w:hAnsi="Calibri"/>
           <w:b/>
           <w:color w:val="113927"/>
+          <w:sz w:val="21"/>
         </w:rPr>
         <w:t xml:space="preserve">Búsqueda activa: </w:t>
       </w:r>
@@ -2060,29 +1995,23 @@
         <w:rPr>
           <w:rFonts w:ascii="Calibri" w:hAnsi="Calibri"/>
           <w:color w:val="2F3A30"/>
+          <w:sz w:val="21"/>
         </w:rPr>
         <w:t>Haber tomado medidas concretas para encontrar trabajo</w:t>
       </w:r>
     </w:p>
     <w:p>
       <w:pPr>
-        <w:spacing w:after="70"/>
-        <w:ind w:left="504" w:hanging="259"/>
-        <w:jc w:val="both"/>
-      </w:pPr>
-      <w:r>
-        <w:rPr>
-          <w:rFonts w:ascii="Calibri" w:hAnsi="Calibri"/>
-          <w:b/>
-          <w:color w:val="76927A"/>
-        </w:rPr>
-        <w:t xml:space="preserve">•  </w:t>
-      </w:r>
+        <w:spacing w:before="40" w:after="90" w:line="276" w:lineRule="auto"/>
+        <w:ind w:left="0" w:firstLine="0"/>
+        <w:jc w:val="both"/>
+      </w:pPr>
       <w:r>
         <w:rPr>
           <w:rFonts w:ascii="Calibri" w:hAnsi="Calibri"/>
           <w:b/>
           <w:color w:val="113927"/>
+          <w:sz w:val="21"/>
         </w:rPr>
         <w:t xml:space="preserve">Disponibilidad: </w:t>
       </w:r>
@@ -2090,6 +2019,7 @@
         <w:rPr>
           <w:rFonts w:ascii="Calibri" w:hAnsi="Calibri"/>
           <w:color w:val="2F3A30"/>
+          <w:sz w:val="21"/>
         </w:rPr>
         <w:t>Estar disponible para trabajar en un plazo de dos semanas</w:t>
       </w:r>
@@ -2190,23 +2120,16 @@
     </w:p>
     <w:p>
       <w:pPr>
-        <w:spacing w:after="70"/>
-        <w:ind w:left="504" w:hanging="259"/>
-        <w:jc w:val="both"/>
-      </w:pPr>
-      <w:r>
-        <w:rPr>
-          <w:rFonts w:ascii="Calibri" w:hAnsi="Calibri"/>
-          <w:b/>
-          <w:color w:val="76927A"/>
-        </w:rPr>
-        <w:t xml:space="preserve">•  </w:t>
-      </w:r>
+        <w:spacing w:before="40" w:after="90" w:line="276" w:lineRule="auto"/>
+        <w:ind w:left="0" w:firstLine="0"/>
+        <w:jc w:val="both"/>
+      </w:pPr>
       <w:r>
         <w:rPr>
           <w:rFonts w:ascii="Calibri" w:hAnsi="Calibri"/>
           <w:b/>
           <w:color w:val="113927"/>
+          <w:sz w:val="21"/>
         </w:rPr>
         <w:t xml:space="preserve">Visión integral del capital humano: </w:t>
       </w:r>
@@ -2214,6 +2137,7 @@
         <w:rPr>
           <w:rFonts w:ascii="Calibri" w:hAnsi="Calibri"/>
           <w:color w:val="2F3A30"/>
+          <w:sz w:val="21"/>
         </w:rPr>
         <w:t>Al calcular el porcentaje de personas empleadas sobre el total de la población en edad laboral, ofrece una visión más amplia de la utilización del capital humano de un país.</w:t>
       </w:r>
@@ -2236,23 +2160,16 @@
     </w:p>
     <w:p>
       <w:pPr>
-        <w:spacing w:after="70"/>
-        <w:ind w:left="504" w:hanging="259"/>
-        <w:jc w:val="both"/>
-      </w:pPr>
-      <w:r>
-        <w:rPr>
-          <w:rFonts w:ascii="Calibri" w:hAnsi="Calibri"/>
-          <w:b/>
-          <w:color w:val="76927A"/>
-        </w:rPr>
-        <w:t xml:space="preserve">•  </w:t>
-      </w:r>
+        <w:spacing w:before="40" w:after="90" w:line="276" w:lineRule="auto"/>
+        <w:ind w:left="0" w:firstLine="0"/>
+        <w:jc w:val="both"/>
+      </w:pPr>
       <w:r>
         <w:rPr>
           <w:rFonts w:ascii="Calibri" w:hAnsi="Calibri"/>
           <w:b/>
           <w:color w:val="113927"/>
+          <w:sz w:val="21"/>
         </w:rPr>
         <w:t xml:space="preserve">Identifica trabajadores desanimados: </w:t>
       </w:r>
@@ -2260,29 +2177,23 @@
         <w:rPr>
           <w:rFonts w:ascii="Calibri" w:hAnsi="Calibri"/>
           <w:color w:val="2F3A30"/>
+          <w:sz w:val="21"/>
         </w:rPr>
         <w:t>Permite detectar el fenómeno de personas que han dejado de buscar empleo activamente por falta de expectativas, pero que podrían reincorporarse al mercado laboral si mejoran las condiciones.</w:t>
       </w:r>
     </w:p>
     <w:p>
       <w:pPr>
-        <w:spacing w:after="70"/>
-        <w:ind w:left="504" w:hanging="259"/>
-        <w:jc w:val="both"/>
-      </w:pPr>
-      <w:r>
-        <w:rPr>
-          <w:rFonts w:ascii="Calibri" w:hAnsi="Calibri"/>
-          <w:b/>
-          <w:color w:val="76927A"/>
-        </w:rPr>
-        <w:t xml:space="preserve">•  </w:t>
-      </w:r>
+        <w:spacing w:before="40" w:after="90" w:line="276" w:lineRule="auto"/>
+        <w:ind w:left="0" w:firstLine="0"/>
+        <w:jc w:val="both"/>
+      </w:pPr>
       <w:r>
         <w:rPr>
           <w:rFonts w:ascii="Calibri" w:hAnsi="Calibri"/>
           <w:b/>
           <w:color w:val="113927"/>
+          <w:sz w:val="21"/>
         </w:rPr>
         <w:t xml:space="preserve">Facilita comparaciones internacionales: </w:t>
       </w:r>
@@ -2290,29 +2201,23 @@
         <w:rPr>
           <w:rFonts w:ascii="Calibri" w:hAnsi="Calibri"/>
           <w:color w:val="2F3A30"/>
+          <w:sz w:val="21"/>
         </w:rPr>
         <w:t>Al no depender de definiciones específicas de desempleo, que pueden variar entre países, permite comparaciones más directas entre mercados laborales de distintos países.</w:t>
       </w:r>
     </w:p>
     <w:p>
       <w:pPr>
-        <w:spacing w:after="70"/>
-        <w:ind w:left="504" w:hanging="259"/>
-        <w:jc w:val="both"/>
-      </w:pPr>
-      <w:r>
-        <w:rPr>
-          <w:rFonts w:ascii="Calibri" w:hAnsi="Calibri"/>
-          <w:b/>
-          <w:color w:val="76927A"/>
-        </w:rPr>
-        <w:t xml:space="preserve">•  </w:t>
-      </w:r>
+        <w:spacing w:before="40" w:after="90" w:line="276" w:lineRule="auto"/>
+        <w:ind w:left="0" w:firstLine="0"/>
+        <w:jc w:val="both"/>
+      </w:pPr>
       <w:r>
         <w:rPr>
           <w:rFonts w:ascii="Calibri" w:hAnsi="Calibri"/>
           <w:b/>
           <w:color w:val="113927"/>
+          <w:sz w:val="21"/>
         </w:rPr>
         <w:t xml:space="preserve">Mayor estabilidad a largo plazo: </w:t>
       </w:r>
@@ -2320,29 +2225,23 @@
         <w:rPr>
           <w:rFonts w:ascii="Calibri" w:hAnsi="Calibri"/>
           <w:color w:val="2F3A30"/>
+          <w:sz w:val="21"/>
         </w:rPr>
         <w:t>Tiende a ser menos volátil que la tasa de paro, ofreciendo una visión más clara de las tendencias estructurales del mercado laboral.</w:t>
       </w:r>
     </w:p>
     <w:p>
       <w:pPr>
-        <w:spacing w:after="70"/>
-        <w:ind w:left="504" w:hanging="259"/>
-        <w:jc w:val="both"/>
-      </w:pPr>
-      <w:r>
-        <w:rPr>
-          <w:rFonts w:ascii="Calibri" w:hAnsi="Calibri"/>
-          <w:b/>
-          <w:color w:val="76927A"/>
-        </w:rPr>
-        <w:t xml:space="preserve">•  </w:t>
-      </w:r>
+        <w:spacing w:before="40" w:after="90" w:line="276" w:lineRule="auto"/>
+        <w:ind w:left="0" w:firstLine="0"/>
+        <w:jc w:val="both"/>
+      </w:pPr>
       <w:r>
         <w:rPr>
           <w:rFonts w:ascii="Calibri" w:hAnsi="Calibri"/>
           <w:b/>
           <w:color w:val="113927"/>
+          <w:sz w:val="21"/>
         </w:rPr>
         <w:t xml:space="preserve">Refleja la capacidad generadora de empleo: </w:t>
       </w:r>
@@ -2350,6 +2249,7 @@
         <w:rPr>
           <w:rFonts w:ascii="Calibri" w:hAnsi="Calibri"/>
           <w:color w:val="2F3A30"/>
+          <w:sz w:val="21"/>
         </w:rPr>
         <w:t>Al considerar toda la población en edad de trabajar, muestra de forma más precisa qué proporción de la población está efectivamente contribuyendo a la producción económica.</w:t>
       </w:r>
@@ -2403,23 +2303,16 @@
     </w:p>
     <w:p>
       <w:pPr>
-        <w:spacing w:after="70"/>
-        <w:ind w:left="504" w:hanging="259"/>
-        <w:jc w:val="both"/>
-      </w:pPr>
-      <w:r>
-        <w:rPr>
-          <w:rFonts w:ascii="Calibri" w:hAnsi="Calibri"/>
-          <w:b/>
-          <w:color w:val="76927A"/>
-        </w:rPr>
-        <w:t xml:space="preserve">•  </w:t>
-      </w:r>
+        <w:spacing w:before="40" w:after="90" w:line="276" w:lineRule="auto"/>
+        <w:ind w:left="0" w:firstLine="0"/>
+        <w:jc w:val="both"/>
+      </w:pPr>
       <w:r>
         <w:rPr>
           <w:rFonts w:ascii="Calibri" w:hAnsi="Calibri"/>
           <w:b/>
           <w:color w:val="113927"/>
+          <w:sz w:val="21"/>
         </w:rPr>
         <w:t xml:space="preserve">Incremento del PIB potencial: </w:t>
       </w:r>
@@ -2427,29 +2320,23 @@
         <w:rPr>
           <w:rFonts w:ascii="Calibri" w:hAnsi="Calibri"/>
           <w:color w:val="2F3A30"/>
+          <w:sz w:val="21"/>
         </w:rPr>
         <w:t>Mayor contribución a la producción económica</w:t>
       </w:r>
     </w:p>
     <w:p>
       <w:pPr>
-        <w:spacing w:after="70"/>
-        <w:ind w:left="504" w:hanging="259"/>
-        <w:jc w:val="both"/>
-      </w:pPr>
-      <w:r>
-        <w:rPr>
-          <w:rFonts w:ascii="Calibri" w:hAnsi="Calibri"/>
-          <w:b/>
-          <w:color w:val="76927A"/>
-        </w:rPr>
-        <w:t xml:space="preserve">•  </w:t>
-      </w:r>
+        <w:spacing w:before="40" w:after="90" w:line="276" w:lineRule="auto"/>
+        <w:ind w:left="0" w:firstLine="0"/>
+        <w:jc w:val="both"/>
+      </w:pPr>
       <w:r>
         <w:rPr>
           <w:rFonts w:ascii="Calibri" w:hAnsi="Calibri"/>
           <w:b/>
           <w:color w:val="113927"/>
+          <w:sz w:val="21"/>
         </w:rPr>
         <w:t xml:space="preserve">Mejora del bienestar social: </w:t>
       </w:r>
@@ -2457,6 +2344,7 @@
         <w:rPr>
           <w:rFonts w:ascii="Calibri" w:hAnsi="Calibri"/>
           <w:color w:val="2F3A30"/>
+          <w:sz w:val="21"/>
         </w:rPr>
         <w:t>Aumento del PIB per cápita y nivel de vida</w:t>
       </w:r>
@@ -2479,23 +2367,16 @@
     </w:p>
     <w:p>
       <w:pPr>
-        <w:spacing w:after="70"/>
-        <w:ind w:left="504" w:hanging="259"/>
-        <w:jc w:val="both"/>
-      </w:pPr>
-      <w:r>
-        <w:rPr>
-          <w:rFonts w:ascii="Calibri" w:hAnsi="Calibri"/>
-          <w:b/>
-          <w:color w:val="76927A"/>
-        </w:rPr>
-        <w:t xml:space="preserve">•  </w:t>
-      </w:r>
+        <w:spacing w:before="40" w:after="90" w:line="276" w:lineRule="auto"/>
+        <w:ind w:left="0" w:firstLine="0"/>
+        <w:jc w:val="both"/>
+      </w:pPr>
       <w:r>
         <w:rPr>
           <w:rFonts w:ascii="Calibri" w:hAnsi="Calibri"/>
           <w:b/>
           <w:color w:val="113927"/>
+          <w:sz w:val="21"/>
         </w:rPr>
         <w:t xml:space="preserve">Cohesión social: </w:t>
       </w:r>
@@ -2503,29 +2384,23 @@
         <w:rPr>
           <w:rFonts w:ascii="Calibri" w:hAnsi="Calibri"/>
           <w:color w:val="2F3A30"/>
+          <w:sz w:val="21"/>
         </w:rPr>
         <w:t>El empleo como factor de integración social</w:t>
       </w:r>
     </w:p>
     <w:p>
       <w:pPr>
-        <w:spacing w:after="70"/>
-        <w:ind w:left="504" w:hanging="259"/>
-        <w:jc w:val="both"/>
-      </w:pPr>
-      <w:r>
-        <w:rPr>
-          <w:rFonts w:ascii="Calibri" w:hAnsi="Calibri"/>
-          <w:b/>
-          <w:color w:val="76927A"/>
-        </w:rPr>
-        <w:t xml:space="preserve">•  </w:t>
-      </w:r>
+        <w:spacing w:before="40" w:after="90" w:line="276" w:lineRule="auto"/>
+        <w:ind w:left="0" w:firstLine="0"/>
+        <w:jc w:val="both"/>
+      </w:pPr>
       <w:r>
         <w:rPr>
           <w:rFonts w:ascii="Calibri" w:hAnsi="Calibri"/>
           <w:b/>
           <w:color w:val="113927"/>
+          <w:sz w:val="21"/>
         </w:rPr>
         <w:t xml:space="preserve">Desarrollo de capital humano: </w:t>
       </w:r>
@@ -2533,6 +2408,7 @@
         <w:rPr>
           <w:rFonts w:ascii="Calibri" w:hAnsi="Calibri"/>
           <w:color w:val="2F3A30"/>
+          <w:sz w:val="21"/>
         </w:rPr>
         <w:t>Mantenimiento y mejora de habilidades</w:t>
       </w:r>
@@ -2571,23 +2447,16 @@
     </w:p>
     <w:p>
       <w:pPr>
-        <w:spacing w:after="70"/>
-        <w:ind w:left="504" w:hanging="259"/>
-        <w:jc w:val="both"/>
-      </w:pPr>
-      <w:r>
-        <w:rPr>
-          <w:rFonts w:ascii="Calibri" w:hAnsi="Calibri"/>
-          <w:b/>
-          <w:color w:val="76927A"/>
-        </w:rPr>
-        <w:t xml:space="preserve">•  </w:t>
-      </w:r>
+        <w:spacing w:before="40" w:after="90" w:line="276" w:lineRule="auto"/>
+        <w:ind w:left="0" w:firstLine="0"/>
+        <w:jc w:val="both"/>
+      </w:pPr>
       <w:r>
         <w:rPr>
           <w:rFonts w:ascii="Calibri" w:hAnsi="Calibri"/>
           <w:b/>
           <w:color w:val="113927"/>
+          <w:sz w:val="21"/>
         </w:rPr>
         <w:t xml:space="preserve">No captura el subempleo: </w:t>
       </w:r>
@@ -2595,29 +2464,23 @@
         <w:rPr>
           <w:rFonts w:ascii="Calibri" w:hAnsi="Calibri"/>
           <w:color w:val="2F3A30"/>
+          <w:sz w:val="21"/>
         </w:rPr>
         <w:t>No refleja situaciones de trabajadores a tiempo parcial involuntario o personas que trabajan en puestos por debajo de su nivel de cualificación.</w:t>
       </w:r>
     </w:p>
     <w:p>
       <w:pPr>
-        <w:spacing w:after="70"/>
-        <w:ind w:left="504" w:hanging="259"/>
-        <w:jc w:val="both"/>
-      </w:pPr>
-      <w:r>
-        <w:rPr>
-          <w:rFonts w:ascii="Calibri" w:hAnsi="Calibri"/>
-          <w:b/>
-          <w:color w:val="76927A"/>
-        </w:rPr>
-        <w:t xml:space="preserve">•  </w:t>
-      </w:r>
+        <w:spacing w:before="40" w:after="90" w:line="276" w:lineRule="auto"/>
+        <w:ind w:left="0" w:firstLine="0"/>
+        <w:jc w:val="both"/>
+      </w:pPr>
       <w:r>
         <w:rPr>
           <w:rFonts w:ascii="Calibri" w:hAnsi="Calibri"/>
           <w:b/>
           <w:color w:val="113927"/>
+          <w:sz w:val="21"/>
         </w:rPr>
         <w:t xml:space="preserve">No mide la calidad del empleo: </w:t>
       </w:r>
@@ -2625,29 +2488,23 @@
         <w:rPr>
           <w:rFonts w:ascii="Calibri" w:hAnsi="Calibri"/>
           <w:color w:val="2F3A30"/>
+          <w:sz w:val="21"/>
         </w:rPr>
         <w:t>Una tasa alta no garantiza que todos los empleos sean de calidad en términos de salarios, condiciones laborales o estabilidad.</w:t>
       </w:r>
     </w:p>
     <w:p>
       <w:pPr>
-        <w:spacing w:after="70"/>
-        <w:ind w:left="504" w:hanging="259"/>
-        <w:jc w:val="both"/>
-      </w:pPr>
-      <w:r>
-        <w:rPr>
-          <w:rFonts w:ascii="Calibri" w:hAnsi="Calibri"/>
-          <w:b/>
-          <w:color w:val="76927A"/>
-        </w:rPr>
-        <w:t xml:space="preserve">•  </w:t>
-      </w:r>
+        <w:spacing w:before="40" w:after="90" w:line="276" w:lineRule="auto"/>
+        <w:ind w:left="0" w:firstLine="0"/>
+        <w:jc w:val="both"/>
+      </w:pPr>
       <w:r>
         <w:rPr>
           <w:rFonts w:ascii="Calibri" w:hAnsi="Calibri"/>
           <w:b/>
           <w:color w:val="113927"/>
+          <w:sz w:val="21"/>
         </w:rPr>
         <w:t xml:space="preserve">No considera la distribución: </w:t>
       </w:r>
@@ -2655,29 +2512,23 @@
         <w:rPr>
           <w:rFonts w:ascii="Calibri" w:hAnsi="Calibri"/>
           <w:color w:val="2F3A30"/>
+          <w:sz w:val="21"/>
         </w:rPr>
         <w:t>Puede ocultar desigualdades en el acceso al empleo entre diferentes grupos demográficos o regiones.</w:t>
       </w:r>
     </w:p>
     <w:p>
       <w:pPr>
-        <w:spacing w:after="70"/>
-        <w:ind w:left="504" w:hanging="259"/>
-        <w:jc w:val="both"/>
-      </w:pPr>
-      <w:r>
-        <w:rPr>
-          <w:rFonts w:ascii="Calibri" w:hAnsi="Calibri"/>
-          <w:b/>
-          <w:color w:val="76927A"/>
-        </w:rPr>
-        <w:t xml:space="preserve">•  </w:t>
-      </w:r>
+        <w:spacing w:before="40" w:after="90" w:line="276" w:lineRule="auto"/>
+        <w:ind w:left="0" w:firstLine="0"/>
+        <w:jc w:val="both"/>
+      </w:pPr>
       <w:r>
         <w:rPr>
           <w:rFonts w:ascii="Calibri" w:hAnsi="Calibri"/>
           <w:b/>
           <w:color w:val="113927"/>
+          <w:sz w:val="21"/>
         </w:rPr>
         <w:t xml:space="preserve">No refleja productividad: </w:t>
       </w:r>
@@ -2685,29 +2536,23 @@
         <w:rPr>
           <w:rFonts w:ascii="Calibri" w:hAnsi="Calibri"/>
           <w:color w:val="2F3A30"/>
+          <w:sz w:val="21"/>
         </w:rPr>
         <w:t>Una alta tasa de empleo no garantiza una alta productividad laboral.</w:t>
       </w:r>
     </w:p>
     <w:p>
       <w:pPr>
-        <w:spacing w:after="70"/>
-        <w:ind w:left="504" w:hanging="259"/>
-        <w:jc w:val="both"/>
-      </w:pPr>
-      <w:r>
-        <w:rPr>
-          <w:rFonts w:ascii="Calibri" w:hAnsi="Calibri"/>
-          <w:b/>
-          <w:color w:val="76927A"/>
-        </w:rPr>
-        <w:t xml:space="preserve">•  </w:t>
-      </w:r>
+        <w:spacing w:before="40" w:after="90" w:line="276" w:lineRule="auto"/>
+        <w:ind w:left="0" w:firstLine="0"/>
+        <w:jc w:val="both"/>
+      </w:pPr>
       <w:r>
         <w:rPr>
           <w:rFonts w:ascii="Calibri" w:hAnsi="Calibri"/>
           <w:b/>
           <w:color w:val="113927"/>
+          <w:sz w:val="21"/>
         </w:rPr>
         <w:t xml:space="preserve">Síntesis: </w:t>
       </w:r>
@@ -2715,6 +2560,7 @@
         <w:rPr>
           <w:rFonts w:ascii="Calibri" w:hAnsi="Calibri"/>
           <w:color w:val="2F3A30"/>
+          <w:sz w:val="21"/>
         </w:rPr>
         <w:t>Uso complementario de indicadores</w:t>
       </w:r>
@@ -2733,6 +2579,71 @@
         </w:rPr>
         <w:t>Aunque la tasa de paro sigue siendo un indicador crucial, la tasa de empleo proporciona información complementaria muy valiosa para entender la dinámica del mercado laboral en su conjunto. Utilizar ambos indicadores, junto con la tasa de actividad, permite una evaluación más completa y matizada de la situación laboral de un país o región, proporcionando las bases necesarias para el diseño de políticas sociolaborales efectivas.</w:t>
       </w:r>
+    </w:p>
+    <w:tbl>
+      <w:tblPr>
+        <w:tblW w:type="auto" w:w="0"/>
+        <w:jc w:val="center"/>
+        <w:tblLayout w:type="fixed"/>
+        <w:tblLook w:firstColumn="1" w:firstRow="1" w:lastColumn="0" w:lastRow="0" w:noHBand="0" w:noVBand="1" w:val="04A0"/>
+      </w:tblPr>
+      <w:tblGrid>
+        <w:gridCol w:w="9418"/>
+      </w:tblGrid>
+      <w:tr>
+        <w:tc>
+          <w:tcPr>
+            <w:tcW w:type="dxa" w:w="9360"/>
+            <w:shd w:val="clear" w:color="auto" w:fill="F4F8F5"/>
+            <w:tcMar>
+              <w:top w:w="140" w:type="dxa"/>
+              <w:left w:w="200" w:type="dxa"/>
+              <w:bottom w:w="140" w:type="dxa"/>
+              <w:right w:w="160" w:type="dxa"/>
+            </w:tcMar>
+            <w:tcBorders>
+              <w:top w:val="none"/>
+              <w:left w:val="single" w:sz="26" w:space="0" w:color="113927"/>
+              <w:bottom w:val="none"/>
+              <w:right w:val="none"/>
+            </w:tcBorders>
+          </w:tcPr>
+          <w:p>
+            <w:pPr>
+              <w:spacing w:before="0" w:after="40"/>
+              <w:jc w:val="left"/>
+            </w:pPr>
+            <w:r>
+              <w:rPr>
+                <w:rFonts w:ascii="Outfit" w:hAnsi="Outfit"/>
+                <w:b/>
+                <w:color w:val="113927"/>
+                <w:sz w:val="19"/>
+              </w:rPr>
+              <w:t>🗓️  ENCUADRE DOCENTE PRESENCIAL · SESIÓN 2 (SEMANA 1 · MARTES/VIERNES) — MACROECONOMÍA DEL TRABAJO, PRODUCTIVIDAD Y CLU</w:t>
+            </w:r>
+          </w:p>
+          <w:p>
+            <w:pPr>
+              <w:spacing w:before="0" w:after="0" w:line="276" w:lineRule="auto"/>
+              <w:jc w:val="both"/>
+            </w:pPr>
+            <w:r>
+              <w:rPr>
+                <w:rFonts w:ascii="Calibri" w:hAnsi="Calibri"/>
+                <w:color w:val="2F3A30"/>
+                <w:sz w:val="19"/>
+              </w:rPr>
+              <w:t>Articulación macroeconómica de la demanda de trabajo: distinción rigurosa entre PIB nominal y PIB real, deflactores, descomposición del PIB per cápita, productividad aparente del trabajo y Costes Laborales Unitarios (CLU). Incluye simulación interactiva con la Micro-App de deflactores y CLU y resolución del dilema de política salarial.</w:t>
+            </w:r>
+          </w:p>
+        </w:tc>
+      </w:tr>
+    </w:tbl>
+    <w:p>
+      <w:pPr>
+        <w:spacing w:before="0" w:after="80"/>
+      </w:pPr>
     </w:p>
     <w:p>
       <w:pPr>
@@ -2867,23 +2778,16 @@
     </w:p>
     <w:p>
       <w:pPr>
-        <w:spacing w:after="70"/>
-        <w:ind w:left="504" w:hanging="259"/>
-        <w:jc w:val="both"/>
-      </w:pPr>
-      <w:r>
-        <w:rPr>
-          <w:rFonts w:ascii="Calibri" w:hAnsi="Calibri"/>
-          <w:b/>
-          <w:color w:val="76927A"/>
-        </w:rPr>
-        <w:t xml:space="preserve">•  </w:t>
-      </w:r>
+        <w:spacing w:before="40" w:after="90" w:line="276" w:lineRule="auto"/>
+        <w:ind w:left="0" w:firstLine="0"/>
+        <w:jc w:val="both"/>
+      </w:pPr>
       <w:r>
         <w:rPr>
           <w:rFonts w:ascii="Calibri" w:hAnsi="Calibri"/>
           <w:b/>
           <w:color w:val="113927"/>
+          <w:sz w:val="21"/>
         </w:rPr>
         <w:t xml:space="preserve">Ejemplo práctico: </w:t>
       </w:r>
@@ -2891,6 +2795,7 @@
         <w:rPr>
           <w:rFonts w:ascii="Calibri" w:hAnsi="Calibri"/>
           <w:color w:val="2F3A30"/>
+          <w:sz w:val="21"/>
         </w:rPr>
         <w:t>La cadena de valor del pan</w:t>
       </w:r>
@@ -2912,23 +2817,16 @@
     </w:p>
     <w:p>
       <w:pPr>
-        <w:spacing w:after="70"/>
-        <w:ind w:left="504" w:hanging="259"/>
-        <w:jc w:val="both"/>
-      </w:pPr>
-      <w:r>
-        <w:rPr>
-          <w:rFonts w:ascii="Calibri" w:hAnsi="Calibri"/>
-          <w:b/>
-          <w:color w:val="76927A"/>
-        </w:rPr>
-        <w:t xml:space="preserve">•  </w:t>
-      </w:r>
+        <w:spacing w:before="40" w:after="90" w:line="276" w:lineRule="auto"/>
+        <w:ind w:left="0" w:firstLine="0"/>
+        <w:jc w:val="both"/>
+      </w:pPr>
       <w:r>
         <w:rPr>
           <w:rFonts w:ascii="Calibri" w:hAnsi="Calibri"/>
           <w:b/>
           <w:color w:val="113927"/>
+          <w:sz w:val="21"/>
         </w:rPr>
         <w:t xml:space="preserve">Fase 1 - Producción de trigo: </w:t>
       </w:r>
@@ -2936,29 +2834,23 @@
         <w:rPr>
           <w:rFonts w:ascii="Calibri" w:hAnsi="Calibri"/>
           <w:color w:val="2F3A30"/>
+          <w:sz w:val="21"/>
         </w:rPr>
         <w:t>Un agricultor cultiva y cosecha trigo, vendiéndolo a un molino por 100€.</w:t>
       </w:r>
     </w:p>
     <w:p>
       <w:pPr>
-        <w:spacing w:after="70"/>
-        <w:ind w:left="504" w:hanging="259"/>
-        <w:jc w:val="both"/>
-      </w:pPr>
-      <w:r>
-        <w:rPr>
-          <w:rFonts w:ascii="Calibri" w:hAnsi="Calibri"/>
-          <w:b/>
-          <w:color w:val="76927A"/>
-        </w:rPr>
-        <w:t xml:space="preserve">•  </w:t>
-      </w:r>
+        <w:spacing w:before="40" w:after="90" w:line="276" w:lineRule="auto"/>
+        <w:ind w:left="0" w:firstLine="0"/>
+        <w:jc w:val="both"/>
+      </w:pPr>
       <w:r>
         <w:rPr>
           <w:rFonts w:ascii="Calibri" w:hAnsi="Calibri"/>
           <w:b/>
           <w:color w:val="113927"/>
+          <w:sz w:val="21"/>
         </w:rPr>
         <w:t xml:space="preserve">Fase 2 - Molienda del trigo: </w:t>
       </w:r>
@@ -2966,29 +2858,23 @@
         <w:rPr>
           <w:rFonts w:ascii="Calibri" w:hAnsi="Calibri"/>
           <w:color w:val="2F3A30"/>
+          <w:sz w:val="21"/>
         </w:rPr>
         <w:t>El molino procesa el trigo en harina, añadiendo un valor de 50€, y vende la harina a una panadería por 150€.</w:t>
       </w:r>
     </w:p>
     <w:p>
       <w:pPr>
-        <w:spacing w:after="70"/>
-        <w:ind w:left="504" w:hanging="259"/>
-        <w:jc w:val="both"/>
-      </w:pPr>
-      <w:r>
-        <w:rPr>
-          <w:rFonts w:ascii="Calibri" w:hAnsi="Calibri"/>
-          <w:b/>
-          <w:color w:val="76927A"/>
-        </w:rPr>
-        <w:t xml:space="preserve">•  </w:t>
-      </w:r>
+        <w:spacing w:before="40" w:after="90" w:line="276" w:lineRule="auto"/>
+        <w:ind w:left="0" w:firstLine="0"/>
+        <w:jc w:val="both"/>
+      </w:pPr>
       <w:r>
         <w:rPr>
           <w:rFonts w:ascii="Calibri" w:hAnsi="Calibri"/>
           <w:b/>
           <w:color w:val="113927"/>
+          <w:sz w:val="21"/>
         </w:rPr>
         <w:t xml:space="preserve">Fase 3 - Elaboración del pan: </w:t>
       </w:r>
@@ -2996,6 +2882,7 @@
         <w:rPr>
           <w:rFonts w:ascii="Calibri" w:hAnsi="Calibri"/>
           <w:color w:val="2F3A30"/>
+          <w:sz w:val="21"/>
         </w:rPr>
         <w:t>La panadería utiliza la harina para hacer pan, añadiendo un valor de 100€ mediante su trabajo y otros ingredientes. Vende el pan a los consumidores por 250€.</w:t>
       </w:r>
@@ -3121,23 +3008,16 @@
     </w:p>
     <w:p>
       <w:pPr>
-        <w:spacing w:after="70"/>
-        <w:ind w:left="504" w:hanging="259"/>
-        <w:jc w:val="both"/>
-      </w:pPr>
-      <w:r>
-        <w:rPr>
-          <w:rFonts w:ascii="Calibri" w:hAnsi="Calibri"/>
-          <w:b/>
-          <w:color w:val="76927A"/>
-        </w:rPr>
-        <w:t xml:space="preserve">•  </w:t>
-      </w:r>
+        <w:spacing w:before="40" w:after="90" w:line="276" w:lineRule="auto"/>
+        <w:ind w:left="0" w:firstLine="0"/>
+        <w:jc w:val="both"/>
+      </w:pPr>
       <w:r>
         <w:rPr>
           <w:rFonts w:ascii="Calibri" w:hAnsi="Calibri"/>
           <w:b/>
           <w:color w:val="113927"/>
+          <w:sz w:val="21"/>
         </w:rPr>
         <w:t xml:space="preserve">Agricultor: </w:t>
       </w:r>
@@ -3145,29 +3025,23 @@
         <w:rPr>
           <w:rFonts w:ascii="Calibri" w:hAnsi="Calibri"/>
           <w:color w:val="2F3A30"/>
+          <w:sz w:val="21"/>
         </w:rPr>
         <w:t>100€</w:t>
       </w:r>
     </w:p>
     <w:p>
       <w:pPr>
-        <w:spacing w:after="70"/>
-        <w:ind w:left="504" w:hanging="259"/>
-        <w:jc w:val="both"/>
-      </w:pPr>
-      <w:r>
-        <w:rPr>
-          <w:rFonts w:ascii="Calibri" w:hAnsi="Calibri"/>
-          <w:b/>
-          <w:color w:val="76927A"/>
-        </w:rPr>
-        <w:t xml:space="preserve">•  </w:t>
-      </w:r>
+        <w:spacing w:before="40" w:after="90" w:line="276" w:lineRule="auto"/>
+        <w:ind w:left="0" w:firstLine="0"/>
+        <w:jc w:val="both"/>
+      </w:pPr>
       <w:r>
         <w:rPr>
           <w:rFonts w:ascii="Calibri" w:hAnsi="Calibri"/>
           <w:b/>
           <w:color w:val="113927"/>
+          <w:sz w:val="21"/>
         </w:rPr>
         <w:t xml:space="preserve">Molino: </w:t>
       </w:r>
@@ -3175,29 +3049,23 @@
         <w:rPr>
           <w:rFonts w:ascii="Calibri" w:hAnsi="Calibri"/>
           <w:color w:val="2F3A30"/>
+          <w:sz w:val="21"/>
         </w:rPr>
         <w:t>50€ (150€ - 100€)</w:t>
       </w:r>
     </w:p>
     <w:p>
       <w:pPr>
-        <w:spacing w:after="70"/>
-        <w:ind w:left="504" w:hanging="259"/>
-        <w:jc w:val="both"/>
-      </w:pPr>
-      <w:r>
-        <w:rPr>
-          <w:rFonts w:ascii="Calibri" w:hAnsi="Calibri"/>
-          <w:b/>
-          <w:color w:val="76927A"/>
-        </w:rPr>
-        <w:t xml:space="preserve">•  </w:t>
-      </w:r>
+        <w:spacing w:before="40" w:after="90" w:line="276" w:lineRule="auto"/>
+        <w:ind w:left="0" w:firstLine="0"/>
+        <w:jc w:val="both"/>
+      </w:pPr>
       <w:r>
         <w:rPr>
           <w:rFonts w:ascii="Calibri" w:hAnsi="Calibri"/>
           <w:b/>
           <w:color w:val="113927"/>
+          <w:sz w:val="21"/>
         </w:rPr>
         <w:t xml:space="preserve">Panadería: </w:t>
       </w:r>
@@ -3205,29 +3073,23 @@
         <w:rPr>
           <w:rFonts w:ascii="Calibri" w:hAnsi="Calibri"/>
           <w:color w:val="2F3A30"/>
+          <w:sz w:val="21"/>
         </w:rPr>
         <w:t>100€ (250€ - 150€)</w:t>
       </w:r>
     </w:p>
     <w:p>
       <w:pPr>
-        <w:spacing w:after="70"/>
-        <w:ind w:left="504" w:hanging="259"/>
-        <w:jc w:val="both"/>
-      </w:pPr>
-      <w:r>
-        <w:rPr>
-          <w:rFonts w:ascii="Calibri" w:hAnsi="Calibri"/>
-          <w:b/>
-          <w:color w:val="76927A"/>
-        </w:rPr>
-        <w:t xml:space="preserve">•  </w:t>
-      </w:r>
+        <w:spacing w:before="40" w:after="90" w:line="276" w:lineRule="auto"/>
+        <w:ind w:left="0" w:firstLine="0"/>
+        <w:jc w:val="both"/>
+      </w:pPr>
       <w:r>
         <w:rPr>
           <w:rFonts w:ascii="Calibri" w:hAnsi="Calibri"/>
           <w:b/>
           <w:color w:val="113927"/>
+          <w:sz w:val="21"/>
         </w:rPr>
         <w:t xml:space="preserve">Total del valor añadido: </w:t>
       </w:r>
@@ -3235,29 +3097,23 @@
         <w:rPr>
           <w:rFonts w:ascii="Calibri" w:hAnsi="Calibri"/>
           <w:color w:val="2F3A30"/>
+          <w:sz w:val="21"/>
         </w:rPr>
         <w:t>100€ + 50€ + 100€ = 250€</w:t>
       </w:r>
     </w:p>
     <w:p>
       <w:pPr>
-        <w:spacing w:after="70"/>
-        <w:ind w:left="504" w:hanging="259"/>
-        <w:jc w:val="both"/>
-      </w:pPr>
-      <w:r>
-        <w:rPr>
-          <w:rFonts w:ascii="Calibri" w:hAnsi="Calibri"/>
-          <w:b/>
-          <w:color w:val="76927A"/>
-        </w:rPr>
-        <w:t xml:space="preserve">•  </w:t>
-      </w:r>
+        <w:spacing w:before="40" w:after="90" w:line="276" w:lineRule="auto"/>
+        <w:ind w:left="0" w:firstLine="0"/>
+        <w:jc w:val="both"/>
+      </w:pPr>
       <w:r>
         <w:rPr>
           <w:rFonts w:ascii="Calibri" w:hAnsi="Calibri"/>
           <w:b/>
           <w:color w:val="113927"/>
+          <w:sz w:val="21"/>
         </w:rPr>
         <w:t xml:space="preserve">Renta generada: </w:t>
       </w:r>
@@ -3265,29 +3121,23 @@
         <w:rPr>
           <w:rFonts w:ascii="Calibri" w:hAnsi="Calibri"/>
           <w:color w:val="2F3A30"/>
+          <w:sz w:val="21"/>
         </w:rPr>
         <w:t>Los 250€ representan también la renta distribuida en la economía (salarios, beneficios empresariales, impuestos)</w:t>
       </w:r>
     </w:p>
     <w:p>
       <w:pPr>
-        <w:spacing w:after="70"/>
-        <w:ind w:left="504" w:hanging="259"/>
-        <w:jc w:val="both"/>
-      </w:pPr>
-      <w:r>
-        <w:rPr>
-          <w:rFonts w:ascii="Calibri" w:hAnsi="Calibri"/>
-          <w:b/>
-          <w:color w:val="76927A"/>
-        </w:rPr>
-        <w:t xml:space="preserve">•  </w:t>
-      </w:r>
+        <w:spacing w:before="40" w:after="90" w:line="276" w:lineRule="auto"/>
+        <w:ind w:left="0" w:firstLine="0"/>
+        <w:jc w:val="both"/>
+      </w:pPr>
       <w:r>
         <w:rPr>
           <w:rFonts w:ascii="Calibri" w:hAnsi="Calibri"/>
           <w:b/>
           <w:color w:val="113927"/>
+          <w:sz w:val="21"/>
         </w:rPr>
         <w:t xml:space="preserve">Bienes finales: </w:t>
       </w:r>
@@ -3295,6 +3145,7 @@
         <w:rPr>
           <w:rFonts w:ascii="Calibri" w:hAnsi="Calibri"/>
           <w:color w:val="2F3A30"/>
+          <w:sz w:val="21"/>
         </w:rPr>
         <w:t>El PIB se centra en el valor del pan como bien final (250€), evitando contar múltiples veces el valor del trigo y la harina.</w:t>
       </w:r>
@@ -3533,23 +3384,16 @@
     </w:p>
     <w:p>
       <w:pPr>
-        <w:spacing w:after="70"/>
-        <w:ind w:left="504" w:hanging="259"/>
-        <w:jc w:val="both"/>
-      </w:pPr>
-      <w:r>
-        <w:rPr>
-          <w:rFonts w:ascii="Calibri" w:hAnsi="Calibri"/>
-          <w:b/>
-          <w:color w:val="76927A"/>
-        </w:rPr>
-        <w:t xml:space="preserve">•  </w:t>
-      </w:r>
+        <w:spacing w:before="40" w:after="90" w:line="276" w:lineRule="auto"/>
+        <w:ind w:left="0" w:firstLine="0"/>
+        <w:jc w:val="both"/>
+      </w:pPr>
       <w:r>
         <w:rPr>
           <w:rFonts w:ascii="Calibri" w:hAnsi="Calibri"/>
           <w:b/>
           <w:color w:val="113927"/>
+          <w:sz w:val="21"/>
         </w:rPr>
         <w:t xml:space="preserve">PIB Nominal: </w:t>
       </w:r>
@@ -3557,29 +3401,23 @@
         <w:rPr>
           <w:rFonts w:ascii="Calibri" w:hAnsi="Calibri"/>
           <w:color w:val="2F3A30"/>
+          <w:sz w:val="21"/>
         </w:rPr>
         <w:t>También conocido como PIB a precios corrientes, es el valor a precios de mercado de la producción de bienes y servicios finales producidos en un país durante un período determinado. Refleja los precios actuales de los bienes y servicios.</w:t>
       </w:r>
     </w:p>
     <w:p>
       <w:pPr>
-        <w:spacing w:after="70"/>
-        <w:ind w:left="504" w:hanging="259"/>
-        <w:jc w:val="both"/>
-      </w:pPr>
-      <w:r>
-        <w:rPr>
-          <w:rFonts w:ascii="Calibri" w:hAnsi="Calibri"/>
-          <w:b/>
-          <w:color w:val="76927A"/>
-        </w:rPr>
-        <w:t xml:space="preserve">•  </w:t>
-      </w:r>
+        <w:spacing w:before="40" w:after="90" w:line="276" w:lineRule="auto"/>
+        <w:ind w:left="0" w:firstLine="0"/>
+        <w:jc w:val="both"/>
+      </w:pPr>
       <w:r>
         <w:rPr>
           <w:rFonts w:ascii="Calibri" w:hAnsi="Calibri"/>
           <w:b/>
           <w:color w:val="113927"/>
+          <w:sz w:val="21"/>
         </w:rPr>
         <w:t xml:space="preserve">PIB Real: </w:t>
       </w:r>
@@ -3587,6 +3425,7 @@
         <w:rPr>
           <w:rFonts w:ascii="Calibri" w:hAnsi="Calibri"/>
           <w:color w:val="2F3A30"/>
+          <w:sz w:val="21"/>
         </w:rPr>
         <w:t>O PIB a precios constantes, mide la producción utilizando precios de un año base. Esto permite eliminar el efecto de los cambios en los precios (inflación o deflación) a lo largo del tiempo.</w:t>
       </w:r>
@@ -3777,23 +3616,16 @@
     </w:p>
     <w:p>
       <w:pPr>
-        <w:spacing w:after="70"/>
-        <w:ind w:left="504" w:hanging="259"/>
-        <w:jc w:val="both"/>
-      </w:pPr>
-      <w:r>
-        <w:rPr>
-          <w:rFonts w:ascii="Calibri" w:hAnsi="Calibri"/>
-          <w:b/>
-          <w:color w:val="76927A"/>
-        </w:rPr>
-        <w:t xml:space="preserve">•  </w:t>
-      </w:r>
+        <w:spacing w:before="40" w:after="90" w:line="276" w:lineRule="auto"/>
+        <w:ind w:left="0" w:firstLine="0"/>
+        <w:jc w:val="both"/>
+      </w:pPr>
       <w:r>
         <w:rPr>
           <w:rFonts w:ascii="Calibri" w:hAnsi="Calibri"/>
           <w:b/>
           <w:color w:val="113927"/>
+          <w:sz w:val="21"/>
         </w:rPr>
         <w:t xml:space="preserve">Base para políticas sociolaborales: </w:t>
       </w:r>
@@ -3801,29 +3633,23 @@
         <w:rPr>
           <w:rFonts w:ascii="Calibri" w:hAnsi="Calibri"/>
           <w:color w:val="2F3A30"/>
+          <w:sz w:val="21"/>
         </w:rPr>
         <w:t>Los países con mayor PIB per cápita tienen una base material más amplia para implementar políticas de empleo, educación y bienestar social</w:t>
       </w:r>
     </w:p>
     <w:p>
       <w:pPr>
-        <w:spacing w:after="70"/>
-        <w:ind w:left="504" w:hanging="259"/>
-        <w:jc w:val="both"/>
-      </w:pPr>
-      <w:r>
-        <w:rPr>
-          <w:rFonts w:ascii="Calibri" w:hAnsi="Calibri"/>
-          <w:b/>
-          <w:color w:val="76927A"/>
-        </w:rPr>
-        <w:t xml:space="preserve">•  </w:t>
-      </w:r>
+        <w:spacing w:before="40" w:after="90" w:line="276" w:lineRule="auto"/>
+        <w:ind w:left="0" w:firstLine="0"/>
+        <w:jc w:val="both"/>
+      </w:pPr>
       <w:r>
         <w:rPr>
           <w:rFonts w:ascii="Calibri" w:hAnsi="Calibri"/>
           <w:b/>
           <w:color w:val="113927"/>
+          <w:sz w:val="21"/>
         </w:rPr>
         <w:t xml:space="preserve">Comparaciones internacionales: </w:t>
       </w:r>
@@ -3831,29 +3657,23 @@
         <w:rPr>
           <w:rFonts w:ascii="Calibri" w:hAnsi="Calibri"/>
           <w:color w:val="2F3A30"/>
+          <w:sz w:val="21"/>
         </w:rPr>
         <w:t>Permite situar la economía de un país en relación con otros países</w:t>
       </w:r>
     </w:p>
     <w:p>
       <w:pPr>
-        <w:spacing w:after="70"/>
-        <w:ind w:left="504" w:hanging="259"/>
-        <w:jc w:val="both"/>
-      </w:pPr>
-      <w:r>
-        <w:rPr>
-          <w:rFonts w:ascii="Calibri" w:hAnsi="Calibri"/>
-          <w:b/>
-          <w:color w:val="76927A"/>
-        </w:rPr>
-        <w:t xml:space="preserve">•  </w:t>
-      </w:r>
+        <w:spacing w:before="40" w:after="90" w:line="276" w:lineRule="auto"/>
+        <w:ind w:left="0" w:firstLine="0"/>
+        <w:jc w:val="both"/>
+      </w:pPr>
       <w:r>
         <w:rPr>
           <w:rFonts w:ascii="Calibri" w:hAnsi="Calibri"/>
           <w:b/>
           <w:color w:val="113927"/>
+          <w:sz w:val="21"/>
         </w:rPr>
         <w:t xml:space="preserve">Indicador de potencial económico: </w:t>
       </w:r>
@@ -3861,6 +3681,7 @@
         <w:rPr>
           <w:rFonts w:ascii="Calibri" w:hAnsi="Calibri"/>
           <w:color w:val="2F3A30"/>
+          <w:sz w:val="21"/>
         </w:rPr>
         <w:t>Se utiliza como medida indirecta de la calidad de vida y desarrollo económico</w:t>
       </w:r>
@@ -3997,23 +3818,16 @@
     </w:p>
     <w:p>
       <w:pPr>
-        <w:spacing w:after="70"/>
-        <w:ind w:left="504" w:hanging="259"/>
-        <w:jc w:val="both"/>
-      </w:pPr>
-      <w:r>
-        <w:rPr>
-          <w:rFonts w:ascii="Calibri" w:hAnsi="Calibri"/>
-          <w:b/>
-          <w:color w:val="76927A"/>
-        </w:rPr>
-        <w:t xml:space="preserve">•  </w:t>
-      </w:r>
+        <w:spacing w:before="40" w:after="90" w:line="276" w:lineRule="auto"/>
+        <w:ind w:left="0" w:firstLine="0"/>
+        <w:jc w:val="both"/>
+      </w:pPr>
       <w:r>
         <w:rPr>
           <w:rFonts w:ascii="Calibri" w:hAnsi="Calibri"/>
           <w:b/>
           <w:color w:val="113927"/>
+          <w:sz w:val="21"/>
         </w:rPr>
         <w:t xml:space="preserve">Tierra: </w:t>
       </w:r>
@@ -4021,29 +3835,23 @@
         <w:rPr>
           <w:rFonts w:ascii="Calibri" w:hAnsi="Calibri"/>
           <w:color w:val="2F3A30"/>
+          <w:sz w:val="21"/>
         </w:rPr>
         <w:t>Todos los recursos naturales utilizables en el proceso productivo</w:t>
       </w:r>
     </w:p>
     <w:p>
       <w:pPr>
-        <w:spacing w:after="70"/>
-        <w:ind w:left="504" w:hanging="259"/>
-        <w:jc w:val="both"/>
-      </w:pPr>
-      <w:r>
-        <w:rPr>
-          <w:rFonts w:ascii="Calibri" w:hAnsi="Calibri"/>
-          <w:b/>
-          <w:color w:val="76927A"/>
-        </w:rPr>
-        <w:t xml:space="preserve">•  </w:t>
-      </w:r>
+        <w:spacing w:before="40" w:after="90" w:line="276" w:lineRule="auto"/>
+        <w:ind w:left="0" w:firstLine="0"/>
+        <w:jc w:val="both"/>
+      </w:pPr>
       <w:r>
         <w:rPr>
           <w:rFonts w:ascii="Calibri" w:hAnsi="Calibri"/>
           <w:b/>
           <w:color w:val="113927"/>
+          <w:sz w:val="21"/>
         </w:rPr>
         <w:t xml:space="preserve">Trabajo: </w:t>
       </w:r>
@@ -4051,29 +3859,23 @@
         <w:rPr>
           <w:rFonts w:ascii="Calibri" w:hAnsi="Calibri"/>
           <w:color w:val="2F3A30"/>
+          <w:sz w:val="21"/>
         </w:rPr>
         <w:t>El tiempo que las personas dedican a la producción</w:t>
       </w:r>
     </w:p>
     <w:p>
       <w:pPr>
-        <w:spacing w:after="70"/>
-        <w:ind w:left="504" w:hanging="259"/>
-        <w:jc w:val="both"/>
-      </w:pPr>
-      <w:r>
-        <w:rPr>
-          <w:rFonts w:ascii="Calibri" w:hAnsi="Calibri"/>
-          <w:b/>
-          <w:color w:val="76927A"/>
-        </w:rPr>
-        <w:t xml:space="preserve">•  </w:t>
-      </w:r>
+        <w:spacing w:before="40" w:after="90" w:line="276" w:lineRule="auto"/>
+        <w:ind w:left="0" w:firstLine="0"/>
+        <w:jc w:val="both"/>
+      </w:pPr>
       <w:r>
         <w:rPr>
           <w:rFonts w:ascii="Calibri" w:hAnsi="Calibri"/>
           <w:b/>
           <w:color w:val="113927"/>
+          <w:sz w:val="21"/>
         </w:rPr>
         <w:t xml:space="preserve">Capital: </w:t>
       </w:r>
@@ -4081,29 +3883,23 @@
         <w:rPr>
           <w:rFonts w:ascii="Calibri" w:hAnsi="Calibri"/>
           <w:color w:val="2F3A30"/>
+          <w:sz w:val="21"/>
         </w:rPr>
         <w:t>Los bienes durables utilizados para fabricar otros bienes o servicios</w:t>
       </w:r>
     </w:p>
     <w:p>
       <w:pPr>
-        <w:spacing w:after="70"/>
-        <w:ind w:left="504" w:hanging="259"/>
-        <w:jc w:val="both"/>
-      </w:pPr>
-      <w:r>
-        <w:rPr>
-          <w:rFonts w:ascii="Calibri" w:hAnsi="Calibri"/>
-          <w:b/>
-          <w:color w:val="76927A"/>
-        </w:rPr>
-        <w:t xml:space="preserve">•  </w:t>
-      </w:r>
+        <w:spacing w:before="40" w:after="90" w:line="276" w:lineRule="auto"/>
+        <w:ind w:left="0" w:firstLine="0"/>
+        <w:jc w:val="both"/>
+      </w:pPr>
       <w:r>
         <w:rPr>
           <w:rFonts w:ascii="Calibri" w:hAnsi="Calibri"/>
           <w:b/>
           <w:color w:val="113927"/>
+          <w:sz w:val="21"/>
         </w:rPr>
         <w:t xml:space="preserve">Tecnología: </w:t>
       </w:r>
@@ -4111,6 +3907,7 @@
         <w:rPr>
           <w:rFonts w:ascii="Calibri" w:hAnsi="Calibri"/>
           <w:color w:val="2F3A30"/>
+          <w:sz w:val="21"/>
         </w:rPr>
         <w:t>Conjunto de conocimientos y técnicas que permiten solucionar problemas y adaptarse al medio ambiente</w:t>
       </w:r>
@@ -4245,23 +4042,16 @@
     </w:p>
     <w:p>
       <w:pPr>
-        <w:spacing w:after="70"/>
-        <w:ind w:left="504" w:hanging="259"/>
-        <w:jc w:val="both"/>
-      </w:pPr>
-      <w:r>
-        <w:rPr>
-          <w:rFonts w:ascii="Calibri" w:hAnsi="Calibri"/>
-          <w:b/>
-          <w:color w:val="76927A"/>
-        </w:rPr>
-        <w:t xml:space="preserve">•  </w:t>
-      </w:r>
+        <w:spacing w:before="40" w:after="90" w:line="276" w:lineRule="auto"/>
+        <w:ind w:left="0" w:firstLine="0"/>
+        <w:jc w:val="both"/>
+      </w:pPr>
       <w:r>
         <w:rPr>
           <w:rFonts w:ascii="Calibri" w:hAnsi="Calibri"/>
           <w:b/>
           <w:color w:val="113927"/>
+          <w:sz w:val="21"/>
         </w:rPr>
         <w:t xml:space="preserve">Cambios tecnológicos: </w:t>
       </w:r>
@@ -4269,29 +4059,23 @@
         <w:rPr>
           <w:rFonts w:ascii="Calibri" w:hAnsi="Calibri"/>
           <w:color w:val="2F3A30"/>
+          <w:sz w:val="21"/>
         </w:rPr>
         <w:t>Históricamente han sido un motor fundamental para el incremento de la productividad. La tecnología permite producir más con menos recursos, optimizando procesos y reduciendo costos. Desde la revolución industrial hasta la era digital actual, las innovaciones tecnológicas han transformado radicalmente cómo producimos y trabajamos.</w:t>
       </w:r>
     </w:p>
     <w:p>
       <w:pPr>
-        <w:spacing w:after="70"/>
-        <w:ind w:left="504" w:hanging="259"/>
-        <w:jc w:val="both"/>
-      </w:pPr>
-      <w:r>
-        <w:rPr>
-          <w:rFonts w:ascii="Calibri" w:hAnsi="Calibri"/>
-          <w:b/>
-          <w:color w:val="76927A"/>
-        </w:rPr>
-        <w:t xml:space="preserve">•  </w:t>
-      </w:r>
+        <w:spacing w:before="40" w:after="90" w:line="276" w:lineRule="auto"/>
+        <w:ind w:left="0" w:firstLine="0"/>
+        <w:jc w:val="both"/>
+      </w:pPr>
       <w:r>
         <w:rPr>
           <w:rFonts w:ascii="Calibri" w:hAnsi="Calibri"/>
           <w:b/>
           <w:color w:val="113927"/>
+          <w:sz w:val="21"/>
         </w:rPr>
         <w:t xml:space="preserve">Capital humano: </w:t>
       </w:r>
@@ -4299,6 +4083,7 @@
         <w:rPr>
           <w:rFonts w:ascii="Calibri" w:hAnsi="Calibri"/>
           <w:color w:val="2F3A30"/>
+          <w:sz w:val="21"/>
         </w:rPr>
         <w:t>Abarca la formación, experiencia y habilidades de los trabajadores que les permiten realizar su trabajo de forma más eficiente y rápida. La inversión en educación, tanto formal como en el puesto de trabajo, así como la acumulación de experiencia laboral, contribuyen significativamente a aumentar la productividad.</w:t>
       </w:r>
@@ -4517,23 +4302,16 @@
     </w:p>
     <w:p>
       <w:pPr>
-        <w:spacing w:after="70"/>
-        <w:ind w:left="504" w:hanging="259"/>
-        <w:jc w:val="both"/>
-      </w:pPr>
-      <w:r>
-        <w:rPr>
-          <w:rFonts w:ascii="Calibri" w:hAnsi="Calibri"/>
-          <w:b/>
-          <w:color w:val="76927A"/>
-        </w:rPr>
-        <w:t xml:space="preserve">•  </w:t>
-      </w:r>
+        <w:spacing w:before="40" w:after="90" w:line="276" w:lineRule="auto"/>
+        <w:ind w:left="0" w:firstLine="0"/>
+        <w:jc w:val="both"/>
+      </w:pPr>
       <w:r>
         <w:rPr>
           <w:rFonts w:ascii="Calibri" w:hAnsi="Calibri"/>
           <w:b/>
           <w:color w:val="113927"/>
+          <w:sz w:val="21"/>
         </w:rPr>
         <w:t xml:space="preserve">Principio fundamental: </w:t>
       </w:r>
@@ -4541,6 +4319,7 @@
         <w:rPr>
           <w:rFonts w:ascii="Calibri" w:hAnsi="Calibri"/>
           <w:color w:val="2F3A30"/>
+          <w:sz w:val="21"/>
         </w:rPr>
         <w:t>A largo plazo, los salarios reales no pueden crecer más rápido que la productividad de manera sostenida. Si lo hicieran, las empresas verían erosionados sus márgenes de beneficio, lo que podría llevar a una reducción de la inversión y, eventualmente, del empleo.</w:t>
       </w:r>
@@ -4635,23 +4414,16 @@
     </w:p>
     <w:p>
       <w:pPr>
-        <w:spacing w:after="70"/>
-        <w:ind w:left="504" w:hanging="259"/>
-        <w:jc w:val="both"/>
-      </w:pPr>
-      <w:r>
-        <w:rPr>
-          <w:rFonts w:ascii="Calibri" w:hAnsi="Calibri"/>
-          <w:b/>
-          <w:color w:val="76927A"/>
-        </w:rPr>
-        <w:t xml:space="preserve">•  </w:t>
-      </w:r>
+        <w:spacing w:before="40" w:after="90" w:line="276" w:lineRule="auto"/>
+        <w:ind w:left="0" w:firstLine="0"/>
+        <w:jc w:val="both"/>
+      </w:pPr>
       <w:r>
         <w:rPr>
           <w:rFonts w:ascii="Calibri" w:hAnsi="Calibri"/>
           <w:b/>
           <w:color w:val="113927"/>
+          <w:sz w:val="21"/>
         </w:rPr>
         <w:t xml:space="preserve">A nivel individual: </w:t>
       </w:r>
@@ -4659,29 +4431,23 @@
         <w:rPr>
           <w:rFonts w:ascii="Calibri" w:hAnsi="Calibri"/>
           <w:color w:val="2F3A30"/>
+          <w:sz w:val="21"/>
         </w:rPr>
         <w:t>No todos los trabajadores tienen la misma productividad, lo que explica en parte las diferencias salariales.</w:t>
       </w:r>
     </w:p>
     <w:p>
       <w:pPr>
-        <w:spacing w:after="70"/>
-        <w:ind w:left="504" w:hanging="259"/>
-        <w:jc w:val="both"/>
-      </w:pPr>
-      <w:r>
-        <w:rPr>
-          <w:rFonts w:ascii="Calibri" w:hAnsi="Calibri"/>
-          <w:b/>
-          <w:color w:val="76927A"/>
-        </w:rPr>
-        <w:t xml:space="preserve">•  </w:t>
-      </w:r>
+        <w:spacing w:before="40" w:after="90" w:line="276" w:lineRule="auto"/>
+        <w:ind w:left="0" w:firstLine="0"/>
+        <w:jc w:val="both"/>
+      </w:pPr>
       <w:r>
         <w:rPr>
           <w:rFonts w:ascii="Calibri" w:hAnsi="Calibri"/>
           <w:b/>
           <w:color w:val="113927"/>
+          <w:sz w:val="21"/>
         </w:rPr>
         <w:t xml:space="preserve">A nivel agregado: </w:t>
       </w:r>
@@ -4689,6 +4455,7 @@
         <w:rPr>
           <w:rFonts w:ascii="Calibri" w:hAnsi="Calibri"/>
           <w:color w:val="2F3A30"/>
+          <w:sz w:val="21"/>
         </w:rPr>
         <w:t>A largo plazo, los aumentos sostenibles en los salarios reales están vinculados a incrementos en la productividad.</w:t>
       </w:r>
@@ -4711,23 +4478,16 @@
     </w:p>
     <w:p>
       <w:pPr>
-        <w:spacing w:after="70"/>
-        <w:ind w:left="504" w:hanging="259"/>
-        <w:jc w:val="both"/>
-      </w:pPr>
-      <w:r>
-        <w:rPr>
-          <w:rFonts w:ascii="Calibri" w:hAnsi="Calibri"/>
-          <w:b/>
-          <w:color w:val="76927A"/>
-        </w:rPr>
-        <w:t xml:space="preserve">•  </w:t>
-      </w:r>
+        <w:spacing w:before="40" w:after="90" w:line="276" w:lineRule="auto"/>
+        <w:ind w:left="0" w:firstLine="0"/>
+        <w:jc w:val="both"/>
+      </w:pPr>
       <w:r>
         <w:rPr>
           <w:rFonts w:ascii="Calibri" w:hAnsi="Calibri"/>
           <w:b/>
           <w:color w:val="113927"/>
+          <w:sz w:val="21"/>
         </w:rPr>
         <w:t xml:space="preserve">Tendencia a largo plazo: </w:t>
       </w:r>
@@ -4735,29 +4495,23 @@
         <w:rPr>
           <w:rFonts w:ascii="Calibri" w:hAnsi="Calibri"/>
           <w:color w:val="2F3A30"/>
+          <w:sz w:val="21"/>
         </w:rPr>
         <w:t>Influenciada principalmente por cambios en la productividad</w:t>
       </w:r>
     </w:p>
     <w:p>
       <w:pPr>
-        <w:spacing w:after="70"/>
-        <w:ind w:left="504" w:hanging="259"/>
-        <w:jc w:val="both"/>
-      </w:pPr>
-      <w:r>
-        <w:rPr>
-          <w:rFonts w:ascii="Calibri" w:hAnsi="Calibri"/>
-          <w:b/>
-          <w:color w:val="76927A"/>
-        </w:rPr>
-        <w:t xml:space="preserve">•  </w:t>
-      </w:r>
+        <w:spacing w:before="40" w:after="90" w:line="276" w:lineRule="auto"/>
+        <w:ind w:left="0" w:firstLine="0"/>
+        <w:jc w:val="both"/>
+      </w:pPr>
       <w:r>
         <w:rPr>
           <w:rFonts w:ascii="Calibri" w:hAnsi="Calibri"/>
           <w:b/>
           <w:color w:val="113927"/>
+          <w:sz w:val="21"/>
         </w:rPr>
         <w:t xml:space="preserve">Fluctuaciones cíclicas: </w:t>
       </w:r>
@@ -4765,6 +4519,7 @@
         <w:rPr>
           <w:rFonts w:ascii="Calibri" w:hAnsi="Calibri"/>
           <w:color w:val="2F3A30"/>
+          <w:sz w:val="21"/>
         </w:rPr>
         <w:t>Los salarios tienden a subir en fases expansivas del ciclo económico debido al aumento en la demanda de trabajo</w:t>
       </w:r>
@@ -4786,23 +4541,16 @@
     </w:p>
     <w:p>
       <w:pPr>
-        <w:spacing w:after="70"/>
-        <w:ind w:left="504" w:hanging="259"/>
-        <w:jc w:val="both"/>
-      </w:pPr>
-      <w:r>
-        <w:rPr>
-          <w:rFonts w:ascii="Calibri" w:hAnsi="Calibri"/>
-          <w:b/>
-          <w:color w:val="76927A"/>
-        </w:rPr>
-        <w:t xml:space="preserve">•  </w:t>
-      </w:r>
+        <w:spacing w:before="40" w:after="90" w:line="276" w:lineRule="auto"/>
+        <w:ind w:left="0" w:firstLine="0"/>
+        <w:jc w:val="both"/>
+      </w:pPr>
       <w:r>
         <w:rPr>
           <w:rFonts w:ascii="Calibri" w:hAnsi="Calibri"/>
           <w:b/>
           <w:color w:val="113927"/>
+          <w:sz w:val="21"/>
         </w:rPr>
         <w:t xml:space="preserve">Complejidad de la relación: </w:t>
       </w:r>
@@ -4810,6 +4558,7 @@
         <w:rPr>
           <w:rFonts w:ascii="Calibri" w:hAnsi="Calibri"/>
           <w:color w:val="2F3A30"/>
+          <w:sz w:val="21"/>
         </w:rPr>
         <w:t>Los salarios en muchos sectores económicos no se determinan simplemente por la intersección de las curvas de oferta y demanda en un mercado de trabajo idealizado. En realidad, la fijación de los salarios es un proceso más complejo que involucra principalmente la negociación colectiva entre empleadores y trabajadores, generalmente representados por sindicatos.</w:t>
       </w:r>
@@ -4865,23 +4614,16 @@
     </w:p>
     <w:p>
       <w:pPr>
-        <w:spacing w:after="70"/>
-        <w:ind w:left="504" w:hanging="259"/>
-        <w:jc w:val="both"/>
-      </w:pPr>
-      <w:r>
-        <w:rPr>
-          <w:rFonts w:ascii="Calibri" w:hAnsi="Calibri"/>
-          <w:b/>
-          <w:color w:val="76927A"/>
-        </w:rPr>
-        <w:t xml:space="preserve">•  </w:t>
-      </w:r>
+        <w:spacing w:before="40" w:after="90" w:line="276" w:lineRule="auto"/>
+        <w:ind w:left="0" w:firstLine="0"/>
+        <w:jc w:val="both"/>
+      </w:pPr>
       <w:r>
         <w:rPr>
           <w:rFonts w:ascii="Calibri" w:hAnsi="Calibri"/>
           <w:b/>
           <w:color w:val="113927"/>
+          <w:sz w:val="21"/>
         </w:rPr>
         <w:t xml:space="preserve">A corto plazo: </w:t>
       </w:r>
@@ -4889,29 +4631,23 @@
         <w:rPr>
           <w:rFonts w:ascii="Calibri" w:hAnsi="Calibri"/>
           <w:color w:val="2F3A30"/>
+          <w:sz w:val="21"/>
         </w:rPr>
         <w:t>Es posible observar una relación negativa entre ambas variables. Los aumentos de productividad pueden permitir que se produzca la misma cantidad de bienes o servicios con menos mano de obra, lo que puede llevar a reducciones de empleo en sectores específicos.</w:t>
       </w:r>
     </w:p>
     <w:p>
       <w:pPr>
-        <w:spacing w:after="70"/>
-        <w:ind w:left="504" w:hanging="259"/>
-        <w:jc w:val="both"/>
-      </w:pPr>
-      <w:r>
-        <w:rPr>
-          <w:rFonts w:ascii="Calibri" w:hAnsi="Calibri"/>
-          <w:b/>
-          <w:color w:val="76927A"/>
-        </w:rPr>
-        <w:t xml:space="preserve">•  </w:t>
-      </w:r>
+        <w:spacing w:before="40" w:after="90" w:line="276" w:lineRule="auto"/>
+        <w:ind w:left="0" w:firstLine="0"/>
+        <w:jc w:val="both"/>
+      </w:pPr>
       <w:r>
         <w:rPr>
           <w:rFonts w:ascii="Calibri" w:hAnsi="Calibri"/>
           <w:b/>
           <w:color w:val="113927"/>
+          <w:sz w:val="21"/>
         </w:rPr>
         <w:t xml:space="preserve">A largo plazo: </w:t>
       </w:r>
@@ -4919,29 +4655,23 @@
         <w:rPr>
           <w:rFonts w:ascii="Calibri" w:hAnsi="Calibri"/>
           <w:color w:val="2F3A30"/>
+          <w:sz w:val="21"/>
         </w:rPr>
         <w:t>La relación entre productividad y empleo tiende a ser positiva. Los aumentos de productividad generan nuevas actividades económicas al liberar recursos de unas actividades a otras. La automatización puede eliminar algunos empleos, pero también crea nuevos puestos en el diseño, mantenimiento y operación de nuevas tecnologías.</w:t>
       </w:r>
     </w:p>
     <w:p>
       <w:pPr>
-        <w:spacing w:after="70"/>
-        <w:ind w:left="504" w:hanging="259"/>
-        <w:jc w:val="both"/>
-      </w:pPr>
-      <w:r>
-        <w:rPr>
-          <w:rFonts w:ascii="Calibri" w:hAnsi="Calibri"/>
-          <w:b/>
-          <w:color w:val="76927A"/>
-        </w:rPr>
-        <w:t xml:space="preserve">•  </w:t>
-      </w:r>
+        <w:spacing w:before="40" w:after="90" w:line="276" w:lineRule="auto"/>
+        <w:ind w:left="0" w:firstLine="0"/>
+        <w:jc w:val="both"/>
+      </w:pPr>
       <w:r>
         <w:rPr>
           <w:rFonts w:ascii="Calibri" w:hAnsi="Calibri"/>
           <w:b/>
           <w:color w:val="113927"/>
+          <w:sz w:val="21"/>
         </w:rPr>
         <w:t xml:space="preserve">Condiciones para la relación positiva: </w:t>
       </w:r>
@@ -4949,6 +4679,7 @@
         <w:rPr>
           <w:rFonts w:ascii="Calibri" w:hAnsi="Calibri"/>
           <w:color w:val="2F3A30"/>
+          <w:sz w:val="21"/>
         </w:rPr>
         <w:t>Esta relación positiva a largo plazo requiere de políticas adecuadas que faciliten la transición y adaptación de la fuerza laboral a las nuevas demandas del mercado. La formación continua y la reconversión profesional son fundamentales para aprovechar las oportunidades creadas por los aumentos de productividad.</w:t>
       </w:r>
@@ -4988,23 +4719,16 @@
     </w:p>
     <w:p>
       <w:pPr>
-        <w:spacing w:after="70"/>
-        <w:ind w:left="504" w:hanging="259"/>
-        <w:jc w:val="both"/>
-      </w:pPr>
-      <w:r>
-        <w:rPr>
-          <w:rFonts w:ascii="Calibri" w:hAnsi="Calibri"/>
-          <w:b/>
-          <w:color w:val="76927A"/>
-        </w:rPr>
-        <w:t xml:space="preserve">•  </w:t>
-      </w:r>
+        <w:spacing w:before="40" w:after="90" w:line="276" w:lineRule="auto"/>
+        <w:ind w:left="0" w:firstLine="0"/>
+        <w:jc w:val="both"/>
+      </w:pPr>
       <w:r>
         <w:rPr>
           <w:rFonts w:ascii="Calibri" w:hAnsi="Calibri"/>
           <w:b/>
           <w:color w:val="113927"/>
+          <w:sz w:val="21"/>
         </w:rPr>
         <w:t xml:space="preserve">Desafíos en la distribución: </w:t>
       </w:r>
@@ -5012,29 +4736,23 @@
         <w:rPr>
           <w:rFonts w:ascii="Calibri" w:hAnsi="Calibri"/>
           <w:color w:val="2F3A30"/>
+          <w:sz w:val="21"/>
         </w:rPr>
         <w:t>Es importante señalar que la relación entre productividad y salarios no es automática. Factores como el poder de negociación de los trabajadores, la estructura del mercado laboral y las políticas gubernamentales pueden influir en cómo se distribuyen las ganancias de productividad entre salarios y beneficios empresariales.</w:t>
       </w:r>
     </w:p>
     <w:p>
       <w:pPr>
-        <w:spacing w:after="70"/>
-        <w:ind w:left="504" w:hanging="259"/>
-        <w:jc w:val="both"/>
-      </w:pPr>
-      <w:r>
-        <w:rPr>
-          <w:rFonts w:ascii="Calibri" w:hAnsi="Calibri"/>
-          <w:b/>
-          <w:color w:val="76927A"/>
-        </w:rPr>
-        <w:t xml:space="preserve">•  </w:t>
-      </w:r>
+        <w:spacing w:before="40" w:after="90" w:line="276" w:lineRule="auto"/>
+        <w:ind w:left="0" w:firstLine="0"/>
+        <w:jc w:val="both"/>
+      </w:pPr>
       <w:r>
         <w:rPr>
           <w:rFonts w:ascii="Calibri" w:hAnsi="Calibri"/>
           <w:b/>
           <w:color w:val="113927"/>
+          <w:sz w:val="21"/>
         </w:rPr>
         <w:t xml:space="preserve">Caso español: </w:t>
       </w:r>
@@ -5042,6 +4760,7 @@
         <w:rPr>
           <w:rFonts w:ascii="Calibri" w:hAnsi="Calibri"/>
           <w:color w:val="2F3A30"/>
+          <w:sz w:val="21"/>
         </w:rPr>
         <w:t>En muchas economías avanzadas, incluida España, se ha observado en las últimas décadas una divergencia entre el crecimiento de la productividad y el de los salarios medios, lo que plantea importantes debates sobre distribución de la renta y políticas laborales.</w:t>
       </w:r>
@@ -5060,6 +4779,71 @@
         </w:rPr>
         <w:t>La estructura productiva especializada en sectores de bajo valor añadido, junto con otros factores como la negociación colectiva ineficiente y la desconexión entre salarios y productividad empresarial, constituye uno de los principales retos del mercado laboral español que requiere reformas urgentes para crear empleo de calidad, estable y productivo.</w:t>
       </w:r>
+    </w:p>
+    <w:tbl>
+      <w:tblPr>
+        <w:tblW w:type="auto" w:w="0"/>
+        <w:jc w:val="center"/>
+        <w:tblLayout w:type="fixed"/>
+        <w:tblLook w:firstColumn="1" w:firstRow="1" w:lastColumn="0" w:lastRow="0" w:noHBand="0" w:noVBand="1" w:val="04A0"/>
+      </w:tblPr>
+      <w:tblGrid>
+        <w:gridCol w:w="9418"/>
+      </w:tblGrid>
+      <w:tr>
+        <w:tc>
+          <w:tcPr>
+            <w:tcW w:type="dxa" w:w="9360"/>
+            <w:shd w:val="clear" w:color="auto" w:fill="F4F8F5"/>
+            <w:tcMar>
+              <w:top w:w="140" w:type="dxa"/>
+              <w:left w:w="200" w:type="dxa"/>
+              <w:bottom w:w="140" w:type="dxa"/>
+              <w:right w:w="160" w:type="dxa"/>
+            </w:tcMar>
+            <w:tcBorders>
+              <w:top w:val="none"/>
+              <w:left w:val="single" w:sz="26" w:space="0" w:color="113927"/>
+              <w:bottom w:val="none"/>
+              <w:right w:val="none"/>
+            </w:tcBorders>
+          </w:tcPr>
+          <w:p>
+            <w:pPr>
+              <w:spacing w:before="0" w:after="40"/>
+              <w:jc w:val="left"/>
+            </w:pPr>
+            <w:r>
+              <w:rPr>
+                <w:rFonts w:ascii="Outfit" w:hAnsi="Outfit"/>
+                <w:b/>
+                <w:color w:val="113927"/>
+                <w:sz w:val="19"/>
+              </w:rPr>
+              <w:t>🗓️  ENCUADRE DOCENTE PRESENCIAL · SESIÓN 3 (SEMANA 2 · LUNES) — MICROFUNDAMENTOS DE OFERTA, DEMANDA Y SALARIO DE RESERVA</w:t>
+            </w:r>
+          </w:p>
+          <w:p>
+            <w:pPr>
+              <w:spacing w:before="0" w:after="0" w:line="276" w:lineRule="auto"/>
+              <w:jc w:val="both"/>
+            </w:pPr>
+            <w:r>
+              <w:rPr>
+                <w:rFonts w:ascii="Calibri" w:hAnsi="Calibri"/>
+                <w:color w:val="2F3A30"/>
+                <w:sz w:val="19"/>
+              </w:rPr>
+              <w:t>Modelización microeconómica del mercado laboral: decisiones de oferta de trabajo individual (modelo ocio-consumo, efectos renta y sustitución), salario de reserva, trampas de pobreza e inactividad, y derivación de la demanda de empleo a corto y largo plazo bajo competencia e imperfecciones.</w:t>
+            </w:r>
+          </w:p>
+        </w:tc>
+      </w:tr>
+    </w:tbl>
+    <w:p>
+      <w:pPr>
+        <w:spacing w:before="0" w:after="80"/>
+      </w:pPr>
     </w:p>
     <w:p>
       <w:pPr>
@@ -5075,7 +4859,7 @@
           <w:color w:val="113927"/>
           <w:sz w:val="30"/>
         </w:rPr>
-        <w:t>EQUILIBRIO EN EL MERCADO DE TRABAJO</w:t>
+        <w:t>3. EQUILIBRIO EN EL MERCADO DE TRABAJO</w:t>
       </w:r>
     </w:p>
     <w:p>
@@ -5216,23 +5000,16 @@
     </w:p>
     <w:p>
       <w:pPr>
-        <w:spacing w:after="70"/>
-        <w:ind w:left="504" w:hanging="259"/>
-        <w:jc w:val="both"/>
-      </w:pPr>
-      <w:r>
-        <w:rPr>
-          <w:rFonts w:ascii="Calibri" w:hAnsi="Calibri"/>
-          <w:b/>
-          <w:color w:val="76927A"/>
-        </w:rPr>
-        <w:t xml:space="preserve">•  </w:t>
-      </w:r>
+        <w:spacing w:before="40" w:after="90" w:line="276" w:lineRule="auto"/>
+        <w:ind w:left="0" w:firstLine="0"/>
+        <w:jc w:val="both"/>
+      </w:pPr>
       <w:r>
         <w:rPr>
           <w:rFonts w:ascii="Calibri" w:hAnsi="Calibri"/>
           <w:b/>
           <w:color w:val="113927"/>
+          <w:sz w:val="21"/>
         </w:rPr>
         <w:t xml:space="preserve">El salario como remuneración del trabajo: </w:t>
       </w:r>
@@ -5240,6 +5017,7 @@
         <w:rPr>
           <w:rFonts w:ascii="Calibri" w:hAnsi="Calibri"/>
           <w:color w:val="2F3A30"/>
+          <w:sz w:val="21"/>
         </w:rPr>
         <w:t>En términos económicos, el salario representa el precio del factor trabajo y juega un papel fundamental en el mercado laboral, donde interactúan la oferta y la demanda de trabajo.</w:t>
       </w:r>
@@ -5277,23 +5055,16 @@
     </w:p>
     <w:p>
       <w:pPr>
-        <w:spacing w:after="70"/>
-        <w:ind w:left="504" w:hanging="259"/>
-        <w:jc w:val="both"/>
-      </w:pPr>
-      <w:r>
-        <w:rPr>
-          <w:rFonts w:ascii="Calibri" w:hAnsi="Calibri"/>
-          <w:b/>
-          <w:color w:val="76927A"/>
-        </w:rPr>
-        <w:t xml:space="preserve">•  </w:t>
-      </w:r>
+        <w:spacing w:before="40" w:after="90" w:line="276" w:lineRule="auto"/>
+        <w:ind w:left="0" w:firstLine="0"/>
+        <w:jc w:val="both"/>
+      </w:pPr>
       <w:r>
         <w:rPr>
           <w:rFonts w:ascii="Calibri" w:hAnsi="Calibri"/>
           <w:b/>
           <w:color w:val="113927"/>
+          <w:sz w:val="21"/>
         </w:rPr>
         <w:t xml:space="preserve">Efecto sustitución (relación positiva): </w:t>
       </w:r>
@@ -5301,29 +5072,23 @@
         <w:rPr>
           <w:rFonts w:ascii="Calibri" w:hAnsi="Calibri"/>
           <w:color w:val="2F3A30"/>
+          <w:sz w:val="21"/>
         </w:rPr>
         <w:t>Cuanto mayor es el salario en el mercado, más personas estarán dispuestas a trabajar, ya que se sustituyen horas de ocio por horas de trabajo.</w:t>
       </w:r>
     </w:p>
     <w:p>
       <w:pPr>
-        <w:spacing w:after="70"/>
-        <w:ind w:left="504" w:hanging="259"/>
-        <w:jc w:val="both"/>
-      </w:pPr>
-      <w:r>
-        <w:rPr>
-          <w:rFonts w:ascii="Calibri" w:hAnsi="Calibri"/>
-          <w:b/>
-          <w:color w:val="76927A"/>
-        </w:rPr>
-        <w:t xml:space="preserve">•  </w:t>
-      </w:r>
+        <w:spacing w:before="40" w:after="90" w:line="276" w:lineRule="auto"/>
+        <w:ind w:left="0" w:firstLine="0"/>
+        <w:jc w:val="both"/>
+      </w:pPr>
       <w:r>
         <w:rPr>
           <w:rFonts w:ascii="Calibri" w:hAnsi="Calibri"/>
           <w:b/>
           <w:color w:val="113927"/>
+          <w:sz w:val="21"/>
         </w:rPr>
         <w:t xml:space="preserve">Efecto renta (relación negativa): </w:t>
       </w:r>
@@ -5331,29 +5096,23 @@
         <w:rPr>
           <w:rFonts w:ascii="Calibri" w:hAnsi="Calibri"/>
           <w:color w:val="2F3A30"/>
+          <w:sz w:val="21"/>
         </w:rPr>
         <w:t>Cuando los salarios son muy elevados, es posible que las personas decidan trabajar menos para disponer de más horas de ocio.</w:t>
       </w:r>
     </w:p>
     <w:p>
       <w:pPr>
-        <w:spacing w:after="70"/>
-        <w:ind w:left="504" w:hanging="259"/>
-        <w:jc w:val="both"/>
-      </w:pPr>
-      <w:r>
-        <w:rPr>
-          <w:rFonts w:ascii="Calibri" w:hAnsi="Calibri"/>
-          <w:b/>
-          <w:color w:val="76927A"/>
-        </w:rPr>
-        <w:t xml:space="preserve">•  </w:t>
-      </w:r>
+        <w:spacing w:before="40" w:after="90" w:line="276" w:lineRule="auto"/>
+        <w:ind w:left="0" w:firstLine="0"/>
+        <w:jc w:val="both"/>
+      </w:pPr>
       <w:r>
         <w:rPr>
           <w:rFonts w:ascii="Calibri" w:hAnsi="Calibri"/>
           <w:b/>
           <w:color w:val="113927"/>
+          <w:sz w:val="21"/>
         </w:rPr>
         <w:t xml:space="preserve">Dinámica de ambos efectos: </w:t>
       </w:r>
@@ -5361,6 +5120,7 @@
         <w:rPr>
           <w:rFonts w:ascii="Calibri" w:hAnsi="Calibri"/>
           <w:color w:val="2F3A30"/>
+          <w:sz w:val="21"/>
         </w:rPr>
         <w:t>Cuando los salarios son bajos, el efecto sustitución es mayor que el efecto renta, y una subida salarial implica una mayor oferta de horas de trabajo. Sin embargo, cuando el salario es elevado, una subida puede reducir la oferta de empleo debido a que prevalece el efecto renta.</w:t>
       </w:r>
@@ -5399,23 +5159,16 @@
     </w:p>
     <w:p>
       <w:pPr>
-        <w:spacing w:after="70"/>
-        <w:ind w:left="504" w:hanging="259"/>
-        <w:jc w:val="both"/>
-      </w:pPr>
-      <w:r>
-        <w:rPr>
-          <w:rFonts w:ascii="Calibri" w:hAnsi="Calibri"/>
-          <w:b/>
-          <w:color w:val="76927A"/>
-        </w:rPr>
-        <w:t xml:space="preserve">•  </w:t>
-      </w:r>
+        <w:spacing w:before="40" w:after="90" w:line="276" w:lineRule="auto"/>
+        <w:ind w:left="0" w:firstLine="0"/>
+        <w:jc w:val="both"/>
+      </w:pPr>
       <w:r>
         <w:rPr>
           <w:rFonts w:ascii="Calibri" w:hAnsi="Calibri"/>
           <w:b/>
           <w:color w:val="113927"/>
+          <w:sz w:val="21"/>
         </w:rPr>
         <w:t xml:space="preserve">Determinantes de la demanda: </w:t>
       </w:r>
@@ -5423,29 +5176,23 @@
         <w:rPr>
           <w:rFonts w:ascii="Calibri" w:hAnsi="Calibri"/>
           <w:color w:val="2F3A30"/>
+          <w:sz w:val="21"/>
         </w:rPr>
         <w:t>La demanda de trabajo proviene de las empresas que deciden cuánto trabajo contratar. Esta decisión está influenciada por varios factores fundamentales:</w:t>
       </w:r>
     </w:p>
     <w:p>
       <w:pPr>
-        <w:spacing w:after="70"/>
-        <w:ind w:left="504" w:hanging="259"/>
-        <w:jc w:val="both"/>
-      </w:pPr>
-      <w:r>
-        <w:rPr>
-          <w:rFonts w:ascii="Calibri" w:hAnsi="Calibri"/>
-          <w:b/>
-          <w:color w:val="76927A"/>
-        </w:rPr>
-        <w:t xml:space="preserve">•  </w:t>
-      </w:r>
+        <w:spacing w:before="40" w:after="90" w:line="276" w:lineRule="auto"/>
+        <w:ind w:left="0" w:firstLine="0"/>
+        <w:jc w:val="both"/>
+      </w:pPr>
       <w:r>
         <w:rPr>
           <w:rFonts w:ascii="Calibri" w:hAnsi="Calibri"/>
           <w:b/>
           <w:color w:val="113927"/>
+          <w:sz w:val="21"/>
         </w:rPr>
         <w:t xml:space="preserve">Relación negativa con el salario: </w:t>
       </w:r>
@@ -5453,29 +5200,23 @@
         <w:rPr>
           <w:rFonts w:ascii="Calibri" w:hAnsi="Calibri"/>
           <w:color w:val="2F3A30"/>
+          <w:sz w:val="21"/>
         </w:rPr>
         <w:t>Cuanto mayor es el salario en el mercado, menos trabajo querrán contratar las empresas, debido al aumento en los costos laborales.</w:t>
       </w:r>
     </w:p>
     <w:p>
       <w:pPr>
-        <w:spacing w:after="70"/>
-        <w:ind w:left="504" w:hanging="259"/>
-        <w:jc w:val="both"/>
-      </w:pPr>
-      <w:r>
-        <w:rPr>
-          <w:rFonts w:ascii="Calibri" w:hAnsi="Calibri"/>
-          <w:b/>
-          <w:color w:val="76927A"/>
-        </w:rPr>
-        <w:t xml:space="preserve">•  </w:t>
-      </w:r>
+        <w:spacing w:before="40" w:after="90" w:line="276" w:lineRule="auto"/>
+        <w:ind w:left="0" w:firstLine="0"/>
+        <w:jc w:val="both"/>
+      </w:pPr>
       <w:r>
         <w:rPr>
           <w:rFonts w:ascii="Calibri" w:hAnsi="Calibri"/>
           <w:b/>
           <w:color w:val="113927"/>
+          <w:sz w:val="21"/>
         </w:rPr>
         <w:t xml:space="preserve">Relación positiva con la productividad: </w:t>
       </w:r>
@@ -5483,6 +5224,7 @@
         <w:rPr>
           <w:rFonts w:ascii="Calibri" w:hAnsi="Calibri"/>
           <w:color w:val="2F3A30"/>
+          <w:sz w:val="21"/>
         </w:rPr>
         <w:t>Las empresas están dispuestas a pagar salarios más altos si la productividad de los trabajadores es mayor, ya que el valor agregado por el trabajador justifica el costo.</w:t>
       </w:r>
@@ -5568,23 +5310,16 @@
     </w:p>
     <w:p>
       <w:pPr>
-        <w:spacing w:after="70"/>
-        <w:ind w:left="504" w:hanging="259"/>
-        <w:jc w:val="both"/>
-      </w:pPr>
-      <w:r>
-        <w:rPr>
-          <w:rFonts w:ascii="Calibri" w:hAnsi="Calibri"/>
-          <w:b/>
-          <w:color w:val="76927A"/>
-        </w:rPr>
-        <w:t xml:space="preserve">•  </w:t>
-      </w:r>
+        <w:spacing w:before="40" w:after="90" w:line="276" w:lineRule="auto"/>
+        <w:ind w:left="0" w:firstLine="0"/>
+        <w:jc w:val="both"/>
+      </w:pPr>
       <w:r>
         <w:rPr>
           <w:rFonts w:ascii="Calibri" w:hAnsi="Calibri"/>
           <w:b/>
           <w:color w:val="113927"/>
+          <w:sz w:val="21"/>
         </w:rPr>
         <w:t xml:space="preserve">Regulaciones laborales: </w:t>
       </w:r>
@@ -5592,29 +5327,23 @@
         <w:rPr>
           <w:rFonts w:ascii="Calibri" w:hAnsi="Calibri"/>
           <w:color w:val="2F3A30"/>
+          <w:sz w:val="21"/>
         </w:rPr>
         <w:t>Legislación sobre condiciones de trabajo, despidos, etc.</w:t>
       </w:r>
     </w:p>
     <w:p>
       <w:pPr>
-        <w:spacing w:after="70"/>
-        <w:ind w:left="504" w:hanging="259"/>
-        <w:jc w:val="both"/>
-      </w:pPr>
-      <w:r>
-        <w:rPr>
-          <w:rFonts w:ascii="Calibri" w:hAnsi="Calibri"/>
-          <w:b/>
-          <w:color w:val="76927A"/>
-        </w:rPr>
-        <w:t xml:space="preserve">•  </w:t>
-      </w:r>
+        <w:spacing w:before="40" w:after="90" w:line="276" w:lineRule="auto"/>
+        <w:ind w:left="0" w:firstLine="0"/>
+        <w:jc w:val="both"/>
+      </w:pPr>
       <w:r>
         <w:rPr>
           <w:rFonts w:ascii="Calibri" w:hAnsi="Calibri"/>
           <w:b/>
           <w:color w:val="113927"/>
+          <w:sz w:val="21"/>
         </w:rPr>
         <w:t xml:space="preserve">Negociaciones colectivas: </w:t>
       </w:r>
@@ -5622,29 +5351,23 @@
         <w:rPr>
           <w:rFonts w:ascii="Calibri" w:hAnsi="Calibri"/>
           <w:color w:val="2F3A30"/>
+          <w:sz w:val="21"/>
         </w:rPr>
         <w:t>Procesos de negociación entre sindicatos y empleadores</w:t>
       </w:r>
     </w:p>
     <w:p>
       <w:pPr>
-        <w:spacing w:after="70"/>
-        <w:ind w:left="504" w:hanging="259"/>
-        <w:jc w:val="both"/>
-      </w:pPr>
-      <w:r>
-        <w:rPr>
-          <w:rFonts w:ascii="Calibri" w:hAnsi="Calibri"/>
-          <w:b/>
-          <w:color w:val="76927A"/>
-        </w:rPr>
-        <w:t xml:space="preserve">•  </w:t>
-      </w:r>
+        <w:spacing w:before="40" w:after="90" w:line="276" w:lineRule="auto"/>
+        <w:ind w:left="0" w:firstLine="0"/>
+        <w:jc w:val="both"/>
+      </w:pPr>
       <w:r>
         <w:rPr>
           <w:rFonts w:ascii="Calibri" w:hAnsi="Calibri"/>
           <w:b/>
           <w:color w:val="113927"/>
+          <w:sz w:val="21"/>
         </w:rPr>
         <w:t xml:space="preserve">Salarios mínimos: </w:t>
       </w:r>
@@ -5652,6 +5375,7 @@
         <w:rPr>
           <w:rFonts w:ascii="Calibri" w:hAnsi="Calibri"/>
           <w:color w:val="2F3A30"/>
+          <w:sz w:val="21"/>
         </w:rPr>
         <w:t>Pisos salariales establecidos por ley</w:t>
       </w:r>
@@ -5691,90 +5415,72 @@
     </w:p>
     <w:p>
       <w:pPr>
-        <w:spacing w:after="70"/>
-        <w:ind w:left="504" w:hanging="259"/>
-        <w:jc w:val="both"/>
-      </w:pPr>
-      <w:r>
-        <w:rPr>
-          <w:rFonts w:ascii="Calibri" w:hAnsi="Calibri"/>
-          <w:b/>
-          <w:color w:val="76927A"/>
-        </w:rPr>
-        <w:t xml:space="preserve">•  </w:t>
-      </w:r>
+        <w:spacing w:before="40" w:after="90" w:line="276" w:lineRule="auto"/>
+        <w:ind w:left="0" w:firstLine="0"/>
+        <w:jc w:val="both"/>
+      </w:pPr>
       <w:r>
         <w:rPr>
           <w:rFonts w:ascii="Calibri" w:hAnsi="Calibri"/>
           <w:b/>
           <w:color w:val="113927"/>
-        </w:rPr>
-        <w:t xml:space="preserve">Tendencia a largo plazo: </w:t>
-      </w:r>
-      <w:r>
-        <w:rPr>
-          <w:rFonts w:ascii="Calibri" w:hAnsi="Calibri"/>
-          <w:color w:val="2F3A30"/>
+          <w:sz w:val="21"/>
+        </w:rPr>
+        <w:t xml:space="preserve">1. Tendencia a largo plazo: </w:t>
+      </w:r>
+      <w:r>
+        <w:rPr>
+          <w:rFonts w:ascii="Calibri" w:hAnsi="Calibri"/>
+          <w:color w:val="2F3A30"/>
+          <w:sz w:val="21"/>
         </w:rPr>
         <w:t>Influenciada principalmente por cambios en la productividad. Como se analizó en la sección anterior, existe una relación fundamental entre productividad y salarios que determina la sostenibilidad de los aumentos salariales.</w:t>
       </w:r>
     </w:p>
     <w:p>
       <w:pPr>
-        <w:spacing w:after="70"/>
-        <w:ind w:left="504" w:hanging="259"/>
-        <w:jc w:val="both"/>
-      </w:pPr>
-      <w:r>
-        <w:rPr>
-          <w:rFonts w:ascii="Calibri" w:hAnsi="Calibri"/>
-          <w:b/>
-          <w:color w:val="76927A"/>
-        </w:rPr>
-        <w:t xml:space="preserve">•  </w:t>
-      </w:r>
+        <w:spacing w:before="40" w:after="90" w:line="276" w:lineRule="auto"/>
+        <w:ind w:left="0" w:firstLine="0"/>
+        <w:jc w:val="both"/>
+      </w:pPr>
       <w:r>
         <w:rPr>
           <w:rFonts w:ascii="Calibri" w:hAnsi="Calibri"/>
           <w:b/>
           <w:color w:val="113927"/>
-        </w:rPr>
-        <w:t xml:space="preserve">Fluctuaciones cíclicas: </w:t>
-      </w:r>
-      <w:r>
-        <w:rPr>
-          <w:rFonts w:ascii="Calibri" w:hAnsi="Calibri"/>
-          <w:color w:val="2F3A30"/>
+          <w:sz w:val="21"/>
+        </w:rPr>
+        <w:t xml:space="preserve">2. Fluctuaciones cíclicas: </w:t>
+      </w:r>
+      <w:r>
+        <w:rPr>
+          <w:rFonts w:ascii="Calibri" w:hAnsi="Calibri"/>
+          <w:color w:val="2F3A30"/>
+          <w:sz w:val="21"/>
         </w:rPr>
         <w:t>Los salarios tienden a subir en fases expansivas del ciclo económico debido al aumento en la demanda de trabajo, y a moderarse durante las recesiones.</w:t>
       </w:r>
     </w:p>
     <w:p>
       <w:pPr>
-        <w:spacing w:after="70"/>
-        <w:ind w:left="504" w:hanging="259"/>
-        <w:jc w:val="both"/>
-      </w:pPr>
-      <w:r>
-        <w:rPr>
-          <w:rFonts w:ascii="Calibri" w:hAnsi="Calibri"/>
-          <w:b/>
-          <w:color w:val="76927A"/>
-        </w:rPr>
-        <w:t xml:space="preserve">•  </w:t>
-      </w:r>
+        <w:spacing w:before="40" w:after="90" w:line="276" w:lineRule="auto"/>
+        <w:ind w:left="0" w:firstLine="0"/>
+        <w:jc w:val="both"/>
+      </w:pPr>
       <w:r>
         <w:rPr>
           <w:rFonts w:ascii="Calibri" w:hAnsi="Calibri"/>
           <w:b/>
           <w:color w:val="113927"/>
-        </w:rPr>
-        <w:t xml:space="preserve">Diferencias sectoriales e individuales: </w:t>
-      </w:r>
-      <w:r>
-        <w:rPr>
-          <w:rFonts w:ascii="Calibri" w:hAnsi="Calibri"/>
-          <w:color w:val="2F3A30"/>
+          <w:sz w:val="21"/>
+        </w:rPr>
+        <w:t xml:space="preserve">3. Diferencias sectoriales e individuales: </w:t>
+      </w:r>
+      <w:r>
+        <w:rPr>
+          <w:rFonts w:ascii="Calibri" w:hAnsi="Calibri"/>
+          <w:color w:val="2F3A30"/>
+          <w:sz w:val="21"/>
         </w:rPr>
         <w:t>La productividad juega un papel crucial en la determinación de los salarios tanto a nivel individual (no todos los trabajadores tienen la misma productividad) como sectorial (diferentes sectores presentan diferentes niveles de productividad).</w:t>
       </w:r>
@@ -6167,46 +5873,32 @@
     </w:p>
     <w:p>
       <w:pPr>
-        <w:spacing w:after="70"/>
-        <w:ind w:left="504" w:hanging="259"/>
-        <w:jc w:val="both"/>
-      </w:pPr>
-      <w:r>
-        <w:rPr>
-          <w:rFonts w:ascii="Calibri" w:hAnsi="Calibri"/>
-          <w:b/>
-          <w:color w:val="76927A"/>
-        </w:rPr>
-        <w:t xml:space="preserve">•  </w:t>
-      </w:r>
+        <w:spacing w:before="40" w:after="90" w:line="276" w:lineRule="auto"/>
+        <w:ind w:left="0" w:firstLine="0"/>
+        <w:jc w:val="both"/>
+      </w:pPr>
       <w:r>
         <w:rPr>
           <w:rFonts w:ascii="Calibri" w:hAnsi="Calibri"/>
           <w:b/>
           <w:color w:val="113927"/>
-        </w:rPr>
-        <w:t xml:space="preserve">Fallos del mercado que generan ineficiencia: </w:t>
-      </w:r>
-    </w:p>
-    <w:p>
-      <w:pPr>
-        <w:spacing w:after="70"/>
-        <w:ind w:left="504" w:hanging="259"/>
-        <w:jc w:val="both"/>
-      </w:pPr>
-      <w:r>
-        <w:rPr>
-          <w:rFonts w:ascii="Calibri" w:hAnsi="Calibri"/>
-          <w:b/>
-          <w:color w:val="76927A"/>
-        </w:rPr>
-        <w:t xml:space="preserve">•  </w:t>
-      </w:r>
+          <w:sz w:val="21"/>
+        </w:rPr>
+        <w:t xml:space="preserve">1. Fallos del mercado que generan ineficiencia: </w:t>
+      </w:r>
+    </w:p>
+    <w:p>
+      <w:pPr>
+        <w:spacing w:before="40" w:after="90" w:line="276" w:lineRule="auto"/>
+        <w:ind w:left="0" w:firstLine="0"/>
+        <w:jc w:val="both"/>
+      </w:pPr>
       <w:r>
         <w:rPr>
           <w:rFonts w:ascii="Calibri" w:hAnsi="Calibri"/>
           <w:b/>
           <w:color w:val="113927"/>
+          <w:sz w:val="21"/>
         </w:rPr>
         <w:t xml:space="preserve">Alto desempleo en determinados colectivos: </w:t>
       </w:r>
@@ -6214,29 +5906,23 @@
         <w:rPr>
           <w:rFonts w:ascii="Calibri" w:hAnsi="Calibri"/>
           <w:color w:val="2F3A30"/>
+          <w:sz w:val="21"/>
         </w:rPr>
         <w:t>Cuando la demanda de trabajo es muy baja o la oferta es muy alta</w:t>
       </w:r>
     </w:p>
     <w:p>
       <w:pPr>
-        <w:spacing w:after="70"/>
-        <w:ind w:left="504" w:hanging="259"/>
-        <w:jc w:val="both"/>
-      </w:pPr>
-      <w:r>
-        <w:rPr>
-          <w:rFonts w:ascii="Calibri" w:hAnsi="Calibri"/>
-          <w:b/>
-          <w:color w:val="76927A"/>
-        </w:rPr>
-        <w:t xml:space="preserve">•  </w:t>
-      </w:r>
+        <w:spacing w:before="40" w:after="90" w:line="276" w:lineRule="auto"/>
+        <w:ind w:left="0" w:firstLine="0"/>
+        <w:jc w:val="both"/>
+      </w:pPr>
       <w:r>
         <w:rPr>
           <w:rFonts w:ascii="Calibri" w:hAnsi="Calibri"/>
           <w:b/>
           <w:color w:val="113927"/>
+          <w:sz w:val="21"/>
         </w:rPr>
         <w:t xml:space="preserve">Asimetría de información: </w:t>
       </w:r>
@@ -6244,29 +5930,23 @@
         <w:rPr>
           <w:rFonts w:ascii="Calibri" w:hAnsi="Calibri"/>
           <w:color w:val="2F3A30"/>
+          <w:sz w:val="21"/>
         </w:rPr>
         <w:t>Los trabajadores pueden carecer de información precisa sobre oportunidades de empleo, mientras que los empleadores tienen dificultades para evaluar las habilidades reales de los candidatos</w:t>
       </w:r>
     </w:p>
     <w:p>
       <w:pPr>
-        <w:spacing w:after="70"/>
-        <w:ind w:left="504" w:hanging="259"/>
-        <w:jc w:val="both"/>
-      </w:pPr>
-      <w:r>
-        <w:rPr>
-          <w:rFonts w:ascii="Calibri" w:hAnsi="Calibri"/>
-          <w:b/>
-          <w:color w:val="76927A"/>
-        </w:rPr>
-        <w:t xml:space="preserve">•  </w:t>
-      </w:r>
+        <w:spacing w:before="40" w:after="90" w:line="276" w:lineRule="auto"/>
+        <w:ind w:left="0" w:firstLine="0"/>
+        <w:jc w:val="both"/>
+      </w:pPr>
       <w:r>
         <w:rPr>
           <w:rFonts w:ascii="Calibri" w:hAnsi="Calibri"/>
           <w:b/>
           <w:color w:val="113927"/>
+          <w:sz w:val="21"/>
         </w:rPr>
         <w:t xml:space="preserve">Barreras a la movilidad laboral: </w:t>
       </w:r>
@@ -6274,31 +5954,25 @@
         <w:rPr>
           <w:rFonts w:ascii="Calibri" w:hAnsi="Calibri"/>
           <w:color w:val="2F3A30"/>
+          <w:sz w:val="21"/>
         </w:rPr>
         <w:t>Tanto geográficas como ocupacionales, que incluyen altos costos de reubicación</w:t>
       </w:r>
     </w:p>
     <w:p>
       <w:pPr>
-        <w:spacing w:after="70"/>
-        <w:ind w:left="504" w:hanging="259"/>
-        <w:jc w:val="both"/>
-      </w:pPr>
-      <w:r>
-        <w:rPr>
-          <w:rFonts w:ascii="Calibri" w:hAnsi="Calibri"/>
-          <w:b/>
-          <w:color w:val="76927A"/>
-        </w:rPr>
-        <w:t xml:space="preserve">•  </w:t>
-      </w:r>
+        <w:spacing w:before="40" w:after="90" w:line="276" w:lineRule="auto"/>
+        <w:ind w:left="0" w:firstLine="0"/>
+        <w:jc w:val="both"/>
+      </w:pPr>
       <w:r>
         <w:rPr>
           <w:rFonts w:ascii="Calibri" w:hAnsi="Calibri"/>
           <w:b/>
           <w:color w:val="113927"/>
-        </w:rPr>
-        <w:t xml:space="preserve">Problemas de equidad: </w:t>
+          <w:sz w:val="21"/>
+        </w:rPr>
+        <w:t xml:space="preserve">2. Problemas de equidad: </w:t>
       </w:r>
     </w:p>
     <w:p>
@@ -6371,23 +6045,16 @@
     </w:p>
     <w:p>
       <w:pPr>
-        <w:spacing w:after="70"/>
-        <w:ind w:left="504" w:hanging="259"/>
-        <w:jc w:val="both"/>
-      </w:pPr>
-      <w:r>
-        <w:rPr>
-          <w:rFonts w:ascii="Calibri" w:hAnsi="Calibri"/>
-          <w:b/>
-          <w:color w:val="76927A"/>
-        </w:rPr>
-        <w:t xml:space="preserve">•  </w:t>
-      </w:r>
+        <w:spacing w:before="40" w:after="90" w:line="276" w:lineRule="auto"/>
+        <w:ind w:left="0" w:firstLine="0"/>
+        <w:jc w:val="both"/>
+      </w:pPr>
       <w:r>
         <w:rPr>
           <w:rFonts w:ascii="Calibri" w:hAnsi="Calibri"/>
           <w:b/>
           <w:color w:val="113927"/>
+          <w:sz w:val="21"/>
         </w:rPr>
         <w:t xml:space="preserve">Regulaciones laborales: </w:t>
       </w:r>
@@ -6395,29 +6062,23 @@
         <w:rPr>
           <w:rFonts w:ascii="Calibri" w:hAnsi="Calibri"/>
           <w:color w:val="2F3A30"/>
+          <w:sz w:val="21"/>
         </w:rPr>
         <w:t>El marco normativo afecta directamente las condiciones de contratación, despido y condiciones de trabajo, influyendo en las decisiones tanto de empleadores como de trabajadores.</w:t>
       </w:r>
     </w:p>
     <w:p>
       <w:pPr>
-        <w:spacing w:after="70"/>
-        <w:ind w:left="504" w:hanging="259"/>
-        <w:jc w:val="both"/>
-      </w:pPr>
-      <w:r>
-        <w:rPr>
-          <w:rFonts w:ascii="Calibri" w:hAnsi="Calibri"/>
-          <w:b/>
-          <w:color w:val="76927A"/>
-        </w:rPr>
-        <w:t xml:space="preserve">•  </w:t>
-      </w:r>
+        <w:spacing w:before="40" w:after="90" w:line="276" w:lineRule="auto"/>
+        <w:ind w:left="0" w:firstLine="0"/>
+        <w:jc w:val="both"/>
+      </w:pPr>
       <w:r>
         <w:rPr>
           <w:rFonts w:ascii="Calibri" w:hAnsi="Calibri"/>
           <w:b/>
           <w:color w:val="113927"/>
+          <w:sz w:val="21"/>
         </w:rPr>
         <w:t xml:space="preserve">Sistemas de negociación salarial: </w:t>
       </w:r>
@@ -6425,29 +6086,23 @@
         <w:rPr>
           <w:rFonts w:ascii="Calibri" w:hAnsi="Calibri"/>
           <w:color w:val="2F3A30"/>
+          <w:sz w:val="21"/>
         </w:rPr>
         <w:t>Cuando estos sistemas no permiten suficiente flexibilidad para adaptarse a las condiciones económicas cambiantes o a las diferencias regionales y sectoriales, pueden crear desajustes entre los salarios y la productividad.</w:t>
       </w:r>
     </w:p>
     <w:p>
       <w:pPr>
-        <w:spacing w:after="70"/>
-        <w:ind w:left="504" w:hanging="259"/>
-        <w:jc w:val="both"/>
-      </w:pPr>
-      <w:r>
-        <w:rPr>
-          <w:rFonts w:ascii="Calibri" w:hAnsi="Calibri"/>
-          <w:b/>
-          <w:color w:val="76927A"/>
-        </w:rPr>
-        <w:t xml:space="preserve">•  </w:t>
-      </w:r>
+        <w:spacing w:before="40" w:after="90" w:line="276" w:lineRule="auto"/>
+        <w:ind w:left="0" w:firstLine="0"/>
+        <w:jc w:val="both"/>
+      </w:pPr>
       <w:r>
         <w:rPr>
           <w:rFonts w:ascii="Calibri" w:hAnsi="Calibri"/>
           <w:b/>
           <w:color w:val="113927"/>
+          <w:sz w:val="21"/>
         </w:rPr>
         <w:t xml:space="preserve">Salarios de reserva: </w:t>
       </w:r>
@@ -6455,29 +6110,23 @@
         <w:rPr>
           <w:rFonts w:ascii="Calibri" w:hAnsi="Calibri"/>
           <w:color w:val="2F3A30"/>
+          <w:sz w:val="21"/>
         </w:rPr>
         <w:t>Las instituciones del mercado de trabajo influyen directamente en el comportamiento laboral. Si las políticas incrementan los salarios de reserva (el salario mínimo aceptable por los trabajadores), puede afectar negativamente al empleo.</w:t>
       </w:r>
     </w:p>
     <w:p>
       <w:pPr>
-        <w:spacing w:after="70"/>
-        <w:ind w:left="504" w:hanging="259"/>
-        <w:jc w:val="both"/>
-      </w:pPr>
-      <w:r>
-        <w:rPr>
-          <w:rFonts w:ascii="Calibri" w:hAnsi="Calibri"/>
-          <w:b/>
-          <w:color w:val="76927A"/>
-        </w:rPr>
-        <w:t xml:space="preserve">•  </w:t>
-      </w:r>
+        <w:spacing w:before="40" w:after="90" w:line="276" w:lineRule="auto"/>
+        <w:ind w:left="0" w:firstLine="0"/>
+        <w:jc w:val="both"/>
+      </w:pPr>
       <w:r>
         <w:rPr>
           <w:rFonts w:ascii="Calibri" w:hAnsi="Calibri"/>
           <w:b/>
           <w:color w:val="113927"/>
+          <w:sz w:val="21"/>
         </w:rPr>
         <w:t xml:space="preserve">Desafíos estructurales: </w:t>
       </w:r>
@@ -6485,6 +6134,7 @@
         <w:rPr>
           <w:rFonts w:ascii="Calibri" w:hAnsi="Calibri"/>
           <w:color w:val="2F3A30"/>
+          <w:sz w:val="21"/>
         </w:rPr>
         <w:t>el caso español</w:t>
       </w:r>
@@ -6522,23 +6172,16 @@
     </w:p>
     <w:p>
       <w:pPr>
-        <w:spacing w:after="70"/>
-        <w:ind w:left="504" w:hanging="259"/>
-        <w:jc w:val="both"/>
-      </w:pPr>
-      <w:r>
-        <w:rPr>
-          <w:rFonts w:ascii="Calibri" w:hAnsi="Calibri"/>
-          <w:b/>
-          <w:color w:val="76927A"/>
-        </w:rPr>
-        <w:t xml:space="preserve">•  </w:t>
-      </w:r>
+        <w:spacing w:before="40" w:after="90" w:line="276" w:lineRule="auto"/>
+        <w:ind w:left="0" w:firstLine="0"/>
+        <w:jc w:val="both"/>
+      </w:pPr>
       <w:r>
         <w:rPr>
           <w:rFonts w:ascii="Calibri" w:hAnsi="Calibri"/>
           <w:b/>
           <w:color w:val="113927"/>
+          <w:sz w:val="21"/>
         </w:rPr>
         <w:t xml:space="preserve">Negociación colectiva ineficiente: </w:t>
       </w:r>
@@ -6546,6 +6189,7 @@
         <w:rPr>
           <w:rFonts w:ascii="Calibri" w:hAnsi="Calibri"/>
           <w:color w:val="2F3A30"/>
+          <w:sz w:val="21"/>
         </w:rPr>
         <w:t>Existe una desconexión entre los salarios y la productividad de las empresas, lo que impide una asignación eficiente de los recursos laborales.</w:t>
       </w:r>
@@ -6568,23 +6212,16 @@
     </w:p>
     <w:p>
       <w:pPr>
-        <w:spacing w:after="70"/>
-        <w:ind w:left="504" w:hanging="259"/>
-        <w:jc w:val="both"/>
-      </w:pPr>
-      <w:r>
-        <w:rPr>
-          <w:rFonts w:ascii="Calibri" w:hAnsi="Calibri"/>
-          <w:b/>
-          <w:color w:val="76927A"/>
-        </w:rPr>
-        <w:t xml:space="preserve">•  </w:t>
-      </w:r>
+        <w:spacing w:before="40" w:after="90" w:line="276" w:lineRule="auto"/>
+        <w:ind w:left="0" w:firstLine="0"/>
+        <w:jc w:val="both"/>
+      </w:pPr>
       <w:r>
         <w:rPr>
           <w:rFonts w:ascii="Calibri" w:hAnsi="Calibri"/>
           <w:b/>
           <w:color w:val="113927"/>
+          <w:sz w:val="21"/>
         </w:rPr>
         <w:t xml:space="preserve">Dualidad en las indemnizaciones: </w:t>
       </w:r>
@@ -6592,29 +6229,23 @@
         <w:rPr>
           <w:rFonts w:ascii="Calibri" w:hAnsi="Calibri"/>
           <w:color w:val="2F3A30"/>
+          <w:sz w:val="21"/>
         </w:rPr>
         <w:t>Existe una gran diferencia entre las indemnizaciones por despido en contratos indefinidos y temporales, lo que genera incertidumbre jurídica y segmentación en el mercado laboral.</w:t>
       </w:r>
     </w:p>
     <w:p>
       <w:pPr>
-        <w:spacing w:after="70"/>
-        <w:ind w:left="504" w:hanging="259"/>
-        <w:jc w:val="both"/>
-      </w:pPr>
-      <w:r>
-        <w:rPr>
-          <w:rFonts w:ascii="Calibri" w:hAnsi="Calibri"/>
-          <w:b/>
-          <w:color w:val="76927A"/>
-        </w:rPr>
-        <w:t xml:space="preserve">•  </w:t>
-      </w:r>
+        <w:spacing w:before="40" w:after="90" w:line="276" w:lineRule="auto"/>
+        <w:ind w:left="0" w:firstLine="0"/>
+        <w:jc w:val="both"/>
+      </w:pPr>
       <w:r>
         <w:rPr>
           <w:rFonts w:ascii="Calibri" w:hAnsi="Calibri"/>
           <w:b/>
           <w:color w:val="113927"/>
+          <w:sz w:val="21"/>
         </w:rPr>
         <w:t xml:space="preserve">Fiscalidad desfavorable al empleo: </w:t>
       </w:r>
@@ -6622,29 +6253,23 @@
         <w:rPr>
           <w:rFonts w:ascii="Calibri" w:hAnsi="Calibri"/>
           <w:color w:val="2F3A30"/>
+          <w:sz w:val="21"/>
         </w:rPr>
         <w:t>El sistema fiscal no incentiva suficientemente la contratación de trabajadores.</w:t>
       </w:r>
     </w:p>
     <w:p>
       <w:pPr>
-        <w:spacing w:after="70"/>
-        <w:ind w:left="504" w:hanging="259"/>
-        <w:jc w:val="both"/>
-      </w:pPr>
-      <w:r>
-        <w:rPr>
-          <w:rFonts w:ascii="Calibri" w:hAnsi="Calibri"/>
-          <w:b/>
-          <w:color w:val="76927A"/>
-        </w:rPr>
-        <w:t xml:space="preserve">•  </w:t>
-      </w:r>
+        <w:spacing w:before="40" w:after="90" w:line="276" w:lineRule="auto"/>
+        <w:ind w:left="0" w:firstLine="0"/>
+        <w:jc w:val="both"/>
+      </w:pPr>
       <w:r>
         <w:rPr>
           <w:rFonts w:ascii="Calibri" w:hAnsi="Calibri"/>
           <w:b/>
           <w:color w:val="113927"/>
+          <w:sz w:val="21"/>
         </w:rPr>
         <w:t xml:space="preserve">Desajuste de capital humano: </w:t>
       </w:r>
@@ -6652,6 +6277,7 @@
         <w:rPr>
           <w:rFonts w:ascii="Calibri" w:hAnsi="Calibri"/>
           <w:color w:val="2F3A30"/>
+          <w:sz w:val="21"/>
         </w:rPr>
         <w:t>Existe una discrepancia entre las competencias de los trabajadores y las necesidades del mercado, además de políticas activas de empleo insuficientes o ineficientes.</w:t>
       </w:r>
@@ -6690,93 +6316,140 @@
     </w:p>
     <w:p>
       <w:pPr>
-        <w:spacing w:after="70"/>
-        <w:ind w:left="504" w:hanging="259"/>
-        <w:jc w:val="both"/>
-      </w:pPr>
-      <w:r>
-        <w:rPr>
-          <w:rFonts w:ascii="Calibri" w:hAnsi="Calibri"/>
-          <w:b/>
-          <w:color w:val="76927A"/>
-        </w:rPr>
-        <w:t xml:space="preserve">•  </w:t>
-      </w:r>
+        <w:spacing w:before="40" w:after="90" w:line="276" w:lineRule="auto"/>
+        <w:ind w:left="0" w:firstLine="0"/>
+        <w:jc w:val="both"/>
+      </w:pPr>
       <w:r>
         <w:rPr>
           <w:rFonts w:ascii="Calibri" w:hAnsi="Calibri"/>
           <w:b/>
           <w:color w:val="113927"/>
-        </w:rPr>
-        <w:t xml:space="preserve">Función de Estabilización: </w:t>
-      </w:r>
-      <w:r>
-        <w:rPr>
-          <w:rFonts w:ascii="Calibri" w:hAnsi="Calibri"/>
-          <w:color w:val="2F3A30"/>
+          <w:sz w:val="21"/>
+        </w:rPr>
+        <w:t xml:space="preserve">1. Función de Estabilización: </w:t>
+      </w:r>
+      <w:r>
+        <w:rPr>
+          <w:rFonts w:ascii="Calibri" w:hAnsi="Calibri"/>
+          <w:color w:val="2F3A30"/>
+          <w:sz w:val="21"/>
         </w:rPr>
         <w:t>Asociada al ciclo económico, busca suavizar las fluctuaciones económicas mediante políticas de empleo anticíclicas, como la creación de empleos públicos durante las recesiones o programas de formación para trabajadores desplazados.</w:t>
       </w:r>
     </w:p>
     <w:p>
       <w:pPr>
-        <w:spacing w:after="70"/>
-        <w:ind w:left="504" w:hanging="259"/>
-        <w:jc w:val="both"/>
-      </w:pPr>
-      <w:r>
-        <w:rPr>
-          <w:rFonts w:ascii="Calibri" w:hAnsi="Calibri"/>
-          <w:b/>
-          <w:color w:val="76927A"/>
-        </w:rPr>
-        <w:t xml:space="preserve">•  </w:t>
-      </w:r>
+        <w:spacing w:before="40" w:after="90" w:line="276" w:lineRule="auto"/>
+        <w:ind w:left="0" w:firstLine="0"/>
+        <w:jc w:val="both"/>
+      </w:pPr>
       <w:r>
         <w:rPr>
           <w:rFonts w:ascii="Calibri" w:hAnsi="Calibri"/>
           <w:b/>
           <w:color w:val="113927"/>
-        </w:rPr>
-        <w:t xml:space="preserve">Función de Redistribución: </w:t>
-      </w:r>
-      <w:r>
-        <w:rPr>
-          <w:rFonts w:ascii="Calibri" w:hAnsi="Calibri"/>
-          <w:color w:val="2F3A30"/>
+          <w:sz w:val="21"/>
+        </w:rPr>
+        <w:t xml:space="preserve">2. Función de Redistribución: </w:t>
+      </w:r>
+      <w:r>
+        <w:rPr>
+          <w:rFonts w:ascii="Calibri" w:hAnsi="Calibri"/>
+          <w:color w:val="2F3A30"/>
+          <w:sz w:val="21"/>
         </w:rPr>
         <w:t>Busca alterar la distribución de ingresos y riqueza que resulta del funcionamiento del mercado, incluyendo políticas de salario mínimo, impuestos progresivos sobre la renta del trabajo, o programas de transferencias a trabajadores de bajos ingresos.</w:t>
       </w:r>
     </w:p>
     <w:p>
       <w:pPr>
-        <w:spacing w:after="70"/>
-        <w:ind w:left="504" w:hanging="259"/>
-        <w:jc w:val="both"/>
-      </w:pPr>
-      <w:r>
-        <w:rPr>
-          <w:rFonts w:ascii="Calibri" w:hAnsi="Calibri"/>
-          <w:b/>
-          <w:color w:val="76927A"/>
-        </w:rPr>
-        <w:t xml:space="preserve">•  </w:t>
-      </w:r>
+        <w:spacing w:before="40" w:after="90" w:line="276" w:lineRule="auto"/>
+        <w:ind w:left="0" w:firstLine="0"/>
+        <w:jc w:val="both"/>
+      </w:pPr>
       <w:r>
         <w:rPr>
           <w:rFonts w:ascii="Calibri" w:hAnsi="Calibri"/>
           <w:b/>
           <w:color w:val="113927"/>
-        </w:rPr>
-        <w:t xml:space="preserve">Función de Eficiencia: </w:t>
-      </w:r>
-      <w:r>
-        <w:rPr>
-          <w:rFonts w:ascii="Calibri" w:hAnsi="Calibri"/>
-          <w:color w:val="2F3A30"/>
+          <w:sz w:val="21"/>
+        </w:rPr>
+        <w:t xml:space="preserve">3. Función de Eficiencia: </w:t>
+      </w:r>
+      <w:r>
+        <w:rPr>
+          <w:rFonts w:ascii="Calibri" w:hAnsi="Calibri"/>
+          <w:color w:val="2F3A30"/>
+          <w:sz w:val="21"/>
         </w:rPr>
         <w:t>Corrige los fallos del mercado para mejorar la asignación de recursos y el funcionamiento del mercado laboral.</w:t>
       </w:r>
+    </w:p>
+    <w:tbl>
+      <w:tblPr>
+        <w:tblW w:type="auto" w:w="0"/>
+        <w:jc w:val="center"/>
+        <w:tblLayout w:type="fixed"/>
+        <w:tblLook w:firstColumn="1" w:firstRow="1" w:lastColumn="0" w:lastRow="0" w:noHBand="0" w:noVBand="1" w:val="04A0"/>
+      </w:tblPr>
+      <w:tblGrid>
+        <w:gridCol w:w="9418"/>
+      </w:tblGrid>
+      <w:tr>
+        <w:tc>
+          <w:tcPr>
+            <w:tcW w:type="dxa" w:w="9360"/>
+            <w:shd w:val="clear" w:color="auto" w:fill="F4F8F5"/>
+            <w:tcMar>
+              <w:top w:w="140" w:type="dxa"/>
+              <w:left w:w="200" w:type="dxa"/>
+              <w:bottom w:w="140" w:type="dxa"/>
+              <w:right w:w="160" w:type="dxa"/>
+            </w:tcMar>
+            <w:tcBorders>
+              <w:top w:val="none"/>
+              <w:left w:val="single" w:sz="26" w:space="0" w:color="113927"/>
+              <w:bottom w:val="none"/>
+              <w:right w:val="none"/>
+            </w:tcBorders>
+          </w:tcPr>
+          <w:p>
+            <w:pPr>
+              <w:spacing w:before="0" w:after="40"/>
+              <w:jc w:val="left"/>
+            </w:pPr>
+            <w:r>
+              <w:rPr>
+                <w:rFonts w:ascii="Outfit" w:hAnsi="Outfit"/>
+                <w:b/>
+                <w:color w:val="113927"/>
+                <w:sz w:val="19"/>
+              </w:rPr>
+              <w:t>🗓️  ENCUADRE DOCENTE PRESENCIAL · SESIÓN 4 (SEMANA 2 · MARTES/VIERNES) — TIPOLOGÍAS DE PARO, NAIRU Y CURVA DE PHILLIPS</w:t>
+            </w:r>
+          </w:p>
+          <w:p>
+            <w:pPr>
+              <w:spacing w:before="0" w:after="0" w:line="276" w:lineRule="auto"/>
+              <w:jc w:val="both"/>
+            </w:pPr>
+            <w:r>
+              <w:rPr>
+                <w:rFonts w:ascii="Calibri" w:hAnsi="Calibri"/>
+                <w:color w:val="2F3A30"/>
+                <w:sz w:val="19"/>
+              </w:rPr>
+              <w:t>Disección analítica del desempleo: friccional, estacional, cíclico y estructural (Epígrafes 4 y 5). Modelo de Curva de Phillips con expectativas (Friedman-Phelps), estimación de la tasa natural / NAIRU y contraste empírico de la desinflación y devaluación salarial en la economía española (2002–2024). Reto manuscrito de cálculo analítico de tipos de paro.</w:t>
+            </w:r>
+          </w:p>
+        </w:tc>
+      </w:tr>
+    </w:tbl>
+    <w:p>
+      <w:pPr>
+        <w:spacing w:before="0" w:after="80"/>
+      </w:pPr>
     </w:p>
     <w:p>
       <w:pPr>
@@ -6907,23 +6580,16 @@
     </w:p>
     <w:p>
       <w:pPr>
-        <w:spacing w:after="70"/>
-        <w:ind w:left="504" w:hanging="259"/>
-        <w:jc w:val="both"/>
-      </w:pPr>
-      <w:r>
-        <w:rPr>
-          <w:rFonts w:ascii="Calibri" w:hAnsi="Calibri"/>
-          <w:b/>
-          <w:color w:val="76927A"/>
-        </w:rPr>
-        <w:t xml:space="preserve">•  </w:t>
-      </w:r>
+        <w:spacing w:before="40" w:after="90" w:line="276" w:lineRule="auto"/>
+        <w:ind w:left="0" w:firstLine="0"/>
+        <w:jc w:val="both"/>
+      </w:pPr>
       <w:r>
         <w:rPr>
           <w:rFonts w:ascii="Calibri" w:hAnsi="Calibri"/>
           <w:b/>
           <w:color w:val="113927"/>
+          <w:sz w:val="21"/>
         </w:rPr>
         <w:t xml:space="preserve">Temporalidad: </w:t>
       </w:r>
@@ -6931,29 +6597,23 @@
         <w:rPr>
           <w:rFonts w:ascii="Calibri" w:hAnsi="Calibri"/>
           <w:color w:val="2F3A30"/>
+          <w:sz w:val="21"/>
         </w:rPr>
         <w:t>Es un desempleo de corta duración, generalmente considerado para personas desempleadas por períodos de menos de un mes a tres meses, aunque puede extenderse hasta seis meses según las características del mercado laboral.</w:t>
       </w:r>
     </w:p>
     <w:p>
       <w:pPr>
-        <w:spacing w:after="70"/>
-        <w:ind w:left="504" w:hanging="259"/>
-        <w:jc w:val="both"/>
-      </w:pPr>
-      <w:r>
-        <w:rPr>
-          <w:rFonts w:ascii="Calibri" w:hAnsi="Calibri"/>
-          <w:b/>
-          <w:color w:val="76927A"/>
-        </w:rPr>
-        <w:t xml:space="preserve">•  </w:t>
-      </w:r>
+        <w:spacing w:before="40" w:after="90" w:line="276" w:lineRule="auto"/>
+        <w:ind w:left="0" w:firstLine="0"/>
+        <w:jc w:val="both"/>
+      </w:pPr>
       <w:r>
         <w:rPr>
           <w:rFonts w:ascii="Calibri" w:hAnsi="Calibri"/>
           <w:b/>
           <w:color w:val="113927"/>
+          <w:sz w:val="21"/>
         </w:rPr>
         <w:t xml:space="preserve">Inevitabilidad: </w:t>
       </w:r>
@@ -6961,29 +6621,23 @@
         <w:rPr>
           <w:rFonts w:ascii="Calibri" w:hAnsi="Calibri"/>
           <w:color w:val="2F3A30"/>
+          <w:sz w:val="21"/>
         </w:rPr>
         <w:t>Existe incluso en economías consideradas en pleno empleo, ya que siempre hay un cierto desajuste temporal entre los trabajadores que buscan empleo y las empresas que buscan empleados.</w:t>
       </w:r>
     </w:p>
     <w:p>
       <w:pPr>
-        <w:spacing w:after="70"/>
-        <w:ind w:left="504" w:hanging="259"/>
-        <w:jc w:val="both"/>
-      </w:pPr>
-      <w:r>
-        <w:rPr>
-          <w:rFonts w:ascii="Calibri" w:hAnsi="Calibri"/>
-          <w:b/>
-          <w:color w:val="76927A"/>
-        </w:rPr>
-        <w:t xml:space="preserve">•  </w:t>
-      </w:r>
+        <w:spacing w:before="40" w:after="90" w:line="276" w:lineRule="auto"/>
+        <w:ind w:left="0" w:firstLine="0"/>
+        <w:jc w:val="both"/>
+      </w:pPr>
       <w:r>
         <w:rPr>
           <w:rFonts w:ascii="Calibri" w:hAnsi="Calibri"/>
           <w:b/>
           <w:color w:val="113927"/>
+          <w:sz w:val="21"/>
         </w:rPr>
         <w:t xml:space="preserve">Naturaleza dinámica: </w:t>
       </w:r>
@@ -6991,29 +6645,23 @@
         <w:rPr>
           <w:rFonts w:ascii="Calibri" w:hAnsi="Calibri"/>
           <w:color w:val="2F3A30"/>
+          <w:sz w:val="21"/>
         </w:rPr>
         <w:t>Refleja la movilidad y dinamismo del mercado laboral, siendo indicativo de una economía saludable donde los trabajadores tienen la confianza y la oportunidad de buscar mejores empleos.</w:t>
       </w:r>
     </w:p>
     <w:p>
       <w:pPr>
-        <w:spacing w:after="70"/>
-        <w:ind w:left="504" w:hanging="259"/>
-        <w:jc w:val="both"/>
-      </w:pPr>
-      <w:r>
-        <w:rPr>
-          <w:rFonts w:ascii="Calibri" w:hAnsi="Calibri"/>
-          <w:b/>
-          <w:color w:val="76927A"/>
-        </w:rPr>
-        <w:t xml:space="preserve">•  </w:t>
-      </w:r>
+        <w:spacing w:before="40" w:after="90" w:line="276" w:lineRule="auto"/>
+        <w:ind w:left="0" w:firstLine="0"/>
+        <w:jc w:val="both"/>
+      </w:pPr>
       <w:r>
         <w:rPr>
           <w:rFonts w:ascii="Calibri" w:hAnsi="Calibri"/>
           <w:b/>
           <w:color w:val="113927"/>
+          <w:sz w:val="21"/>
         </w:rPr>
         <w:t xml:space="preserve">Causa principal: </w:t>
       </w:r>
@@ -7021,6 +6669,7 @@
         <w:rPr>
           <w:rFonts w:ascii="Calibri" w:hAnsi="Calibri"/>
           <w:color w:val="2F3A30"/>
+          <w:sz w:val="21"/>
         </w:rPr>
         <w:t>Información imperfecta</w:t>
       </w:r>
@@ -7058,23 +6707,16 @@
     </w:p>
     <w:p>
       <w:pPr>
-        <w:spacing w:after="70"/>
-        <w:ind w:left="504" w:hanging="259"/>
-        <w:jc w:val="both"/>
-      </w:pPr>
-      <w:r>
-        <w:rPr>
-          <w:rFonts w:ascii="Calibri" w:hAnsi="Calibri"/>
-          <w:b/>
-          <w:color w:val="76927A"/>
-        </w:rPr>
-        <w:t xml:space="preserve">•  </w:t>
-      </w:r>
+        <w:spacing w:before="40" w:after="90" w:line="276" w:lineRule="auto"/>
+        <w:ind w:left="0" w:firstLine="0"/>
+        <w:jc w:val="both"/>
+      </w:pPr>
       <w:r>
         <w:rPr>
           <w:rFonts w:ascii="Calibri" w:hAnsi="Calibri"/>
           <w:b/>
           <w:color w:val="113927"/>
+          <w:sz w:val="21"/>
         </w:rPr>
         <w:t xml:space="preserve">Contratos temporales de corta duración: </w:t>
       </w:r>
@@ -7082,6 +6724,7 @@
         <w:rPr>
           <w:rFonts w:ascii="Calibri" w:hAnsi="Calibri"/>
           <w:color w:val="2F3A30"/>
+          <w:sz w:val="21"/>
         </w:rPr>
         <w:t>El abuso de este tipo de contratos crea un ciclo constante de entrada y salida del empleo.</w:t>
       </w:r>
@@ -7104,23 +6747,16 @@
     </w:p>
     <w:p>
       <w:pPr>
-        <w:spacing w:after="70"/>
-        <w:ind w:left="504" w:hanging="259"/>
-        <w:jc w:val="both"/>
-      </w:pPr>
-      <w:r>
-        <w:rPr>
-          <w:rFonts w:ascii="Calibri" w:hAnsi="Calibri"/>
-          <w:b/>
-          <w:color w:val="76927A"/>
-        </w:rPr>
-        <w:t xml:space="preserve">•  </w:t>
-      </w:r>
+        <w:spacing w:before="40" w:after="90" w:line="276" w:lineRule="auto"/>
+        <w:ind w:left="0" w:firstLine="0"/>
+        <w:jc w:val="both"/>
+      </w:pPr>
       <w:r>
         <w:rPr>
           <w:rFonts w:ascii="Calibri" w:hAnsi="Calibri"/>
           <w:b/>
           <w:color w:val="113927"/>
+          <w:sz w:val="21"/>
         </w:rPr>
         <w:t xml:space="preserve">Sistemas de prestaciones mal diseñados: </w:t>
       </w:r>
@@ -7128,29 +6764,23 @@
         <w:rPr>
           <w:rFonts w:ascii="Calibri" w:hAnsi="Calibri"/>
           <w:color w:val="2F3A30"/>
+          <w:sz w:val="21"/>
         </w:rPr>
         <w:t>Si las prestaciones son demasiado generosas o se otorgan sin condiciones adecuadas, pueden desincentivar la búsqueda activa de empleo.</w:t>
       </w:r>
     </w:p>
     <w:p>
       <w:pPr>
-        <w:spacing w:after="70"/>
-        <w:ind w:left="504" w:hanging="259"/>
-        <w:jc w:val="both"/>
-      </w:pPr>
-      <w:r>
-        <w:rPr>
-          <w:rFonts w:ascii="Calibri" w:hAnsi="Calibri"/>
-          <w:b/>
-          <w:color w:val="76927A"/>
-        </w:rPr>
-        <w:t xml:space="preserve">•  </w:t>
-      </w:r>
+        <w:spacing w:before="40" w:after="90" w:line="276" w:lineRule="auto"/>
+        <w:ind w:left="0" w:firstLine="0"/>
+        <w:jc w:val="both"/>
+      </w:pPr>
       <w:r>
         <w:rPr>
           <w:rFonts w:ascii="Calibri" w:hAnsi="Calibri"/>
           <w:b/>
           <w:color w:val="113927"/>
+          <w:sz w:val="21"/>
         </w:rPr>
         <w:t xml:space="preserve">Desajustes formativos: </w:t>
       </w:r>
@@ -7158,29 +6788,23 @@
         <w:rPr>
           <w:rFonts w:ascii="Calibri" w:hAnsi="Calibri"/>
           <w:color w:val="2F3A30"/>
+          <w:sz w:val="21"/>
         </w:rPr>
         <w:t>Cuando el sistema educativo no se alinea con las demandas del mercado laboral, los graduados pueden pasar más tiempo buscando empleo.</w:t>
       </w:r>
     </w:p>
     <w:p>
       <w:pPr>
-        <w:spacing w:after="70"/>
-        <w:ind w:left="504" w:hanging="259"/>
-        <w:jc w:val="both"/>
-      </w:pPr>
-      <w:r>
-        <w:rPr>
-          <w:rFonts w:ascii="Calibri" w:hAnsi="Calibri"/>
-          <w:b/>
-          <w:color w:val="76927A"/>
-        </w:rPr>
-        <w:t xml:space="preserve">•  </w:t>
-      </w:r>
+        <w:spacing w:before="40" w:after="90" w:line="276" w:lineRule="auto"/>
+        <w:ind w:left="0" w:firstLine="0"/>
+        <w:jc w:val="both"/>
+      </w:pPr>
       <w:r>
         <w:rPr>
           <w:rFonts w:ascii="Calibri" w:hAnsi="Calibri"/>
           <w:b/>
           <w:color w:val="113927"/>
+          <w:sz w:val="21"/>
         </w:rPr>
         <w:t xml:space="preserve">Umbral de preocupación: </w:t>
       </w:r>
@@ -7188,6 +6812,7 @@
         <w:rPr>
           <w:rFonts w:ascii="Calibri" w:hAnsi="Calibri"/>
           <w:color w:val="2F3A30"/>
+          <w:sz w:val="21"/>
         </w:rPr>
         <w:t>Aunque no existe un consenso universal, los economistas generalmente consideran que cuando el paro friccional supera el 10% del desempleo total, se está ante una situación que merece atención y posible intervención.</w:t>
       </w:r>
@@ -7226,25 +6851,18 @@
     </w:p>
     <w:p>
       <w:pPr>
-        <w:spacing w:after="70"/>
-        <w:ind w:left="504" w:hanging="259"/>
-        <w:jc w:val="both"/>
-      </w:pPr>
-      <w:r>
-        <w:rPr>
-          <w:rFonts w:ascii="Calibri" w:hAnsi="Calibri"/>
-          <w:b/>
-          <w:color w:val="76927A"/>
-        </w:rPr>
-        <w:t xml:space="preserve">•  </w:t>
-      </w:r>
+        <w:spacing w:before="40" w:after="90" w:line="276" w:lineRule="auto"/>
+        <w:ind w:left="0" w:firstLine="0"/>
+        <w:jc w:val="both"/>
+      </w:pPr>
       <w:r>
         <w:rPr>
           <w:rFonts w:ascii="Calibri" w:hAnsi="Calibri"/>
           <w:b/>
           <w:color w:val="113927"/>
-        </w:rPr>
-        <w:t xml:space="preserve">Mejora de los Servicios de Empleo: </w:t>
+          <w:sz w:val="21"/>
+        </w:rPr>
+        <w:t xml:space="preserve">1. Mejora de los Servicios de Empleo: </w:t>
       </w:r>
     </w:p>
     <w:p>
@@ -7294,25 +6912,18 @@
     </w:p>
     <w:p>
       <w:pPr>
-        <w:spacing w:after="70"/>
-        <w:ind w:left="504" w:hanging="259"/>
-        <w:jc w:val="both"/>
-      </w:pPr>
-      <w:r>
-        <w:rPr>
-          <w:rFonts w:ascii="Calibri" w:hAnsi="Calibri"/>
-          <w:b/>
-          <w:color w:val="76927A"/>
-        </w:rPr>
-        <w:t xml:space="preserve">•  </w:t>
-      </w:r>
+        <w:spacing w:before="40" w:after="90" w:line="276" w:lineRule="auto"/>
+        <w:ind w:left="0" w:firstLine="0"/>
+        <w:jc w:val="both"/>
+      </w:pPr>
       <w:r>
         <w:rPr>
           <w:rFonts w:ascii="Calibri" w:hAnsi="Calibri"/>
           <w:b/>
           <w:color w:val="113927"/>
-        </w:rPr>
-        <w:t xml:space="preserve">Asistencia en la Búsqueda de Empleo: </w:t>
+          <w:sz w:val="21"/>
+        </w:rPr>
+        <w:t xml:space="preserve">2. Asistencia en la Búsqueda de Empleo: </w:t>
       </w:r>
     </w:p>
     <w:p>
@@ -7364,25 +6975,18 @@
     </w:p>
     <w:p>
       <w:pPr>
-        <w:spacing w:after="70"/>
-        <w:ind w:left="504" w:hanging="259"/>
-        <w:jc w:val="both"/>
-      </w:pPr>
-      <w:r>
-        <w:rPr>
-          <w:rFonts w:ascii="Calibri" w:hAnsi="Calibri"/>
-          <w:b/>
-          <w:color w:val="76927A"/>
-        </w:rPr>
-        <w:t xml:space="preserve">•  </w:t>
-      </w:r>
+        <w:spacing w:before="40" w:after="90" w:line="276" w:lineRule="auto"/>
+        <w:ind w:left="0" w:firstLine="0"/>
+        <w:jc w:val="both"/>
+      </w:pPr>
       <w:r>
         <w:rPr>
           <w:rFonts w:ascii="Calibri" w:hAnsi="Calibri"/>
           <w:b/>
           <w:color w:val="113927"/>
-        </w:rPr>
-        <w:t xml:space="preserve">Mejora de la Transparencia del Mercado Laboral: </w:t>
+          <w:sz w:val="21"/>
+        </w:rPr>
+        <w:t xml:space="preserve">3. Mejora de la Transparencia del Mercado Laboral: </w:t>
       </w:r>
     </w:p>
     <w:p>
@@ -7417,25 +7021,18 @@
     </w:p>
     <w:p>
       <w:pPr>
-        <w:spacing w:after="70"/>
-        <w:ind w:left="504" w:hanging="259"/>
-        <w:jc w:val="both"/>
-      </w:pPr>
-      <w:r>
-        <w:rPr>
-          <w:rFonts w:ascii="Calibri" w:hAnsi="Calibri"/>
-          <w:b/>
-          <w:color w:val="76927A"/>
-        </w:rPr>
-        <w:t xml:space="preserve">•  </w:t>
-      </w:r>
+        <w:spacing w:before="40" w:after="90" w:line="276" w:lineRule="auto"/>
+        <w:ind w:left="0" w:firstLine="0"/>
+        <w:jc w:val="both"/>
+      </w:pPr>
       <w:r>
         <w:rPr>
           <w:rFonts w:ascii="Calibri" w:hAnsi="Calibri"/>
           <w:b/>
           <w:color w:val="113927"/>
-        </w:rPr>
-        <w:t xml:space="preserve">Fomento de la Contratación Indefinida: </w:t>
+          <w:sz w:val="21"/>
+        </w:rPr>
+        <w:t xml:space="preserve">4. Fomento de la Contratación Indefinida: </w:t>
       </w:r>
     </w:p>
     <w:p>
@@ -7500,25 +7097,18 @@
     </w:p>
     <w:p>
       <w:pPr>
-        <w:spacing w:after="70"/>
-        <w:ind w:left="504" w:hanging="259"/>
-        <w:jc w:val="both"/>
-      </w:pPr>
-      <w:r>
-        <w:rPr>
-          <w:rFonts w:ascii="Calibri" w:hAnsi="Calibri"/>
-          <w:b/>
-          <w:color w:val="76927A"/>
-        </w:rPr>
-        <w:t xml:space="preserve">•  </w:t>
-      </w:r>
+        <w:spacing w:before="40" w:after="90" w:line="276" w:lineRule="auto"/>
+        <w:ind w:left="0" w:firstLine="0"/>
+        <w:jc w:val="both"/>
+      </w:pPr>
       <w:r>
         <w:rPr>
           <w:rFonts w:ascii="Calibri" w:hAnsi="Calibri"/>
           <w:b/>
           <w:color w:val="113927"/>
-        </w:rPr>
-        <w:t xml:space="preserve">Sistema de Cotizaciones basado en Experience Rating: </w:t>
+          <w:sz w:val="21"/>
+        </w:rPr>
+        <w:t xml:space="preserve">5. Sistema de Cotizaciones basado en Experience Rating: </w:t>
       </w:r>
     </w:p>
     <w:p>
@@ -7583,25 +7173,18 @@
     </w:p>
     <w:p>
       <w:pPr>
-        <w:spacing w:after="70"/>
-        <w:ind w:left="504" w:hanging="259"/>
-        <w:jc w:val="both"/>
-      </w:pPr>
-      <w:r>
-        <w:rPr>
-          <w:rFonts w:ascii="Calibri" w:hAnsi="Calibri"/>
-          <w:b/>
-          <w:color w:val="76927A"/>
-        </w:rPr>
-        <w:t xml:space="preserve">•  </w:t>
-      </w:r>
+        <w:spacing w:before="40" w:after="90" w:line="276" w:lineRule="auto"/>
+        <w:ind w:left="0" w:firstLine="0"/>
+        <w:jc w:val="both"/>
+      </w:pPr>
       <w:r>
         <w:rPr>
           <w:rFonts w:ascii="Calibri" w:hAnsi="Calibri"/>
           <w:b/>
           <w:color w:val="113927"/>
-        </w:rPr>
-        <w:t xml:space="preserve">Mejora de la Formación y Educación: </w:t>
+          <w:sz w:val="21"/>
+        </w:rPr>
+        <w:t xml:space="preserve">6. Mejora de la Formación y Educación: </w:t>
       </w:r>
     </w:p>
     <w:p>
@@ -7651,25 +7234,18 @@
     </w:p>
     <w:p>
       <w:pPr>
-        <w:spacing w:after="70"/>
-        <w:ind w:left="504" w:hanging="259"/>
-        <w:jc w:val="both"/>
-      </w:pPr>
-      <w:r>
-        <w:rPr>
-          <w:rFonts w:ascii="Calibri" w:hAnsi="Calibri"/>
-          <w:b/>
-          <w:color w:val="76927A"/>
-        </w:rPr>
-        <w:t xml:space="preserve">•  </w:t>
-      </w:r>
+        <w:spacing w:before="40" w:after="90" w:line="276" w:lineRule="auto"/>
+        <w:ind w:left="0" w:firstLine="0"/>
+        <w:jc w:val="both"/>
+      </w:pPr>
       <w:r>
         <w:rPr>
           <w:rFonts w:ascii="Calibri" w:hAnsi="Calibri"/>
           <w:b/>
           <w:color w:val="113927"/>
-        </w:rPr>
-        <w:t xml:space="preserve">Políticas de Flexibilidad Interna: </w:t>
+          <w:sz w:val="21"/>
+        </w:rPr>
+        <w:t xml:space="preserve">7. Políticas de Flexibilidad Interna: </w:t>
       </w:r>
     </w:p>
     <w:p>
@@ -7689,25 +7265,18 @@
     </w:p>
     <w:p>
       <w:pPr>
-        <w:spacing w:after="70"/>
-        <w:ind w:left="504" w:hanging="259"/>
-        <w:jc w:val="both"/>
-      </w:pPr>
-      <w:r>
-        <w:rPr>
-          <w:rFonts w:ascii="Calibri" w:hAnsi="Calibri"/>
-          <w:b/>
-          <w:color w:val="76927A"/>
-        </w:rPr>
-        <w:t xml:space="preserve">•  </w:t>
-      </w:r>
+        <w:spacing w:before="40" w:after="90" w:line="276" w:lineRule="auto"/>
+        <w:ind w:left="0" w:firstLine="0"/>
+        <w:jc w:val="both"/>
+      </w:pPr>
       <w:r>
         <w:rPr>
           <w:rFonts w:ascii="Calibri" w:hAnsi="Calibri"/>
           <w:b/>
           <w:color w:val="113927"/>
-        </w:rPr>
-        <w:t xml:space="preserve">Mejora de la Movilidad Laboral: </w:t>
+          <w:sz w:val="21"/>
+        </w:rPr>
+        <w:t xml:space="preserve">8. Mejora de la Movilidad Laboral: </w:t>
       </w:r>
     </w:p>
     <w:p>
@@ -7744,23 +7313,16 @@
     </w:p>
     <w:p>
       <w:pPr>
-        <w:spacing w:after="70"/>
-        <w:ind w:left="504" w:hanging="259"/>
-        <w:jc w:val="both"/>
-      </w:pPr>
-      <w:r>
-        <w:rPr>
-          <w:rFonts w:ascii="Calibri" w:hAnsi="Calibri"/>
-          <w:b/>
-          <w:color w:val="76927A"/>
-        </w:rPr>
-        <w:t xml:space="preserve">•  </w:t>
-      </w:r>
+        <w:spacing w:before="40" w:after="90" w:line="276" w:lineRule="auto"/>
+        <w:ind w:left="0" w:firstLine="0"/>
+        <w:jc w:val="both"/>
+      </w:pPr>
       <w:r>
         <w:rPr>
           <w:rFonts w:ascii="Calibri" w:hAnsi="Calibri"/>
           <w:b/>
           <w:color w:val="113927"/>
+          <w:sz w:val="21"/>
         </w:rPr>
         <w:t xml:space="preserve">Consideración importante: </w:t>
       </w:r>
@@ -7768,6 +7330,7 @@
         <w:rPr>
           <w:rFonts w:ascii="Calibri" w:hAnsi="Calibri"/>
           <w:color w:val="2F3A30"/>
+          <w:sz w:val="21"/>
         </w:rPr>
         <w:t>Las políticas para reducir el paro friccional deben equilibrarse cuidadosamente con otros objetivos del mercado laboral. Un cierto nivel de paro friccional es saludable, ya que permite la reasignación eficiente de recursos laborales y puede conducir a mejores emparejamientos a largo plazo.</w:t>
       </w:r>
@@ -7839,23 +7402,16 @@
     </w:p>
     <w:p>
       <w:pPr>
-        <w:spacing w:after="70"/>
-        <w:ind w:left="504" w:hanging="259"/>
-        <w:jc w:val="both"/>
-      </w:pPr>
-      <w:r>
-        <w:rPr>
-          <w:rFonts w:ascii="Calibri" w:hAnsi="Calibri"/>
-          <w:b/>
-          <w:color w:val="76927A"/>
-        </w:rPr>
-        <w:t xml:space="preserve">•  </w:t>
-      </w:r>
+        <w:spacing w:before="40" w:after="90" w:line="276" w:lineRule="auto"/>
+        <w:ind w:left="0" w:firstLine="0"/>
+        <w:jc w:val="both"/>
+      </w:pPr>
       <w:r>
         <w:rPr>
           <w:rFonts w:ascii="Calibri" w:hAnsi="Calibri"/>
           <w:b/>
           <w:color w:val="113927"/>
+          <w:sz w:val="21"/>
         </w:rPr>
         <w:t xml:space="preserve">Eficiencia económica: </w:t>
       </w:r>
@@ -7863,29 +7419,23 @@
         <w:rPr>
           <w:rFonts w:ascii="Calibri" w:hAnsi="Calibri"/>
           <w:color w:val="2F3A30"/>
+          <w:sz w:val="21"/>
         </w:rPr>
         <w:t>Representa una pérdida considerable de producción potencial para la sociedad, ya que hay recursos humanos disponibles que no están siendo utilizados productivamente.</w:t>
       </w:r>
     </w:p>
     <w:p>
       <w:pPr>
-        <w:spacing w:after="70"/>
-        <w:ind w:left="504" w:hanging="259"/>
-        <w:jc w:val="both"/>
-      </w:pPr>
-      <w:r>
-        <w:rPr>
-          <w:rFonts w:ascii="Calibri" w:hAnsi="Calibri"/>
-          <w:b/>
-          <w:color w:val="76927A"/>
-        </w:rPr>
-        <w:t xml:space="preserve">•  </w:t>
-      </w:r>
+        <w:spacing w:before="40" w:after="90" w:line="276" w:lineRule="auto"/>
+        <w:ind w:left="0" w:firstLine="0"/>
+        <w:jc w:val="both"/>
+      </w:pPr>
       <w:r>
         <w:rPr>
           <w:rFonts w:ascii="Calibri" w:hAnsi="Calibri"/>
           <w:b/>
           <w:color w:val="113927"/>
+          <w:sz w:val="21"/>
         </w:rPr>
         <w:t xml:space="preserve">Equidad social: </w:t>
       </w:r>
@@ -7893,6 +7443,7 @@
         <w:rPr>
           <w:rFonts w:ascii="Calibri" w:hAnsi="Calibri"/>
           <w:color w:val="2F3A30"/>
+          <w:sz w:val="21"/>
         </w:rPr>
         <w:t>Puede tener graves consecuencias para la calidad de vida, la salud y el bienestar de los individuos afectados y sus familias.</w:t>
       </w:r>
@@ -7947,23 +7498,16 @@
     </w:p>
     <w:p>
       <w:pPr>
-        <w:spacing w:after="70"/>
-        <w:ind w:left="504" w:hanging="259"/>
-        <w:jc w:val="both"/>
-      </w:pPr>
-      <w:r>
-        <w:rPr>
-          <w:rFonts w:ascii="Calibri" w:hAnsi="Calibri"/>
-          <w:b/>
-          <w:color w:val="76927A"/>
-        </w:rPr>
-        <w:t xml:space="preserve">•  </w:t>
-      </w:r>
+        <w:spacing w:before="40" w:after="90" w:line="276" w:lineRule="auto"/>
+        <w:ind w:left="0" w:firstLine="0"/>
+        <w:jc w:val="both"/>
+      </w:pPr>
       <w:r>
         <w:rPr>
           <w:rFonts w:ascii="Calibri" w:hAnsi="Calibri"/>
           <w:b/>
           <w:color w:val="113927"/>
+          <w:sz w:val="21"/>
         </w:rPr>
         <w:t xml:space="preserve">Avance tecnológico acelerado: </w:t>
       </w:r>
@@ -7971,29 +7515,23 @@
         <w:rPr>
           <w:rFonts w:ascii="Calibri" w:hAnsi="Calibri"/>
           <w:color w:val="2F3A30"/>
+          <w:sz w:val="21"/>
         </w:rPr>
         <w:t>La revolución digital y la creciente automatización transforman radicalmente el panorama laboral. Muchos trabajos que antes requerían habilidades manuales o rutinarias ahora demandan competencias digitales y tecnológicas avanzadas.</w:t>
       </w:r>
     </w:p>
     <w:p>
       <w:pPr>
-        <w:spacing w:after="70"/>
-        <w:ind w:left="504" w:hanging="259"/>
-        <w:jc w:val="both"/>
-      </w:pPr>
-      <w:r>
-        <w:rPr>
-          <w:rFonts w:ascii="Calibri" w:hAnsi="Calibri"/>
-          <w:b/>
-          <w:color w:val="76927A"/>
-        </w:rPr>
-        <w:t xml:space="preserve">•  </w:t>
-      </w:r>
+        <w:spacing w:before="40" w:after="90" w:line="276" w:lineRule="auto"/>
+        <w:ind w:left="0" w:firstLine="0"/>
+        <w:jc w:val="both"/>
+      </w:pPr>
       <w:r>
         <w:rPr>
           <w:rFonts w:ascii="Calibri" w:hAnsi="Calibri"/>
           <w:b/>
           <w:color w:val="113927"/>
+          <w:sz w:val="21"/>
         </w:rPr>
         <w:t xml:space="preserve">Cambios en los patrones de consumo: </w:t>
       </w:r>
@@ -8001,29 +7539,23 @@
         <w:rPr>
           <w:rFonts w:ascii="Calibri" w:hAnsi="Calibri"/>
           <w:color w:val="2F3A30"/>
+          <w:sz w:val="21"/>
         </w:rPr>
         <w:t>Afectan a industrias enteras, creando declive en algunos sectores y crecimiento en otros.</w:t>
       </w:r>
     </w:p>
     <w:p>
       <w:pPr>
-        <w:spacing w:after="70"/>
-        <w:ind w:left="504" w:hanging="259"/>
-        <w:jc w:val="both"/>
-      </w:pPr>
-      <w:r>
-        <w:rPr>
-          <w:rFonts w:ascii="Calibri" w:hAnsi="Calibri"/>
-          <w:b/>
-          <w:color w:val="76927A"/>
-        </w:rPr>
-        <w:t xml:space="preserve">•  </w:t>
-      </w:r>
+        <w:spacing w:before="40" w:after="90" w:line="276" w:lineRule="auto"/>
+        <w:ind w:left="0" w:firstLine="0"/>
+        <w:jc w:val="both"/>
+      </w:pPr>
       <w:r>
         <w:rPr>
           <w:rFonts w:ascii="Calibri" w:hAnsi="Calibri"/>
           <w:b/>
           <w:color w:val="113927"/>
+          <w:sz w:val="21"/>
         </w:rPr>
         <w:t xml:space="preserve">Sistemas educativos desfasados: </w:t>
       </w:r>
@@ -8031,6 +7563,7 @@
         <w:rPr>
           <w:rFonts w:ascii="Calibri" w:hAnsi="Calibri"/>
           <w:color w:val="2F3A30"/>
+          <w:sz w:val="21"/>
         </w:rPr>
         <w:t>Los trabajadores y sistemas educativos luchan por mantenerse al día con el ritmo acelerado de cambio.</w:t>
       </w:r>
@@ -8133,23 +7666,16 @@
     </w:p>
     <w:p>
       <w:pPr>
-        <w:spacing w:after="70"/>
-        <w:ind w:left="504" w:hanging="259"/>
-        <w:jc w:val="both"/>
-      </w:pPr>
-      <w:r>
-        <w:rPr>
-          <w:rFonts w:ascii="Calibri" w:hAnsi="Calibri"/>
-          <w:b/>
-          <w:color w:val="76927A"/>
-        </w:rPr>
-        <w:t xml:space="preserve">•  </w:t>
-      </w:r>
+        <w:spacing w:before="40" w:after="90" w:line="276" w:lineRule="auto"/>
+        <w:ind w:left="0" w:firstLine="0"/>
+        <w:jc w:val="both"/>
+      </w:pPr>
       <w:r>
         <w:rPr>
           <w:rFonts w:ascii="Calibri" w:hAnsi="Calibri"/>
           <w:b/>
           <w:color w:val="113927"/>
+          <w:sz w:val="21"/>
         </w:rPr>
         <w:t xml:space="preserve">Rigidez institucional: </w:t>
       </w:r>
@@ -8157,6 +7683,7 @@
         <w:rPr>
           <w:rFonts w:ascii="Calibri" w:hAnsi="Calibri"/>
           <w:color w:val="2F3A30"/>
+          <w:sz w:val="21"/>
         </w:rPr>
         <w:t>Regulaciones laborales excesivamente estrictas que dificultan la contratación y el despido</w:t>
       </w:r>
@@ -8179,23 +7706,16 @@
     </w:p>
     <w:p>
       <w:pPr>
-        <w:spacing w:after="70"/>
-        <w:ind w:left="504" w:hanging="259"/>
-        <w:jc w:val="both"/>
-      </w:pPr>
-      <w:r>
-        <w:rPr>
-          <w:rFonts w:ascii="Calibri" w:hAnsi="Calibri"/>
-          <w:b/>
-          <w:color w:val="76927A"/>
-        </w:rPr>
-        <w:t xml:space="preserve">•  </w:t>
-      </w:r>
+        <w:spacing w:before="40" w:after="90" w:line="276" w:lineRule="auto"/>
+        <w:ind w:left="0" w:firstLine="0"/>
+        <w:jc w:val="both"/>
+      </w:pPr>
       <w:r>
         <w:rPr>
           <w:rFonts w:ascii="Calibri" w:hAnsi="Calibri"/>
           <w:b/>
           <w:color w:val="113927"/>
+          <w:sz w:val="21"/>
         </w:rPr>
         <w:t xml:space="preserve">Asimetría de información: </w:t>
       </w:r>
@@ -8203,29 +7723,23 @@
         <w:rPr>
           <w:rFonts w:ascii="Calibri" w:hAnsi="Calibri"/>
           <w:color w:val="2F3A30"/>
+          <w:sz w:val="21"/>
         </w:rPr>
         <w:t>Los trabajadores carecen de información precisa sobre oportunidades de empleo, mientras que los empleadores tienen dificultades para evaluar las habilidades reales de los candidatos</w:t>
       </w:r>
     </w:p>
     <w:p>
       <w:pPr>
-        <w:spacing w:after="70"/>
-        <w:ind w:left="504" w:hanging="259"/>
-        <w:jc w:val="both"/>
-      </w:pPr>
-      <w:r>
-        <w:rPr>
-          <w:rFonts w:ascii="Calibri" w:hAnsi="Calibri"/>
-          <w:b/>
-          <w:color w:val="76927A"/>
-        </w:rPr>
-        <w:t xml:space="preserve">•  </w:t>
-      </w:r>
+        <w:spacing w:before="40" w:after="90" w:line="276" w:lineRule="auto"/>
+        <w:ind w:left="0" w:firstLine="0"/>
+        <w:jc w:val="both"/>
+      </w:pPr>
       <w:r>
         <w:rPr>
           <w:rFonts w:ascii="Calibri" w:hAnsi="Calibri"/>
           <w:b/>
           <w:color w:val="113927"/>
+          <w:sz w:val="21"/>
         </w:rPr>
         <w:t xml:space="preserve">Sistemas de prestaciones mal diseñados: </w:t>
       </w:r>
@@ -8233,6 +7747,7 @@
         <w:rPr>
           <w:rFonts w:ascii="Calibri" w:hAnsi="Calibri"/>
           <w:color w:val="2F3A30"/>
+          <w:sz w:val="21"/>
         </w:rPr>
         <w:t>Si son demasiado generosos sin incentivos adecuados para la búsqueda activa de empleo</w:t>
       </w:r>
@@ -8388,60 +7903,48 @@
     </w:p>
     <w:p>
       <w:pPr>
-        <w:spacing w:after="70"/>
-        <w:ind w:left="504" w:hanging="259"/>
-        <w:jc w:val="both"/>
-      </w:pPr>
-      <w:r>
-        <w:rPr>
-          <w:rFonts w:ascii="Calibri" w:hAnsi="Calibri"/>
-          <w:b/>
-          <w:color w:val="76927A"/>
-        </w:rPr>
-        <w:t xml:space="preserve">•  </w:t>
-      </w:r>
+        <w:spacing w:before="40" w:after="90" w:line="276" w:lineRule="auto"/>
+        <w:ind w:left="0" w:firstLine="0"/>
+        <w:jc w:val="both"/>
+      </w:pPr>
       <w:r>
         <w:rPr>
           <w:rFonts w:ascii="Calibri" w:hAnsi="Calibri"/>
           <w:b/>
           <w:color w:val="113927"/>
-        </w:rPr>
-        <w:t xml:space="preserve">Tasa de desempleo de larga duración: </w:t>
-      </w:r>
-      <w:r>
-        <w:rPr>
-          <w:rFonts w:ascii="Calibri" w:hAnsi="Calibri"/>
-          <w:color w:val="2F3A30"/>
+          <w:sz w:val="21"/>
+        </w:rPr>
+        <w:t xml:space="preserve">1. Tasa de desempleo de larga duración: </w:t>
+      </w:r>
+      <w:r>
+        <w:rPr>
+          <w:rFonts w:ascii="Calibri" w:hAnsi="Calibri"/>
+          <w:color w:val="2F3A30"/>
+          <w:sz w:val="21"/>
         </w:rPr>
         <w:t>Personas desempleadas durante un año o más. Un alto porcentaje indica problemas estructurales.</w:t>
       </w:r>
     </w:p>
     <w:p>
       <w:pPr>
-        <w:spacing w:after="70"/>
-        <w:ind w:left="504" w:hanging="259"/>
-        <w:jc w:val="both"/>
-      </w:pPr>
-      <w:r>
-        <w:rPr>
-          <w:rFonts w:ascii="Calibri" w:hAnsi="Calibri"/>
-          <w:b/>
-          <w:color w:val="76927A"/>
-        </w:rPr>
-        <w:t xml:space="preserve">•  </w:t>
-      </w:r>
+        <w:spacing w:before="40" w:after="90" w:line="276" w:lineRule="auto"/>
+        <w:ind w:left="0" w:firstLine="0"/>
+        <w:jc w:val="both"/>
+      </w:pPr>
       <w:r>
         <w:rPr>
           <w:rFonts w:ascii="Calibri" w:hAnsi="Calibri"/>
           <w:b/>
           <w:color w:val="113927"/>
-        </w:rPr>
-        <w:t xml:space="preserve">Análisis por grupos demográficos: </w:t>
-      </w:r>
-      <w:r>
-        <w:rPr>
-          <w:rFonts w:ascii="Calibri" w:hAnsi="Calibri"/>
-          <w:color w:val="2F3A30"/>
+          <w:sz w:val="21"/>
+        </w:rPr>
+        <w:t xml:space="preserve">2. Análisis por grupos demográficos: </w:t>
+      </w:r>
+      <w:r>
+        <w:rPr>
+          <w:rFonts w:ascii="Calibri" w:hAnsi="Calibri"/>
+          <w:color w:val="2F3A30"/>
+          <w:sz w:val="21"/>
         </w:rPr>
         <w:t>Disparidades persistentes en las tasas de desempleo entre grupos por:</w:t>
       </w:r>
@@ -8516,30 +8019,24 @@
     </w:p>
     <w:p>
       <w:pPr>
-        <w:spacing w:after="70"/>
-        <w:ind w:left="504" w:hanging="259"/>
-        <w:jc w:val="both"/>
-      </w:pPr>
-      <w:r>
-        <w:rPr>
-          <w:rFonts w:ascii="Calibri" w:hAnsi="Calibri"/>
-          <w:b/>
-          <w:color w:val="76927A"/>
-        </w:rPr>
-        <w:t xml:space="preserve">•  </w:t>
-      </w:r>
+        <w:spacing w:before="40" w:after="90" w:line="276" w:lineRule="auto"/>
+        <w:ind w:left="0" w:firstLine="0"/>
+        <w:jc w:val="both"/>
+      </w:pPr>
       <w:r>
         <w:rPr>
           <w:rFonts w:ascii="Calibri" w:hAnsi="Calibri"/>
           <w:b/>
           <w:color w:val="113927"/>
-        </w:rPr>
-        <w:t xml:space="preserve">Curva de Beveridge: </w:t>
-      </w:r>
-      <w:r>
-        <w:rPr>
-          <w:rFonts w:ascii="Calibri" w:hAnsi="Calibri"/>
-          <w:color w:val="2F3A30"/>
+          <w:sz w:val="21"/>
+        </w:rPr>
+        <w:t xml:space="preserve">3. Curva de Beveridge: </w:t>
+      </w:r>
+      <w:r>
+        <w:rPr>
+          <w:rFonts w:ascii="Calibri" w:hAnsi="Calibri"/>
+          <w:color w:val="2F3A30"/>
+          <w:sz w:val="21"/>
         </w:rPr>
         <w:t>Un desplazamiento hacia afuera (coexistencia de altas tasas de desempleo y altas tasas de vacantes) indica aumento en el desajuste estructural.</w:t>
       </w:r>
@@ -8578,25 +8075,18 @@
     </w:p>
     <w:p>
       <w:pPr>
-        <w:spacing w:after="70"/>
-        <w:ind w:left="504" w:hanging="259"/>
-        <w:jc w:val="both"/>
-      </w:pPr>
-      <w:r>
-        <w:rPr>
-          <w:rFonts w:ascii="Calibri" w:hAnsi="Calibri"/>
-          <w:b/>
-          <w:color w:val="76927A"/>
-        </w:rPr>
-        <w:t xml:space="preserve">•  </w:t>
-      </w:r>
+        <w:spacing w:before="40" w:after="90" w:line="276" w:lineRule="auto"/>
+        <w:ind w:left="0" w:firstLine="0"/>
+        <w:jc w:val="both"/>
+      </w:pPr>
       <w:r>
         <w:rPr>
           <w:rFonts w:ascii="Calibri" w:hAnsi="Calibri"/>
           <w:b/>
           <w:color w:val="113927"/>
-        </w:rPr>
-        <w:t xml:space="preserve">Formación y Reconversión Profesional: </w:t>
+          <w:sz w:val="21"/>
+        </w:rPr>
+        <w:t xml:space="preserve">1. Formación y Reconversión Profesional: </w:t>
       </w:r>
     </w:p>
     <w:p>
@@ -8648,25 +8138,18 @@
     </w:p>
     <w:p>
       <w:pPr>
-        <w:spacing w:after="70"/>
-        <w:ind w:left="504" w:hanging="259"/>
-        <w:jc w:val="both"/>
-      </w:pPr>
-      <w:r>
-        <w:rPr>
-          <w:rFonts w:ascii="Calibri" w:hAnsi="Calibri"/>
-          <w:b/>
-          <w:color w:val="76927A"/>
-        </w:rPr>
-        <w:t xml:space="preserve">•  </w:t>
-      </w:r>
+        <w:spacing w:before="40" w:after="90" w:line="276" w:lineRule="auto"/>
+        <w:ind w:left="0" w:firstLine="0"/>
+        <w:jc w:val="both"/>
+      </w:pPr>
       <w:r>
         <w:rPr>
           <w:rFonts w:ascii="Calibri" w:hAnsi="Calibri"/>
           <w:b/>
           <w:color w:val="113927"/>
-        </w:rPr>
-        <w:t xml:space="preserve">Reformas Educativas: </w:t>
+          <w:sz w:val="21"/>
+        </w:rPr>
+        <w:t xml:space="preserve">2. Reformas Educativas: </w:t>
       </w:r>
     </w:p>
     <w:p>
@@ -8720,25 +8203,18 @@
     </w:p>
     <w:p>
       <w:pPr>
-        <w:spacing w:after="70"/>
-        <w:ind w:left="504" w:hanging="259"/>
-        <w:jc w:val="both"/>
-      </w:pPr>
-      <w:r>
-        <w:rPr>
-          <w:rFonts w:ascii="Calibri" w:hAnsi="Calibri"/>
-          <w:b/>
-          <w:color w:val="76927A"/>
-        </w:rPr>
-        <w:t xml:space="preserve">•  </w:t>
-      </w:r>
+        <w:spacing w:before="40" w:after="90" w:line="276" w:lineRule="auto"/>
+        <w:ind w:left="0" w:firstLine="0"/>
+        <w:jc w:val="both"/>
+      </w:pPr>
       <w:r>
         <w:rPr>
           <w:rFonts w:ascii="Calibri" w:hAnsi="Calibri"/>
           <w:b/>
           <w:color w:val="113927"/>
-        </w:rPr>
-        <w:t xml:space="preserve">Políticas de Desarrollo Regional: </w:t>
+          <w:sz w:val="21"/>
+        </w:rPr>
+        <w:t xml:space="preserve">3. Políticas de Desarrollo Regional: </w:t>
       </w:r>
     </w:p>
     <w:p>
@@ -8803,25 +8279,18 @@
     </w:p>
     <w:p>
       <w:pPr>
-        <w:spacing w:after="70"/>
-        <w:ind w:left="504" w:hanging="259"/>
-        <w:jc w:val="both"/>
-      </w:pPr>
-      <w:r>
-        <w:rPr>
-          <w:rFonts w:ascii="Calibri" w:hAnsi="Calibri"/>
-          <w:b/>
-          <w:color w:val="76927A"/>
-        </w:rPr>
-        <w:t xml:space="preserve">•  </w:t>
-      </w:r>
+        <w:spacing w:before="40" w:after="90" w:line="276" w:lineRule="auto"/>
+        <w:ind w:left="0" w:firstLine="0"/>
+        <w:jc w:val="both"/>
+      </w:pPr>
       <w:r>
         <w:rPr>
           <w:rFonts w:ascii="Calibri" w:hAnsi="Calibri"/>
           <w:b/>
           <w:color w:val="113927"/>
-        </w:rPr>
-        <w:t xml:space="preserve">Mejora de la Flexibilidad del Mercado Laboral: </w:t>
+          <w:sz w:val="21"/>
+        </w:rPr>
+        <w:t xml:space="preserve">4. Mejora de la Flexibilidad del Mercado Laboral: </w:t>
       </w:r>
     </w:p>
     <w:p>
@@ -8921,23 +8390,16 @@
     </w:p>
     <w:p>
       <w:pPr>
-        <w:spacing w:after="70"/>
-        <w:ind w:left="504" w:hanging="259"/>
-        <w:jc w:val="both"/>
-      </w:pPr>
-      <w:r>
-        <w:rPr>
-          <w:rFonts w:ascii="Calibri" w:hAnsi="Calibri"/>
-          <w:b/>
-          <w:color w:val="76927A"/>
-        </w:rPr>
-        <w:t xml:space="preserve">•  </w:t>
-      </w:r>
+        <w:spacing w:before="40" w:after="90" w:line="276" w:lineRule="auto"/>
+        <w:ind w:left="0" w:firstLine="0"/>
+        <w:jc w:val="both"/>
+      </w:pPr>
       <w:r>
         <w:rPr>
           <w:rFonts w:ascii="Calibri" w:hAnsi="Calibri"/>
           <w:b/>
           <w:color w:val="113927"/>
+          <w:sz w:val="21"/>
         </w:rPr>
         <w:t xml:space="preserve">Vinculación al ciclo económico: </w:t>
       </w:r>
@@ -8945,29 +8407,23 @@
         <w:rPr>
           <w:rFonts w:ascii="Calibri" w:hAnsi="Calibri"/>
           <w:color w:val="2F3A30"/>
+          <w:sz w:val="21"/>
         </w:rPr>
         <w:t>Su evolución sigue los ciclos de expansión y contracción de la economía</w:t>
       </w:r>
     </w:p>
     <w:p>
       <w:pPr>
-        <w:spacing w:after="70"/>
-        <w:ind w:left="504" w:hanging="259"/>
-        <w:jc w:val="both"/>
-      </w:pPr>
-      <w:r>
-        <w:rPr>
-          <w:rFonts w:ascii="Calibri" w:hAnsi="Calibri"/>
-          <w:b/>
-          <w:color w:val="76927A"/>
-        </w:rPr>
-        <w:t xml:space="preserve">•  </w:t>
-      </w:r>
+        <w:spacing w:before="40" w:after="90" w:line="276" w:lineRule="auto"/>
+        <w:ind w:left="0" w:firstLine="0"/>
+        <w:jc w:val="both"/>
+      </w:pPr>
       <w:r>
         <w:rPr>
           <w:rFonts w:ascii="Calibri" w:hAnsi="Calibri"/>
           <w:b/>
           <w:color w:val="113927"/>
+          <w:sz w:val="21"/>
         </w:rPr>
         <w:t xml:space="preserve">Naturaleza temporal: </w:t>
       </w:r>
@@ -8975,29 +8431,23 @@
         <w:rPr>
           <w:rFonts w:ascii="Calibri" w:hAnsi="Calibri"/>
           <w:color w:val="2F3A30"/>
+          <w:sz w:val="21"/>
         </w:rPr>
         <w:t>A diferencia del estructural, tiende a revertirse cuando mejoran las condiciones económicas</w:t>
       </w:r>
     </w:p>
     <w:p>
       <w:pPr>
-        <w:spacing w:after="70"/>
-        <w:ind w:left="504" w:hanging="259"/>
-        <w:jc w:val="both"/>
-      </w:pPr>
-      <w:r>
-        <w:rPr>
-          <w:rFonts w:ascii="Calibri" w:hAnsi="Calibri"/>
-          <w:b/>
-          <w:color w:val="76927A"/>
-        </w:rPr>
-        <w:t xml:space="preserve">•  </w:t>
-      </w:r>
+        <w:spacing w:before="40" w:after="90" w:line="276" w:lineRule="auto"/>
+        <w:ind w:left="0" w:firstLine="0"/>
+        <w:jc w:val="both"/>
+      </w:pPr>
       <w:r>
         <w:rPr>
           <w:rFonts w:ascii="Calibri" w:hAnsi="Calibri"/>
           <w:b/>
           <w:color w:val="113927"/>
+          <w:sz w:val="21"/>
         </w:rPr>
         <w:t xml:space="preserve">Amplitud variable: </w:t>
       </w:r>
@@ -9005,29 +8455,23 @@
         <w:rPr>
           <w:rFonts w:ascii="Calibri" w:hAnsi="Calibri"/>
           <w:color w:val="2F3A30"/>
+          <w:sz w:val="21"/>
         </w:rPr>
         <w:t>Su magnitud depende de la severidad de las fluctuaciones económicas</w:t>
       </w:r>
     </w:p>
     <w:p>
       <w:pPr>
-        <w:spacing w:after="70"/>
-        <w:ind w:left="504" w:hanging="259"/>
-        <w:jc w:val="both"/>
-      </w:pPr>
-      <w:r>
-        <w:rPr>
-          <w:rFonts w:ascii="Calibri" w:hAnsi="Calibri"/>
-          <w:b/>
-          <w:color w:val="76927A"/>
-        </w:rPr>
-        <w:t xml:space="preserve">•  </w:t>
-      </w:r>
+        <w:spacing w:before="40" w:after="90" w:line="276" w:lineRule="auto"/>
+        <w:ind w:left="0" w:firstLine="0"/>
+        <w:jc w:val="both"/>
+      </w:pPr>
       <w:r>
         <w:rPr>
           <w:rFonts w:ascii="Calibri" w:hAnsi="Calibri"/>
           <w:b/>
           <w:color w:val="113927"/>
+          <w:sz w:val="21"/>
         </w:rPr>
         <w:t xml:space="preserve">Relación con otros tipos de paro: </w:t>
       </w:r>
@@ -9035,6 +8479,7 @@
         <w:rPr>
           <w:rFonts w:ascii="Calibri" w:hAnsi="Calibri"/>
           <w:color w:val="2F3A30"/>
+          <w:sz w:val="21"/>
         </w:rPr>
         <w:t>El paro cíclico puede interactuar de manera compleja con otros tipos de desempleo. Un período prolongado de alto desempleo cíclico puede contribuir al aumento del paro estructural a través del mecanismo de histéresis.</w:t>
       </w:r>
@@ -9120,23 +8565,16 @@
     </w:p>
     <w:p>
       <w:pPr>
-        <w:spacing w:after="70"/>
-        <w:ind w:left="504" w:hanging="259"/>
-        <w:jc w:val="both"/>
-      </w:pPr>
-      <w:r>
-        <w:rPr>
-          <w:rFonts w:ascii="Calibri" w:hAnsi="Calibri"/>
-          <w:b/>
-          <w:color w:val="76927A"/>
-        </w:rPr>
-        <w:t xml:space="preserve">•  </w:t>
-      </w:r>
+        <w:spacing w:before="40" w:after="90" w:line="276" w:lineRule="auto"/>
+        <w:ind w:left="0" w:firstLine="0"/>
+        <w:jc w:val="both"/>
+      </w:pPr>
       <w:r>
         <w:rPr>
           <w:rFonts w:ascii="Calibri" w:hAnsi="Calibri"/>
           <w:b/>
           <w:color w:val="113927"/>
+          <w:sz w:val="21"/>
         </w:rPr>
         <w:t xml:space="preserve">Predictibilidad: </w:t>
       </w:r>
@@ -9144,29 +8582,23 @@
         <w:rPr>
           <w:rFonts w:ascii="Calibri" w:hAnsi="Calibri"/>
           <w:color w:val="2F3A30"/>
+          <w:sz w:val="21"/>
         </w:rPr>
         <w:t>Sigue patrones regulares y conocidos</w:t>
       </w:r>
     </w:p>
     <w:p>
       <w:pPr>
-        <w:spacing w:after="70"/>
-        <w:ind w:left="504" w:hanging="259"/>
-        <w:jc w:val="both"/>
-      </w:pPr>
-      <w:r>
-        <w:rPr>
-          <w:rFonts w:ascii="Calibri" w:hAnsi="Calibri"/>
-          <w:b/>
-          <w:color w:val="76927A"/>
-        </w:rPr>
-        <w:t xml:space="preserve">•  </w:t>
-      </w:r>
+        <w:spacing w:before="40" w:after="90" w:line="276" w:lineRule="auto"/>
+        <w:ind w:left="0" w:firstLine="0"/>
+        <w:jc w:val="both"/>
+      </w:pPr>
       <w:r>
         <w:rPr>
           <w:rFonts w:ascii="Calibri" w:hAnsi="Calibri"/>
           <w:b/>
           <w:color w:val="113927"/>
+          <w:sz w:val="21"/>
         </w:rPr>
         <w:t xml:space="preserve">Sectores específicos: </w:t>
       </w:r>
@@ -9174,29 +8606,23 @@
         <w:rPr>
           <w:rFonts w:ascii="Calibri" w:hAnsi="Calibri"/>
           <w:color w:val="2F3A30"/>
+          <w:sz w:val="21"/>
         </w:rPr>
         <w:t>Afecta principalmente a agricultura, turismo, construcción y comercio navideño</w:t>
       </w:r>
     </w:p>
     <w:p>
       <w:pPr>
-        <w:spacing w:after="70"/>
-        <w:ind w:left="504" w:hanging="259"/>
-        <w:jc w:val="both"/>
-      </w:pPr>
-      <w:r>
-        <w:rPr>
-          <w:rFonts w:ascii="Calibri" w:hAnsi="Calibri"/>
-          <w:b/>
-          <w:color w:val="76927A"/>
-        </w:rPr>
-        <w:t xml:space="preserve">•  </w:t>
-      </w:r>
+        <w:spacing w:before="40" w:after="90" w:line="276" w:lineRule="auto"/>
+        <w:ind w:left="0" w:firstLine="0"/>
+        <w:jc w:val="both"/>
+      </w:pPr>
       <w:r>
         <w:rPr>
           <w:rFonts w:ascii="Calibri" w:hAnsi="Calibri"/>
           <w:b/>
           <w:color w:val="113927"/>
+          <w:sz w:val="21"/>
         </w:rPr>
         <w:t xml:space="preserve">Temporalidad definida: </w:t>
       </w:r>
@@ -9204,6 +8630,7 @@
         <w:rPr>
           <w:rFonts w:ascii="Calibri" w:hAnsi="Calibri"/>
           <w:color w:val="2F3A30"/>
+          <w:sz w:val="21"/>
         </w:rPr>
         <w:t>Tiene períodos claros de inicio y fin</w:t>
       </w:r>
@@ -9226,23 +8653,16 @@
     </w:p>
     <w:p>
       <w:pPr>
-        <w:spacing w:after="70"/>
-        <w:ind w:left="504" w:hanging="259"/>
-        <w:jc w:val="both"/>
-      </w:pPr>
-      <w:r>
-        <w:rPr>
-          <w:rFonts w:ascii="Calibri" w:hAnsi="Calibri"/>
-          <w:b/>
-          <w:color w:val="76927A"/>
-        </w:rPr>
-        <w:t xml:space="preserve">•  </w:t>
-      </w:r>
+        <w:spacing w:before="40" w:after="90" w:line="276" w:lineRule="auto"/>
+        <w:ind w:left="0" w:firstLine="0"/>
+        <w:jc w:val="both"/>
+      </w:pPr>
       <w:r>
         <w:rPr>
           <w:rFonts w:ascii="Calibri" w:hAnsi="Calibri"/>
           <w:b/>
           <w:color w:val="113927"/>
+          <w:sz w:val="21"/>
         </w:rPr>
         <w:t xml:space="preserve">Agricultura: </w:t>
       </w:r>
@@ -9250,29 +8670,23 @@
         <w:rPr>
           <w:rFonts w:ascii="Calibri" w:hAnsi="Calibri"/>
           <w:color w:val="2F3A30"/>
+          <w:sz w:val="21"/>
         </w:rPr>
         <w:t>Vinculado a ciclos de siembra y cosecha</w:t>
       </w:r>
     </w:p>
     <w:p>
       <w:pPr>
-        <w:spacing w:after="70"/>
-        <w:ind w:left="504" w:hanging="259"/>
-        <w:jc w:val="both"/>
-      </w:pPr>
-      <w:r>
-        <w:rPr>
-          <w:rFonts w:ascii="Calibri" w:hAnsi="Calibri"/>
-          <w:b/>
-          <w:color w:val="76927A"/>
-        </w:rPr>
-        <w:t xml:space="preserve">•  </w:t>
-      </w:r>
+        <w:spacing w:before="40" w:after="90" w:line="276" w:lineRule="auto"/>
+        <w:ind w:left="0" w:firstLine="0"/>
+        <w:jc w:val="both"/>
+      </w:pPr>
       <w:r>
         <w:rPr>
           <w:rFonts w:ascii="Calibri" w:hAnsi="Calibri"/>
           <w:b/>
           <w:color w:val="113927"/>
+          <w:sz w:val="21"/>
         </w:rPr>
         <w:t xml:space="preserve">Turismo: </w:t>
       </w:r>
@@ -9280,29 +8694,23 @@
         <w:rPr>
           <w:rFonts w:ascii="Calibri" w:hAnsi="Calibri"/>
           <w:color w:val="2F3A30"/>
+          <w:sz w:val="21"/>
         </w:rPr>
         <w:t>Dependiente de temporadas vacacionales</w:t>
       </w:r>
     </w:p>
     <w:p>
       <w:pPr>
-        <w:spacing w:after="70"/>
-        <w:ind w:left="504" w:hanging="259"/>
-        <w:jc w:val="both"/>
-      </w:pPr>
-      <w:r>
-        <w:rPr>
-          <w:rFonts w:ascii="Calibri" w:hAnsi="Calibri"/>
-          <w:b/>
-          <w:color w:val="76927A"/>
-        </w:rPr>
-        <w:t xml:space="preserve">•  </w:t>
-      </w:r>
+        <w:spacing w:before="40" w:after="90" w:line="276" w:lineRule="auto"/>
+        <w:ind w:left="0" w:firstLine="0"/>
+        <w:jc w:val="both"/>
+      </w:pPr>
       <w:r>
         <w:rPr>
           <w:rFonts w:ascii="Calibri" w:hAnsi="Calibri"/>
           <w:b/>
           <w:color w:val="113927"/>
+          <w:sz w:val="21"/>
         </w:rPr>
         <w:t xml:space="preserve">Construcción: </w:t>
       </w:r>
@@ -9310,29 +8718,23 @@
         <w:rPr>
           <w:rFonts w:ascii="Calibri" w:hAnsi="Calibri"/>
           <w:color w:val="2F3A30"/>
+          <w:sz w:val="21"/>
         </w:rPr>
         <w:t>Afectado por condiciones climáticas</w:t>
       </w:r>
     </w:p>
     <w:p>
       <w:pPr>
-        <w:spacing w:after="70"/>
-        <w:ind w:left="504" w:hanging="259"/>
-        <w:jc w:val="both"/>
-      </w:pPr>
-      <w:r>
-        <w:rPr>
-          <w:rFonts w:ascii="Calibri" w:hAnsi="Calibri"/>
-          <w:b/>
-          <w:color w:val="76927A"/>
-        </w:rPr>
-        <w:t xml:space="preserve">•  </w:t>
-      </w:r>
+        <w:spacing w:before="40" w:after="90" w:line="276" w:lineRule="auto"/>
+        <w:ind w:left="0" w:firstLine="0"/>
+        <w:jc w:val="both"/>
+      </w:pPr>
       <w:r>
         <w:rPr>
           <w:rFonts w:ascii="Calibri" w:hAnsi="Calibri"/>
           <w:b/>
           <w:color w:val="113927"/>
+          <w:sz w:val="21"/>
         </w:rPr>
         <w:t xml:space="preserve">Comercio: </w:t>
       </w:r>
@@ -9340,6 +8742,7 @@
         <w:rPr>
           <w:rFonts w:ascii="Calibri" w:hAnsi="Calibri"/>
           <w:color w:val="2F3A30"/>
+          <w:sz w:val="21"/>
         </w:rPr>
         <w:t>Con picos en épocas festivas</w:t>
       </w:r>
@@ -9426,23 +8829,16 @@
     </w:p>
     <w:p>
       <w:pPr>
-        <w:spacing w:after="70"/>
-        <w:ind w:left="504" w:hanging="259"/>
-        <w:jc w:val="both"/>
-      </w:pPr>
-      <w:r>
-        <w:rPr>
-          <w:rFonts w:ascii="Calibri" w:hAnsi="Calibri"/>
-          <w:b/>
-          <w:color w:val="76927A"/>
-        </w:rPr>
-        <w:t xml:space="preserve">•  </w:t>
-      </w:r>
+        <w:spacing w:before="40" w:after="90" w:line="276" w:lineRule="auto"/>
+        <w:ind w:left="0" w:firstLine="0"/>
+        <w:jc w:val="both"/>
+      </w:pPr>
       <w:r>
         <w:rPr>
           <w:rFonts w:ascii="Calibri" w:hAnsi="Calibri"/>
           <w:b/>
           <w:color w:val="113927"/>
+          <w:sz w:val="21"/>
         </w:rPr>
         <w:t xml:space="preserve">Síntesis: </w:t>
       </w:r>
@@ -9450,6 +8846,7 @@
         <w:rPr>
           <w:rFonts w:ascii="Calibri" w:hAnsi="Calibri"/>
           <w:color w:val="2F3A30"/>
+          <w:sz w:val="21"/>
         </w:rPr>
         <w:t>Enfoque integral de políticas</w:t>
       </w:r>
@@ -9471,23 +8868,16 @@
     </w:p>
     <w:p>
       <w:pPr>
-        <w:spacing w:after="70"/>
-        <w:ind w:left="504" w:hanging="259"/>
-        <w:jc w:val="both"/>
-      </w:pPr>
-      <w:r>
-        <w:rPr>
-          <w:rFonts w:ascii="Calibri" w:hAnsi="Calibri"/>
-          <w:b/>
-          <w:color w:val="76927A"/>
-        </w:rPr>
-        <w:t xml:space="preserve">•  </w:t>
-      </w:r>
+        <w:spacing w:before="40" w:after="90" w:line="276" w:lineRule="auto"/>
+        <w:ind w:left="0" w:firstLine="0"/>
+        <w:jc w:val="both"/>
+      </w:pPr>
       <w:r>
         <w:rPr>
           <w:rFonts w:ascii="Calibri" w:hAnsi="Calibri"/>
           <w:b/>
           <w:color w:val="113927"/>
+          <w:sz w:val="21"/>
         </w:rPr>
         <w:t xml:space="preserve">Paro friccional: </w:t>
       </w:r>
@@ -9495,29 +8885,23 @@
         <w:rPr>
           <w:rFonts w:ascii="Calibri" w:hAnsi="Calibri"/>
           <w:color w:val="2F3A30"/>
+          <w:sz w:val="21"/>
         </w:rPr>
         <w:t>Mejora de la eficiencia del emparejamiento y sistemas de información</w:t>
       </w:r>
     </w:p>
     <w:p>
       <w:pPr>
-        <w:spacing w:after="70"/>
-        <w:ind w:left="504" w:hanging="259"/>
-        <w:jc w:val="both"/>
-      </w:pPr>
-      <w:r>
-        <w:rPr>
-          <w:rFonts w:ascii="Calibri" w:hAnsi="Calibri"/>
-          <w:b/>
-          <w:color w:val="76927A"/>
-        </w:rPr>
-        <w:t xml:space="preserve">•  </w:t>
-      </w:r>
+        <w:spacing w:before="40" w:after="90" w:line="276" w:lineRule="auto"/>
+        <w:ind w:left="0" w:firstLine="0"/>
+        <w:jc w:val="both"/>
+      </w:pPr>
       <w:r>
         <w:rPr>
           <w:rFonts w:ascii="Calibri" w:hAnsi="Calibri"/>
           <w:b/>
           <w:color w:val="113927"/>
+          <w:sz w:val="21"/>
         </w:rPr>
         <w:t xml:space="preserve">Paro estructural: </w:t>
       </w:r>
@@ -9525,29 +8909,23 @@
         <w:rPr>
           <w:rFonts w:ascii="Calibri" w:hAnsi="Calibri"/>
           <w:color w:val="2F3A30"/>
+          <w:sz w:val="21"/>
         </w:rPr>
         <w:t>Políticas de formación, reconversión y desarrollo regional a largo plazo</w:t>
       </w:r>
     </w:p>
     <w:p>
       <w:pPr>
-        <w:spacing w:after="70"/>
-        <w:ind w:left="504" w:hanging="259"/>
-        <w:jc w:val="both"/>
-      </w:pPr>
-      <w:r>
-        <w:rPr>
-          <w:rFonts w:ascii="Calibri" w:hAnsi="Calibri"/>
-          <w:b/>
-          <w:color w:val="76927A"/>
-        </w:rPr>
-        <w:t xml:space="preserve">•  </w:t>
-      </w:r>
+        <w:spacing w:before="40" w:after="90" w:line="276" w:lineRule="auto"/>
+        <w:ind w:left="0" w:firstLine="0"/>
+        <w:jc w:val="both"/>
+      </w:pPr>
       <w:r>
         <w:rPr>
           <w:rFonts w:ascii="Calibri" w:hAnsi="Calibri"/>
           <w:b/>
           <w:color w:val="113927"/>
+          <w:sz w:val="21"/>
         </w:rPr>
         <w:t xml:space="preserve">Paro cíclico: </w:t>
       </w:r>
@@ -9555,29 +8933,23 @@
         <w:rPr>
           <w:rFonts w:ascii="Calibri" w:hAnsi="Calibri"/>
           <w:color w:val="2F3A30"/>
+          <w:sz w:val="21"/>
         </w:rPr>
         <w:t>Políticas macroeconómicas de estabilización</w:t>
       </w:r>
     </w:p>
     <w:p>
       <w:pPr>
-        <w:spacing w:after="70"/>
-        <w:ind w:left="504" w:hanging="259"/>
-        <w:jc w:val="both"/>
-      </w:pPr>
-      <w:r>
-        <w:rPr>
-          <w:rFonts w:ascii="Calibri" w:hAnsi="Calibri"/>
-          <w:b/>
-          <w:color w:val="76927A"/>
-        </w:rPr>
-        <w:t xml:space="preserve">•  </w:t>
-      </w:r>
+        <w:spacing w:before="40" w:after="90" w:line="276" w:lineRule="auto"/>
+        <w:ind w:left="0" w:firstLine="0"/>
+        <w:jc w:val="both"/>
+      </w:pPr>
       <w:r>
         <w:rPr>
           <w:rFonts w:ascii="Calibri" w:hAnsi="Calibri"/>
           <w:b/>
           <w:color w:val="113927"/>
+          <w:sz w:val="21"/>
         </w:rPr>
         <w:t xml:space="preserve">Paro estacional: </w:t>
       </w:r>
@@ -9585,6 +8957,7 @@
         <w:rPr>
           <w:rFonts w:ascii="Calibri" w:hAnsi="Calibri"/>
           <w:color w:val="2F3A30"/>
+          <w:sz w:val="21"/>
         </w:rPr>
         <w:t>Diversificación económica y flexibilidad laboral</w:t>
       </w:r>
@@ -9758,23 +9131,16 @@
     </w:p>
     <w:p>
       <w:pPr>
-        <w:spacing w:after="70"/>
-        <w:ind w:left="504" w:hanging="259"/>
-        <w:jc w:val="both"/>
-      </w:pPr>
-      <w:r>
-        <w:rPr>
-          <w:rFonts w:ascii="Calibri" w:hAnsi="Calibri"/>
-          <w:b/>
-          <w:color w:val="76927A"/>
-        </w:rPr>
-        <w:t xml:space="preserve">•  </w:t>
-      </w:r>
+        <w:spacing w:before="40" w:after="90" w:line="276" w:lineRule="auto"/>
+        <w:ind w:left="0" w:firstLine="0"/>
+        <w:jc w:val="both"/>
+      </w:pPr>
       <w:r>
         <w:rPr>
           <w:rFonts w:ascii="Calibri" w:hAnsi="Calibri"/>
           <w:b/>
           <w:color w:val="113927"/>
+          <w:sz w:val="21"/>
         </w:rPr>
         <w:t xml:space="preserve">Relación con el producto potencial: </w:t>
       </w:r>
@@ -9782,6 +9148,7 @@
         <w:rPr>
           <w:rFonts w:ascii="Calibri" w:hAnsi="Calibri"/>
           <w:color w:val="2F3A30"/>
+          <w:sz w:val="21"/>
         </w:rPr>
         <w:t>En términos macroeconómicos, la tasa natural de desempleo se relaciona estrechamente con el concepto de producto potencial de la economía:</w:t>
       </w:r>
@@ -9980,23 +9347,16 @@
     </w:p>
     <w:p>
       <w:pPr>
-        <w:spacing w:after="70"/>
-        <w:ind w:left="504" w:hanging="259"/>
-        <w:jc w:val="both"/>
-      </w:pPr>
-      <w:r>
-        <w:rPr>
-          <w:rFonts w:ascii="Calibri" w:hAnsi="Calibri"/>
-          <w:b/>
-          <w:color w:val="76927A"/>
-        </w:rPr>
-        <w:t xml:space="preserve">•  </w:t>
-      </w:r>
+        <w:spacing w:before="40" w:after="90" w:line="276" w:lineRule="auto"/>
+        <w:ind w:left="0" w:firstLine="0"/>
+        <w:jc w:val="both"/>
+      </w:pPr>
       <w:r>
         <w:rPr>
           <w:rFonts w:ascii="Calibri" w:hAnsi="Calibri"/>
           <w:b/>
           <w:color w:val="113927"/>
+          <w:sz w:val="21"/>
         </w:rPr>
         <w:t xml:space="preserve">Relación de corto plazo: </w:t>
       </w:r>
@@ -10004,29 +9364,23 @@
         <w:rPr>
           <w:rFonts w:ascii="Calibri" w:hAnsi="Calibri"/>
           <w:color w:val="2F3A30"/>
+          <w:sz w:val="21"/>
         </w:rPr>
         <w:t>A corto plazo, existe una relación inversa entre la tasa de paro y la variación de la tasa de inflación.</w:t>
       </w:r>
     </w:p>
     <w:p>
       <w:pPr>
-        <w:spacing w:after="70"/>
-        <w:ind w:left="504" w:hanging="259"/>
-        <w:jc w:val="both"/>
-      </w:pPr>
-      <w:r>
-        <w:rPr>
-          <w:rFonts w:ascii="Calibri" w:hAnsi="Calibri"/>
-          <w:b/>
-          <w:color w:val="76927A"/>
-        </w:rPr>
-        <w:t xml:space="preserve">•  </w:t>
-      </w:r>
+        <w:spacing w:before="40" w:after="90" w:line="276" w:lineRule="auto"/>
+        <w:ind w:left="0" w:firstLine="0"/>
+        <w:jc w:val="both"/>
+      </w:pPr>
       <w:r>
         <w:rPr>
           <w:rFonts w:ascii="Calibri" w:hAnsi="Calibri"/>
           <w:b/>
           <w:color w:val="113927"/>
+          <w:sz w:val="21"/>
         </w:rPr>
         <w:t xml:space="preserve">Tasa natural de paro (NAIRU): </w:t>
       </w:r>
@@ -10034,6 +9388,7 @@
         <w:rPr>
           <w:rFonts w:ascii="Calibri" w:hAnsi="Calibri"/>
           <w:color w:val="2F3A30"/>
+          <w:sz w:val="21"/>
         </w:rPr>
         <w:t>Es la tasa de desempleo que no acelera la inflación. Cuando la tasa de paro actual es igual a la NAIRU, la inflación se mantiene estable.</w:t>
       </w:r>
@@ -10056,23 +9411,16 @@
     </w:p>
     <w:p>
       <w:pPr>
-        <w:spacing w:after="70"/>
-        <w:ind w:left="504" w:hanging="259"/>
-        <w:jc w:val="both"/>
-      </w:pPr>
-      <w:r>
-        <w:rPr>
-          <w:rFonts w:ascii="Calibri" w:hAnsi="Calibri"/>
-          <w:b/>
-          <w:color w:val="76927A"/>
-        </w:rPr>
-        <w:t xml:space="preserve">•  </w:t>
-      </w:r>
+        <w:spacing w:before="40" w:after="90" w:line="276" w:lineRule="auto"/>
+        <w:ind w:left="0" w:firstLine="0"/>
+        <w:jc w:val="both"/>
+      </w:pPr>
       <w:r>
         <w:rPr>
           <w:rFonts w:ascii="Calibri" w:hAnsi="Calibri"/>
           <w:b/>
           <w:color w:val="113927"/>
+          <w:sz w:val="21"/>
         </w:rPr>
         <w:t xml:space="preserve">Si u_t &gt; u_n: </w:t>
       </w:r>
@@ -10080,29 +9428,23 @@
         <w:rPr>
           <w:rFonts w:ascii="Calibri" w:hAnsi="Calibri"/>
           <w:color w:val="2F3A30"/>
+          <w:sz w:val="21"/>
         </w:rPr>
         <w:t>se generan presiones deflacionarias (la tasa de inflación se reduce).</w:t>
       </w:r>
     </w:p>
     <w:p>
       <w:pPr>
-        <w:spacing w:after="70"/>
-        <w:ind w:left="504" w:hanging="259"/>
-        <w:jc w:val="both"/>
-      </w:pPr>
-      <w:r>
-        <w:rPr>
-          <w:rFonts w:ascii="Calibri" w:hAnsi="Calibri"/>
-          <w:b/>
-          <w:color w:val="76927A"/>
-        </w:rPr>
-        <w:t xml:space="preserve">•  </w:t>
-      </w:r>
+        <w:spacing w:before="40" w:after="90" w:line="276" w:lineRule="auto"/>
+        <w:ind w:left="0" w:firstLine="0"/>
+        <w:jc w:val="both"/>
+      </w:pPr>
       <w:r>
         <w:rPr>
           <w:rFonts w:ascii="Calibri" w:hAnsi="Calibri"/>
           <w:b/>
           <w:color w:val="113927"/>
+          <w:sz w:val="21"/>
         </w:rPr>
         <w:t xml:space="preserve">Si u_t &lt; u_n: </w:t>
       </w:r>
@@ -10110,29 +9452,23 @@
         <w:rPr>
           <w:rFonts w:ascii="Calibri" w:hAnsi="Calibri"/>
           <w:color w:val="2F3A30"/>
+          <w:sz w:val="21"/>
         </w:rPr>
         <w:t>se generan presiones inflacionarias (la tasa de inflación aumenta).</w:t>
       </w:r>
     </w:p>
     <w:p>
       <w:pPr>
-        <w:spacing w:after="70"/>
-        <w:ind w:left="504" w:hanging="259"/>
-        <w:jc w:val="both"/>
-      </w:pPr>
-      <w:r>
-        <w:rPr>
-          <w:rFonts w:ascii="Calibri" w:hAnsi="Calibri"/>
-          <w:b/>
-          <w:color w:val="76927A"/>
-        </w:rPr>
-        <w:t xml:space="preserve">•  </w:t>
-      </w:r>
+        <w:spacing w:before="40" w:after="90" w:line="276" w:lineRule="auto"/>
+        <w:ind w:left="0" w:firstLine="0"/>
+        <w:jc w:val="both"/>
+      </w:pPr>
       <w:r>
         <w:rPr>
           <w:rFonts w:ascii="Calibri" w:hAnsi="Calibri"/>
           <w:b/>
           <w:color w:val="113927"/>
+          <w:sz w:val="21"/>
         </w:rPr>
         <w:t xml:space="preserve">Si u_t = u_n: </w:t>
       </w:r>
@@ -10140,6 +9476,7 @@
         <w:rPr>
           <w:rFonts w:ascii="Calibri" w:hAnsi="Calibri"/>
           <w:color w:val="2F3A30"/>
+          <w:sz w:val="21"/>
         </w:rPr>
         <w:t>la inflación se mantiene estable en el nivel esperado (equilibrio NAIRU).</w:t>
       </w:r>
@@ -10233,23 +9570,16 @@
     </w:p>
     <w:p>
       <w:pPr>
-        <w:spacing w:after="70"/>
-        <w:ind w:left="504" w:hanging="259"/>
-        <w:jc w:val="both"/>
-      </w:pPr>
-      <w:r>
-        <w:rPr>
-          <w:rFonts w:ascii="Calibri" w:hAnsi="Calibri"/>
-          <w:b/>
-          <w:color w:val="76927A"/>
-        </w:rPr>
-        <w:t xml:space="preserve">•  </w:t>
-      </w:r>
+        <w:spacing w:before="40" w:after="90" w:line="276" w:lineRule="auto"/>
+        <w:ind w:left="0" w:firstLine="0"/>
+        <w:jc w:val="both"/>
+      </w:pPr>
       <w:r>
         <w:rPr>
           <w:rFonts w:ascii="Calibri" w:hAnsi="Calibri"/>
           <w:b/>
           <w:color w:val="113927"/>
+          <w:sz w:val="21"/>
         </w:rPr>
         <w:t xml:space="preserve">Curva de Phillips a largo plazo: </w:t>
       </w:r>
@@ -10257,6 +9587,7 @@
         <w:rPr>
           <w:rFonts w:ascii="Calibri" w:hAnsi="Calibri"/>
           <w:color w:val="2F3A30"/>
+          <w:sz w:val="21"/>
         </w:rPr>
         <w:t>A largo plazo, la Curva de Phillips se vuelve vertical en el punto correspondiente a la tasa natural de desempleo, indicando que no existe un trade-off permanente entre inflación y desempleo.</w:t>
       </w:r>
@@ -10295,25 +9626,18 @@
     </w:p>
     <w:p>
       <w:pPr>
-        <w:spacing w:after="70"/>
-        <w:ind w:left="504" w:hanging="259"/>
-        <w:jc w:val="both"/>
-      </w:pPr>
-      <w:r>
-        <w:rPr>
-          <w:rFonts w:ascii="Calibri" w:hAnsi="Calibri"/>
-          <w:b/>
-          <w:color w:val="76927A"/>
-        </w:rPr>
-        <w:t xml:space="preserve">•  </w:t>
-      </w:r>
+        <w:spacing w:before="40" w:after="90" w:line="276" w:lineRule="auto"/>
+        <w:ind w:left="0" w:firstLine="0"/>
+        <w:jc w:val="both"/>
+      </w:pPr>
       <w:r>
         <w:rPr>
           <w:rFonts w:ascii="Calibri" w:hAnsi="Calibri"/>
           <w:b/>
           <w:color w:val="113927"/>
-        </w:rPr>
-        <w:t xml:space="preserve">Factores que afectan solo a la tasa de paro observada: </w:t>
+          <w:sz w:val="21"/>
+        </w:rPr>
+        <w:t xml:space="preserve">1. Factores que afectan solo a la tasa de paro observada: </w:t>
       </w:r>
     </w:p>
     <w:p>
@@ -10333,25 +9657,18 @@
     </w:p>
     <w:p>
       <w:pPr>
-        <w:spacing w:after="70"/>
-        <w:ind w:left="504" w:hanging="259"/>
-        <w:jc w:val="both"/>
-      </w:pPr>
-      <w:r>
-        <w:rPr>
-          <w:rFonts w:ascii="Calibri" w:hAnsi="Calibri"/>
-          <w:b/>
-          <w:color w:val="76927A"/>
-        </w:rPr>
-        <w:t xml:space="preserve">•  </w:t>
-      </w:r>
+        <w:spacing w:before="40" w:after="90" w:line="276" w:lineRule="auto"/>
+        <w:ind w:left="0" w:firstLine="0"/>
+        <w:jc w:val="both"/>
+      </w:pPr>
       <w:r>
         <w:rPr>
           <w:rFonts w:ascii="Calibri" w:hAnsi="Calibri"/>
           <w:b/>
           <w:color w:val="113927"/>
-        </w:rPr>
-        <w:t xml:space="preserve">Factores que afectan a la NAIRU: </w:t>
+          <w:sz w:val="21"/>
+        </w:rPr>
+        <w:t xml:space="preserve">2. Factores que afectan a la NAIRU: </w:t>
       </w:r>
     </w:p>
     <w:p>
@@ -10388,23 +9705,16 @@
     </w:p>
     <w:p>
       <w:pPr>
-        <w:spacing w:after="70"/>
-        <w:ind w:left="504" w:hanging="259"/>
-        <w:jc w:val="both"/>
-      </w:pPr>
-      <w:r>
-        <w:rPr>
-          <w:rFonts w:ascii="Calibri" w:hAnsi="Calibri"/>
-          <w:b/>
-          <w:color w:val="76927A"/>
-        </w:rPr>
-        <w:t xml:space="preserve">•  </w:t>
-      </w:r>
+        <w:spacing w:before="40" w:after="90" w:line="276" w:lineRule="auto"/>
+        <w:ind w:left="0" w:firstLine="0"/>
+        <w:jc w:val="both"/>
+      </w:pPr>
       <w:r>
         <w:rPr>
           <w:rFonts w:ascii="Calibri" w:hAnsi="Calibri"/>
           <w:b/>
           <w:color w:val="113927"/>
+          <w:sz w:val="21"/>
         </w:rPr>
         <w:t xml:space="preserve">Cambios tecnológicos: </w:t>
       </w:r>
@@ -10412,6 +9722,7 @@
         <w:rPr>
           <w:rFonts w:ascii="Calibri" w:hAnsi="Calibri"/>
           <w:color w:val="2F3A30"/>
+          <w:sz w:val="21"/>
         </w:rPr>
         <w:t>Que afectan la demanda de diferentes habilidades y pueden crear desajustes temporales o permanentes</w:t>
       </w:r>
@@ -10434,23 +9745,16 @@
     </w:p>
     <w:p>
       <w:pPr>
-        <w:spacing w:after="70"/>
-        <w:ind w:left="504" w:hanging="259"/>
-        <w:jc w:val="both"/>
-      </w:pPr>
-      <w:r>
-        <w:rPr>
-          <w:rFonts w:ascii="Calibri" w:hAnsi="Calibri"/>
-          <w:b/>
-          <w:color w:val="76927A"/>
-        </w:rPr>
-        <w:t xml:space="preserve">•  </w:t>
-      </w:r>
+        <w:spacing w:before="40" w:after="90" w:line="276" w:lineRule="auto"/>
+        <w:ind w:left="0" w:firstLine="0"/>
+        <w:jc w:val="both"/>
+      </w:pPr>
       <w:r>
         <w:rPr>
           <w:rFonts w:ascii="Calibri" w:hAnsi="Calibri"/>
           <w:b/>
           <w:color w:val="113927"/>
+          <w:sz w:val="21"/>
         </w:rPr>
         <w:t xml:space="preserve">Cambios en los costes laborales unitarios: </w:t>
       </w:r>
@@ -10458,6 +9762,7 @@
         <w:rPr>
           <w:rFonts w:ascii="Calibri" w:hAnsi="Calibri"/>
           <w:color w:val="2F3A30"/>
+          <w:sz w:val="21"/>
         </w:rPr>
         <w:t>Variaciones en la relación entre salarios y productividad</w:t>
       </w:r>
@@ -10560,23 +9865,16 @@
     </w:p>
     <w:p>
       <w:pPr>
-        <w:spacing w:after="70"/>
-        <w:ind w:left="504" w:hanging="259"/>
-        <w:jc w:val="both"/>
-      </w:pPr>
-      <w:r>
-        <w:rPr>
-          <w:rFonts w:ascii="Calibri" w:hAnsi="Calibri"/>
-          <w:b/>
-          <w:color w:val="76927A"/>
-        </w:rPr>
-        <w:t xml:space="preserve">•  </w:t>
-      </w:r>
+        <w:spacing w:before="40" w:after="90" w:line="276" w:lineRule="auto"/>
+        <w:ind w:left="0" w:firstLine="0"/>
+        <w:jc w:val="both"/>
+      </w:pPr>
       <w:r>
         <w:rPr>
           <w:rFonts w:ascii="Calibri" w:hAnsi="Calibri"/>
           <w:b/>
           <w:color w:val="113927"/>
+          <w:sz w:val="21"/>
         </w:rPr>
         <w:t xml:space="preserve">Objetivo a corto plazo: </w:t>
       </w:r>
@@ -10584,29 +9882,23 @@
         <w:rPr>
           <w:rFonts w:ascii="Calibri" w:hAnsi="Calibri"/>
           <w:color w:val="2F3A30"/>
+          <w:sz w:val="21"/>
         </w:rPr>
         <w:t>Mantener la tasa de paro cerca de la NAIRU para garantizar la estabilidad de precios.</w:t>
       </w:r>
     </w:p>
     <w:p>
       <w:pPr>
-        <w:spacing w:after="70"/>
-        <w:ind w:left="504" w:hanging="259"/>
-        <w:jc w:val="both"/>
-      </w:pPr>
-      <w:r>
-        <w:rPr>
-          <w:rFonts w:ascii="Calibri" w:hAnsi="Calibri"/>
-          <w:b/>
-          <w:color w:val="76927A"/>
-        </w:rPr>
-        <w:t xml:space="preserve">•  </w:t>
-      </w:r>
+        <w:spacing w:before="40" w:after="90" w:line="276" w:lineRule="auto"/>
+        <w:ind w:left="0" w:firstLine="0"/>
+        <w:jc w:val="both"/>
+      </w:pPr>
       <w:r>
         <w:rPr>
           <w:rFonts w:ascii="Calibri" w:hAnsi="Calibri"/>
           <w:b/>
           <w:color w:val="113927"/>
+          <w:sz w:val="21"/>
         </w:rPr>
         <w:t xml:space="preserve">Objetivo a medio plazo: </w:t>
       </w:r>
@@ -10614,29 +9906,23 @@
         <w:rPr>
           <w:rFonts w:ascii="Calibri" w:hAnsi="Calibri"/>
           <w:color w:val="2F3A30"/>
+          <w:sz w:val="21"/>
         </w:rPr>
         <w:t>Reducir la NAIRU para lograr un menor desempleo estructural.</w:t>
       </w:r>
     </w:p>
     <w:p>
       <w:pPr>
-        <w:spacing w:after="70"/>
-        <w:ind w:left="504" w:hanging="259"/>
-        <w:jc w:val="both"/>
-      </w:pPr>
-      <w:r>
-        <w:rPr>
-          <w:rFonts w:ascii="Calibri" w:hAnsi="Calibri"/>
-          <w:b/>
-          <w:color w:val="76927A"/>
-        </w:rPr>
-        <w:t xml:space="preserve">•  </w:t>
-      </w:r>
+        <w:spacing w:before="40" w:after="90" w:line="276" w:lineRule="auto"/>
+        <w:ind w:left="0" w:firstLine="0"/>
+        <w:jc w:val="both"/>
+      </w:pPr>
       <w:r>
         <w:rPr>
           <w:rFonts w:ascii="Calibri" w:hAnsi="Calibri"/>
           <w:b/>
           <w:color w:val="113927"/>
+          <w:sz w:val="21"/>
         </w:rPr>
         <w:t xml:space="preserve">Desafíos de medición: </w:t>
       </w:r>
@@ -10644,6 +9930,7 @@
         <w:rPr>
           <w:rFonts w:ascii="Calibri" w:hAnsi="Calibri"/>
           <w:color w:val="2F3A30"/>
+          <w:sz w:val="21"/>
         </w:rPr>
         <w:t>La medición precisa de la tasa natural de desempleo presenta desafíos significativos:</w:t>
       </w:r>
@@ -10741,23 +10028,16 @@
     </w:p>
     <w:p>
       <w:pPr>
-        <w:spacing w:after="70"/>
-        <w:ind w:left="504" w:hanging="259"/>
-        <w:jc w:val="both"/>
-      </w:pPr>
-      <w:r>
-        <w:rPr>
-          <w:rFonts w:ascii="Calibri" w:hAnsi="Calibri"/>
-          <w:b/>
-          <w:color w:val="76927A"/>
-        </w:rPr>
-        <w:t xml:space="preserve">•  </w:t>
-      </w:r>
+        <w:spacing w:before="40" w:after="90" w:line="276" w:lineRule="auto"/>
+        <w:ind w:left="0" w:firstLine="0"/>
+        <w:jc w:val="both"/>
+      </w:pPr>
       <w:r>
         <w:rPr>
           <w:rFonts w:ascii="Calibri" w:hAnsi="Calibri"/>
           <w:b/>
           <w:color w:val="113927"/>
+          <w:sz w:val="21"/>
         </w:rPr>
         <w:t xml:space="preserve">Instituciones relevantes: </w:t>
       </w:r>
@@ -10765,9 +10045,75 @@
         <w:rPr>
           <w:rFonts w:ascii="Calibri" w:hAnsi="Calibri"/>
           <w:color w:val="2F3A30"/>
+          <w:sz w:val="21"/>
         </w:rPr>
         <w:t>Dada su importancia para la política monetaria y fiscal, instituciones como los bancos centrales y organizaciones internacionales como la OCDE y el FMI dedican considerable esfuerzo a estimar y actualizar regularmente sus cálculos de la NAIRU.</w:t>
       </w:r>
+    </w:p>
+    <w:tbl>
+      <w:tblPr>
+        <w:tblW w:type="auto" w:w="0"/>
+        <w:jc w:val="center"/>
+        <w:tblLayout w:type="fixed"/>
+        <w:tblLook w:firstColumn="1" w:firstRow="1" w:lastColumn="0" w:lastRow="0" w:noHBand="0" w:noVBand="1" w:val="04A0"/>
+      </w:tblPr>
+      <w:tblGrid>
+        <w:gridCol w:w="9418"/>
+      </w:tblGrid>
+      <w:tr>
+        <w:tc>
+          <w:tcPr>
+            <w:tcW w:type="dxa" w:w="9360"/>
+            <w:shd w:val="clear" w:color="auto" w:fill="F4F8F5"/>
+            <w:tcMar>
+              <w:top w:w="140" w:type="dxa"/>
+              <w:left w:w="200" w:type="dxa"/>
+              <w:bottom w:w="140" w:type="dxa"/>
+              <w:right w:w="160" w:type="dxa"/>
+            </w:tcMar>
+            <w:tcBorders>
+              <w:top w:val="none"/>
+              <w:left w:val="single" w:sz="26" w:space="0" w:color="113927"/>
+              <w:bottom w:val="none"/>
+              <w:right w:val="none"/>
+            </w:tcBorders>
+          </w:tcPr>
+          <w:p>
+            <w:pPr>
+              <w:spacing w:before="0" w:after="40"/>
+              <w:jc w:val="left"/>
+            </w:pPr>
+            <w:r>
+              <w:rPr>
+                <w:rFonts w:ascii="Outfit" w:hAnsi="Outfit"/>
+                <w:b/>
+                <w:color w:val="113927"/>
+                <w:sz w:val="19"/>
+              </w:rPr>
+              <w:t>🗓️  ENCUADRE DOCENTE PRESENCIAL · SESIÓN 5 (SEMANA 3 · CIERRE TEMA 1) — EMPAREJAMIENTO (DMP), CURVA DE BEVERIDGE Y POLÍTICAS ACTIVAS</w:t>
+            </w:r>
+          </w:p>
+          <w:p>
+            <w:pPr>
+              <w:spacing w:before="0" w:after="0" w:line="276" w:lineRule="auto"/>
+              <w:jc w:val="both"/>
+            </w:pPr>
+            <w:r>
+              <w:rPr>
+                <w:rFonts w:ascii="Calibri" w:hAnsi="Calibri"/>
+                <w:color w:val="2F3A30"/>
+                <w:sz w:val="19"/>
+              </w:rPr>
+              <w:t>Modelo de búsqueda y emparejamiento (Diamond-Mortensen-Pissarides): función de emparejamiento, tasa de paro de estado estacionario u* = s/(s+f), tensión del mercado (labor market tightness θ) y análisis comparado de la Curva de Beveridge en España. Síntesis integral de Tema 1 y lanzamiento del Caso 1 de EPD.</w:t>
+            </w:r>
+          </w:p>
+        </w:tc>
+      </w:tr>
+    </w:tbl>
+    <w:p>
+      <w:pPr>
+        <w:spacing w:before="0" w:after="80"/>
+      </w:pPr>
     </w:p>
     <w:p>
       <w:pPr>
@@ -10907,23 +10253,16 @@
     </w:p>
     <w:p>
       <w:pPr>
-        <w:spacing w:after="70"/>
-        <w:ind w:left="504" w:hanging="259"/>
-        <w:jc w:val="both"/>
-      </w:pPr>
-      <w:r>
-        <w:rPr>
-          <w:rFonts w:ascii="Calibri" w:hAnsi="Calibri"/>
-          <w:b/>
-          <w:color w:val="76927A"/>
-        </w:rPr>
-        <w:t xml:space="preserve">•  </w:t>
-      </w:r>
+        <w:spacing w:before="40" w:after="90" w:line="276" w:lineRule="auto"/>
+        <w:ind w:left="0" w:firstLine="0"/>
+        <w:jc w:val="both"/>
+      </w:pPr>
       <w:r>
         <w:rPr>
           <w:rFonts w:ascii="Calibri" w:hAnsi="Calibri"/>
           <w:b/>
           <w:color w:val="113927"/>
+          <w:sz w:val="21"/>
         </w:rPr>
         <w:t xml:space="preserve">Metáfora explicativa: </w:t>
       </w:r>
@@ -10931,29 +10270,23 @@
         <w:rPr>
           <w:rFonts w:ascii="Calibri" w:hAnsi="Calibri"/>
           <w:color w:val="2F3A30"/>
+          <w:sz w:val="21"/>
         </w:rPr>
         <w:t>La curva de Beveridge es como una especie de "termómetro" del mercado laboral. Nos ayuda a entender qué tan bien (o mal) está funcionando el proceso de emparejar a las personas que buscan trabajo con los puestos de trabajo disponibles.</w:t>
       </w:r>
     </w:p>
     <w:p>
       <w:pPr>
-        <w:spacing w:after="70"/>
-        <w:ind w:left="504" w:hanging="259"/>
-        <w:jc w:val="both"/>
-      </w:pPr>
-      <w:r>
-        <w:rPr>
-          <w:rFonts w:ascii="Calibri" w:hAnsi="Calibri"/>
-          <w:b/>
-          <w:color w:val="76927A"/>
-        </w:rPr>
-        <w:t xml:space="preserve">•  </w:t>
-      </w:r>
+        <w:spacing w:before="40" w:after="90" w:line="276" w:lineRule="auto"/>
+        <w:ind w:left="0" w:firstLine="0"/>
+        <w:jc w:val="both"/>
+      </w:pPr>
       <w:r>
         <w:rPr>
           <w:rFonts w:ascii="Calibri" w:hAnsi="Calibri"/>
           <w:b/>
           <w:color w:val="113927"/>
+          <w:sz w:val="21"/>
         </w:rPr>
         <w:t xml:space="preserve">Analogía del mercado laboral como baile: </w:t>
       </w:r>
@@ -10961,29 +10294,23 @@
         <w:rPr>
           <w:rFonts w:ascii="Calibri" w:hAnsi="Calibri"/>
           <w:color w:val="2F3A30"/>
+          <w:sz w:val="21"/>
         </w:rPr>
         <w:t>Imagina que el mercado laboral es como un gran baile:</w:t>
       </w:r>
     </w:p>
     <w:p>
       <w:pPr>
-        <w:spacing w:after="70"/>
-        <w:ind w:left="504" w:hanging="259"/>
-        <w:jc w:val="both"/>
-      </w:pPr>
-      <w:r>
-        <w:rPr>
-          <w:rFonts w:ascii="Calibri" w:hAnsi="Calibri"/>
-          <w:b/>
-          <w:color w:val="76927A"/>
-        </w:rPr>
-        <w:t xml:space="preserve">•  </w:t>
-      </w:r>
+        <w:spacing w:before="40" w:after="90" w:line="276" w:lineRule="auto"/>
+        <w:ind w:left="0" w:firstLine="0"/>
+        <w:jc w:val="both"/>
+      </w:pPr>
       <w:r>
         <w:rPr>
           <w:rFonts w:ascii="Calibri" w:hAnsi="Calibri"/>
           <w:b/>
           <w:color w:val="113927"/>
+          <w:sz w:val="21"/>
         </w:rPr>
         <w:t xml:space="preserve">Personas buscando pareja de baile: </w:t>
       </w:r>
@@ -10991,29 +10318,23 @@
         <w:rPr>
           <w:rFonts w:ascii="Calibri" w:hAnsi="Calibri"/>
           <w:color w:val="2F3A30"/>
+          <w:sz w:val="21"/>
         </w:rPr>
         <w:t>Los desempleados buscando trabajo</w:t>
       </w:r>
     </w:p>
     <w:p>
       <w:pPr>
-        <w:spacing w:after="70"/>
-        <w:ind w:left="504" w:hanging="259"/>
-        <w:jc w:val="both"/>
-      </w:pPr>
-      <w:r>
-        <w:rPr>
-          <w:rFonts w:ascii="Calibri" w:hAnsi="Calibri"/>
-          <w:b/>
-          <w:color w:val="76927A"/>
-        </w:rPr>
-        <w:t xml:space="preserve">•  </w:t>
-      </w:r>
+        <w:spacing w:before="40" w:after="90" w:line="276" w:lineRule="auto"/>
+        <w:ind w:left="0" w:firstLine="0"/>
+        <w:jc w:val="both"/>
+      </w:pPr>
       <w:r>
         <w:rPr>
           <w:rFonts w:ascii="Calibri" w:hAnsi="Calibri"/>
           <w:b/>
           <w:color w:val="113927"/>
+          <w:sz w:val="21"/>
         </w:rPr>
         <w:t xml:space="preserve">Espacios vacíos en la pista: </w:t>
       </w:r>
@@ -11021,6 +10342,7 @@
         <w:rPr>
           <w:rFonts w:ascii="Calibri" w:hAnsi="Calibri"/>
           <w:color w:val="2F3A30"/>
+          <w:sz w:val="21"/>
         </w:rPr>
         <w:t>Las vacantes o puestos de trabajo disponibles</w:t>
       </w:r>
@@ -11043,23 +10365,16 @@
     </w:p>
     <w:p>
       <w:pPr>
-        <w:spacing w:after="70"/>
-        <w:ind w:left="504" w:hanging="259"/>
-        <w:jc w:val="both"/>
-      </w:pPr>
-      <w:r>
-        <w:rPr>
-          <w:rFonts w:ascii="Calibri" w:hAnsi="Calibri"/>
-          <w:b/>
-          <w:color w:val="76927A"/>
-        </w:rPr>
-        <w:t xml:space="preserve">•  </w:t>
-      </w:r>
+        <w:spacing w:before="40" w:after="90" w:line="276" w:lineRule="auto"/>
+        <w:ind w:left="0" w:firstLine="0"/>
+        <w:jc w:val="both"/>
+      </w:pPr>
       <w:r>
         <w:rPr>
           <w:rFonts w:ascii="Calibri" w:hAnsi="Calibri"/>
           <w:b/>
           <w:color w:val="113927"/>
+          <w:sz w:val="21"/>
         </w:rPr>
         <w:t xml:space="preserve">Horizontal: </w:t>
       </w:r>
@@ -11067,29 +10382,23 @@
         <w:rPr>
           <w:rFonts w:ascii="Calibri" w:hAnsi="Calibri"/>
           <w:color w:val="2F3A30"/>
+          <w:sz w:val="21"/>
         </w:rPr>
         <w:t>tasa de desempleo (cuántas personas están buscando trabajo)</w:t>
       </w:r>
     </w:p>
     <w:p>
       <w:pPr>
-        <w:spacing w:after="70"/>
-        <w:ind w:left="504" w:hanging="259"/>
-        <w:jc w:val="both"/>
-      </w:pPr>
-      <w:r>
-        <w:rPr>
-          <w:rFonts w:ascii="Calibri" w:hAnsi="Calibri"/>
-          <w:b/>
-          <w:color w:val="76927A"/>
-        </w:rPr>
-        <w:t xml:space="preserve">•  </w:t>
-      </w:r>
+        <w:spacing w:before="40" w:after="90" w:line="276" w:lineRule="auto"/>
+        <w:ind w:left="0" w:firstLine="0"/>
+        <w:jc w:val="both"/>
+      </w:pPr>
       <w:r>
         <w:rPr>
           <w:rFonts w:ascii="Calibri" w:hAnsi="Calibri"/>
           <w:b/>
           <w:color w:val="113927"/>
+          <w:sz w:val="21"/>
         </w:rPr>
         <w:t xml:space="preserve">Vertical: </w:t>
       </w:r>
@@ -11097,29 +10406,23 @@
         <w:rPr>
           <w:rFonts w:ascii="Calibri" w:hAnsi="Calibri"/>
           <w:color w:val="2F3A30"/>
+          <w:sz w:val="21"/>
         </w:rPr>
         <w:t>tasa de vacantes (cuántos puestos de trabajo están disponibles)</w:t>
       </w:r>
     </w:p>
     <w:p>
       <w:pPr>
-        <w:spacing w:after="70"/>
-        <w:ind w:left="504" w:hanging="259"/>
-        <w:jc w:val="both"/>
-      </w:pPr>
-      <w:r>
-        <w:rPr>
-          <w:rFonts w:ascii="Calibri" w:hAnsi="Calibri"/>
-          <w:b/>
-          <w:color w:val="76927A"/>
-        </w:rPr>
-        <w:t xml:space="preserve">•  </w:t>
-      </w:r>
+        <w:spacing w:before="40" w:after="90" w:line="276" w:lineRule="auto"/>
+        <w:ind w:left="0" w:firstLine="0"/>
+        <w:jc w:val="both"/>
+      </w:pPr>
       <w:r>
         <w:rPr>
           <w:rFonts w:ascii="Calibri" w:hAnsi="Calibri"/>
           <w:b/>
           <w:color w:val="113927"/>
+          <w:sz w:val="21"/>
         </w:rPr>
         <w:t xml:space="preserve">Base teórica: </w:t>
       </w:r>
@@ -11127,6 +10430,7 @@
         <w:rPr>
           <w:rFonts w:ascii="Calibri" w:hAnsi="Calibri"/>
           <w:color w:val="2F3A30"/>
+          <w:sz w:val="21"/>
         </w:rPr>
         <w:t>Ecuación de emparejamiento</w:t>
       </w:r>
@@ -11239,23 +10543,16 @@
     </w:p>
     <w:p>
       <w:pPr>
-        <w:spacing w:after="70"/>
-        <w:ind w:left="504" w:hanging="259"/>
-        <w:jc w:val="both"/>
-      </w:pPr>
-      <w:r>
-        <w:rPr>
-          <w:rFonts w:ascii="Calibri" w:hAnsi="Calibri"/>
-          <w:b/>
-          <w:color w:val="76927A"/>
-        </w:rPr>
-        <w:t xml:space="preserve">•  </w:t>
-      </w:r>
+        <w:spacing w:before="40" w:after="90" w:line="276" w:lineRule="auto"/>
+        <w:ind w:left="0" w:firstLine="0"/>
+        <w:jc w:val="both"/>
+      </w:pPr>
       <w:r>
         <w:rPr>
           <w:rFonts w:ascii="Calibri" w:hAnsi="Calibri"/>
           <w:b/>
           <w:color w:val="113927"/>
+          <w:sz w:val="21"/>
         </w:rPr>
         <w:t xml:space="preserve">Insight fundamental: </w:t>
       </w:r>
@@ -11263,6 +10560,7 @@
         <w:rPr>
           <w:rFonts w:ascii="Calibri" w:hAnsi="Calibri"/>
           <w:color w:val="2F3A30"/>
+          <w:sz w:val="21"/>
         </w:rPr>
         <w:t>Esta ecuación destaca que el número de contrataciones no solo depende del número de vacantes y desempleados, sino también de la eficiencia del proceso de emparejamiento. Dos economías con el mismo número de vacantes y desempleados podrían tener diferentes tasas de paro debido a diferencias en la eficiencia del emparejamiento.</w:t>
       </w:r>
@@ -11302,23 +10600,16 @@
     </w:p>
     <w:p>
       <w:pPr>
-        <w:spacing w:after="70"/>
-        <w:ind w:left="504" w:hanging="259"/>
-        <w:jc w:val="both"/>
-      </w:pPr>
-      <w:r>
-        <w:rPr>
-          <w:rFonts w:ascii="Calibri" w:hAnsi="Calibri"/>
-          <w:b/>
-          <w:color w:val="76927A"/>
-        </w:rPr>
-        <w:t xml:space="preserve">•  </w:t>
-      </w:r>
+        <w:spacing w:before="40" w:after="90" w:line="276" w:lineRule="auto"/>
+        <w:ind w:left="0" w:firstLine="0"/>
+        <w:jc w:val="both"/>
+      </w:pPr>
       <w:r>
         <w:rPr>
           <w:rFonts w:ascii="Calibri" w:hAnsi="Calibri"/>
           <w:b/>
           <w:color w:val="113927"/>
+          <w:sz w:val="21"/>
         </w:rPr>
         <w:t xml:space="preserve">Forma: </w:t>
       </w:r>
@@ -11326,29 +10617,23 @@
         <w:rPr>
           <w:rFonts w:ascii="Calibri" w:hAnsi="Calibri"/>
           <w:color w:val="2F3A30"/>
+          <w:sz w:val="21"/>
         </w:rPr>
         <w:t>La curva tiene una pendiente negativa, reflejando la relación inversa entre vacantes y desempleo.</w:t>
       </w:r>
     </w:p>
     <w:p>
       <w:pPr>
-        <w:spacing w:after="70"/>
-        <w:ind w:left="504" w:hanging="259"/>
-        <w:jc w:val="both"/>
-      </w:pPr>
-      <w:r>
-        <w:rPr>
-          <w:rFonts w:ascii="Calibri" w:hAnsi="Calibri"/>
-          <w:b/>
-          <w:color w:val="76927A"/>
-        </w:rPr>
-        <w:t xml:space="preserve">•  </w:t>
-      </w:r>
+        <w:spacing w:before="40" w:after="90" w:line="276" w:lineRule="auto"/>
+        <w:ind w:left="0" w:firstLine="0"/>
+        <w:jc w:val="both"/>
+      </w:pPr>
       <w:r>
         <w:rPr>
           <w:rFonts w:ascii="Calibri" w:hAnsi="Calibri"/>
           <w:b/>
           <w:color w:val="113927"/>
+          <w:sz w:val="21"/>
         </w:rPr>
         <w:t xml:space="preserve">No intersección con los ejes: </w:t>
       </w:r>
@@ -11356,29 +10641,23 @@
         <w:rPr>
           <w:rFonts w:ascii="Calibri" w:hAnsi="Calibri"/>
           <w:color w:val="2F3A30"/>
+          <w:sz w:val="21"/>
         </w:rPr>
         <w:t>La curva nunca corta los ejes, indicando que siempre existirá algún nivel de vacantes y desempleo en la economía.</w:t>
       </w:r>
     </w:p>
     <w:p>
       <w:pPr>
-        <w:spacing w:after="70"/>
-        <w:ind w:left="504" w:hanging="259"/>
-        <w:jc w:val="both"/>
-      </w:pPr>
-      <w:r>
-        <w:rPr>
-          <w:rFonts w:ascii="Calibri" w:hAnsi="Calibri"/>
-          <w:b/>
-          <w:color w:val="76927A"/>
-        </w:rPr>
-        <w:t xml:space="preserve">•  </w:t>
-      </w:r>
+        <w:spacing w:before="40" w:after="90" w:line="276" w:lineRule="auto"/>
+        <w:ind w:left="0" w:firstLine="0"/>
+        <w:jc w:val="both"/>
+      </w:pPr>
       <w:r>
         <w:rPr>
           <w:rFonts w:ascii="Calibri" w:hAnsi="Calibri"/>
           <w:b/>
           <w:color w:val="113927"/>
+          <w:sz w:val="21"/>
         </w:rPr>
         <w:t xml:space="preserve">Punto de equilibrio: </w:t>
       </w:r>
@@ -11386,6 +10665,7 @@
         <w:rPr>
           <w:rFonts w:ascii="Calibri" w:hAnsi="Calibri"/>
           <w:color w:val="2F3A30"/>
+          <w:sz w:val="21"/>
         </w:rPr>
         <w:t>El punto donde la curva cruza la línea de 45 grados representa la tasa natural de desempleo, donde la tasa de vacantes iguala a la tasa de paro.</w:t>
       </w:r>
@@ -11423,53 +10703,40 @@
     </w:p>
     <w:p>
       <w:pPr>
-        <w:spacing w:after="70"/>
-        <w:ind w:left="504" w:hanging="259"/>
-        <w:jc w:val="both"/>
-      </w:pPr>
-      <w:r>
-        <w:rPr>
-          <w:rFonts w:ascii="Calibri" w:hAnsi="Calibri"/>
-          <w:b/>
-          <w:color w:val="76927A"/>
-        </w:rPr>
-        <w:t xml:space="preserve">•  </w:t>
-      </w:r>
+        <w:spacing w:before="40" w:after="90" w:line="276" w:lineRule="auto"/>
+        <w:ind w:left="0" w:firstLine="0"/>
+        <w:jc w:val="both"/>
+      </w:pPr>
       <w:r>
         <w:rPr>
           <w:rFonts w:ascii="Calibri" w:hAnsi="Calibri"/>
           <w:b/>
           <w:color w:val="113927"/>
-        </w:rPr>
-        <w:t xml:space="preserve">Movimientos a lo largo de la curva: </w:t>
-      </w:r>
-      <w:r>
-        <w:rPr>
-          <w:rFonts w:ascii="Calibri" w:hAnsi="Calibri"/>
-          <w:color w:val="2F3A30"/>
+          <w:sz w:val="21"/>
+        </w:rPr>
+        <w:t xml:space="preserve">1. Movimientos a lo largo de la curva: </w:t>
+      </w:r>
+      <w:r>
+        <w:rPr>
+          <w:rFonts w:ascii="Calibri" w:hAnsi="Calibri"/>
+          <w:color w:val="2F3A30"/>
+          <w:sz w:val="21"/>
         </w:rPr>
         <w:t>Reflejan cambios cíclicos en la economía:</w:t>
       </w:r>
     </w:p>
     <w:p>
       <w:pPr>
-        <w:spacing w:after="70"/>
-        <w:ind w:left="504" w:hanging="259"/>
-        <w:jc w:val="both"/>
-      </w:pPr>
-      <w:r>
-        <w:rPr>
-          <w:rFonts w:ascii="Calibri" w:hAnsi="Calibri"/>
-          <w:b/>
-          <w:color w:val="76927A"/>
-        </w:rPr>
-        <w:t xml:space="preserve">•  </w:t>
-      </w:r>
+        <w:spacing w:before="40" w:after="90" w:line="276" w:lineRule="auto"/>
+        <w:ind w:left="0" w:firstLine="0"/>
+        <w:jc w:val="both"/>
+      </w:pPr>
       <w:r>
         <w:rPr>
           <w:rFonts w:ascii="Calibri" w:hAnsi="Calibri"/>
           <w:b/>
           <w:color w:val="113927"/>
+          <w:sz w:val="21"/>
         </w:rPr>
         <w:t xml:space="preserve">Durante una recesión: </w:t>
       </w:r>
@@ -11477,29 +10744,23 @@
         <w:rPr>
           <w:rFonts w:ascii="Calibri" w:hAnsi="Calibri"/>
           <w:color w:val="2F3A30"/>
+          <w:sz w:val="21"/>
         </w:rPr>
         <w:t>La economía se mueve hacia arriba y a la derecha (mayor desempleo, menos vacantes)</w:t>
       </w:r>
     </w:p>
     <w:p>
       <w:pPr>
-        <w:spacing w:after="70"/>
-        <w:ind w:left="504" w:hanging="259"/>
-        <w:jc w:val="both"/>
-      </w:pPr>
-      <w:r>
-        <w:rPr>
-          <w:rFonts w:ascii="Calibri" w:hAnsi="Calibri"/>
-          <w:b/>
-          <w:color w:val="76927A"/>
-        </w:rPr>
-        <w:t xml:space="preserve">•  </w:t>
-      </w:r>
+        <w:spacing w:before="40" w:after="90" w:line="276" w:lineRule="auto"/>
+        <w:ind w:left="0" w:firstLine="0"/>
+        <w:jc w:val="both"/>
+      </w:pPr>
       <w:r>
         <w:rPr>
           <w:rFonts w:ascii="Calibri" w:hAnsi="Calibri"/>
           <w:b/>
           <w:color w:val="113927"/>
+          <w:sz w:val="21"/>
         </w:rPr>
         <w:t xml:space="preserve">En períodos de expansión: </w:t>
       </w:r>
@@ -11507,36 +10768,31 @@
         <w:rPr>
           <w:rFonts w:ascii="Calibri" w:hAnsi="Calibri"/>
           <w:color w:val="2F3A30"/>
+          <w:sz w:val="21"/>
         </w:rPr>
         <w:t>Se mueve hacia abajo y a la izquierda (menor desempleo, más vacantes)</w:t>
       </w:r>
     </w:p>
     <w:p>
       <w:pPr>
-        <w:spacing w:after="70"/>
-        <w:ind w:left="504" w:hanging="259"/>
-        <w:jc w:val="both"/>
-      </w:pPr>
-      <w:r>
-        <w:rPr>
-          <w:rFonts w:ascii="Calibri" w:hAnsi="Calibri"/>
-          <w:b/>
-          <w:color w:val="76927A"/>
-        </w:rPr>
-        <w:t xml:space="preserve">•  </w:t>
-      </w:r>
+        <w:spacing w:before="40" w:after="90" w:line="276" w:lineRule="auto"/>
+        <w:ind w:left="0" w:firstLine="0"/>
+        <w:jc w:val="both"/>
+      </w:pPr>
       <w:r>
         <w:rPr>
           <w:rFonts w:ascii="Calibri" w:hAnsi="Calibri"/>
           <w:b/>
           <w:color w:val="113927"/>
-        </w:rPr>
-        <w:t xml:space="preserve">Desplazamientos de la curva: </w:t>
-      </w:r>
-      <w:r>
-        <w:rPr>
-          <w:rFonts w:ascii="Calibri" w:hAnsi="Calibri"/>
-          <w:color w:val="2F3A30"/>
+          <w:sz w:val="21"/>
+        </w:rPr>
+        <w:t xml:space="preserve">2. Desplazamientos de la curva: </w:t>
+      </w:r>
+      <w:r>
+        <w:rPr>
+          <w:rFonts w:ascii="Calibri" w:hAnsi="Calibri"/>
+          <w:color w:val="2F3A30"/>
+          <w:sz w:val="21"/>
         </w:rPr>
         <w:t>Indican cambios estructurales en el mercado laboral:</w:t>
       </w:r>
@@ -11559,23 +10815,16 @@
     </w:p>
     <w:p>
       <w:pPr>
-        <w:spacing w:after="70"/>
-        <w:ind w:left="504" w:hanging="259"/>
-        <w:jc w:val="both"/>
-      </w:pPr>
-      <w:r>
-        <w:rPr>
-          <w:rFonts w:ascii="Calibri" w:hAnsi="Calibri"/>
-          <w:b/>
-          <w:color w:val="76927A"/>
-        </w:rPr>
-        <w:t xml:space="preserve">•  </w:t>
-      </w:r>
+        <w:spacing w:before="40" w:after="90" w:line="276" w:lineRule="auto"/>
+        <w:ind w:left="0" w:firstLine="0"/>
+        <w:jc w:val="both"/>
+      </w:pPr>
       <w:r>
         <w:rPr>
           <w:rFonts w:ascii="Calibri" w:hAnsi="Calibri"/>
           <w:b/>
           <w:color w:val="113927"/>
+          <w:sz w:val="21"/>
         </w:rPr>
         <w:t xml:space="preserve">Desplazamiento hacia adentro: </w:t>
       </w:r>
@@ -11583,6 +10832,7 @@
         <w:rPr>
           <w:rFonts w:ascii="Calibri" w:hAnsi="Calibri"/>
           <w:color w:val="2F3A30"/>
+          <w:sz w:val="21"/>
         </w:rPr>
         <w:t>Indica una mejora en la eficiencia del mercado laboral</w:t>
       </w:r>
@@ -11622,23 +10872,16 @@
     </w:p>
     <w:p>
       <w:pPr>
-        <w:spacing w:after="70"/>
-        <w:ind w:left="504" w:hanging="259"/>
-        <w:jc w:val="both"/>
-      </w:pPr>
-      <w:r>
-        <w:rPr>
-          <w:rFonts w:ascii="Calibri" w:hAnsi="Calibri"/>
-          <w:b/>
-          <w:color w:val="76927A"/>
-        </w:rPr>
-        <w:t xml:space="preserve">•  </w:t>
-      </w:r>
+        <w:spacing w:before="40" w:after="90" w:line="276" w:lineRule="auto"/>
+        <w:ind w:left="0" w:firstLine="0"/>
+        <w:jc w:val="both"/>
+      </w:pPr>
       <w:r>
         <w:rPr>
           <w:rFonts w:ascii="Calibri" w:hAnsi="Calibri"/>
           <w:b/>
           <w:color w:val="113927"/>
+          <w:sz w:val="21"/>
         </w:rPr>
         <w:t xml:space="preserve">Relación inversa: </w:t>
       </w:r>
@@ -11646,29 +10889,23 @@
         <w:rPr>
           <w:rFonts w:ascii="Calibri" w:hAnsi="Calibri"/>
           <w:color w:val="2F3A30"/>
+          <w:sz w:val="21"/>
         </w:rPr>
         <w:t>Típicamente muestra una relación negativa entre vacantes y desempleo. Cuando hay muchas vacantes, el desempleo tiende a ser bajo, y viceversa.</w:t>
       </w:r>
     </w:p>
     <w:p>
       <w:pPr>
-        <w:spacing w:after="70"/>
-        <w:ind w:left="504" w:hanging="259"/>
-        <w:jc w:val="both"/>
-      </w:pPr>
-      <w:r>
-        <w:rPr>
-          <w:rFonts w:ascii="Calibri" w:hAnsi="Calibri"/>
-          <w:b/>
-          <w:color w:val="76927A"/>
-        </w:rPr>
-        <w:t xml:space="preserve">•  </w:t>
-      </w:r>
+        <w:spacing w:before="40" w:after="90" w:line="276" w:lineRule="auto"/>
+        <w:ind w:left="0" w:firstLine="0"/>
+        <w:jc w:val="both"/>
+      </w:pPr>
       <w:r>
         <w:rPr>
           <w:rFonts w:ascii="Calibri" w:hAnsi="Calibri"/>
           <w:b/>
           <w:color w:val="113927"/>
+          <w:sz w:val="21"/>
         </w:rPr>
         <w:t xml:space="preserve">Eficiencia del mercado laboral: </w:t>
       </w:r>
@@ -11676,29 +10913,23 @@
         <w:rPr>
           <w:rFonts w:ascii="Calibri" w:hAnsi="Calibri"/>
           <w:color w:val="2F3A30"/>
+          <w:sz w:val="21"/>
         </w:rPr>
         <w:t>La posición de la curva respecto al origen indica qué tan eficiente es el proceso de emparejamiento entre trabajadores y puestos vacantes. Una curva más cercana al origen sugiere un mercado laboral más eficiente.</w:t>
       </w:r>
     </w:p>
     <w:p>
       <w:pPr>
-        <w:spacing w:after="70"/>
-        <w:ind w:left="504" w:hanging="259"/>
-        <w:jc w:val="both"/>
-      </w:pPr>
-      <w:r>
-        <w:rPr>
-          <w:rFonts w:ascii="Calibri" w:hAnsi="Calibri"/>
-          <w:b/>
-          <w:color w:val="76927A"/>
-        </w:rPr>
-        <w:t xml:space="preserve">•  </w:t>
-      </w:r>
+        <w:spacing w:before="40" w:after="90" w:line="276" w:lineRule="auto"/>
+        <w:ind w:left="0" w:firstLine="0"/>
+        <w:jc w:val="both"/>
+      </w:pPr>
       <w:r>
         <w:rPr>
           <w:rFonts w:ascii="Calibri" w:hAnsi="Calibri"/>
           <w:b/>
           <w:color w:val="113927"/>
+          <w:sz w:val="21"/>
         </w:rPr>
         <w:t xml:space="preserve">Tipos de desempleo: </w:t>
       </w:r>
@@ -11706,29 +10937,23 @@
         <w:rPr>
           <w:rFonts w:ascii="Calibri" w:hAnsi="Calibri"/>
           <w:color w:val="2F3A30"/>
+          <w:sz w:val="21"/>
         </w:rPr>
         <w:t>Ayuda a distinguir entre:</w:t>
       </w:r>
     </w:p>
     <w:p>
       <w:pPr>
-        <w:spacing w:after="70"/>
-        <w:ind w:left="504" w:hanging="259"/>
-        <w:jc w:val="both"/>
-      </w:pPr>
-      <w:r>
-        <w:rPr>
-          <w:rFonts w:ascii="Calibri" w:hAnsi="Calibri"/>
-          <w:b/>
-          <w:color w:val="76927A"/>
-        </w:rPr>
-        <w:t xml:space="preserve">•  </w:t>
-      </w:r>
+        <w:spacing w:before="40" w:after="90" w:line="276" w:lineRule="auto"/>
+        <w:ind w:left="0" w:firstLine="0"/>
+        <w:jc w:val="both"/>
+      </w:pPr>
       <w:r>
         <w:rPr>
           <w:rFonts w:ascii="Calibri" w:hAnsi="Calibri"/>
           <w:b/>
           <w:color w:val="113927"/>
+          <w:sz w:val="21"/>
         </w:rPr>
         <w:t xml:space="preserve">Desempleo friccional/cíclico: </w:t>
       </w:r>
@@ -11736,29 +10961,23 @@
         <w:rPr>
           <w:rFonts w:ascii="Calibri" w:hAnsi="Calibri"/>
           <w:color w:val="2F3A30"/>
+          <w:sz w:val="21"/>
         </w:rPr>
         <w:t>Movimientos a lo largo de la curva</w:t>
       </w:r>
     </w:p>
     <w:p>
       <w:pPr>
-        <w:spacing w:after="70"/>
-        <w:ind w:left="504" w:hanging="259"/>
-        <w:jc w:val="both"/>
-      </w:pPr>
-      <w:r>
-        <w:rPr>
-          <w:rFonts w:ascii="Calibri" w:hAnsi="Calibri"/>
-          <w:b/>
-          <w:color w:val="76927A"/>
-        </w:rPr>
-        <w:t xml:space="preserve">•  </w:t>
-      </w:r>
+        <w:spacing w:before="40" w:after="90" w:line="276" w:lineRule="auto"/>
+        <w:ind w:left="0" w:firstLine="0"/>
+        <w:jc w:val="both"/>
+      </w:pPr>
       <w:r>
         <w:rPr>
           <w:rFonts w:ascii="Calibri" w:hAnsi="Calibri"/>
           <w:b/>
           <w:color w:val="113927"/>
+          <w:sz w:val="21"/>
         </w:rPr>
         <w:t xml:space="preserve">Desempleo estructural: </w:t>
       </w:r>
@@ -11766,29 +10985,23 @@
         <w:rPr>
           <w:rFonts w:ascii="Calibri" w:hAnsi="Calibri"/>
           <w:color w:val="2F3A30"/>
+          <w:sz w:val="21"/>
         </w:rPr>
         <w:t>Desplazamientos de la curva</w:t>
       </w:r>
     </w:p>
     <w:p>
       <w:pPr>
-        <w:spacing w:after="70"/>
-        <w:ind w:left="504" w:hanging="259"/>
-        <w:jc w:val="both"/>
-      </w:pPr>
-      <w:r>
-        <w:rPr>
-          <w:rFonts w:ascii="Calibri" w:hAnsi="Calibri"/>
-          <w:b/>
-          <w:color w:val="76927A"/>
-        </w:rPr>
-        <w:t xml:space="preserve">•  </w:t>
-      </w:r>
+        <w:spacing w:before="40" w:after="90" w:line="276" w:lineRule="auto"/>
+        <w:ind w:left="0" w:firstLine="0"/>
+        <w:jc w:val="both"/>
+      </w:pPr>
       <w:r>
         <w:rPr>
           <w:rFonts w:ascii="Calibri" w:hAnsi="Calibri"/>
           <w:b/>
           <w:color w:val="113927"/>
+          <w:sz w:val="21"/>
         </w:rPr>
         <w:t xml:space="preserve">Análisis dinámico: </w:t>
       </w:r>
@@ -11796,29 +11009,23 @@
         <w:rPr>
           <w:rFonts w:ascii="Calibri" w:hAnsi="Calibri"/>
           <w:color w:val="2F3A30"/>
+          <w:sz w:val="21"/>
         </w:rPr>
         <w:t>Permite estudiar cómo cambia la relación entre vacantes y desempleo a lo largo del tiempo.</w:t>
       </w:r>
     </w:p>
     <w:p>
       <w:pPr>
-        <w:spacing w:after="70"/>
-        <w:ind w:left="504" w:hanging="259"/>
-        <w:jc w:val="both"/>
-      </w:pPr>
-      <w:r>
-        <w:rPr>
-          <w:rFonts w:ascii="Calibri" w:hAnsi="Calibri"/>
-          <w:b/>
-          <w:color w:val="76927A"/>
-        </w:rPr>
-        <w:t xml:space="preserve">•  </w:t>
-      </w:r>
+        <w:spacing w:before="40" w:after="90" w:line="276" w:lineRule="auto"/>
+        <w:ind w:left="0" w:firstLine="0"/>
+        <w:jc w:val="both"/>
+      </w:pPr>
       <w:r>
         <w:rPr>
           <w:rFonts w:ascii="Calibri" w:hAnsi="Calibri"/>
           <w:b/>
           <w:color w:val="113927"/>
+          <w:sz w:val="21"/>
         </w:rPr>
         <w:t xml:space="preserve">Herramienta de política: </w:t>
       </w:r>
@@ -11826,6 +11033,7 @@
         <w:rPr>
           <w:rFonts w:ascii="Calibri" w:hAnsi="Calibri"/>
           <w:color w:val="2F3A30"/>
+          <w:sz w:val="21"/>
         </w:rPr>
         <w:t>Es útil para analizar la efectividad de políticas laborales y identificar problemas estructurales en el mercado de trabajo.</w:t>
       </w:r>
@@ -11848,23 +11056,16 @@
     </w:p>
     <w:p>
       <w:pPr>
-        <w:spacing w:after="70"/>
-        <w:ind w:left="504" w:hanging="259"/>
-        <w:jc w:val="both"/>
-      </w:pPr>
-      <w:r>
-        <w:rPr>
-          <w:rFonts w:ascii="Calibri" w:hAnsi="Calibri"/>
-          <w:b/>
-          <w:color w:val="76927A"/>
-        </w:rPr>
-        <w:t xml:space="preserve">•  </w:t>
-      </w:r>
+        <w:spacing w:before="40" w:after="90" w:line="276" w:lineRule="auto"/>
+        <w:ind w:left="0" w:firstLine="0"/>
+        <w:jc w:val="both"/>
+      </w:pPr>
       <w:r>
         <w:rPr>
           <w:rFonts w:ascii="Calibri" w:hAnsi="Calibri"/>
           <w:b/>
           <w:color w:val="113927"/>
+          <w:sz w:val="21"/>
         </w:rPr>
         <w:t xml:space="preserve">Punto A (Tasa Natural de Paro): </w:t>
       </w:r>
@@ -11872,6 +11073,7 @@
         <w:rPr>
           <w:rFonts w:ascii="Calibri" w:hAnsi="Calibri"/>
           <w:color w:val="2F3A30"/>
+          <w:sz w:val="21"/>
         </w:rPr>
         <w:t>Representa una situación donde la tasa de desempleo es igual a la tasa de vacantes. En este punto, todo el desempleo es friccional o estructural, sin componente cíclico.</w:t>
       </w:r>
@@ -11893,23 +11095,16 @@
     </w:p>
     <w:p>
       <w:pPr>
-        <w:spacing w:after="70"/>
-        <w:ind w:left="504" w:hanging="259"/>
-        <w:jc w:val="both"/>
-      </w:pPr>
-      <w:r>
-        <w:rPr>
-          <w:rFonts w:ascii="Calibri" w:hAnsi="Calibri"/>
-          <w:b/>
-          <w:color w:val="76927A"/>
-        </w:rPr>
-        <w:t xml:space="preserve">•  </w:t>
-      </w:r>
+        <w:spacing w:before="40" w:after="90" w:line="276" w:lineRule="auto"/>
+        <w:ind w:left="0" w:firstLine="0"/>
+        <w:jc w:val="both"/>
+      </w:pPr>
       <w:r>
         <w:rPr>
           <w:rFonts w:ascii="Calibri" w:hAnsi="Calibri"/>
           <w:b/>
           <w:color w:val="113927"/>
+          <w:sz w:val="21"/>
         </w:rPr>
         <w:t xml:space="preserve">Equilibrio perfecto: </w:t>
       </w:r>
@@ -11917,29 +11112,23 @@
         <w:rPr>
           <w:rFonts w:ascii="Calibri" w:hAnsi="Calibri"/>
           <w:color w:val="2F3A30"/>
+          <w:sz w:val="21"/>
         </w:rPr>
         <w:t>Hay casi tantas personas buscando pareja de baile como espacios libres en la pista</w:t>
       </w:r>
     </w:p>
     <w:p>
       <w:pPr>
-        <w:spacing w:after="70"/>
-        <w:ind w:left="504" w:hanging="259"/>
-        <w:jc w:val="both"/>
-      </w:pPr>
-      <w:r>
-        <w:rPr>
-          <w:rFonts w:ascii="Calibri" w:hAnsi="Calibri"/>
-          <w:b/>
-          <w:color w:val="76927A"/>
-        </w:rPr>
-        <w:t xml:space="preserve">•  </w:t>
-      </w:r>
+        <w:spacing w:before="40" w:after="90" w:line="276" w:lineRule="auto"/>
+        <w:ind w:left="0" w:firstLine="0"/>
+        <w:jc w:val="both"/>
+      </w:pPr>
       <w:r>
         <w:rPr>
           <w:rFonts w:ascii="Calibri" w:hAnsi="Calibri"/>
           <w:b/>
           <w:color w:val="113927"/>
+          <w:sz w:val="21"/>
         </w:rPr>
         <w:t xml:space="preserve">Ritmo natural: </w:t>
       </w:r>
@@ -11947,29 +11136,23 @@
         <w:rPr>
           <w:rFonts w:ascii="Calibri" w:hAnsi="Calibri"/>
           <w:color w:val="2F3A30"/>
+          <w:sz w:val="21"/>
         </w:rPr>
         <w:t>La fiesta fluye con naturalidad, con movimiento constante pero no caótico</w:t>
       </w:r>
     </w:p>
     <w:p>
       <w:pPr>
-        <w:spacing w:after="70"/>
-        <w:ind w:left="504" w:hanging="259"/>
-        <w:jc w:val="both"/>
-      </w:pPr>
-      <w:r>
-        <w:rPr>
-          <w:rFonts w:ascii="Calibri" w:hAnsi="Calibri"/>
-          <w:b/>
-          <w:color w:val="76927A"/>
-        </w:rPr>
-        <w:t xml:space="preserve">•  </w:t>
-      </w:r>
+        <w:spacing w:before="40" w:after="90" w:line="276" w:lineRule="auto"/>
+        <w:ind w:left="0" w:firstLine="0"/>
+        <w:jc w:val="both"/>
+      </w:pPr>
       <w:r>
         <w:rPr>
           <w:rFonts w:ascii="Calibri" w:hAnsi="Calibri"/>
           <w:b/>
           <w:color w:val="113927"/>
+          <w:sz w:val="21"/>
         </w:rPr>
         <w:t xml:space="preserve">Ni muy aburrido, ni muy alocado: </w:t>
       </w:r>
@@ -11977,29 +11160,23 @@
         <w:rPr>
           <w:rFonts w:ascii="Calibri" w:hAnsi="Calibri"/>
           <w:color w:val="2F3A30"/>
+          <w:sz w:val="21"/>
         </w:rPr>
         <w:t>No hay sobrecalentamiento ni recesión</w:t>
       </w:r>
     </w:p>
     <w:p>
       <w:pPr>
-        <w:spacing w:after="70"/>
-        <w:ind w:left="504" w:hanging="259"/>
-        <w:jc w:val="both"/>
-      </w:pPr>
-      <w:r>
-        <w:rPr>
-          <w:rFonts w:ascii="Calibri" w:hAnsi="Calibri"/>
-          <w:b/>
-          <w:color w:val="76927A"/>
-        </w:rPr>
-        <w:t xml:space="preserve">•  </w:t>
-      </w:r>
+        <w:spacing w:before="40" w:after="90" w:line="276" w:lineRule="auto"/>
+        <w:ind w:left="0" w:firstLine="0"/>
+        <w:jc w:val="both"/>
+      </w:pPr>
       <w:r>
         <w:rPr>
           <w:rFonts w:ascii="Calibri" w:hAnsi="Calibri"/>
           <w:b/>
           <w:color w:val="113927"/>
+          <w:sz w:val="21"/>
         </w:rPr>
         <w:t xml:space="preserve">Punto de referencia: </w:t>
       </w:r>
@@ -12007,29 +11184,23 @@
         <w:rPr>
           <w:rFonts w:ascii="Calibri" w:hAnsi="Calibri"/>
           <w:color w:val="2F3A30"/>
+          <w:sz w:val="21"/>
         </w:rPr>
         <w:t>Los responsables de política económica usan este momento como referencia ideal</w:t>
       </w:r>
     </w:p>
     <w:p>
       <w:pPr>
-        <w:spacing w:after="70"/>
-        <w:ind w:left="504" w:hanging="259"/>
-        <w:jc w:val="both"/>
-      </w:pPr>
-      <w:r>
-        <w:rPr>
-          <w:rFonts w:ascii="Calibri" w:hAnsi="Calibri"/>
-          <w:b/>
-          <w:color w:val="76927A"/>
-        </w:rPr>
-        <w:t xml:space="preserve">•  </w:t>
-      </w:r>
+        <w:spacing w:before="40" w:after="90" w:line="276" w:lineRule="auto"/>
+        <w:ind w:left="0" w:firstLine="0"/>
+        <w:jc w:val="both"/>
+      </w:pPr>
       <w:r>
         <w:rPr>
           <w:rFonts w:ascii="Calibri" w:hAnsi="Calibri"/>
           <w:b/>
           <w:color w:val="113927"/>
+          <w:sz w:val="21"/>
         </w:rPr>
         <w:t xml:space="preserve">Punto B (Desempleo Alto): </w:t>
       </w:r>
@@ -12037,29 +11208,23 @@
         <w:rPr>
           <w:rFonts w:ascii="Calibri" w:hAnsi="Calibri"/>
           <w:color w:val="2F3A30"/>
+          <w:sz w:val="21"/>
         </w:rPr>
         <w:t>Situado por debajo de la bisectriz, indica un desempleo superior a la suma de los niveles friccional y estructural, posiblemente debido a insuficiencia de demanda o desempleo tecnológico.</w:t>
       </w:r>
     </w:p>
     <w:p>
       <w:pPr>
-        <w:spacing w:after="70"/>
-        <w:ind w:left="504" w:hanging="259"/>
-        <w:jc w:val="both"/>
-      </w:pPr>
-      <w:r>
-        <w:rPr>
-          <w:rFonts w:ascii="Calibri" w:hAnsi="Calibri"/>
-          <w:b/>
-          <w:color w:val="76927A"/>
-        </w:rPr>
-        <w:t xml:space="preserve">•  </w:t>
-      </w:r>
+        <w:spacing w:before="40" w:after="90" w:line="276" w:lineRule="auto"/>
+        <w:ind w:left="0" w:firstLine="0"/>
+        <w:jc w:val="both"/>
+      </w:pPr>
       <w:r>
         <w:rPr>
           <w:rFonts w:ascii="Calibri" w:hAnsi="Calibri"/>
           <w:b/>
           <w:color w:val="113927"/>
+          <w:sz w:val="21"/>
         </w:rPr>
         <w:t xml:space="preserve">Punto C (Recalentamiento): </w:t>
       </w:r>
@@ -12067,6 +11232,7 @@
         <w:rPr>
           <w:rFonts w:ascii="Calibri" w:hAnsi="Calibri"/>
           <w:color w:val="2F3A30"/>
+          <w:sz w:val="21"/>
         </w:rPr>
         <w:t>Ubicado por encima de la bisectriz, muestra una tasa de desempleo menor que la de vacantes e inferior a la suma del desempleo friccional y estructural. Puede indicar un "recalentamiento" de la economía.</w:t>
       </w:r>
@@ -12121,23 +11287,16 @@
     </w:p>
     <w:p>
       <w:pPr>
-        <w:spacing w:after="70"/>
-        <w:ind w:left="504" w:hanging="259"/>
-        <w:jc w:val="both"/>
-      </w:pPr>
-      <w:r>
-        <w:rPr>
-          <w:rFonts w:ascii="Calibri" w:hAnsi="Calibri"/>
-          <w:b/>
-          <w:color w:val="76927A"/>
-        </w:rPr>
-        <w:t xml:space="preserve">•  </w:t>
-      </w:r>
+        <w:spacing w:before="40" w:after="90" w:line="276" w:lineRule="auto"/>
+        <w:ind w:left="0" w:firstLine="0"/>
+        <w:jc w:val="both"/>
+      </w:pPr>
       <w:r>
         <w:rPr>
           <w:rFonts w:ascii="Calibri" w:hAnsi="Calibri"/>
           <w:b/>
           <w:color w:val="113927"/>
+          <w:sz w:val="21"/>
         </w:rPr>
         <w:t xml:space="preserve">Desafíos metodológicos: </w:t>
       </w:r>
@@ -12145,6 +11304,7 @@
         <w:rPr>
           <w:rFonts w:ascii="Calibri" w:hAnsi="Calibri"/>
           <w:color w:val="2F3A30"/>
+          <w:sz w:val="21"/>
         </w:rPr>
         <w:t>Los investigadores enfrentaron el desafío de la falta de una serie homogénea de datos sobre vacantes laborales. Para superar esta dificultad, construyeron una serie uniforme de vacantes desde 1980 hasta 2016, combinando datos de diversas fuentes como la OCDE, la Encuesta de Coyuntura Laboral y la Encuesta Trimestral de Coste Laboral.</w:t>
       </w:r>
@@ -12167,23 +11327,16 @@
     </w:p>
     <w:p>
       <w:pPr>
-        <w:spacing w:after="70"/>
-        <w:ind w:left="504" w:hanging="259"/>
-        <w:jc w:val="both"/>
-      </w:pPr>
-      <w:r>
-        <w:rPr>
-          <w:rFonts w:ascii="Calibri" w:hAnsi="Calibri"/>
-          <w:b/>
-          <w:color w:val="76927A"/>
-        </w:rPr>
-        <w:t xml:space="preserve">•  </w:t>
-      </w:r>
+        <w:spacing w:before="40" w:after="90" w:line="276" w:lineRule="auto"/>
+        <w:ind w:left="0" w:firstLine="0"/>
+        <w:jc w:val="both"/>
+      </w:pPr>
       <w:r>
         <w:rPr>
           <w:rFonts w:ascii="Calibri" w:hAnsi="Calibri"/>
           <w:b/>
           <w:color w:val="113927"/>
+          <w:sz w:val="21"/>
         </w:rPr>
         <w:t xml:space="preserve">Fase 1 (1980–2007: </w:t>
       </w:r>
@@ -12191,6 +11344,7 @@
         <w:rPr>
           <w:rFonts w:ascii="Calibri" w:hAnsi="Calibri"/>
           <w:color w:val="2F3A30"/>
+          <w:sz w:val="21"/>
         </w:rPr>
         <w:t>Estabilidad pre-crisis y ancla en Punto A)</w:t>
       </w:r>
@@ -12227,23 +11381,16 @@
     </w:p>
     <w:p>
       <w:pPr>
-        <w:spacing w:after="70"/>
-        <w:ind w:left="504" w:hanging="259"/>
-        <w:jc w:val="both"/>
-      </w:pPr>
-      <w:r>
-        <w:rPr>
-          <w:rFonts w:ascii="Calibri" w:hAnsi="Calibri"/>
-          <w:b/>
-          <w:color w:val="76927A"/>
-        </w:rPr>
-        <w:t xml:space="preserve">•  </w:t>
-      </w:r>
+        <w:spacing w:before="40" w:after="90" w:line="276" w:lineRule="auto"/>
+        <w:ind w:left="0" w:firstLine="0"/>
+        <w:jc w:val="both"/>
+      </w:pPr>
       <w:r>
         <w:rPr>
           <w:rFonts w:ascii="Calibri" w:hAnsi="Calibri"/>
           <w:b/>
           <w:color w:val="113927"/>
+          <w:sz w:val="21"/>
         </w:rPr>
         <w:t xml:space="preserve">Fase 2 (2008–2013: </w:t>
       </w:r>
@@ -12251,6 +11398,7 @@
         <w:rPr>
           <w:rFonts w:ascii="Calibri" w:hAnsi="Calibri"/>
           <w:color w:val="2F3A30"/>
+          <w:sz w:val="21"/>
         </w:rPr>
         <w:t>Gran Recesión y desplazamiento hacia el Punto B)</w:t>
       </w:r>
@@ -12319,23 +11467,16 @@
     </w:p>
     <w:p>
       <w:pPr>
-        <w:spacing w:after="70"/>
-        <w:ind w:left="504" w:hanging="259"/>
-        <w:jc w:val="both"/>
-      </w:pPr>
-      <w:r>
-        <w:rPr>
-          <w:rFonts w:ascii="Calibri" w:hAnsi="Calibri"/>
-          <w:b/>
-          <w:color w:val="76927A"/>
-        </w:rPr>
-        <w:t xml:space="preserve">•  </w:t>
-      </w:r>
+        <w:spacing w:before="40" w:after="90" w:line="276" w:lineRule="auto"/>
+        <w:ind w:left="0" w:firstLine="0"/>
+        <w:jc w:val="both"/>
+      </w:pPr>
       <w:r>
         <w:rPr>
           <w:rFonts w:ascii="Calibri" w:hAnsi="Calibri"/>
           <w:b/>
           <w:color w:val="113927"/>
+          <w:sz w:val="21"/>
         </w:rPr>
         <w:t xml:space="preserve">Fase 3 (2014–2024: </w:t>
       </w:r>
@@ -12343,6 +11484,7 @@
         <w:rPr>
           <w:rFonts w:ascii="Calibri" w:hAnsi="Calibri"/>
           <w:color w:val="2F3A30"/>
+          <w:sz w:val="21"/>
         </w:rPr>
         <w:t>Recuperación económica y récord histórico de vacantes)</w:t>
       </w:r>
@@ -12590,654 +11732,6 @@
           <w:sz w:val="21"/>
         </w:rPr>
         <w:t>El reto más urgente para economías como la española es reformar el mercado laboral de manera que se reduzca la tasa de paro estructural y su volatilidad, mediante la creación de empleo de calidad y la mejora del funcionamiento del sistema productivo, educativo y de las instituciones económicas.</w:t>
-      </w:r>
-    </w:p>
-    <w:p>
-      <w:pPr>
-        <w:pStyle w:val="Heading1"/>
-        <w:keepNext/>
-        <w:spacing w:before="520" w:after="120"/>
-        <w:jc w:val="left"/>
-      </w:pPr>
-      <w:r>
-        <w:rPr>
-          <w:rFonts w:ascii="Outfit" w:hAnsi="Outfit"/>
-          <w:b/>
-          <w:color w:val="113927"/>
-          <w:sz w:val="30"/>
-        </w:rPr>
-        <w:t>2. CURVAS DE OFERTA Y DEMANDA DE TRABAJO</w:t>
-      </w:r>
-    </w:p>
-    <w:p>
-      <w:pPr>
-        <w:spacing w:after="90" w:line="276" w:lineRule="auto"/>
-        <w:ind w:left="0" w:firstLine="0"/>
-        <w:jc w:val="both"/>
-      </w:pPr>
-      <w:r>
-        <w:rPr>
-          <w:rFonts w:ascii="Calibri" w:hAnsi="Calibri"/>
-          <w:color w:val="2F3A30"/>
-          <w:sz w:val="21"/>
-        </w:rPr>
-        <w:t>Gráfico mostrando curva de oferta laboral (forma peculiar con efecto sustitución/renta)</w:t>
-      </w:r>
-    </w:p>
-    <w:p>
-      <w:pPr>
-        <w:keepNext/>
-        <w:spacing w:after="40" w:line="276" w:lineRule="auto" w:before="160"/>
-        <w:ind w:left="0" w:firstLine="0"/>
-        <w:jc w:val="left"/>
-      </w:pPr>
-      <w:r>
-        <w:rPr>
-          <w:rFonts w:ascii="Calibri" w:hAnsi="Calibri"/>
-          <w:b/>
-          <w:color w:val="113927"/>
-          <w:sz w:val="21"/>
-        </w:rPr>
-        <w:t>Curva de demanda de trabajo (pendiente negativa)</w:t>
-      </w:r>
-    </w:p>
-    <w:p>
-      <w:pPr>
-        <w:keepNext/>
-        <w:spacing w:after="40" w:line="276" w:lineRule="auto" w:before="160"/>
-        <w:ind w:left="0" w:firstLine="0"/>
-        <w:jc w:val="left"/>
-      </w:pPr>
-      <w:r>
-        <w:rPr>
-          <w:rFonts w:ascii="Calibri" w:hAnsi="Calibri"/>
-          <w:b/>
-          <w:color w:val="113927"/>
-          <w:sz w:val="21"/>
-        </w:rPr>
-        <w:t>Punto de equilibrio teórico</w:t>
-      </w:r>
-    </w:p>
-    <w:p>
-      <w:pPr>
-        <w:spacing w:after="70"/>
-        <w:ind w:left="504" w:hanging="259"/>
-        <w:jc w:val="both"/>
-      </w:pPr>
-      <w:r>
-        <w:rPr>
-          <w:rFonts w:ascii="Calibri" w:hAnsi="Calibri"/>
-          <w:b/>
-          <w:color w:val="76927A"/>
-        </w:rPr>
-        <w:t xml:space="preserve">•  </w:t>
-      </w:r>
-      <w:r>
-        <w:rPr>
-          <w:rFonts w:ascii="Calibri" w:hAnsi="Calibri"/>
-          <w:b/>
-          <w:color w:val="113927"/>
-        </w:rPr>
-        <w:t xml:space="preserve">Ubicación sugerida: </w:t>
-      </w:r>
-      <w:r>
-        <w:rPr>
-          <w:rFonts w:ascii="Calibri" w:hAnsi="Calibri"/>
-          <w:color w:val="2F3A30"/>
-        </w:rPr>
-        <w:t>Sección 3.1</w:t>
-      </w:r>
-    </w:p>
-    <w:p>
-      <w:pPr>
-        <w:spacing w:after="70"/>
-        <w:ind w:left="504" w:hanging="259"/>
-        <w:jc w:val="both"/>
-      </w:pPr>
-      <w:r>
-        <w:rPr>
-          <w:rFonts w:ascii="Calibri" w:hAnsi="Calibri"/>
-          <w:b/>
-          <w:color w:val="76927A"/>
-        </w:rPr>
-        <w:t xml:space="preserve">•  </w:t>
-      </w:r>
-      <w:r>
-        <w:rPr>
-          <w:rFonts w:ascii="Calibri" w:hAnsi="Calibri"/>
-          <w:b/>
-          <w:color w:val="113927"/>
-        </w:rPr>
-        <w:t xml:space="preserve">Material disponible: </w:t>
-      </w:r>
-      <w:r>
-        <w:rPr>
-          <w:rFonts w:ascii="Calibri" w:hAnsi="Calibri"/>
-          <w:color w:val="2F3A30"/>
-        </w:rPr>
-        <w:t>Ya existe en los PDFs fuente</w:t>
-      </w:r>
-    </w:p>
-    <w:p>
-      <w:pPr>
-        <w:keepNext/>
-        <w:spacing w:after="40" w:line="276" w:lineRule="auto" w:before="160"/>
-        <w:ind w:left="0" w:firstLine="0"/>
-        <w:jc w:val="left"/>
-      </w:pPr>
-      <w:r>
-        <w:rPr>
-          <w:rFonts w:ascii="Calibri" w:hAnsi="Calibri"/>
-          <w:b/>
-          <w:color w:val="113927"/>
-          <w:sz w:val="21"/>
-        </w:rPr>
-        <w:t>GRÁFICOS COMPLEMENTARIOS (ALTAMENTE RECOMENDABLES)</w:t>
-      </w:r>
-    </w:p>
-    <w:p>
-      <w:pPr>
-        <w:pStyle w:val="Heading1"/>
-        <w:keepNext/>
-        <w:spacing w:before="520" w:after="120"/>
-        <w:jc w:val="left"/>
-      </w:pPr>
-      <w:r>
-        <w:rPr>
-          <w:rFonts w:ascii="Outfit" w:hAnsi="Outfit"/>
-          <w:b/>
-          <w:color w:val="113927"/>
-          <w:sz w:val="30"/>
-        </w:rPr>
-        <w:t>6. CLASIFICACIÓN DE TIPOS DE DESEMPLEO</w:t>
-      </w:r>
-    </w:p>
-    <w:p>
-      <w:pPr>
-        <w:spacing w:after="70"/>
-        <w:ind w:left="504" w:hanging="259"/>
-        <w:jc w:val="both"/>
-      </w:pPr>
-      <w:r>
-        <w:rPr>
-          <w:rFonts w:ascii="Calibri" w:hAnsi="Calibri"/>
-          <w:b/>
-          <w:color w:val="76927A"/>
-        </w:rPr>
-        <w:t xml:space="preserve">•  </w:t>
-      </w:r>
-      <w:r>
-        <w:rPr>
-          <w:rFonts w:ascii="Calibri" w:hAnsi="Calibri"/>
-          <w:b/>
-          <w:color w:val="113927"/>
-        </w:rPr>
-        <w:t xml:space="preserve">Esquema visual de los 4 tipos: </w:t>
-      </w:r>
-      <w:r>
-        <w:rPr>
-          <w:rFonts w:ascii="Calibri" w:hAnsi="Calibri"/>
-          <w:color w:val="2F3A30"/>
-        </w:rPr>
-        <w:t>friccional, estructural, cíclico, estacional</w:t>
-      </w:r>
-    </w:p>
-    <w:p>
-      <w:pPr>
-        <w:keepNext/>
-        <w:spacing w:after="40" w:line="276" w:lineRule="auto" w:before="160"/>
-        <w:ind w:left="0" w:firstLine="0"/>
-        <w:jc w:val="left"/>
-      </w:pPr>
-      <w:r>
-        <w:rPr>
-          <w:rFonts w:ascii="Calibri" w:hAnsi="Calibri"/>
-          <w:b/>
-          <w:color w:val="113927"/>
-          <w:sz w:val="21"/>
-        </w:rPr>
-        <w:t>Características principales de cada tipo</w:t>
-      </w:r>
-    </w:p>
-    <w:p>
-      <w:pPr>
-        <w:spacing w:after="70"/>
-        <w:ind w:left="504" w:hanging="259"/>
-        <w:jc w:val="both"/>
-      </w:pPr>
-      <w:r>
-        <w:rPr>
-          <w:rFonts w:ascii="Calibri" w:hAnsi="Calibri"/>
-          <w:b/>
-          <w:color w:val="76927A"/>
-        </w:rPr>
-        <w:t xml:space="preserve">•  </w:t>
-      </w:r>
-      <w:r>
-        <w:rPr>
-          <w:rFonts w:ascii="Calibri" w:hAnsi="Calibri"/>
-          <w:b/>
-          <w:color w:val="113927"/>
-        </w:rPr>
-        <w:t xml:space="preserve">Ubicación sugerida: </w:t>
-      </w:r>
-      <w:r>
-        <w:rPr>
-          <w:rFonts w:ascii="Calibri" w:hAnsi="Calibri"/>
-          <w:color w:val="2F3A30"/>
-        </w:rPr>
-        <w:t>Introducción a Sección 4</w:t>
-      </w:r>
-    </w:p>
-    <w:p>
-      <w:pPr>
-        <w:pStyle w:val="Heading1"/>
-        <w:keepNext/>
-        <w:spacing w:before="520" w:after="120"/>
-        <w:jc w:val="left"/>
-      </w:pPr>
-      <w:r>
-        <w:rPr>
-          <w:rFonts w:ascii="Outfit" w:hAnsi="Outfit"/>
-          <w:b/>
-          <w:color w:val="113927"/>
-          <w:sz w:val="30"/>
-        </w:rPr>
-        <w:t>7. DURACIÓN DEL DESEMPLEO POR TIPOS</w:t>
-      </w:r>
-    </w:p>
-    <w:p>
-      <w:pPr>
-        <w:spacing w:after="90" w:line="276" w:lineRule="auto"/>
-        <w:ind w:left="0" w:firstLine="0"/>
-        <w:jc w:val="both"/>
-      </w:pPr>
-      <w:r>
-        <w:rPr>
-          <w:rFonts w:ascii="Calibri" w:hAnsi="Calibri"/>
-          <w:color w:val="2F3A30"/>
-          <w:sz w:val="21"/>
-        </w:rPr>
-        <w:t>Gráfico temporal mostrando duración característica de cada tipo</w:t>
-      </w:r>
-    </w:p>
-    <w:p>
-      <w:pPr>
-        <w:spacing w:after="70"/>
-        <w:ind w:left="504" w:hanging="259"/>
-        <w:jc w:val="both"/>
-      </w:pPr>
-      <w:r>
-        <w:rPr>
-          <w:rFonts w:ascii="Calibri" w:hAnsi="Calibri"/>
-          <w:b/>
-          <w:color w:val="76927A"/>
-        </w:rPr>
-        <w:t xml:space="preserve">•  </w:t>
-      </w:r>
-      <w:r>
-        <w:rPr>
-          <w:rFonts w:ascii="Calibri" w:hAnsi="Calibri"/>
-          <w:b/>
-          <w:color w:val="113927"/>
-        </w:rPr>
-        <w:t xml:space="preserve">Ubicación sugerida: </w:t>
-      </w:r>
-      <w:r>
-        <w:rPr>
-          <w:rFonts w:ascii="Calibri" w:hAnsi="Calibri"/>
-          <w:color w:val="2F3A30"/>
-        </w:rPr>
-        <w:t>Sección 4.1 y 4.2</w:t>
-      </w:r>
-    </w:p>
-    <w:p>
-      <w:pPr>
-        <w:keepNext/>
-        <w:spacing w:after="40" w:line="276" w:lineRule="auto" w:before="160"/>
-        <w:ind w:left="0" w:firstLine="0"/>
-        <w:jc w:val="left"/>
-      </w:pPr>
-      <w:r>
-        <w:rPr>
-          <w:rFonts w:ascii="Calibri" w:hAnsi="Calibri"/>
-          <w:b/>
-          <w:color w:val="113927"/>
-          <w:sz w:val="21"/>
-        </w:rPr>
-        <w:t>TABLAS RECOMENDABLES</w:t>
-      </w:r>
-    </w:p>
-    <w:p>
-      <w:pPr>
-        <w:pStyle w:val="Heading1"/>
-        <w:keepNext/>
-        <w:spacing w:before="520" w:after="120"/>
-        <w:jc w:val="left"/>
-      </w:pPr>
-      <w:r>
-        <w:rPr>
-          <w:rFonts w:ascii="Outfit" w:hAnsi="Outfit"/>
-          <w:b/>
-          <w:color w:val="113927"/>
-          <w:sz w:val="30"/>
-        </w:rPr>
-        <w:t>9. TABLA COMPARATIVA PIB NOMINAL VS REAL</w:t>
-      </w:r>
-    </w:p>
-    <w:p>
-      <w:pPr>
-        <w:keepNext/>
-        <w:spacing w:after="40" w:line="276" w:lineRule="auto" w:before="160"/>
-        <w:ind w:left="0" w:firstLine="0"/>
-        <w:jc w:val="left"/>
-      </w:pPr>
-      <w:r>
-        <w:rPr>
-          <w:rFonts w:ascii="Calibri" w:hAnsi="Calibri"/>
-          <w:b/>
-          <w:color w:val="113927"/>
-          <w:sz w:val="21"/>
-        </w:rPr>
-        <w:t>Ejemplo numérico mostrando diferencias con inflación</w:t>
-      </w:r>
-    </w:p>
-    <w:p>
-      <w:pPr>
-        <w:spacing w:after="70"/>
-        <w:ind w:left="504" w:hanging="259"/>
-        <w:jc w:val="both"/>
-      </w:pPr>
-      <w:r>
-        <w:rPr>
-          <w:rFonts w:ascii="Calibri" w:hAnsi="Calibri"/>
-          <w:b/>
-          <w:color w:val="76927A"/>
-        </w:rPr>
-        <w:t xml:space="preserve">•  </w:t>
-      </w:r>
-      <w:r>
-        <w:rPr>
-          <w:rFonts w:ascii="Calibri" w:hAnsi="Calibri"/>
-          <w:b/>
-          <w:color w:val="113927"/>
-        </w:rPr>
-        <w:t xml:space="preserve">Ubicación sugerida: </w:t>
-      </w:r>
-      <w:r>
-        <w:rPr>
-          <w:rFonts w:ascii="Calibri" w:hAnsi="Calibri"/>
-          <w:color w:val="2F3A30"/>
-        </w:rPr>
-        <w:t>Sección 2.1</w:t>
-      </w:r>
-    </w:p>
-    <w:p>
-      <w:pPr>
-        <w:keepNext/>
-        <w:spacing w:after="40" w:line="276" w:lineRule="auto" w:before="160"/>
-        <w:ind w:left="0" w:firstLine="0"/>
-        <w:jc w:val="left"/>
-      </w:pPr>
-      <w:r>
-        <w:rPr>
-          <w:rFonts w:ascii="Calibri" w:hAnsi="Calibri"/>
-          <w:b/>
-          <w:color w:val="113927"/>
-          <w:sz w:val="21"/>
-        </w:rPr>
-        <w:t>ELEMENTOS ADICIONALES OPCIONALES</w:t>
-      </w:r>
-    </w:p>
-    <w:p>
-      <w:pPr>
-        <w:pStyle w:val="Heading1"/>
-        <w:keepNext/>
-        <w:spacing w:before="520" w:after="120"/>
-        <w:jc w:val="left"/>
-      </w:pPr>
-      <w:r>
-        <w:rPr>
-          <w:rFonts w:ascii="Outfit" w:hAnsi="Outfit"/>
-          <w:b/>
-          <w:color w:val="113927"/>
-          <w:sz w:val="30"/>
-        </w:rPr>
-        <w:t>12. EVOLUCIÓN TEMPORAL DE NAIRU</w:t>
-      </w:r>
-    </w:p>
-    <w:p>
-      <w:pPr>
-        <w:spacing w:after="90" w:line="276" w:lineRule="auto"/>
-        <w:ind w:left="0" w:firstLine="0"/>
-        <w:jc w:val="both"/>
-      </w:pPr>
-      <w:r>
-        <w:rPr>
-          <w:rFonts w:ascii="Calibri" w:hAnsi="Calibri"/>
-          <w:color w:val="2F3A30"/>
-          <w:sz w:val="21"/>
-        </w:rPr>
-        <w:t>Gráfico para zona euro y España mostrando cambios en tasa natural</w:t>
-      </w:r>
-    </w:p>
-    <w:p>
-      <w:pPr>
-        <w:spacing w:after="70"/>
-        <w:ind w:left="504" w:hanging="259"/>
-        <w:jc w:val="both"/>
-      </w:pPr>
-      <w:r>
-        <w:rPr>
-          <w:rFonts w:ascii="Calibri" w:hAnsi="Calibri"/>
-          <w:b/>
-          <w:color w:val="76927A"/>
-        </w:rPr>
-        <w:t xml:space="preserve">•  </w:t>
-      </w:r>
-      <w:r>
-        <w:rPr>
-          <w:rFonts w:ascii="Calibri" w:hAnsi="Calibri"/>
-          <w:b/>
-          <w:color w:val="113927"/>
-        </w:rPr>
-        <w:t xml:space="preserve">Material disponible: </w:t>
-      </w:r>
-      <w:r>
-        <w:rPr>
-          <w:rFonts w:ascii="Calibri" w:hAnsi="Calibri"/>
-          <w:color w:val="2F3A30"/>
-        </w:rPr>
-        <w:t>Gráficos temporales 1965-2015 ya disponibles</w:t>
-      </w:r>
-    </w:p>
-    <w:p>
-      <w:pPr>
-        <w:pStyle w:val="Heading1"/>
-        <w:keepNext/>
-        <w:spacing w:before="520" w:after="120"/>
-        <w:jc w:val="left"/>
-      </w:pPr>
-      <w:r>
-        <w:rPr>
-          <w:rFonts w:ascii="Outfit" w:hAnsi="Outfit"/>
-          <w:b/>
-          <w:color w:val="113927"/>
-          <w:sz w:val="30"/>
-        </w:rPr>
-        <w:t>13. ESQUEMA DE FLUJOS POBLACIONALES</w:t>
-      </w:r>
-    </w:p>
-    <w:p>
-      <w:pPr>
-        <w:spacing w:after="90" w:line="276" w:lineRule="auto"/>
-        <w:ind w:left="0" w:firstLine="0"/>
-        <w:jc w:val="both"/>
-      </w:pPr>
-      <w:r>
-        <w:rPr>
-          <w:rFonts w:ascii="Calibri" w:hAnsi="Calibri"/>
-          <w:color w:val="2F3A30"/>
-          <w:sz w:val="21"/>
-        </w:rPr>
-        <w:t>Diagrama mostrando población total → población en edad de trabajar → población activa → ocupados/desempleados</w:t>
-      </w:r>
-    </w:p>
-    <w:p>
-      <w:pPr>
-        <w:spacing w:after="70"/>
-        <w:ind w:left="504" w:hanging="259"/>
-        <w:jc w:val="both"/>
-      </w:pPr>
-      <w:r>
-        <w:rPr>
-          <w:rFonts w:ascii="Calibri" w:hAnsi="Calibri"/>
-          <w:b/>
-          <w:color w:val="76927A"/>
-        </w:rPr>
-        <w:t xml:space="preserve">•  </w:t>
-      </w:r>
-      <w:r>
-        <w:rPr>
-          <w:rFonts w:ascii="Calibri" w:hAnsi="Calibri"/>
-          <w:b/>
-          <w:color w:val="113927"/>
-        </w:rPr>
-        <w:t xml:space="preserve">Material disponible: </w:t>
-      </w:r>
-      <w:r>
-        <w:rPr>
-          <w:rFonts w:ascii="Calibri" w:hAnsi="Calibri"/>
-          <w:color w:val="2F3A30"/>
-        </w:rPr>
-        <w:t>Diagrama de flujo ya disponible en PDFs fuente</w:t>
-      </w:r>
-    </w:p>
-    <w:p>
-      <w:pPr>
-        <w:spacing w:after="70"/>
-        <w:ind w:left="504" w:hanging="259"/>
-        <w:jc w:val="both"/>
-      </w:pPr>
-      <w:r>
-        <w:rPr>
-          <w:rFonts w:ascii="Calibri" w:hAnsi="Calibri"/>
-          <w:b/>
-          <w:color w:val="76927A"/>
-        </w:rPr>
-        <w:t xml:space="preserve">•  </w:t>
-      </w:r>
-      <w:r>
-        <w:rPr>
-          <w:rFonts w:ascii="Calibri" w:hAnsi="Calibri"/>
-          <w:b/>
-          <w:color w:val="113927"/>
-        </w:rPr>
-        <w:t xml:space="preserve">Ubicación sugerida: </w:t>
-      </w:r>
-      <w:r>
-        <w:rPr>
-          <w:rFonts w:ascii="Calibri" w:hAnsi="Calibri"/>
-          <w:color w:val="2F3A30"/>
-        </w:rPr>
-        <w:t>Sección 1.2</w:t>
-      </w:r>
-    </w:p>
-    <w:p>
-      <w:pPr>
-        <w:spacing w:after="90" w:line="276" w:lineRule="auto"/>
-        <w:ind w:left="0" w:firstLine="0"/>
-        <w:jc w:val="both"/>
-      </w:pPr>
-      <w:r>
-        <w:rPr>
-          <w:rFonts w:ascii="Calibri" w:hAnsi="Calibri"/>
-          <w:b/>
-          <w:color w:val="2F3A30"/>
-          <w:sz w:val="21"/>
-        </w:rPr>
-        <w:t>CONSIDERACIONES TÉCNICAS:</w:t>
-      </w:r>
-    </w:p>
-    <w:p>
-      <w:pPr>
-        <w:keepNext/>
-        <w:spacing w:after="40" w:line="276" w:lineRule="auto" w:before="160"/>
-        <w:ind w:left="0" w:firstLine="0"/>
-        <w:jc w:val="left"/>
-      </w:pPr>
-      <w:r>
-        <w:rPr>
-          <w:rFonts w:ascii="Calibri" w:hAnsi="Calibri"/>
-          <w:b/>
-          <w:color w:val="113927"/>
-          <w:sz w:val="21"/>
-        </w:rPr>
-        <w:t>Los gráficos deben ser de alta calidad y legibles</w:t>
-      </w:r>
-    </w:p>
-    <w:p>
-      <w:pPr>
-        <w:keepNext/>
-        <w:spacing w:after="40" w:line="276" w:lineRule="auto" w:before="160"/>
-        <w:ind w:left="0" w:firstLine="0"/>
-        <w:jc w:val="left"/>
-      </w:pPr>
-      <w:r>
-        <w:rPr>
-          <w:rFonts w:ascii="Calibri" w:hAnsi="Calibri"/>
-          <w:b/>
-          <w:color w:val="113927"/>
-          <w:sz w:val="21"/>
-        </w:rPr>
-        <w:t>Incluir fuentes de datos (EPA, INE, ETCL)</w:t>
-      </w:r>
-    </w:p>
-    <w:p>
-      <w:pPr>
-        <w:keepNext/>
-        <w:spacing w:after="40" w:line="276" w:lineRule="auto" w:before="160"/>
-        <w:ind w:left="0" w:firstLine="0"/>
-        <w:jc w:val="left"/>
-      </w:pPr>
-      <w:r>
-        <w:rPr>
-          <w:rFonts w:ascii="Calibri" w:hAnsi="Calibri"/>
-          <w:b/>
-          <w:color w:val="113927"/>
-          <w:sz w:val="21"/>
-        </w:rPr>
-        <w:t>Usar colores consistentes y profesionales</w:t>
-      </w:r>
-    </w:p>
-    <w:p>
-      <w:pPr>
-        <w:spacing w:after="90" w:line="276" w:lineRule="auto"/>
-        <w:ind w:left="0" w:firstLine="0"/>
-        <w:jc w:val="both"/>
-      </w:pPr>
-      <w:r>
-        <w:rPr>
-          <w:rFonts w:ascii="Calibri" w:hAnsi="Calibri"/>
-          <w:color w:val="2F3A30"/>
-          <w:sz w:val="21"/>
-        </w:rPr>
-        <w:t>Añadir títulos descriptivos y ejes claramente etiquetados</w:t>
-      </w:r>
-    </w:p>
-    <w:p>
-      <w:pPr>
-        <w:spacing w:after="90" w:line="276" w:lineRule="auto"/>
-        <w:ind w:left="0" w:firstLine="0"/>
-        <w:jc w:val="both"/>
-      </w:pPr>
-      <w:r>
-        <w:rPr>
-          <w:rFonts w:ascii="Calibri" w:hAnsi="Calibri"/>
-          <w:color w:val="2F3A30"/>
-          <w:sz w:val="21"/>
-        </w:rPr>
-        <w:t>Considerar la accesibilidad visual (contraste adecuado)</w:t>
       </w:r>
     </w:p>
     <w:p>
